--- a/7-技术管理/运行记录类文件/JXTX-07-03-2025年1-11月运维服务技术研发报告.docx
+++ b/7-技术管理/运行记录类文件/JXTX-07-03-2025年1-11月运维服务技术研发报告.docx
@@ -21,7 +21,60 @@
         <w:spacing w:before="3120" w:beforeLines="1000"/>
         <w:textAlignment w:val="baseline"/>
       </w:pPr>
+      <w:bookmarkStart w:id="19" w:name="_GoBack"/>
       <w:bookmarkStart w:id="0" w:name="_Toc25207"/>
+      <w:r>
+        <w:drawing>
+          <wp:anchor distT="0" distB="0" distL="114300" distR="114300" simplePos="0" relativeHeight="251661312" behindDoc="1" locked="0" layoutInCell="1" allowOverlap="1">
+            <wp:simplePos x="0" y="0"/>
+            <wp:positionH relativeFrom="column">
+              <wp:posOffset>-19050</wp:posOffset>
+            </wp:positionH>
+            <wp:positionV relativeFrom="paragraph">
+              <wp:posOffset>-22225</wp:posOffset>
+            </wp:positionV>
+            <wp:extent cx="5304790" cy="8893810"/>
+            <wp:effectExtent l="0" t="0" r="13970" b="6350"/>
+            <wp:wrapNone/>
+            <wp:docPr id="13" name="图片 13"/>
+            <wp:cNvGraphicFramePr>
+              <a:graphicFrameLocks xmlns:a="http://schemas.openxmlformats.org/drawingml/2006/main" noChangeAspect="1"/>
+            </wp:cNvGraphicFramePr>
+            <a:graphic xmlns:a="http://schemas.openxmlformats.org/drawingml/2006/main">
+              <a:graphicData uri="http://schemas.openxmlformats.org/drawingml/2006/picture">
+                <pic:pic xmlns:pic="http://schemas.openxmlformats.org/drawingml/2006/picture">
+                  <pic:nvPicPr>
+                    <pic:cNvPr id="13" name="图片 13"/>
+                    <pic:cNvPicPr>
+                      <a:picLocks noChangeAspect="1"/>
+                    </pic:cNvPicPr>
+                  </pic:nvPicPr>
+                  <pic:blipFill>
+                    <a:blip r:embed="rId7"/>
+                    <a:stretch>
+                      <a:fillRect/>
+                    </a:stretch>
+                  </pic:blipFill>
+                  <pic:spPr>
+                    <a:xfrm>
+                      <a:off x="0" y="0"/>
+                      <a:ext cx="5304790" cy="8893810"/>
+                    </a:xfrm>
+                    <a:prstGeom prst="rect">
+                      <a:avLst/>
+                    </a:prstGeom>
+                    <a:noFill/>
+                    <a:ln>
+                      <a:noFill/>
+                    </a:ln>
+                  </pic:spPr>
+                </pic:pic>
+              </a:graphicData>
+            </a:graphic>
+          </wp:anchor>
+        </w:drawing>
+      </w:r>
+      <w:bookmarkEnd w:id="19"/>
       <w:r>
         <w:drawing>
           <wp:anchor distT="0" distB="0" distL="114300" distR="114300" simplePos="0" relativeHeight="251660288" behindDoc="1" locked="0" layoutInCell="1" allowOverlap="1">
@@ -49,7 +102,7 @@
                     </pic:cNvPicPr>
                   </pic:nvPicPr>
                   <pic:blipFill>
-                    <a:blip r:embed="rId7"/>
+                    <a:blip r:embed="rId8"/>
                     <a:stretch>
                       <a:fillRect/>
                     </a:stretch>
@@ -104,7 +157,7 @@
                     </pic:cNvPicPr>
                   </pic:nvPicPr>
                   <pic:blipFill>
-                    <a:blip r:embed="rId8">
+                    <a:blip r:embed="rId9">
                       <a:alphaModFix amt="58000"/>
                       <a:lum contrast="-52000"/>
                     </a:blip>
@@ -1299,7 +1352,6 @@
                 <w:szCs w:val="20"/>
               </w:rPr>
             </w:pPr>
-            <w:bookmarkStart w:id="19" w:name="_GoBack"/>
             <w:r>
               <w:rPr>
                 <w:rFonts w:hint="eastAsia" w:asciiTheme="minorAscii" w:hAnsiTheme="minorAscii" w:eastAsiaTheme="minorEastAsia"/>
@@ -1311,7 +1363,6 @@
               </w:rPr>
               <w:t>熊发云</w:t>
             </w:r>
-            <w:bookmarkEnd w:id="19"/>
           </w:p>
         </w:tc>
         <w:tc>
@@ -3788,7 +3839,7 @@
                     </pic:cNvPicPr>
                   </pic:nvPicPr>
                   <pic:blipFill>
-                    <a:blip r:embed="rId9"/>
+                    <a:blip r:embed="rId10"/>
                     <a:stretch>
                       <a:fillRect/>
                     </a:stretch>
@@ -3980,7 +4031,7 @@
                     </pic:cNvPicPr>
                   </pic:nvPicPr>
                   <pic:blipFill>
-                    <a:blip r:embed="rId10"/>
+                    <a:blip r:embed="rId11"/>
                     <a:stretch>
                       <a:fillRect/>
                     </a:stretch>
@@ -4148,7 +4199,7 @@
                     </pic:cNvPicPr>
                   </pic:nvPicPr>
                   <pic:blipFill>
-                    <a:blip r:embed="rId11"/>
+                    <a:blip r:embed="rId12"/>
                     <a:stretch>
                       <a:fillRect/>
                     </a:stretch>
@@ -4325,7 +4376,7 @@
                     </pic:cNvPicPr>
                   </pic:nvPicPr>
                   <pic:blipFill>
-                    <a:blip r:embed="rId12"/>
+                    <a:blip r:embed="rId13"/>
                     <a:stretch>
                       <a:fillRect/>
                     </a:stretch>
@@ -4508,7 +4559,7 @@
                     </pic:cNvPicPr>
                   </pic:nvPicPr>
                   <pic:blipFill>
-                    <a:blip r:embed="rId13"/>
+                    <a:blip r:embed="rId14"/>
                     <a:stretch>
                       <a:fillRect/>
                     </a:stretch>
@@ -4569,7 +4620,7 @@
                     </pic:cNvPicPr>
                   </pic:nvPicPr>
                   <pic:blipFill>
-                    <a:blip r:embed="rId14"/>
+                    <a:blip r:embed="rId15"/>
                     <a:stretch>
                       <a:fillRect/>
                     </a:stretch>
@@ -4761,7 +4812,7 @@
                     </pic:cNvPicPr>
                   </pic:nvPicPr>
                   <pic:blipFill>
-                    <a:blip r:embed="rId15"/>
+                    <a:blip r:embed="rId16"/>
                     <a:stretch>
                       <a:fillRect/>
                     </a:stretch>
@@ -4952,7 +5003,7 @@
                     </pic:cNvPicPr>
                   </pic:nvPicPr>
                   <pic:blipFill>
-                    <a:blip r:embed="rId16"/>
+                    <a:blip r:embed="rId17"/>
                     <a:stretch>
                       <a:fillRect/>
                     </a:stretch>
@@ -5143,7 +5194,7 @@
                     </pic:cNvPicPr>
                   </pic:nvPicPr>
                   <pic:blipFill>
-                    <a:blip r:embed="rId17"/>
+                    <a:blip r:embed="rId18"/>
                     <a:stretch>
                       <a:fillRect/>
                     </a:stretch>
@@ -5199,7 +5250,7 @@
                     </pic:cNvPicPr>
                   </pic:nvPicPr>
                   <pic:blipFill>
-                    <a:blip r:embed="rId18"/>
+                    <a:blip r:embed="rId19"/>
                     <a:stretch>
                       <a:fillRect/>
                     </a:stretch>
@@ -5367,7 +5418,7 @@
                     </pic:cNvPicPr>
                   </pic:nvPicPr>
                   <pic:blipFill>
-                    <a:blip r:embed="rId19"/>
+                    <a:blip r:embed="rId20"/>
                     <a:stretch>
                       <a:fillRect/>
                     </a:stretch>
@@ -6342,6 +6393,12 @@
             <w:insideH w:val="single" w:color="auto" w:sz="4" w:space="0"/>
             <w:insideV w:val="single" w:color="auto" w:sz="4" w:space="0"/>
           </w:tblBorders>
+          <w:tblCellMar>
+            <w:top w:w="0" w:type="dxa"/>
+            <w:left w:w="108" w:type="dxa"/>
+            <w:bottom w:w="0" w:type="dxa"/>
+            <w:right w:w="108" w:type="dxa"/>
+          </w:tblCellMar>
         </w:tblPrEx>
         <w:trPr>
           <w:jc w:val="center"/>
@@ -8106,6 +8163,12 @@
             <w:insideH w:val="single" w:color="auto" w:sz="4" w:space="0"/>
             <w:insideV w:val="single" w:color="auto" w:sz="4" w:space="0"/>
           </w:tblBorders>
+          <w:tblCellMar>
+            <w:top w:w="0" w:type="dxa"/>
+            <w:left w:w="108" w:type="dxa"/>
+            <w:bottom w:w="0" w:type="dxa"/>
+            <w:right w:w="108" w:type="dxa"/>
+          </w:tblCellMar>
         </w:tblPrEx>
         <w:tc>
           <w:tcPr>
@@ -8732,7 +8795,7 @@
                     </pic:cNvPicPr>
                   </pic:nvPicPr>
                   <pic:blipFill>
-                    <a:blip r:embed="rId20"/>
+                    <a:blip r:embed="rId21"/>
                     <a:stretch>
                       <a:fillRect/>
                     </a:stretch>

--- a/7-技术管理/运行记录类文件/JXTX-07-03-2025年1-11月运维服务技术研发报告.docx
+++ b/7-技术管理/运行记录类文件/JXTX-07-03-2025年1-11月运维服务技术研发报告.docx
@@ -1,10 +1,11 @@
 
 <file path=word/document.xml><?xml version="1.0" encoding="utf-8"?>
-<w:document xmlns:wpc="http://schemas.microsoft.com/office/word/2010/wordprocessingCanvas" xmlns:mc="http://schemas.openxmlformats.org/markup-compatibility/2006" xmlns:o="urn:schemas-microsoft-com:office:office" xmlns:r="http://schemas.openxmlformats.org/officeDocument/2006/relationships" xmlns:m="http://schemas.openxmlformats.org/officeDocument/2006/math" xmlns:v="urn:schemas-microsoft-com:vml" xmlns:wp14="http://schemas.microsoft.com/office/word/2010/wordprocessingDrawing" xmlns:wp="http://schemas.openxmlformats.org/drawingml/2006/wordprocessingDrawing" xmlns:w="http://schemas.openxmlformats.org/wordprocessingml/2006/main" xmlns:w14="http://schemas.microsoft.com/office/word/2010/wordml" xmlns:w10="urn:schemas-microsoft-com:office:word" xmlns:w15="http://schemas.microsoft.com/office/word/2012/wordml" xmlns:wpg="http://schemas.microsoft.com/office/word/2010/wordprocessingGroup" xmlns:wpi="http://schemas.microsoft.com/office/word/2010/wordprocessingInk" xmlns:wne="http://schemas.microsoft.com/office/word/2006/wordml" xmlns:wps="http://schemas.microsoft.com/office/word/2010/wordprocessingShape" xmlns:wpsCustomData="http://www.wps.cn/officeDocument/2013/wpsCustomData" mc:Ignorable="w14 w15 wp14">
+<w:document xmlns:wpc="http://schemas.microsoft.com/office/word/2010/wordprocessingCanvas" xmlns:mc="http://schemas.openxmlformats.org/markup-compatibility/2006" xmlns:o="urn:schemas-microsoft-com:office:office" xmlns:r="http://schemas.openxmlformats.org/officeDocument/2006/relationships" xmlns:m="http://schemas.openxmlformats.org/officeDocument/2006/math" xmlns:v="urn:schemas-microsoft-com:vml" xmlns:wp14="http://schemas.microsoft.com/office/word/2010/wordprocessingDrawing" xmlns:wp="http://schemas.openxmlformats.org/drawingml/2006/wordprocessingDrawing" xmlns:w10="urn:schemas-microsoft-com:office:word" xmlns:w="http://schemas.openxmlformats.org/wordprocessingml/2006/main" xmlns:w14="http://schemas.microsoft.com/office/word/2010/wordml" xmlns:w15="http://schemas.microsoft.com/office/word/2012/wordml" xmlns:wne="http://schemas.microsoft.com/office/word/2006/wordml" xmlns:wpg="http://schemas.microsoft.com/office/word/2010/wordprocessingGroup" xmlns:wpi="http://schemas.microsoft.com/office/word/2010/wordprocessingInk" xmlns:wps="http://schemas.microsoft.com/office/word/2010/wordprocessingShape" mc:Ignorable="w14 w15 wp14">
+  <!-- Generated by Aspose.Words for .NET 13.3.0.1 -->
   <w:body>
     <w:p>
       <w:pPr>
-        <w:pStyle w:val="24"/>
+        <w:pStyle w:val="a"/>
         <w:keepNext w:val="0"/>
         <w:keepLines w:val="0"/>
         <w:pageBreakBefore w:val="0"/>
@@ -24,7 +25,7 @@
       <w:bookmarkStart w:id="0" w:name="_Toc7506"/>
       <w:r>
         <w:drawing>
-          <wp:anchor distT="0" distB="0" distL="114300" distR="114300" simplePos="0" relativeHeight="251661312" behindDoc="1" locked="0" layoutInCell="1" allowOverlap="1">
+          <wp:anchor distT="0" distB="0" distL="114300" distR="114300" simplePos="0" relativeHeight="251660288" behindDoc="1" locked="0" layoutInCell="1" allowOverlap="1">
             <wp:simplePos x="0" y="0"/>
             <wp:positionH relativeFrom="column">
               <wp:posOffset>-19050</wp:posOffset>
@@ -49,7 +50,7 @@
                     </pic:cNvPicPr>
                   </pic:nvPicPr>
                   <pic:blipFill>
-                    <a:blip r:embed="rId7"/>
+                    <a:blip xmlns:r="http://schemas.openxmlformats.org/officeDocument/2006/relationships" r:embed="rId4"/>
                     <a:stretch>
                       <a:fillRect/>
                     </a:stretch>
@@ -75,7 +76,7 @@
       </w:r>
       <w:r>
         <w:drawing>
-          <wp:anchor distT="0" distB="0" distL="114300" distR="114300" simplePos="0" relativeHeight="251660288" behindDoc="1" locked="0" layoutInCell="1" allowOverlap="1">
+          <wp:anchor distT="0" distB="0" distL="114300" distR="114300" simplePos="0" relativeHeight="251659264" behindDoc="1" locked="0" layoutInCell="1" allowOverlap="1">
             <wp:simplePos x="0" y="0"/>
             <wp:positionH relativeFrom="column">
               <wp:posOffset>0</wp:posOffset>
@@ -100,7 +101,7 @@
                     </pic:cNvPicPr>
                   </pic:nvPicPr>
                   <pic:blipFill>
-                    <a:blip r:embed="rId8"/>
+                    <a:blip xmlns:r="http://schemas.openxmlformats.org/officeDocument/2006/relationships" r:embed="rId5"/>
                     <a:stretch>
                       <a:fillRect/>
                     </a:stretch>
@@ -130,7 +131,7 @@
           <w:lang w:val="en-US" w:eastAsia="zh-CN"/>
         </w:rPr>
         <w:drawing>
-          <wp:anchor distT="0" distB="0" distL="114300" distR="114300" simplePos="0" relativeHeight="251659264" behindDoc="1" locked="0" layoutInCell="1" allowOverlap="1">
+          <wp:anchor distT="0" distB="0" distL="114300" distR="114300" simplePos="0" relativeHeight="251658240" behindDoc="1" locked="0" layoutInCell="1" allowOverlap="1">
             <wp:simplePos x="0" y="0"/>
             <wp:positionH relativeFrom="column">
               <wp:posOffset>635</wp:posOffset>
@@ -155,7 +156,7 @@
                     </pic:cNvPicPr>
                   </pic:nvPicPr>
                   <pic:blipFill>
-                    <a:blip r:embed="rId9">
+                    <a:blip xmlns:r="http://schemas.openxmlformats.org/officeDocument/2006/relationships" r:embed="rId6">
                       <a:alphaModFix amt="58000"/>
                       <a:lum contrast="-52000"/>
                     </a:blip>
@@ -189,7 +190,7 @@
     </w:p>
     <w:p>
       <w:pPr>
-        <w:pStyle w:val="25"/>
+        <w:pStyle w:val="a0"/>
         <w:keepNext w:val="0"/>
         <w:keepLines w:val="0"/>
         <w:pageBreakBefore w:val="0"/>
@@ -236,11 +237,11 @@
         <w:adjustRightInd w:val="0"/>
         <w:snapToGrid w:val="0"/>
         <w:spacing w:after="624" w:afterLines="200" w:line="219" w:lineRule="auto"/>
-        <w:ind w:left="0" w:leftChars="0" w:right="0" w:rightChars="0" w:firstLine="0" w:firstLineChars="0"/>
+        <w:ind w:left="0" w:right="0" w:firstLine="0" w:leftChars="0" w:rightChars="0" w:firstLineChars="0"/>
         <w:jc w:val="center"/>
         <w:textAlignment w:val="baseline"/>
         <w:rPr>
-          <w:rFonts w:hint="eastAsia" w:ascii="宋体" w:hAnsi="宋体" w:eastAsia="宋体" w:cs="宋体"/>
+          <w:rFonts w:ascii="宋体" w:eastAsia="宋体" w:hAnsi="宋体" w:cs="宋体" w:hint="eastAsia"/>
           <w:sz w:val="24"/>
           <w:szCs w:val="24"/>
           <w:lang w:val="en-US" w:eastAsia="zh-CN"/>
@@ -248,7 +249,7 @@
       </w:pPr>
       <w:r>
         <w:rPr>
-          <w:rFonts w:ascii="宋体" w:hAnsi="宋体" w:eastAsia="宋体" w:cs="宋体"/>
+          <w:rFonts w:ascii="宋体" w:eastAsia="宋体" w:hAnsi="宋体" w:cs="宋体"/>
           <w:b/>
           <w:bCs/>
           <w:spacing w:val="-3"/>
@@ -259,7 +260,7 @@
       </w:r>
       <w:r>
         <w:rPr>
-          <w:rFonts w:hint="eastAsia" w:ascii="宋体" w:hAnsi="宋体" w:eastAsia="宋体" w:cs="宋体"/>
+          <w:rFonts w:ascii="宋体" w:eastAsia="宋体" w:hAnsi="宋体" w:cs="宋体" w:hint="eastAsia"/>
           <w:b/>
           <w:bCs/>
           <w:spacing w:val="-3"/>
@@ -271,7 +272,7 @@
       </w:r>
       <w:r>
         <w:rPr>
-          <w:rFonts w:ascii="宋体" w:hAnsi="宋体" w:eastAsia="宋体" w:cs="宋体"/>
+          <w:rFonts w:ascii="宋体" w:eastAsia="宋体" w:hAnsi="宋体" w:cs="宋体"/>
           <w:b/>
           <w:bCs/>
           <w:spacing w:val="-3"/>
@@ -282,7 +283,7 @@
       </w:r>
       <w:r>
         <w:rPr>
-          <w:rFonts w:hint="eastAsia" w:ascii="宋体" w:hAnsi="宋体" w:cs="宋体"/>
+          <w:rFonts w:ascii="宋体" w:hAnsi="宋体" w:cs="宋体" w:hint="eastAsia"/>
           <w:b/>
           <w:bCs/>
           <w:spacing w:val="-3"/>
@@ -294,7 +295,7 @@
       </w:r>
       <w:r>
         <w:rPr>
-          <w:rFonts w:ascii="宋体" w:hAnsi="宋体" w:eastAsia="宋体" w:cs="宋体"/>
+          <w:rFonts w:ascii="宋体" w:eastAsia="宋体" w:hAnsi="宋体" w:cs="宋体"/>
           <w:b/>
           <w:bCs/>
           <w:spacing w:val="-3"/>
@@ -305,7 +306,7 @@
       </w:r>
       <w:r>
         <w:rPr>
-          <w:rFonts w:hint="eastAsia" w:ascii="宋体" w:hAnsi="宋体" w:cs="宋体"/>
+          <w:rFonts w:ascii="宋体" w:hAnsi="宋体" w:cs="宋体" w:hint="eastAsia"/>
           <w:b/>
           <w:bCs/>
           <w:spacing w:val="-3"/>
@@ -318,18 +319,17 @@
     </w:p>
     <w:tbl>
       <w:tblPr>
-        <w:tblStyle w:val="21"/>
+        <w:tblStyle w:val="TableGrid"/>
         <w:tblW w:w="0" w:type="auto"/>
         <w:jc w:val="center"/>
         <w:tblBorders>
-          <w:top w:val="none" w:color="auto" w:sz="0" w:space="0"/>
-          <w:left w:val="none" w:color="auto" w:sz="0" w:space="0"/>
-          <w:bottom w:val="none" w:color="auto" w:sz="0" w:space="0"/>
-          <w:right w:val="none" w:color="auto" w:sz="0" w:space="0"/>
-          <w:insideH w:val="none" w:color="auto" w:sz="0" w:space="0"/>
-          <w:insideV w:val="none" w:color="auto" w:sz="0" w:space="0"/>
+          <w:top w:val="nil"/>
+          <w:left w:val="nil"/>
+          <w:bottom w:val="nil"/>
+          <w:right w:val="nil"/>
+          <w:insideH w:val="nil"/>
+          <w:insideV w:val="nil"/>
         </w:tblBorders>
-        <w:tblLayout w:type="autofit"/>
         <w:tblCellMar>
           <w:top w:w="0" w:type="dxa"/>
           <w:left w:w="108" w:type="dxa"/>
@@ -343,13 +343,15 @@
       </w:tblGrid>
       <w:tr>
         <w:tblPrEx>
+          <w:tblW w:w="0" w:type="auto"/>
+          <w:jc w:val="center"/>
           <w:tblBorders>
-            <w:top w:val="none" w:color="auto" w:sz="0" w:space="0"/>
-            <w:left w:val="none" w:color="auto" w:sz="0" w:space="0"/>
-            <w:bottom w:val="none" w:color="auto" w:sz="0" w:space="0"/>
-            <w:right w:val="none" w:color="auto" w:sz="0" w:space="0"/>
-            <w:insideH w:val="none" w:color="auto" w:sz="0" w:space="0"/>
-            <w:insideV w:val="none" w:color="auto" w:sz="0" w:space="0"/>
+            <w:top w:val="nil"/>
+            <w:left w:val="nil"/>
+            <w:bottom w:val="nil"/>
+            <w:right w:val="nil"/>
+            <w:insideH w:val="nil"/>
+            <w:insideV w:val="nil"/>
           </w:tblBorders>
           <w:tblCellMar>
             <w:top w:w="0" w:type="dxa"/>
@@ -359,7 +361,7 @@
           </w:tblCellMar>
         </w:tblPrEx>
         <w:trPr>
-          <w:trHeight w:val="810" w:hRule="atLeast"/>
+          <w:trHeight w:val="810"/>
           <w:jc w:val="center"/>
         </w:trPr>
         <w:tc>
@@ -398,7 +400,7 @@
             </w:r>
             <w:r>
               <w:rPr>
-                <w:rFonts w:hint="default" w:asciiTheme="minorAscii" w:hAnsiTheme="minorAscii" w:eastAsiaTheme="minorEastAsia"/>
+                <w:rFonts w:asciiTheme="minorAscii" w:eastAsiaTheme="minorEastAsia" w:hAnsiTheme="minorAscii" w:hint="default"/>
                 <w:spacing w:val="227"/>
                 <w:sz w:val="21"/>
                 <w:vertAlign w:val="baseline"/>
@@ -453,7 +455,7 @@
             </w:r>
             <w:r>
               <w:rPr>
-                <w:rFonts w:hint="eastAsia" w:asciiTheme="minorAscii" w:hAnsiTheme="minorAscii" w:eastAsiaTheme="minorEastAsia"/>
+                <w:rFonts w:asciiTheme="minorAscii" w:eastAsiaTheme="minorEastAsia" w:hAnsiTheme="minorAscii" w:hint="eastAsia"/>
                 <w:spacing w:val="227"/>
                 <w:sz w:val="21"/>
                 <w:vertAlign w:val="baseline"/>
@@ -475,14 +477,8 @@
       </w:tr>
       <w:tr>
         <w:tblPrEx>
-          <w:tblBorders>
-            <w:top w:val="none" w:color="auto" w:sz="0" w:space="0"/>
-            <w:left w:val="none" w:color="auto" w:sz="0" w:space="0"/>
-            <w:bottom w:val="none" w:color="auto" w:sz="0" w:space="0"/>
-            <w:right w:val="none" w:color="auto" w:sz="0" w:space="0"/>
-            <w:insideH w:val="none" w:color="auto" w:sz="0" w:space="0"/>
-            <w:insideV w:val="none" w:color="auto" w:sz="0" w:space="0"/>
-          </w:tblBorders>
+          <w:tblW w:w="0" w:type="auto"/>
+          <w:jc w:val="center"/>
           <w:tblCellMar>
             <w:top w:w="0" w:type="dxa"/>
             <w:left w:w="108" w:type="dxa"/>
@@ -491,7 +487,7 @@
           </w:tblCellMar>
         </w:tblPrEx>
         <w:trPr>
-          <w:trHeight w:val="810" w:hRule="atLeast"/>
+          <w:trHeight w:val="810"/>
           <w:jc w:val="center"/>
         </w:trPr>
         <w:tc>
@@ -516,7 +512,7 @@
               <w:snapToGrid w:val="0"/>
               <w:textAlignment w:val="baseline"/>
               <w:rPr>
-                <w:rFonts w:hint="default" w:ascii="Arial" w:hAnsi="Arial" w:eastAsia="Arial" w:cs="Arial"/>
+                <w:rFonts w:ascii="Arial" w:eastAsia="Arial" w:hAnsi="Arial" w:cs="Arial" w:hint="default"/>
                 <w:snapToGrid w:val="0"/>
                 <w:color w:val="000000"/>
                 <w:kern w:val="0"/>
@@ -548,7 +544,7 @@
             </w:r>
             <w:r>
               <w:rPr>
-                <w:rFonts w:hint="default" w:asciiTheme="minorAscii" w:hAnsiTheme="minorAscii" w:eastAsiaTheme="minorEastAsia"/>
+                <w:rFonts w:asciiTheme="minorAscii" w:eastAsiaTheme="minorEastAsia" w:hAnsiTheme="minorAscii" w:hint="default"/>
                 <w:spacing w:val="227"/>
                 <w:sz w:val="21"/>
                 <w:vertAlign w:val="baseline"/>
@@ -602,7 +598,7 @@
               <w:snapToGrid w:val="0"/>
               <w:textAlignment w:val="baseline"/>
               <w:rPr>
-                <w:rFonts w:hint="default" w:ascii="Arial" w:hAnsi="Arial" w:eastAsia="Arial" w:cs="Arial"/>
+                <w:rFonts w:ascii="Arial" w:eastAsia="Arial" w:hAnsi="Arial" w:cs="Arial" w:hint="default"/>
                 <w:snapToGrid w:val="0"/>
                 <w:color w:val="000000"/>
                 <w:kern w:val="0"/>
@@ -622,7 +618,7 @@
             </w:r>
             <w:r>
               <w:rPr>
-                <w:rFonts w:hint="eastAsia" w:asciiTheme="minorAscii" w:hAnsiTheme="minorAscii" w:eastAsiaTheme="minorEastAsia"/>
+                <w:rFonts w:asciiTheme="minorAscii" w:eastAsiaTheme="minorEastAsia" w:hAnsiTheme="minorAscii" w:hint="eastAsia"/>
                 <w:spacing w:val="227"/>
                 <w:sz w:val="21"/>
                 <w:vertAlign w:val="baseline"/>
@@ -644,14 +640,8 @@
       </w:tr>
       <w:tr>
         <w:tblPrEx>
-          <w:tblBorders>
-            <w:top w:val="none" w:color="auto" w:sz="0" w:space="0"/>
-            <w:left w:val="none" w:color="auto" w:sz="0" w:space="0"/>
-            <w:bottom w:val="none" w:color="auto" w:sz="0" w:space="0"/>
-            <w:right w:val="none" w:color="auto" w:sz="0" w:space="0"/>
-            <w:insideH w:val="none" w:color="auto" w:sz="0" w:space="0"/>
-            <w:insideV w:val="none" w:color="auto" w:sz="0" w:space="0"/>
-          </w:tblBorders>
+          <w:tblW w:w="0" w:type="auto"/>
+          <w:jc w:val="center"/>
           <w:tblCellMar>
             <w:top w:w="0" w:type="dxa"/>
             <w:left w:w="108" w:type="dxa"/>
@@ -660,7 +650,7 @@
           </w:tblCellMar>
         </w:tblPrEx>
         <w:trPr>
-          <w:trHeight w:val="635" w:hRule="atLeast"/>
+          <w:trHeight w:val="635"/>
           <w:jc w:val="center"/>
         </w:trPr>
         <w:tc>
@@ -711,7 +701,7 @@
             </w:r>
             <w:r>
               <w:rPr>
-                <w:rFonts w:hint="eastAsia" w:asciiTheme="minorAscii" w:hAnsiTheme="minorAscii" w:eastAsiaTheme="minorEastAsia"/>
+                <w:rFonts w:asciiTheme="minorAscii" w:eastAsiaTheme="minorEastAsia" w:hAnsiTheme="minorAscii" w:hint="eastAsia"/>
                 <w:spacing w:val="227"/>
                 <w:sz w:val="21"/>
                 <w:vertAlign w:val="baseline"/>
@@ -765,7 +755,7 @@
             </w:r>
             <w:r>
               <w:rPr>
-                <w:rFonts w:hint="eastAsia" w:asciiTheme="minorAscii" w:hAnsiTheme="minorAscii" w:eastAsiaTheme="minorEastAsia"/>
+                <w:rFonts w:asciiTheme="minorAscii" w:eastAsiaTheme="minorEastAsia" w:hAnsiTheme="minorAscii" w:hint="eastAsia"/>
                 <w:spacing w:val="227"/>
                 <w:sz w:val="21"/>
                 <w:vertAlign w:val="baseline"/>
@@ -826,14 +816,14 @@
         <w:ind w:left="3634"/>
         <w:textAlignment w:val="baseline"/>
         <w:rPr>
-          <w:rFonts w:ascii="宋体" w:hAnsi="宋体" w:eastAsia="宋体" w:cs="宋体"/>
+          <w:rFonts w:ascii="宋体" w:eastAsia="宋体" w:hAnsi="宋体" w:cs="宋体"/>
           <w:sz w:val="31"/>
           <w:szCs w:val="31"/>
         </w:rPr>
       </w:pPr>
       <w:r>
         <w:rPr>
-          <w:rFonts w:ascii="宋体" w:hAnsi="宋体" w:eastAsia="宋体" w:cs="宋体"/>
+          <w:rFonts w:ascii="宋体" w:eastAsia="宋体" w:hAnsi="宋体" w:cs="宋体"/>
           <w:b/>
           <w:bCs/>
           <w:spacing w:val="4"/>
@@ -845,16 +835,16 @@
     </w:p>
     <w:tbl>
       <w:tblPr>
-        <w:tblStyle w:val="26"/>
+        <w:tblStyle w:val="TableNormal0"/>
         <w:tblW w:w="8214" w:type="dxa"/>
         <w:jc w:val="center"/>
         <w:tblBorders>
-          <w:top w:val="single" w:color="000000" w:sz="2" w:space="0"/>
-          <w:left w:val="single" w:color="000000" w:sz="2" w:space="0"/>
-          <w:bottom w:val="single" w:color="000000" w:sz="2" w:space="0"/>
-          <w:right w:val="single" w:color="000000" w:sz="2" w:space="0"/>
-          <w:insideH w:val="single" w:color="000000" w:sz="2" w:space="0"/>
-          <w:insideV w:val="single" w:color="000000" w:sz="2" w:space="0"/>
+          <w:top w:val="single" w:sz="2" w:space="0" w:color="000000"/>
+          <w:left w:val="single" w:sz="2" w:space="0" w:color="000000"/>
+          <w:bottom w:val="single" w:sz="2" w:space="0" w:color="000000"/>
+          <w:right w:val="single" w:sz="2" w:space="0" w:color="000000"/>
+          <w:insideH w:val="single" w:sz="2" w:space="0" w:color="000000"/>
+          <w:insideV w:val="single" w:sz="2" w:space="0" w:color="000000"/>
         </w:tblBorders>
         <w:tblLayout w:type="fixed"/>
         <w:tblCellMar>
@@ -874,14 +864,17 @@
       </w:tblGrid>
       <w:tr>
         <w:tblPrEx>
+          <w:tblW w:w="8214" w:type="dxa"/>
+          <w:jc w:val="center"/>
           <w:tblBorders>
-            <w:top w:val="single" w:color="000000" w:sz="2" w:space="0"/>
-            <w:left w:val="single" w:color="000000" w:sz="2" w:space="0"/>
-            <w:bottom w:val="single" w:color="000000" w:sz="2" w:space="0"/>
-            <w:right w:val="single" w:color="000000" w:sz="2" w:space="0"/>
-            <w:insideH w:val="single" w:color="000000" w:sz="2" w:space="0"/>
-            <w:insideV w:val="single" w:color="000000" w:sz="2" w:space="0"/>
+            <w:top w:val="single" w:sz="2" w:space="0" w:color="000000"/>
+            <w:left w:val="single" w:sz="2" w:space="0" w:color="000000"/>
+            <w:bottom w:val="single" w:sz="2" w:space="0" w:color="000000"/>
+            <w:right w:val="single" w:sz="2" w:space="0" w:color="000000"/>
+            <w:insideH w:val="single" w:sz="2" w:space="0" w:color="000000"/>
+            <w:insideV w:val="single" w:sz="2" w:space="0" w:color="000000"/>
           </w:tblBorders>
+          <w:tblLayout w:type="fixed"/>
           <w:tblCellMar>
             <w:top w:w="0" w:type="dxa"/>
             <w:left w:w="0" w:type="dxa"/>
@@ -890,7 +883,7 @@
           </w:tblCellMar>
         </w:tblPrEx>
         <w:trPr>
-          <w:trHeight w:val="593" w:hRule="atLeast"/>
+          <w:trHeight w:val="593"/>
           <w:jc w:val="center"/>
         </w:trPr>
         <w:tc>
@@ -913,18 +906,18 @@
               <w:adjustRightInd w:val="0"/>
               <w:snapToGrid w:val="0"/>
               <w:spacing w:before="176" w:line="228" w:lineRule="auto"/>
-              <w:ind w:left="0" w:leftChars="0" w:right="0" w:rightChars="0" w:firstLine="0" w:firstLineChars="0"/>
+              <w:ind w:left="0" w:right="0" w:firstLine="0" w:leftChars="0" w:rightChars="0" w:firstLineChars="0"/>
               <w:jc w:val="center"/>
               <w:textAlignment w:val="baseline"/>
               <w:rPr>
-                <w:rFonts w:ascii="宋体" w:hAnsi="宋体" w:eastAsia="宋体" w:cs="宋体"/>
+                <w:rFonts w:ascii="宋体" w:eastAsia="宋体" w:hAnsi="宋体" w:cs="宋体"/>
                 <w:sz w:val="20"/>
                 <w:szCs w:val="20"/>
               </w:rPr>
             </w:pPr>
             <w:r>
               <w:rPr>
-                <w:rFonts w:hint="eastAsia" w:ascii="宋体" w:hAnsi="宋体" w:cs="宋体"/>
+                <w:rFonts w:ascii="宋体" w:hAnsi="宋体" w:cs="宋体" w:hint="eastAsia"/>
                 <w:spacing w:val="-14"/>
                 <w:sz w:val="20"/>
                 <w:szCs w:val="20"/>
@@ -934,7 +927,7 @@
             </w:r>
             <w:r>
               <w:rPr>
-                <w:rFonts w:ascii="宋体" w:hAnsi="宋体" w:eastAsia="宋体" w:cs="宋体"/>
+                <w:rFonts w:ascii="宋体" w:eastAsia="宋体" w:hAnsi="宋体" w:cs="宋体"/>
                 <w:spacing w:val="-14"/>
                 <w:sz w:val="20"/>
                 <w:szCs w:val="20"/>
@@ -963,18 +956,18 @@
               <w:adjustRightInd w:val="0"/>
               <w:snapToGrid w:val="0"/>
               <w:spacing w:before="175" w:line="227" w:lineRule="auto"/>
-              <w:ind w:left="0" w:leftChars="0" w:right="0" w:rightChars="0" w:firstLine="0" w:firstLineChars="0"/>
+              <w:ind w:left="0" w:right="0" w:firstLine="0" w:leftChars="0" w:rightChars="0" w:firstLineChars="0"/>
               <w:jc w:val="center"/>
               <w:textAlignment w:val="baseline"/>
               <w:rPr>
-                <w:rFonts w:ascii="宋体" w:hAnsi="宋体" w:eastAsia="宋体" w:cs="宋体"/>
+                <w:rFonts w:ascii="宋体" w:eastAsia="宋体" w:hAnsi="宋体" w:cs="宋体"/>
                 <w:sz w:val="20"/>
                 <w:szCs w:val="20"/>
               </w:rPr>
             </w:pPr>
             <w:r>
               <w:rPr>
-                <w:rFonts w:ascii="宋体" w:hAnsi="宋体" w:eastAsia="宋体" w:cs="宋体"/>
+                <w:rFonts w:ascii="宋体" w:eastAsia="宋体" w:hAnsi="宋体" w:cs="宋体"/>
                 <w:spacing w:val="4"/>
                 <w:sz w:val="20"/>
                 <w:szCs w:val="20"/>
@@ -1003,18 +996,18 @@
               <w:adjustRightInd w:val="0"/>
               <w:snapToGrid w:val="0"/>
               <w:spacing w:before="175" w:line="228" w:lineRule="auto"/>
-              <w:ind w:left="0" w:leftChars="0" w:right="0" w:rightChars="0" w:firstLine="0" w:firstLineChars="0"/>
+              <w:ind w:left="0" w:right="0" w:firstLine="0" w:leftChars="0" w:rightChars="0" w:firstLineChars="0"/>
               <w:jc w:val="center"/>
               <w:textAlignment w:val="baseline"/>
               <w:rPr>
-                <w:rFonts w:ascii="宋体" w:hAnsi="宋体" w:eastAsia="宋体" w:cs="宋体"/>
+                <w:rFonts w:ascii="宋体" w:eastAsia="宋体" w:hAnsi="宋体" w:cs="宋体"/>
                 <w:sz w:val="20"/>
                 <w:szCs w:val="20"/>
               </w:rPr>
             </w:pPr>
             <w:r>
               <w:rPr>
-                <w:rFonts w:ascii="宋体" w:hAnsi="宋体" w:eastAsia="宋体" w:cs="宋体"/>
+                <w:rFonts w:ascii="宋体" w:eastAsia="宋体" w:hAnsi="宋体" w:cs="宋体"/>
                 <w:spacing w:val="7"/>
                 <w:sz w:val="20"/>
                 <w:szCs w:val="20"/>
@@ -1043,11 +1036,11 @@
               <w:adjustRightInd w:val="0"/>
               <w:snapToGrid w:val="0"/>
               <w:spacing w:before="175" w:line="228" w:lineRule="auto"/>
-              <w:ind w:left="0" w:leftChars="0" w:right="0" w:rightChars="0" w:firstLine="0" w:firstLineChars="0"/>
+              <w:ind w:left="0" w:right="0" w:firstLine="0" w:leftChars="0" w:rightChars="0" w:firstLineChars="0"/>
               <w:jc w:val="center"/>
               <w:textAlignment w:val="baseline"/>
               <w:rPr>
-                <w:rFonts w:hint="eastAsia" w:ascii="宋体" w:hAnsi="宋体" w:eastAsia="宋体" w:cs="宋体"/>
+                <w:rFonts w:ascii="宋体" w:eastAsia="宋体" w:hAnsi="宋体" w:cs="宋体" w:hint="eastAsia"/>
                 <w:spacing w:val="7"/>
                 <w:sz w:val="20"/>
                 <w:szCs w:val="20"/>
@@ -1056,7 +1049,7 @@
             </w:pPr>
             <w:r>
               <w:rPr>
-                <w:rFonts w:hint="eastAsia" w:ascii="宋体" w:hAnsi="宋体" w:cs="宋体"/>
+                <w:rFonts w:ascii="宋体" w:hAnsi="宋体" w:cs="宋体" w:hint="eastAsia"/>
                 <w:spacing w:val="7"/>
                 <w:sz w:val="20"/>
                 <w:szCs w:val="20"/>
@@ -1086,11 +1079,11 @@
               <w:adjustRightInd w:val="0"/>
               <w:snapToGrid w:val="0"/>
               <w:spacing w:before="175" w:line="228" w:lineRule="auto"/>
-              <w:ind w:left="0" w:leftChars="0" w:right="0" w:rightChars="0" w:firstLine="0" w:firstLineChars="0"/>
+              <w:ind w:left="0" w:right="0" w:firstLine="0" w:leftChars="0" w:rightChars="0" w:firstLineChars="0"/>
               <w:jc w:val="center"/>
               <w:textAlignment w:val="baseline"/>
               <w:rPr>
-                <w:rFonts w:hint="default" w:ascii="宋体" w:hAnsi="宋体" w:cs="宋体"/>
+                <w:rFonts w:ascii="宋体" w:hAnsi="宋体" w:cs="宋体" w:hint="default"/>
                 <w:spacing w:val="7"/>
                 <w:sz w:val="20"/>
                 <w:szCs w:val="20"/>
@@ -1099,7 +1092,7 @@
             </w:pPr>
             <w:r>
               <w:rPr>
-                <w:rFonts w:hint="eastAsia" w:ascii="宋体" w:hAnsi="宋体" w:cs="宋体"/>
+                <w:rFonts w:ascii="宋体" w:hAnsi="宋体" w:cs="宋体" w:hint="eastAsia"/>
                 <w:spacing w:val="7"/>
                 <w:sz w:val="20"/>
                 <w:szCs w:val="20"/>
@@ -1129,18 +1122,18 @@
               <w:adjustRightInd w:val="0"/>
               <w:snapToGrid w:val="0"/>
               <w:spacing w:before="176" w:line="229" w:lineRule="auto"/>
-              <w:ind w:left="0" w:leftChars="0" w:right="0" w:rightChars="0" w:firstLine="0" w:firstLineChars="0"/>
+              <w:ind w:left="0" w:right="0" w:firstLine="0" w:leftChars="0" w:rightChars="0" w:firstLineChars="0"/>
               <w:jc w:val="center"/>
               <w:textAlignment w:val="baseline"/>
               <w:rPr>
-                <w:rFonts w:ascii="宋体" w:hAnsi="宋体" w:eastAsia="宋体" w:cs="宋体"/>
+                <w:rFonts w:ascii="宋体" w:eastAsia="宋体" w:hAnsi="宋体" w:cs="宋体"/>
                 <w:sz w:val="20"/>
                 <w:szCs w:val="20"/>
               </w:rPr>
             </w:pPr>
             <w:r>
               <w:rPr>
-                <w:rFonts w:ascii="宋体" w:hAnsi="宋体" w:eastAsia="宋体" w:cs="宋体"/>
+                <w:rFonts w:ascii="宋体" w:eastAsia="宋体" w:hAnsi="宋体" w:cs="宋体"/>
                 <w:spacing w:val="7"/>
                 <w:sz w:val="20"/>
                 <w:szCs w:val="20"/>
@@ -1152,14 +1145,9 @@
       </w:tr>
       <w:tr>
         <w:tblPrEx>
-          <w:tblBorders>
-            <w:top w:val="single" w:color="000000" w:sz="2" w:space="0"/>
-            <w:left w:val="single" w:color="000000" w:sz="2" w:space="0"/>
-            <w:bottom w:val="single" w:color="000000" w:sz="2" w:space="0"/>
-            <w:right w:val="single" w:color="000000" w:sz="2" w:space="0"/>
-            <w:insideH w:val="single" w:color="000000" w:sz="2" w:space="0"/>
-            <w:insideV w:val="single" w:color="000000" w:sz="2" w:space="0"/>
-          </w:tblBorders>
+          <w:tblW w:w="8214" w:type="dxa"/>
+          <w:jc w:val="center"/>
+          <w:tblLayout w:type="fixed"/>
           <w:tblCellMar>
             <w:top w:w="0" w:type="dxa"/>
             <w:left w:w="0" w:type="dxa"/>
@@ -1168,7 +1156,7 @@
           </w:tblCellMar>
         </w:tblPrEx>
         <w:trPr>
-          <w:trHeight w:val="516" w:hRule="atLeast"/>
+          <w:trHeight w:val="516"/>
           <w:jc w:val="center"/>
         </w:trPr>
         <w:tc>
@@ -1191,11 +1179,11 @@
               <w:adjustRightInd w:val="0"/>
               <w:snapToGrid w:val="0"/>
               <w:spacing w:before="173" w:line="267" w:lineRule="exact"/>
-              <w:ind w:left="0" w:leftChars="0" w:right="0" w:rightChars="0" w:firstLine="0" w:firstLineChars="0"/>
+              <w:ind w:left="0" w:right="0" w:firstLine="0" w:leftChars="0" w:rightChars="0" w:firstLineChars="0"/>
               <w:jc w:val="center"/>
               <w:textAlignment w:val="baseline"/>
               <w:rPr>
-                <w:rFonts w:hint="default" w:ascii="宋体" w:hAnsi="宋体" w:eastAsia="宋体" w:cs="宋体"/>
+                <w:rFonts w:ascii="宋体" w:eastAsia="宋体" w:hAnsi="宋体" w:cs="宋体" w:hint="default"/>
                 <w:sz w:val="20"/>
                 <w:szCs w:val="20"/>
                 <w:lang w:val="en-US"/>
@@ -1203,7 +1191,7 @@
             </w:pPr>
             <w:r>
               <w:rPr>
-                <w:rFonts w:ascii="宋体" w:hAnsi="宋体" w:eastAsia="宋体" w:cs="宋体"/>
+                <w:rFonts w:ascii="宋体" w:eastAsia="宋体" w:hAnsi="宋体" w:cs="宋体"/>
                 <w:spacing w:val="3"/>
                 <w:position w:val="1"/>
                 <w:sz w:val="20"/>
@@ -1213,7 +1201,7 @@
             </w:r>
             <w:r>
               <w:rPr>
-                <w:rFonts w:hint="eastAsia" w:ascii="宋体" w:hAnsi="宋体" w:cs="宋体"/>
+                <w:rFonts w:ascii="宋体" w:hAnsi="宋体" w:cs="宋体" w:hint="eastAsia"/>
                 <w:spacing w:val="3"/>
                 <w:position w:val="1"/>
                 <w:sz w:val="20"/>
@@ -1224,7 +1212,7 @@
             </w:r>
             <w:r>
               <w:rPr>
-                <w:rFonts w:ascii="宋体" w:hAnsi="宋体" w:eastAsia="宋体" w:cs="宋体"/>
+                <w:rFonts w:ascii="宋体" w:eastAsia="宋体" w:hAnsi="宋体" w:cs="宋体"/>
                 <w:spacing w:val="3"/>
                 <w:position w:val="1"/>
                 <w:sz w:val="20"/>
@@ -1234,7 +1222,7 @@
             </w:r>
             <w:r>
               <w:rPr>
-                <w:rFonts w:hint="eastAsia" w:ascii="宋体" w:hAnsi="宋体" w:cs="宋体"/>
+                <w:rFonts w:ascii="宋体" w:hAnsi="宋体" w:cs="宋体" w:hint="eastAsia"/>
                 <w:spacing w:val="3"/>
                 <w:position w:val="1"/>
                 <w:sz w:val="20"/>
@@ -1265,18 +1253,18 @@
               <w:adjustRightInd w:val="0"/>
               <w:snapToGrid w:val="0"/>
               <w:spacing w:before="173" w:line="267" w:lineRule="exact"/>
-              <w:ind w:left="0" w:leftChars="0" w:right="0" w:rightChars="0" w:firstLine="0" w:firstLineChars="0"/>
+              <w:ind w:left="0" w:right="0" w:firstLine="0" w:leftChars="0" w:rightChars="0" w:firstLineChars="0"/>
               <w:jc w:val="center"/>
               <w:textAlignment w:val="baseline"/>
               <w:rPr>
-                <w:rFonts w:ascii="宋体" w:hAnsi="宋体" w:eastAsia="宋体" w:cs="宋体"/>
+                <w:rFonts w:ascii="宋体" w:eastAsia="宋体" w:hAnsi="宋体" w:cs="宋体"/>
                 <w:sz w:val="20"/>
                 <w:szCs w:val="20"/>
               </w:rPr>
             </w:pPr>
             <w:r>
               <w:rPr>
-                <w:rFonts w:ascii="宋体" w:hAnsi="宋体" w:eastAsia="宋体" w:cs="宋体"/>
+                <w:rFonts w:ascii="宋体" w:eastAsia="宋体" w:hAnsi="宋体" w:cs="宋体"/>
                 <w:spacing w:val="4"/>
                 <w:position w:val="1"/>
                 <w:sz w:val="20"/>
@@ -1306,18 +1294,18 @@
               <w:adjustRightInd w:val="0"/>
               <w:snapToGrid w:val="0"/>
               <w:spacing w:before="172" w:line="228" w:lineRule="auto"/>
-              <w:ind w:left="0" w:leftChars="0" w:right="0" w:rightChars="0" w:firstLine="0" w:firstLineChars="0"/>
+              <w:ind w:left="0" w:right="0" w:firstLine="0" w:leftChars="0" w:rightChars="0" w:firstLineChars="0"/>
               <w:jc w:val="center"/>
               <w:textAlignment w:val="baseline"/>
               <w:rPr>
-                <w:rFonts w:ascii="宋体" w:hAnsi="宋体" w:eastAsia="宋体" w:cs="宋体"/>
+                <w:rFonts w:ascii="宋体" w:eastAsia="宋体" w:hAnsi="宋体" w:cs="宋体"/>
                 <w:sz w:val="20"/>
                 <w:szCs w:val="20"/>
               </w:rPr>
             </w:pPr>
             <w:r>
               <w:rPr>
-                <w:rFonts w:ascii="宋体" w:hAnsi="宋体" w:eastAsia="宋体" w:cs="宋体"/>
+                <w:rFonts w:ascii="宋体" w:eastAsia="宋体" w:hAnsi="宋体" w:cs="宋体"/>
                 <w:spacing w:val="200"/>
                 <w:kern w:val="0"/>
                 <w:sz w:val="20"/>
@@ -1327,7 +1315,7 @@
             </w:r>
             <w:r>
               <w:rPr>
-                <w:rFonts w:ascii="宋体" w:hAnsi="宋体" w:eastAsia="宋体" w:cs="宋体"/>
+                <w:rFonts w:ascii="宋体" w:eastAsia="宋体" w:hAnsi="宋体" w:cs="宋体"/>
                 <w:spacing w:val="0"/>
                 <w:kern w:val="0"/>
                 <w:sz w:val="20"/>
@@ -1357,11 +1345,11 @@
               <w:adjustRightInd w:val="0"/>
               <w:snapToGrid w:val="0"/>
               <w:spacing w:before="173" w:line="229" w:lineRule="auto"/>
-              <w:ind w:left="0" w:leftChars="0" w:right="0" w:rightChars="0" w:firstLine="0" w:firstLineChars="0"/>
+              <w:ind w:left="0" w:right="0" w:firstLine="0" w:leftChars="0" w:rightChars="0" w:firstLineChars="0"/>
               <w:jc w:val="center"/>
               <w:textAlignment w:val="baseline"/>
               <w:rPr>
-                <w:rFonts w:ascii="宋体" w:hAnsi="宋体" w:eastAsia="宋体" w:cs="宋体"/>
+                <w:rFonts w:ascii="宋体" w:eastAsia="宋体" w:hAnsi="宋体" w:cs="宋体"/>
                 <w:spacing w:val="200"/>
                 <w:kern w:val="0"/>
                 <w:sz w:val="20"/>
@@ -1370,7 +1358,7 @@
             </w:pPr>
             <w:r>
               <w:rPr>
-                <w:rFonts w:hint="eastAsia" w:asciiTheme="minorAscii" w:hAnsiTheme="minorAscii" w:eastAsiaTheme="minorEastAsia"/>
+                <w:rFonts w:asciiTheme="minorAscii" w:eastAsiaTheme="minorEastAsia" w:hAnsiTheme="minorAscii" w:hint="eastAsia"/>
                 <w:spacing w:val="0"/>
                 <w:kern w:val="0"/>
                 <w:sz w:val="21"/>
@@ -1401,11 +1389,11 @@
               <w:adjustRightInd w:val="0"/>
               <w:snapToGrid w:val="0"/>
               <w:spacing w:before="172" w:line="228" w:lineRule="auto"/>
-              <w:ind w:left="0" w:leftChars="0" w:right="0" w:rightChars="0" w:firstLine="0" w:firstLineChars="0"/>
+              <w:ind w:left="0" w:right="0" w:firstLine="0" w:leftChars="0" w:rightChars="0" w:firstLineChars="0"/>
               <w:jc w:val="center"/>
               <w:textAlignment w:val="baseline"/>
               <w:rPr>
-                <w:rFonts w:ascii="宋体" w:hAnsi="宋体" w:eastAsia="宋体" w:cs="宋体"/>
+                <w:rFonts w:ascii="宋体" w:eastAsia="宋体" w:hAnsi="宋体" w:cs="宋体"/>
                 <w:spacing w:val="200"/>
                 <w:kern w:val="0"/>
                 <w:sz w:val="20"/>
@@ -1414,7 +1402,7 @@
             </w:pPr>
             <w:r>
               <w:rPr>
-                <w:rFonts w:hint="eastAsia" w:ascii="宋体" w:hAnsi="宋体" w:eastAsia="宋体" w:cs="宋体"/>
+                <w:rFonts w:ascii="宋体" w:eastAsia="宋体" w:hAnsi="宋体" w:cs="宋体" w:hint="eastAsia"/>
                 <w:spacing w:val="200"/>
                 <w:kern w:val="0"/>
                 <w:sz w:val="20"/>
@@ -1424,7 +1412,7 @@
             </w:r>
             <w:r>
               <w:rPr>
-                <w:rFonts w:hint="eastAsia" w:asciiTheme="minorAscii" w:hAnsiTheme="minorAscii" w:eastAsiaTheme="minorEastAsia"/>
+                <w:rFonts w:asciiTheme="minorAscii" w:eastAsiaTheme="minorEastAsia" w:hAnsiTheme="minorAscii" w:hint="eastAsia"/>
                 <w:spacing w:val="0"/>
                 <w:kern w:val="0"/>
                 <w:sz w:val="21"/>
@@ -1455,18 +1443,18 @@
               <w:adjustRightInd w:val="0"/>
               <w:snapToGrid w:val="0"/>
               <w:spacing w:before="173" w:line="229" w:lineRule="auto"/>
-              <w:ind w:left="0" w:leftChars="0" w:right="0" w:rightChars="0" w:firstLine="0" w:firstLineChars="0"/>
+              <w:ind w:left="0" w:right="0" w:firstLine="0" w:leftChars="0" w:rightChars="0" w:firstLineChars="0"/>
               <w:jc w:val="center"/>
               <w:textAlignment w:val="baseline"/>
               <w:rPr>
-                <w:rFonts w:ascii="宋体" w:hAnsi="宋体" w:eastAsia="宋体" w:cs="宋体"/>
+                <w:rFonts w:ascii="宋体" w:eastAsia="宋体" w:hAnsi="宋体" w:cs="宋体"/>
                 <w:sz w:val="20"/>
                 <w:szCs w:val="20"/>
               </w:rPr>
             </w:pPr>
             <w:r>
               <w:rPr>
-                <w:rFonts w:hint="eastAsia" w:asciiTheme="minorAscii" w:hAnsiTheme="minorAscii" w:eastAsiaTheme="minorEastAsia"/>
+                <w:rFonts w:asciiTheme="minorAscii" w:eastAsiaTheme="minorEastAsia" w:hAnsiTheme="minorAscii" w:hint="eastAsia"/>
                 <w:spacing w:val="0"/>
                 <w:kern w:val="0"/>
                 <w:sz w:val="21"/>
@@ -1480,14 +1468,9 @@
       </w:tr>
       <w:tr>
         <w:tblPrEx>
-          <w:tblBorders>
-            <w:top w:val="single" w:color="000000" w:sz="2" w:space="0"/>
-            <w:left w:val="single" w:color="000000" w:sz="2" w:space="0"/>
-            <w:bottom w:val="single" w:color="000000" w:sz="2" w:space="0"/>
-            <w:right w:val="single" w:color="000000" w:sz="2" w:space="0"/>
-            <w:insideH w:val="single" w:color="000000" w:sz="2" w:space="0"/>
-            <w:insideV w:val="single" w:color="000000" w:sz="2" w:space="0"/>
-          </w:tblBorders>
+          <w:tblW w:w="8214" w:type="dxa"/>
+          <w:jc w:val="center"/>
+          <w:tblLayout w:type="fixed"/>
           <w:tblCellMar>
             <w:top w:w="0" w:type="dxa"/>
             <w:left w:w="0" w:type="dxa"/>
@@ -1496,7 +1479,7 @@
           </w:tblCellMar>
         </w:tblPrEx>
         <w:trPr>
-          <w:trHeight w:val="556" w:hRule="atLeast"/>
+          <w:trHeight w:val="556"/>
           <w:jc w:val="center"/>
         </w:trPr>
         <w:tc>
@@ -1505,7 +1488,7 @@
           </w:tcPr>
           <w:p>
             <w:pPr>
-              <w:pStyle w:val="27"/>
+              <w:pStyle w:val="TableText"/>
               <w:keepNext w:val="0"/>
               <w:keepLines w:val="0"/>
               <w:pageBreakBefore w:val="0"/>
@@ -1519,7 +1502,7 @@
               <w:bidi w:val="0"/>
               <w:adjustRightInd w:val="0"/>
               <w:snapToGrid w:val="0"/>
-              <w:ind w:left="0" w:leftChars="0" w:right="0" w:rightChars="0" w:firstLine="0" w:firstLineChars="0"/>
+              <w:ind w:left="0" w:right="0" w:firstLine="0" w:leftChars="0" w:rightChars="0" w:firstLineChars="0"/>
               <w:jc w:val="center"/>
               <w:textAlignment w:val="baseline"/>
             </w:pPr>
@@ -1531,7 +1514,7 @@
           </w:tcPr>
           <w:p>
             <w:pPr>
-              <w:pStyle w:val="27"/>
+              <w:pStyle w:val="TableText"/>
               <w:keepNext w:val="0"/>
               <w:keepLines w:val="0"/>
               <w:pageBreakBefore w:val="0"/>
@@ -1545,7 +1528,7 @@
               <w:bidi w:val="0"/>
               <w:adjustRightInd w:val="0"/>
               <w:snapToGrid w:val="0"/>
-              <w:ind w:left="0" w:leftChars="0" w:right="0" w:rightChars="0" w:firstLine="0" w:firstLineChars="0"/>
+              <w:ind w:left="0" w:right="0" w:firstLine="0" w:leftChars="0" w:rightChars="0" w:firstLineChars="0"/>
               <w:jc w:val="center"/>
               <w:textAlignment w:val="baseline"/>
             </w:pPr>
@@ -1557,7 +1540,7 @@
           </w:tcPr>
           <w:p>
             <w:pPr>
-              <w:pStyle w:val="27"/>
+              <w:pStyle w:val="TableText"/>
               <w:keepNext w:val="0"/>
               <w:keepLines w:val="0"/>
               <w:pageBreakBefore w:val="0"/>
@@ -1571,7 +1554,7 @@
               <w:bidi w:val="0"/>
               <w:adjustRightInd w:val="0"/>
               <w:snapToGrid w:val="0"/>
-              <w:ind w:left="0" w:leftChars="0" w:right="0" w:rightChars="0" w:firstLine="0" w:firstLineChars="0"/>
+              <w:ind w:left="0" w:right="0" w:firstLine="0" w:leftChars="0" w:rightChars="0" w:firstLineChars="0"/>
               <w:jc w:val="center"/>
               <w:textAlignment w:val="baseline"/>
             </w:pPr>
@@ -1583,7 +1566,7 @@
           </w:tcPr>
           <w:p>
             <w:pPr>
-              <w:pStyle w:val="27"/>
+              <w:pStyle w:val="TableText"/>
               <w:keepNext w:val="0"/>
               <w:keepLines w:val="0"/>
               <w:pageBreakBefore w:val="0"/>
@@ -1597,7 +1580,7 @@
               <w:bidi w:val="0"/>
               <w:adjustRightInd w:val="0"/>
               <w:snapToGrid w:val="0"/>
-              <w:ind w:left="0" w:leftChars="0" w:right="0" w:rightChars="0" w:firstLine="0" w:firstLineChars="0"/>
+              <w:ind w:left="0" w:right="0" w:firstLine="0" w:leftChars="0" w:rightChars="0" w:firstLineChars="0"/>
               <w:jc w:val="center"/>
               <w:textAlignment w:val="baseline"/>
             </w:pPr>
@@ -1609,7 +1592,7 @@
           </w:tcPr>
           <w:p>
             <w:pPr>
-              <w:pStyle w:val="27"/>
+              <w:pStyle w:val="TableText"/>
               <w:keepNext w:val="0"/>
               <w:keepLines w:val="0"/>
               <w:pageBreakBefore w:val="0"/>
@@ -1623,7 +1606,7 @@
               <w:bidi w:val="0"/>
               <w:adjustRightInd w:val="0"/>
               <w:snapToGrid w:val="0"/>
-              <w:ind w:left="0" w:leftChars="0" w:right="0" w:rightChars="0" w:firstLine="0" w:firstLineChars="0"/>
+              <w:ind w:left="0" w:right="0" w:firstLine="0" w:leftChars="0" w:rightChars="0" w:firstLineChars="0"/>
               <w:jc w:val="center"/>
               <w:textAlignment w:val="baseline"/>
             </w:pPr>
@@ -1635,7 +1618,7 @@
           </w:tcPr>
           <w:p>
             <w:pPr>
-              <w:pStyle w:val="27"/>
+              <w:pStyle w:val="TableText"/>
               <w:keepNext w:val="0"/>
               <w:keepLines w:val="0"/>
               <w:pageBreakBefore w:val="0"/>
@@ -1649,7 +1632,7 @@
               <w:bidi w:val="0"/>
               <w:adjustRightInd w:val="0"/>
               <w:snapToGrid w:val="0"/>
-              <w:ind w:left="0" w:leftChars="0" w:right="0" w:rightChars="0" w:firstLine="0" w:firstLineChars="0"/>
+              <w:ind w:left="0" w:right="0" w:firstLine="0" w:leftChars="0" w:rightChars="0" w:firstLineChars="0"/>
               <w:jc w:val="center"/>
               <w:textAlignment w:val="baseline"/>
             </w:pPr>
@@ -1658,14 +1641,9 @@
       </w:tr>
       <w:tr>
         <w:tblPrEx>
-          <w:tblBorders>
-            <w:top w:val="single" w:color="000000" w:sz="2" w:space="0"/>
-            <w:left w:val="single" w:color="000000" w:sz="2" w:space="0"/>
-            <w:bottom w:val="single" w:color="000000" w:sz="2" w:space="0"/>
-            <w:right w:val="single" w:color="000000" w:sz="2" w:space="0"/>
-            <w:insideH w:val="single" w:color="000000" w:sz="2" w:space="0"/>
-            <w:insideV w:val="single" w:color="000000" w:sz="2" w:space="0"/>
-          </w:tblBorders>
+          <w:tblW w:w="8214" w:type="dxa"/>
+          <w:jc w:val="center"/>
+          <w:tblLayout w:type="fixed"/>
           <w:tblCellMar>
             <w:top w:w="0" w:type="dxa"/>
             <w:left w:w="0" w:type="dxa"/>
@@ -1674,7 +1652,7 @@
           </w:tblCellMar>
         </w:tblPrEx>
         <w:trPr>
-          <w:trHeight w:val="556" w:hRule="atLeast"/>
+          <w:trHeight w:val="556"/>
           <w:jc w:val="center"/>
         </w:trPr>
         <w:tc>
@@ -1683,7 +1661,7 @@
           </w:tcPr>
           <w:p>
             <w:pPr>
-              <w:pStyle w:val="27"/>
+              <w:pStyle w:val="TableText"/>
               <w:keepNext w:val="0"/>
               <w:keepLines w:val="0"/>
               <w:pageBreakBefore w:val="0"/>
@@ -1697,7 +1675,7 @@
               <w:bidi w:val="0"/>
               <w:adjustRightInd w:val="0"/>
               <w:snapToGrid w:val="0"/>
-              <w:ind w:left="0" w:leftChars="0" w:right="0" w:rightChars="0" w:firstLine="0" w:firstLineChars="0"/>
+              <w:ind w:left="0" w:right="0" w:firstLine="0" w:leftChars="0" w:rightChars="0" w:firstLineChars="0"/>
               <w:jc w:val="center"/>
               <w:textAlignment w:val="baseline"/>
             </w:pPr>
@@ -1709,7 +1687,7 @@
           </w:tcPr>
           <w:p>
             <w:pPr>
-              <w:pStyle w:val="27"/>
+              <w:pStyle w:val="TableText"/>
               <w:keepNext w:val="0"/>
               <w:keepLines w:val="0"/>
               <w:pageBreakBefore w:val="0"/>
@@ -1723,7 +1701,7 @@
               <w:bidi w:val="0"/>
               <w:adjustRightInd w:val="0"/>
               <w:snapToGrid w:val="0"/>
-              <w:ind w:left="0" w:leftChars="0" w:right="0" w:rightChars="0" w:firstLine="0" w:firstLineChars="0"/>
+              <w:ind w:left="0" w:right="0" w:firstLine="0" w:leftChars="0" w:rightChars="0" w:firstLineChars="0"/>
               <w:jc w:val="center"/>
               <w:textAlignment w:val="baseline"/>
             </w:pPr>
@@ -1735,7 +1713,7 @@
           </w:tcPr>
           <w:p>
             <w:pPr>
-              <w:pStyle w:val="27"/>
+              <w:pStyle w:val="TableText"/>
               <w:keepNext w:val="0"/>
               <w:keepLines w:val="0"/>
               <w:pageBreakBefore w:val="0"/>
@@ -1749,7 +1727,7 @@
               <w:bidi w:val="0"/>
               <w:adjustRightInd w:val="0"/>
               <w:snapToGrid w:val="0"/>
-              <w:ind w:left="0" w:leftChars="0" w:right="0" w:rightChars="0" w:firstLine="0" w:firstLineChars="0"/>
+              <w:ind w:left="0" w:right="0" w:firstLine="0" w:leftChars="0" w:rightChars="0" w:firstLineChars="0"/>
               <w:jc w:val="center"/>
               <w:textAlignment w:val="baseline"/>
             </w:pPr>
@@ -1761,7 +1739,7 @@
           </w:tcPr>
           <w:p>
             <w:pPr>
-              <w:pStyle w:val="27"/>
+              <w:pStyle w:val="TableText"/>
               <w:keepNext w:val="0"/>
               <w:keepLines w:val="0"/>
               <w:pageBreakBefore w:val="0"/>
@@ -1775,7 +1753,7 @@
               <w:bidi w:val="0"/>
               <w:adjustRightInd w:val="0"/>
               <w:snapToGrid w:val="0"/>
-              <w:ind w:left="0" w:leftChars="0" w:right="0" w:rightChars="0" w:firstLine="0" w:firstLineChars="0"/>
+              <w:ind w:left="0" w:right="0" w:firstLine="0" w:leftChars="0" w:rightChars="0" w:firstLineChars="0"/>
               <w:jc w:val="center"/>
               <w:textAlignment w:val="baseline"/>
             </w:pPr>
@@ -1787,7 +1765,7 @@
           </w:tcPr>
           <w:p>
             <w:pPr>
-              <w:pStyle w:val="27"/>
+              <w:pStyle w:val="TableText"/>
               <w:keepNext w:val="0"/>
               <w:keepLines w:val="0"/>
               <w:pageBreakBefore w:val="0"/>
@@ -1801,7 +1779,7 @@
               <w:bidi w:val="0"/>
               <w:adjustRightInd w:val="0"/>
               <w:snapToGrid w:val="0"/>
-              <w:ind w:left="0" w:leftChars="0" w:right="0" w:rightChars="0" w:firstLine="0" w:firstLineChars="0"/>
+              <w:ind w:left="0" w:right="0" w:firstLine="0" w:leftChars="0" w:rightChars="0" w:firstLineChars="0"/>
               <w:jc w:val="center"/>
               <w:textAlignment w:val="baseline"/>
             </w:pPr>
@@ -1813,7 +1791,7 @@
           </w:tcPr>
           <w:p>
             <w:pPr>
-              <w:pStyle w:val="27"/>
+              <w:pStyle w:val="TableText"/>
               <w:keepNext w:val="0"/>
               <w:keepLines w:val="0"/>
               <w:pageBreakBefore w:val="0"/>
@@ -1827,7 +1805,7 @@
               <w:bidi w:val="0"/>
               <w:adjustRightInd w:val="0"/>
               <w:snapToGrid w:val="0"/>
-              <w:ind w:left="0" w:leftChars="0" w:right="0" w:rightChars="0" w:firstLine="0" w:firstLineChars="0"/>
+              <w:ind w:left="0" w:right="0" w:firstLine="0" w:leftChars="0" w:rightChars="0" w:firstLineChars="0"/>
               <w:jc w:val="center"/>
               <w:textAlignment w:val="baseline"/>
             </w:pPr>
@@ -1836,14 +1814,9 @@
       </w:tr>
       <w:tr>
         <w:tblPrEx>
-          <w:tblBorders>
-            <w:top w:val="single" w:color="000000" w:sz="2" w:space="0"/>
-            <w:left w:val="single" w:color="000000" w:sz="2" w:space="0"/>
-            <w:bottom w:val="single" w:color="000000" w:sz="2" w:space="0"/>
-            <w:right w:val="single" w:color="000000" w:sz="2" w:space="0"/>
-            <w:insideH w:val="single" w:color="000000" w:sz="2" w:space="0"/>
-            <w:insideV w:val="single" w:color="000000" w:sz="2" w:space="0"/>
-          </w:tblBorders>
+          <w:tblW w:w="8214" w:type="dxa"/>
+          <w:jc w:val="center"/>
+          <w:tblLayout w:type="fixed"/>
           <w:tblCellMar>
             <w:top w:w="0" w:type="dxa"/>
             <w:left w:w="0" w:type="dxa"/>
@@ -1852,7 +1825,7 @@
           </w:tblCellMar>
         </w:tblPrEx>
         <w:trPr>
-          <w:trHeight w:val="557" w:hRule="atLeast"/>
+          <w:trHeight w:val="557"/>
           <w:jc w:val="center"/>
         </w:trPr>
         <w:tc>
@@ -1861,7 +1834,7 @@
           </w:tcPr>
           <w:p>
             <w:pPr>
-              <w:pStyle w:val="27"/>
+              <w:pStyle w:val="TableText"/>
               <w:keepNext w:val="0"/>
               <w:keepLines w:val="0"/>
               <w:pageBreakBefore w:val="0"/>
@@ -1875,7 +1848,7 @@
               <w:bidi w:val="0"/>
               <w:adjustRightInd w:val="0"/>
               <w:snapToGrid w:val="0"/>
-              <w:ind w:left="0" w:leftChars="0" w:right="0" w:rightChars="0" w:firstLine="0" w:firstLineChars="0"/>
+              <w:ind w:left="0" w:right="0" w:firstLine="0" w:leftChars="0" w:rightChars="0" w:firstLineChars="0"/>
               <w:jc w:val="center"/>
               <w:textAlignment w:val="baseline"/>
             </w:pPr>
@@ -1887,7 +1860,7 @@
           </w:tcPr>
           <w:p>
             <w:pPr>
-              <w:pStyle w:val="27"/>
+              <w:pStyle w:val="TableText"/>
               <w:keepNext w:val="0"/>
               <w:keepLines w:val="0"/>
               <w:pageBreakBefore w:val="0"/>
@@ -1901,7 +1874,7 @@
               <w:bidi w:val="0"/>
               <w:adjustRightInd w:val="0"/>
               <w:snapToGrid w:val="0"/>
-              <w:ind w:left="0" w:leftChars="0" w:right="0" w:rightChars="0" w:firstLine="0" w:firstLineChars="0"/>
+              <w:ind w:left="0" w:right="0" w:firstLine="0" w:leftChars="0" w:rightChars="0" w:firstLineChars="0"/>
               <w:jc w:val="center"/>
               <w:textAlignment w:val="baseline"/>
             </w:pPr>
@@ -1913,7 +1886,7 @@
           </w:tcPr>
           <w:p>
             <w:pPr>
-              <w:pStyle w:val="27"/>
+              <w:pStyle w:val="TableText"/>
               <w:keepNext w:val="0"/>
               <w:keepLines w:val="0"/>
               <w:pageBreakBefore w:val="0"/>
@@ -1927,7 +1900,7 @@
               <w:bidi w:val="0"/>
               <w:adjustRightInd w:val="0"/>
               <w:snapToGrid w:val="0"/>
-              <w:ind w:left="0" w:leftChars="0" w:right="0" w:rightChars="0" w:firstLine="0" w:firstLineChars="0"/>
+              <w:ind w:left="0" w:right="0" w:firstLine="0" w:leftChars="0" w:rightChars="0" w:firstLineChars="0"/>
               <w:jc w:val="center"/>
               <w:textAlignment w:val="baseline"/>
             </w:pPr>
@@ -1939,7 +1912,7 @@
           </w:tcPr>
           <w:p>
             <w:pPr>
-              <w:pStyle w:val="27"/>
+              <w:pStyle w:val="TableText"/>
               <w:keepNext w:val="0"/>
               <w:keepLines w:val="0"/>
               <w:pageBreakBefore w:val="0"/>
@@ -1953,7 +1926,7 @@
               <w:bidi w:val="0"/>
               <w:adjustRightInd w:val="0"/>
               <w:snapToGrid w:val="0"/>
-              <w:ind w:left="0" w:leftChars="0" w:right="0" w:rightChars="0" w:firstLine="0" w:firstLineChars="0"/>
+              <w:ind w:left="0" w:right="0" w:firstLine="0" w:leftChars="0" w:rightChars="0" w:firstLineChars="0"/>
               <w:jc w:val="center"/>
               <w:textAlignment w:val="baseline"/>
             </w:pPr>
@@ -1965,7 +1938,7 @@
           </w:tcPr>
           <w:p>
             <w:pPr>
-              <w:pStyle w:val="27"/>
+              <w:pStyle w:val="TableText"/>
               <w:keepNext w:val="0"/>
               <w:keepLines w:val="0"/>
               <w:pageBreakBefore w:val="0"/>
@@ -1979,7 +1952,7 @@
               <w:bidi w:val="0"/>
               <w:adjustRightInd w:val="0"/>
               <w:snapToGrid w:val="0"/>
-              <w:ind w:left="0" w:leftChars="0" w:right="0" w:rightChars="0" w:firstLine="0" w:firstLineChars="0"/>
+              <w:ind w:left="0" w:right="0" w:firstLine="0" w:leftChars="0" w:rightChars="0" w:firstLineChars="0"/>
               <w:jc w:val="center"/>
               <w:textAlignment w:val="baseline"/>
             </w:pPr>
@@ -1991,7 +1964,7 @@
           </w:tcPr>
           <w:p>
             <w:pPr>
-              <w:pStyle w:val="27"/>
+              <w:pStyle w:val="TableText"/>
               <w:keepNext w:val="0"/>
               <w:keepLines w:val="0"/>
               <w:pageBreakBefore w:val="0"/>
@@ -2005,7 +1978,7 @@
               <w:bidi w:val="0"/>
               <w:adjustRightInd w:val="0"/>
               <w:snapToGrid w:val="0"/>
-              <w:ind w:left="0" w:leftChars="0" w:right="0" w:rightChars="0" w:firstLine="0" w:firstLineChars="0"/>
+              <w:ind w:left="0" w:right="0" w:firstLine="0" w:leftChars="0" w:rightChars="0" w:firstLineChars="0"/>
               <w:jc w:val="center"/>
               <w:textAlignment w:val="baseline"/>
             </w:pPr>
@@ -2037,7 +2010,7 @@
     <w:sdt>
       <w:sdtPr>
         <w:rPr>
-          <w:rFonts w:ascii="宋体" w:hAnsi="宋体" w:eastAsia="宋体" w:cs="Arial"/>
+          <w:rFonts w:ascii="宋体" w:eastAsia="宋体" w:hAnsi="宋体" w:cs="Arial"/>
           <w:snapToGrid w:val="0"/>
           <w:color w:val="000000"/>
           <w:kern w:val="0"/>
@@ -2053,7 +2026,7 @@
       </w:sdtPr>
       <w:sdtEndPr>
         <w:rPr>
-          <w:rFonts w:hint="eastAsia" w:ascii="宋体" w:hAnsi="宋体" w:eastAsia="宋体" w:cs="宋体"/>
+          <w:rFonts w:ascii="宋体" w:eastAsia="宋体" w:hAnsi="宋体" w:cs="宋体" w:hint="eastAsia"/>
           <w:snapToGrid w:val="0"/>
           <w:color w:val="000000"/>
           <w:kern w:val="0"/>
@@ -2079,18 +2052,18 @@
             <w:adjustRightInd w:val="0"/>
             <w:snapToGrid w:val="0"/>
             <w:spacing w:before="0" w:beforeLines="0" w:after="0" w:afterLines="0" w:line="240" w:lineRule="auto"/>
-            <w:ind w:left="0" w:leftChars="0" w:right="0" w:rightChars="0" w:firstLine="0" w:firstLineChars="0"/>
+            <w:ind w:left="0" w:right="0" w:firstLine="0" w:leftChars="0" w:rightChars="0" w:firstLineChars="0"/>
             <w:jc w:val="center"/>
             <w:textAlignment w:val="baseline"/>
             <w:rPr>
-              <w:rFonts w:hint="eastAsia" w:ascii="宋体" w:hAnsi="宋体" w:eastAsia="宋体" w:cs="宋体"/>
+              <w:rFonts w:ascii="宋体" w:eastAsia="宋体" w:hAnsi="宋体" w:cs="宋体" w:hint="eastAsia"/>
               <w:sz w:val="24"/>
               <w:szCs w:val="24"/>
             </w:rPr>
           </w:pPr>
           <w:r>
             <w:rPr>
-              <w:rFonts w:hint="eastAsia" w:ascii="宋体" w:hAnsi="宋体" w:eastAsia="宋体" w:cs="宋体"/>
+              <w:rFonts w:ascii="宋体" w:eastAsia="宋体" w:hAnsi="宋体" w:cs="宋体" w:hint="eastAsia"/>
               <w:sz w:val="24"/>
               <w:szCs w:val="24"/>
             </w:rPr>
@@ -2099,14 +2072,14 @@
         </w:p>
         <w:p>
           <w:pPr>
-            <w:pStyle w:val="16"/>
+            <w:pStyle w:val="TOC1"/>
             <w:tabs>
               <w:tab w:val="right" w:leader="dot" w:pos="8306"/>
             </w:tabs>
           </w:pPr>
           <w:r>
             <w:rPr>
-              <w:rFonts w:hint="eastAsia" w:ascii="宋体" w:hAnsi="宋体" w:eastAsia="宋体" w:cs="宋体"/>
+              <w:rFonts w:ascii="宋体" w:eastAsia="宋体" w:hAnsi="宋体" w:cs="宋体" w:hint="eastAsia"/>
               <w:sz w:val="24"/>
               <w:szCs w:val="24"/>
             </w:rPr>
@@ -2114,7 +2087,7 @@
           </w:r>
           <w:r>
             <w:rPr>
-              <w:rFonts w:hint="eastAsia" w:ascii="宋体" w:hAnsi="宋体" w:eastAsia="宋体" w:cs="宋体"/>
+              <w:rFonts w:ascii="宋体" w:eastAsia="宋体" w:hAnsi="宋体" w:cs="宋体" w:hint="eastAsia"/>
               <w:sz w:val="24"/>
               <w:szCs w:val="24"/>
             </w:rPr>
@@ -2122,7 +2095,7 @@
           </w:r>
           <w:r>
             <w:rPr>
-              <w:rFonts w:hint="eastAsia" w:ascii="宋体" w:hAnsi="宋体" w:eastAsia="宋体" w:cs="宋体"/>
+              <w:rFonts w:ascii="宋体" w:eastAsia="宋体" w:hAnsi="宋体" w:cs="宋体" w:hint="eastAsia"/>
               <w:sz w:val="24"/>
               <w:szCs w:val="24"/>
             </w:rPr>
@@ -2130,21 +2103,21 @@
           </w:r>
           <w:r>
             <w:rPr>
-              <w:rFonts w:hint="eastAsia" w:ascii="宋体" w:hAnsi="宋体" w:eastAsia="宋体" w:cs="宋体"/>
+              <w:rFonts w:ascii="宋体" w:eastAsia="宋体" w:hAnsi="宋体" w:cs="宋体" w:hint="eastAsia"/>
               <w:szCs w:val="24"/>
             </w:rPr>
             <w:fldChar w:fldCharType="begin"/>
           </w:r>
           <w:r>
             <w:rPr>
-              <w:rFonts w:hint="eastAsia" w:ascii="宋体" w:hAnsi="宋体" w:eastAsia="宋体" w:cs="宋体"/>
+              <w:rFonts w:ascii="宋体" w:eastAsia="宋体" w:hAnsi="宋体" w:cs="宋体" w:hint="eastAsia"/>
               <w:szCs w:val="24"/>
             </w:rPr>
             <w:instrText xml:space="preserve"> HYPERLINK \l _Toc7506 </w:instrText>
           </w:r>
           <w:r>
             <w:rPr>
-              <w:rFonts w:hint="eastAsia" w:ascii="宋体" w:hAnsi="宋体" w:eastAsia="宋体" w:cs="宋体"/>
+              <w:rFonts w:ascii="宋体" w:eastAsia="宋体" w:hAnsi="宋体" w:cs="宋体" w:hint="eastAsia"/>
               <w:szCs w:val="24"/>
             </w:rPr>
             <w:fldChar w:fldCharType="separate"/>
@@ -2176,7 +2149,7 @@
           </w:r>
           <w:r>
             <w:rPr>
-              <w:rFonts w:hint="eastAsia" w:ascii="宋体" w:hAnsi="宋体" w:eastAsia="宋体" w:cs="宋体"/>
+              <w:rFonts w:ascii="宋体" w:eastAsia="宋体" w:hAnsi="宋体" w:cs="宋体" w:hint="eastAsia"/>
               <w:szCs w:val="24"/>
             </w:rPr>
             <w:fldChar w:fldCharType="end"/>
@@ -2184,28 +2157,28 @@
         </w:p>
         <w:p>
           <w:pPr>
-            <w:pStyle w:val="16"/>
+            <w:pStyle w:val="TOC1"/>
             <w:tabs>
               <w:tab w:val="right" w:leader="dot" w:pos="8306"/>
             </w:tabs>
           </w:pPr>
           <w:r>
             <w:rPr>
-              <w:rFonts w:hint="eastAsia" w:ascii="宋体" w:hAnsi="宋体" w:eastAsia="宋体" w:cs="宋体"/>
+              <w:rFonts w:ascii="宋体" w:eastAsia="宋体" w:hAnsi="宋体" w:cs="宋体" w:hint="eastAsia"/>
               <w:szCs w:val="24"/>
             </w:rPr>
             <w:fldChar w:fldCharType="begin"/>
           </w:r>
           <w:r>
             <w:rPr>
-              <w:rFonts w:hint="eastAsia" w:ascii="宋体" w:hAnsi="宋体" w:eastAsia="宋体" w:cs="宋体"/>
+              <w:rFonts w:ascii="宋体" w:eastAsia="宋体" w:hAnsi="宋体" w:cs="宋体" w:hint="eastAsia"/>
               <w:szCs w:val="24"/>
             </w:rPr>
             <w:instrText xml:space="preserve"> HYPERLINK \l _Toc3013 </w:instrText>
           </w:r>
           <w:r>
             <w:rPr>
-              <w:rFonts w:hint="eastAsia" w:ascii="宋体" w:hAnsi="宋体" w:eastAsia="宋体" w:cs="宋体"/>
+              <w:rFonts w:ascii="宋体" w:eastAsia="宋体" w:hAnsi="宋体" w:cs="宋体" w:hint="eastAsia"/>
               <w:szCs w:val="24"/>
             </w:rPr>
             <w:fldChar w:fldCharType="separate"/>
@@ -2237,7 +2210,7 @@
           </w:r>
           <w:r>
             <w:rPr>
-              <w:rFonts w:hint="eastAsia" w:ascii="宋体" w:hAnsi="宋体" w:eastAsia="宋体" w:cs="宋体"/>
+              <w:rFonts w:ascii="宋体" w:eastAsia="宋体" w:hAnsi="宋体" w:cs="宋体" w:hint="eastAsia"/>
               <w:szCs w:val="24"/>
             </w:rPr>
             <w:fldChar w:fldCharType="end"/>
@@ -2245,28 +2218,28 @@
         </w:p>
         <w:p>
           <w:pPr>
-            <w:pStyle w:val="16"/>
+            <w:pStyle w:val="TOC1"/>
             <w:tabs>
               <w:tab w:val="right" w:leader="dot" w:pos="8306"/>
             </w:tabs>
           </w:pPr>
           <w:r>
             <w:rPr>
-              <w:rFonts w:hint="eastAsia" w:ascii="宋体" w:hAnsi="宋体" w:eastAsia="宋体" w:cs="宋体"/>
+              <w:rFonts w:ascii="宋体" w:eastAsia="宋体" w:hAnsi="宋体" w:cs="宋体" w:hint="eastAsia"/>
               <w:szCs w:val="24"/>
             </w:rPr>
             <w:fldChar w:fldCharType="begin"/>
           </w:r>
           <w:r>
             <w:rPr>
-              <w:rFonts w:hint="eastAsia" w:ascii="宋体" w:hAnsi="宋体" w:eastAsia="宋体" w:cs="宋体"/>
+              <w:rFonts w:ascii="宋体" w:eastAsia="宋体" w:hAnsi="宋体" w:cs="宋体" w:hint="eastAsia"/>
               <w:szCs w:val="24"/>
             </w:rPr>
             <w:instrText xml:space="preserve"> HYPERLINK \l _Toc1015 </w:instrText>
           </w:r>
           <w:r>
             <w:rPr>
-              <w:rFonts w:hint="eastAsia" w:ascii="宋体" w:hAnsi="宋体" w:eastAsia="宋体" w:cs="宋体"/>
+              <w:rFonts w:ascii="宋体" w:eastAsia="宋体" w:hAnsi="宋体" w:cs="宋体" w:hint="eastAsia"/>
               <w:szCs w:val="24"/>
             </w:rPr>
             <w:fldChar w:fldCharType="separate"/>
@@ -2298,7 +2271,7 @@
           </w:r>
           <w:r>
             <w:rPr>
-              <w:rFonts w:hint="eastAsia" w:ascii="宋体" w:hAnsi="宋体" w:eastAsia="宋体" w:cs="宋体"/>
+              <w:rFonts w:ascii="宋体" w:eastAsia="宋体" w:hAnsi="宋体" w:cs="宋体" w:hint="eastAsia"/>
               <w:szCs w:val="24"/>
             </w:rPr>
             <w:fldChar w:fldCharType="end"/>
@@ -2306,28 +2279,28 @@
         </w:p>
         <w:p>
           <w:pPr>
-            <w:pStyle w:val="16"/>
+            <w:pStyle w:val="TOC1"/>
             <w:tabs>
               <w:tab w:val="right" w:leader="dot" w:pos="8306"/>
             </w:tabs>
           </w:pPr>
           <w:r>
             <w:rPr>
-              <w:rFonts w:hint="eastAsia" w:ascii="宋体" w:hAnsi="宋体" w:eastAsia="宋体" w:cs="宋体"/>
+              <w:rFonts w:ascii="宋体" w:eastAsia="宋体" w:hAnsi="宋体" w:cs="宋体" w:hint="eastAsia"/>
               <w:szCs w:val="24"/>
             </w:rPr>
             <w:fldChar w:fldCharType="begin"/>
           </w:r>
           <w:r>
             <w:rPr>
-              <w:rFonts w:hint="eastAsia" w:ascii="宋体" w:hAnsi="宋体" w:eastAsia="宋体" w:cs="宋体"/>
+              <w:rFonts w:ascii="宋体" w:eastAsia="宋体" w:hAnsi="宋体" w:cs="宋体" w:hint="eastAsia"/>
               <w:szCs w:val="24"/>
             </w:rPr>
             <w:instrText xml:space="preserve"> HYPERLINK \l _Toc11564 </w:instrText>
           </w:r>
           <w:r>
             <w:rPr>
-              <w:rFonts w:hint="eastAsia" w:ascii="宋体" w:hAnsi="宋体" w:eastAsia="宋体" w:cs="宋体"/>
+              <w:rFonts w:ascii="宋体" w:eastAsia="宋体" w:hAnsi="宋体" w:cs="宋体" w:hint="eastAsia"/>
               <w:szCs w:val="24"/>
             </w:rPr>
             <w:fldChar w:fldCharType="separate"/>
@@ -2359,7 +2332,7 @@
           </w:r>
           <w:r>
             <w:rPr>
-              <w:rFonts w:hint="eastAsia" w:ascii="宋体" w:hAnsi="宋体" w:eastAsia="宋体" w:cs="宋体"/>
+              <w:rFonts w:ascii="宋体" w:eastAsia="宋体" w:hAnsi="宋体" w:cs="宋体" w:hint="eastAsia"/>
               <w:szCs w:val="24"/>
             </w:rPr>
             <w:fldChar w:fldCharType="end"/>
@@ -2367,28 +2340,28 @@
         </w:p>
         <w:p>
           <w:pPr>
-            <w:pStyle w:val="17"/>
+            <w:pStyle w:val="TOC2"/>
             <w:tabs>
               <w:tab w:val="right" w:leader="dot" w:pos="8306"/>
             </w:tabs>
           </w:pPr>
           <w:r>
             <w:rPr>
-              <w:rFonts w:hint="eastAsia" w:ascii="宋体" w:hAnsi="宋体" w:eastAsia="宋体" w:cs="宋体"/>
+              <w:rFonts w:ascii="宋体" w:eastAsia="宋体" w:hAnsi="宋体" w:cs="宋体" w:hint="eastAsia"/>
               <w:szCs w:val="24"/>
             </w:rPr>
             <w:fldChar w:fldCharType="begin"/>
           </w:r>
           <w:r>
             <w:rPr>
-              <w:rFonts w:hint="eastAsia" w:ascii="宋体" w:hAnsi="宋体" w:eastAsia="宋体" w:cs="宋体"/>
+              <w:rFonts w:ascii="宋体" w:eastAsia="宋体" w:hAnsi="宋体" w:cs="宋体" w:hint="eastAsia"/>
               <w:szCs w:val="24"/>
             </w:rPr>
             <w:instrText xml:space="preserve"> HYPERLINK \l _Toc9950 </w:instrText>
           </w:r>
           <w:r>
             <w:rPr>
-              <w:rFonts w:hint="eastAsia" w:ascii="宋体" w:hAnsi="宋体" w:eastAsia="宋体" w:cs="宋体"/>
+              <w:rFonts w:ascii="宋体" w:eastAsia="宋体" w:hAnsi="宋体" w:cs="宋体" w:hint="eastAsia"/>
               <w:szCs w:val="24"/>
             </w:rPr>
             <w:fldChar w:fldCharType="separate"/>
@@ -2420,7 +2393,7 @@
           </w:r>
           <w:r>
             <w:rPr>
-              <w:rFonts w:hint="eastAsia" w:ascii="宋体" w:hAnsi="宋体" w:eastAsia="宋体" w:cs="宋体"/>
+              <w:rFonts w:ascii="宋体" w:eastAsia="宋体" w:hAnsi="宋体" w:cs="宋体" w:hint="eastAsia"/>
               <w:szCs w:val="24"/>
             </w:rPr>
             <w:fldChar w:fldCharType="end"/>
@@ -2428,28 +2401,28 @@
         </w:p>
         <w:p>
           <w:pPr>
-            <w:pStyle w:val="17"/>
+            <w:pStyle w:val="TOC2"/>
             <w:tabs>
               <w:tab w:val="right" w:leader="dot" w:pos="8306"/>
             </w:tabs>
           </w:pPr>
           <w:r>
             <w:rPr>
-              <w:rFonts w:hint="eastAsia" w:ascii="宋体" w:hAnsi="宋体" w:eastAsia="宋体" w:cs="宋体"/>
+              <w:rFonts w:ascii="宋体" w:eastAsia="宋体" w:hAnsi="宋体" w:cs="宋体" w:hint="eastAsia"/>
               <w:szCs w:val="24"/>
             </w:rPr>
             <w:fldChar w:fldCharType="begin"/>
           </w:r>
           <w:r>
             <w:rPr>
-              <w:rFonts w:hint="eastAsia" w:ascii="宋体" w:hAnsi="宋体" w:eastAsia="宋体" w:cs="宋体"/>
+              <w:rFonts w:ascii="宋体" w:eastAsia="宋体" w:hAnsi="宋体" w:cs="宋体" w:hint="eastAsia"/>
               <w:szCs w:val="24"/>
             </w:rPr>
             <w:instrText xml:space="preserve"> HYPERLINK \l _Toc6601 </w:instrText>
           </w:r>
           <w:r>
             <w:rPr>
-              <w:rFonts w:hint="eastAsia" w:ascii="宋体" w:hAnsi="宋体" w:eastAsia="宋体" w:cs="宋体"/>
+              <w:rFonts w:ascii="宋体" w:eastAsia="宋体" w:hAnsi="宋体" w:cs="宋体" w:hint="eastAsia"/>
               <w:szCs w:val="24"/>
             </w:rPr>
             <w:fldChar w:fldCharType="separate"/>
@@ -2481,7 +2454,7 @@
           </w:r>
           <w:r>
             <w:rPr>
-              <w:rFonts w:hint="eastAsia" w:ascii="宋体" w:hAnsi="宋体" w:eastAsia="宋体" w:cs="宋体"/>
+              <w:rFonts w:ascii="宋体" w:eastAsia="宋体" w:hAnsi="宋体" w:cs="宋体" w:hint="eastAsia"/>
               <w:szCs w:val="24"/>
             </w:rPr>
             <w:fldChar w:fldCharType="end"/>
@@ -2489,28 +2462,28 @@
         </w:p>
         <w:p>
           <w:pPr>
-            <w:pStyle w:val="16"/>
+            <w:pStyle w:val="TOC1"/>
             <w:tabs>
               <w:tab w:val="right" w:leader="dot" w:pos="8306"/>
             </w:tabs>
           </w:pPr>
           <w:r>
             <w:rPr>
-              <w:rFonts w:hint="eastAsia" w:ascii="宋体" w:hAnsi="宋体" w:eastAsia="宋体" w:cs="宋体"/>
+              <w:rFonts w:ascii="宋体" w:eastAsia="宋体" w:hAnsi="宋体" w:cs="宋体" w:hint="eastAsia"/>
               <w:szCs w:val="24"/>
             </w:rPr>
             <w:fldChar w:fldCharType="begin"/>
           </w:r>
           <w:r>
             <w:rPr>
-              <w:rFonts w:hint="eastAsia" w:ascii="宋体" w:hAnsi="宋体" w:eastAsia="宋体" w:cs="宋体"/>
+              <w:rFonts w:ascii="宋体" w:eastAsia="宋体" w:hAnsi="宋体" w:cs="宋体" w:hint="eastAsia"/>
               <w:szCs w:val="24"/>
             </w:rPr>
             <w:instrText xml:space="preserve"> HYPERLINK \l _Toc8499 </w:instrText>
           </w:r>
           <w:r>
             <w:rPr>
-              <w:rFonts w:hint="eastAsia" w:ascii="宋体" w:hAnsi="宋体" w:eastAsia="宋体" w:cs="宋体"/>
+              <w:rFonts w:ascii="宋体" w:eastAsia="宋体" w:hAnsi="宋体" w:cs="宋体" w:hint="eastAsia"/>
               <w:szCs w:val="24"/>
             </w:rPr>
             <w:fldChar w:fldCharType="separate"/>
@@ -2542,7 +2515,7 @@
           </w:r>
           <w:r>
             <w:rPr>
-              <w:rFonts w:hint="eastAsia" w:ascii="宋体" w:hAnsi="宋体" w:eastAsia="宋体" w:cs="宋体"/>
+              <w:rFonts w:ascii="宋体" w:eastAsia="宋体" w:hAnsi="宋体" w:cs="宋体" w:hint="eastAsia"/>
               <w:szCs w:val="24"/>
             </w:rPr>
             <w:fldChar w:fldCharType="end"/>
@@ -2550,28 +2523,28 @@
         </w:p>
         <w:p>
           <w:pPr>
-            <w:pStyle w:val="16"/>
+            <w:pStyle w:val="TOC1"/>
             <w:tabs>
               <w:tab w:val="right" w:leader="dot" w:pos="8306"/>
             </w:tabs>
           </w:pPr>
           <w:r>
             <w:rPr>
-              <w:rFonts w:hint="eastAsia" w:ascii="宋体" w:hAnsi="宋体" w:eastAsia="宋体" w:cs="宋体"/>
+              <w:rFonts w:ascii="宋体" w:eastAsia="宋体" w:hAnsi="宋体" w:cs="宋体" w:hint="eastAsia"/>
               <w:szCs w:val="24"/>
             </w:rPr>
             <w:fldChar w:fldCharType="begin"/>
           </w:r>
           <w:r>
             <w:rPr>
-              <w:rFonts w:hint="eastAsia" w:ascii="宋体" w:hAnsi="宋体" w:eastAsia="宋体" w:cs="宋体"/>
+              <w:rFonts w:ascii="宋体" w:eastAsia="宋体" w:hAnsi="宋体" w:cs="宋体" w:hint="eastAsia"/>
               <w:szCs w:val="24"/>
             </w:rPr>
             <w:instrText xml:space="preserve"> HYPERLINK \l _Toc10729 </w:instrText>
           </w:r>
           <w:r>
             <w:rPr>
-              <w:rFonts w:hint="eastAsia" w:ascii="宋体" w:hAnsi="宋体" w:eastAsia="宋体" w:cs="宋体"/>
+              <w:rFonts w:ascii="宋体" w:eastAsia="宋体" w:hAnsi="宋体" w:cs="宋体" w:hint="eastAsia"/>
               <w:szCs w:val="24"/>
             </w:rPr>
             <w:fldChar w:fldCharType="separate"/>
@@ -2603,7 +2576,7 @@
           </w:r>
           <w:r>
             <w:rPr>
-              <w:rFonts w:hint="eastAsia" w:ascii="宋体" w:hAnsi="宋体" w:eastAsia="宋体" w:cs="宋体"/>
+              <w:rFonts w:ascii="宋体" w:eastAsia="宋体" w:hAnsi="宋体" w:cs="宋体" w:hint="eastAsia"/>
               <w:szCs w:val="24"/>
             </w:rPr>
             <w:fldChar w:fldCharType="end"/>
@@ -2611,28 +2584,28 @@
         </w:p>
         <w:p>
           <w:pPr>
-            <w:pStyle w:val="16"/>
+            <w:pStyle w:val="TOC1"/>
             <w:tabs>
               <w:tab w:val="right" w:leader="dot" w:pos="8306"/>
             </w:tabs>
           </w:pPr>
           <w:r>
             <w:rPr>
-              <w:rFonts w:hint="eastAsia" w:ascii="宋体" w:hAnsi="宋体" w:eastAsia="宋体" w:cs="宋体"/>
+              <w:rFonts w:ascii="宋体" w:eastAsia="宋体" w:hAnsi="宋体" w:cs="宋体" w:hint="eastAsia"/>
               <w:szCs w:val="24"/>
             </w:rPr>
             <w:fldChar w:fldCharType="begin"/>
           </w:r>
           <w:r>
             <w:rPr>
-              <w:rFonts w:hint="eastAsia" w:ascii="宋体" w:hAnsi="宋体" w:eastAsia="宋体" w:cs="宋体"/>
+              <w:rFonts w:ascii="宋体" w:eastAsia="宋体" w:hAnsi="宋体" w:cs="宋体" w:hint="eastAsia"/>
               <w:szCs w:val="24"/>
             </w:rPr>
             <w:instrText xml:space="preserve"> HYPERLINK \l _Toc13463 </w:instrText>
           </w:r>
           <w:r>
             <w:rPr>
-              <w:rFonts w:hint="eastAsia" w:ascii="宋体" w:hAnsi="宋体" w:eastAsia="宋体" w:cs="宋体"/>
+              <w:rFonts w:ascii="宋体" w:eastAsia="宋体" w:hAnsi="宋体" w:cs="宋体" w:hint="eastAsia"/>
               <w:szCs w:val="24"/>
             </w:rPr>
             <w:fldChar w:fldCharType="separate"/>
@@ -2664,7 +2637,7 @@
           </w:r>
           <w:r>
             <w:rPr>
-              <w:rFonts w:hint="eastAsia" w:ascii="宋体" w:hAnsi="宋体" w:eastAsia="宋体" w:cs="宋体"/>
+              <w:rFonts w:ascii="宋体" w:eastAsia="宋体" w:hAnsi="宋体" w:cs="宋体" w:hint="eastAsia"/>
               <w:szCs w:val="24"/>
             </w:rPr>
             <w:fldChar w:fldCharType="end"/>
@@ -2672,28 +2645,28 @@
         </w:p>
         <w:p>
           <w:pPr>
-            <w:pStyle w:val="16"/>
+            <w:pStyle w:val="TOC1"/>
             <w:tabs>
               <w:tab w:val="right" w:leader="dot" w:pos="8306"/>
             </w:tabs>
           </w:pPr>
           <w:r>
             <w:rPr>
-              <w:rFonts w:hint="eastAsia" w:ascii="宋体" w:hAnsi="宋体" w:eastAsia="宋体" w:cs="宋体"/>
+              <w:rFonts w:ascii="宋体" w:eastAsia="宋体" w:hAnsi="宋体" w:cs="宋体" w:hint="eastAsia"/>
               <w:szCs w:val="24"/>
             </w:rPr>
             <w:fldChar w:fldCharType="begin"/>
           </w:r>
           <w:r>
             <w:rPr>
-              <w:rFonts w:hint="eastAsia" w:ascii="宋体" w:hAnsi="宋体" w:eastAsia="宋体" w:cs="宋体"/>
+              <w:rFonts w:ascii="宋体" w:eastAsia="宋体" w:hAnsi="宋体" w:cs="宋体" w:hint="eastAsia"/>
               <w:szCs w:val="24"/>
             </w:rPr>
             <w:instrText xml:space="preserve"> HYPERLINK \l _Toc24840 </w:instrText>
           </w:r>
           <w:r>
             <w:rPr>
-              <w:rFonts w:hint="eastAsia" w:ascii="宋体" w:hAnsi="宋体" w:eastAsia="宋体" w:cs="宋体"/>
+              <w:rFonts w:ascii="宋体" w:eastAsia="宋体" w:hAnsi="宋体" w:cs="宋体" w:hint="eastAsia"/>
               <w:szCs w:val="24"/>
             </w:rPr>
             <w:fldChar w:fldCharType="separate"/>
@@ -2725,7 +2698,7 @@
           </w:r>
           <w:r>
             <w:rPr>
-              <w:rFonts w:hint="eastAsia" w:ascii="宋体" w:hAnsi="宋体" w:eastAsia="宋体" w:cs="宋体"/>
+              <w:rFonts w:ascii="宋体" w:eastAsia="宋体" w:hAnsi="宋体" w:cs="宋体" w:hint="eastAsia"/>
               <w:szCs w:val="24"/>
             </w:rPr>
             <w:fldChar w:fldCharType="end"/>
@@ -2748,7 +2721,7 @@
             <w:snapToGrid w:val="0"/>
             <w:textAlignment w:val="baseline"/>
             <w:rPr>
-              <w:rFonts w:hint="eastAsia" w:ascii="宋体" w:hAnsi="宋体" w:eastAsia="宋体" w:cs="宋体"/>
+              <w:rFonts w:ascii="宋体" w:eastAsia="宋体" w:hAnsi="宋体" w:cs="宋体" w:hint="eastAsia"/>
               <w:snapToGrid w:val="0"/>
               <w:color w:val="000000"/>
               <w:kern w:val="0"/>
@@ -2759,7 +2732,7 @@
           </w:pPr>
           <w:r>
             <w:rPr>
-              <w:rFonts w:hint="eastAsia" w:ascii="宋体" w:hAnsi="宋体" w:eastAsia="宋体" w:cs="宋体"/>
+              <w:rFonts w:ascii="宋体" w:eastAsia="宋体" w:hAnsi="宋体" w:cs="宋体" w:hint="eastAsia"/>
               <w:szCs w:val="24"/>
             </w:rPr>
             <w:fldChar w:fldCharType="end"/>
@@ -2784,7 +2757,7 @@
         <w:snapToGrid w:val="0"/>
         <w:textAlignment w:val="baseline"/>
         <w:rPr>
-          <w:rFonts w:ascii="Arial" w:hAnsi="Arial" w:eastAsia="Arial" w:cs="Arial"/>
+          <w:rFonts w:ascii="Arial" w:eastAsia="Arial" w:hAnsi="Arial" w:cs="Arial"/>
           <w:snapToGrid w:val="0"/>
           <w:color w:val="000000"/>
           <w:kern w:val="0"/>
@@ -2795,7 +2768,7 @@
       </w:pPr>
       <w:r>
         <w:rPr>
-          <w:rFonts w:ascii="Arial" w:hAnsi="Arial" w:eastAsia="Arial" w:cs="Arial"/>
+          <w:rFonts w:ascii="Arial" w:eastAsia="Arial" w:hAnsi="Arial" w:cs="Arial"/>
           <w:snapToGrid w:val="0"/>
           <w:color w:val="000000"/>
           <w:kern w:val="0"/>
@@ -2808,7 +2781,7 @@
     </w:p>
     <w:p>
       <w:pPr>
-        <w:pStyle w:val="28"/>
+        <w:pStyle w:val="1"/>
         <w:keepNext w:val="0"/>
         <w:keepLines w:val="0"/>
         <w:pageBreakBefore w:val="0"/>
@@ -2840,7 +2813,7 @@
     </w:p>
     <w:p>
       <w:pPr>
-        <w:pStyle w:val="29"/>
+        <w:pStyle w:val="a1"/>
         <w:keepNext w:val="0"/>
         <w:keepLines w:val="0"/>
         <w:pageBreakBefore w:val="0"/>
@@ -2870,7 +2843,24 @@
     </w:p>
     <w:p>
       <w:pPr>
-        <w:pStyle w:val="28"/>
+        <w:pStyle w:val="1"/>
+        <w:bidi w:val="0"/>
+        <w:rPr>
+          <w:rFonts w:hint="default"/>
+          <w:lang w:val="en-US" w:eastAsia="zh-CN"/>
+        </w:rPr>
+      </w:pPr>
+      <w:r>
+        <w:rPr>
+          <w:rFonts w:hint="eastAsia"/>
+          <w:lang w:val="en-US" w:eastAsia="zh-CN"/>
+        </w:rPr>
+        <w:t>翔云-服务价值平台</w:t>
+      </w:r>
+    </w:p>
+    <w:p>
+      <w:pPr>
+        <w:pStyle w:val="a1"/>
         <w:keepNext w:val="0"/>
         <w:keepLines w:val="0"/>
         <w:pageBreakBefore w:val="0"/>
@@ -2890,19 +2880,17 @@
           <w:lang w:val="en-US" w:eastAsia="zh-CN"/>
         </w:rPr>
       </w:pPr>
-      <w:bookmarkStart w:id="3" w:name="_Toc11564"/>
-      <w:r>
-        <w:rPr>
-          <w:rFonts w:hint="default"/>
-          <w:lang w:val="en-US" w:eastAsia="zh-CN"/>
-        </w:rPr>
-        <w:t>主要研发项目完成情况</w:t>
-      </w:r>
-      <w:bookmarkEnd w:id="3"/>
+      <w:r>
+        <w:rPr>
+          <w:rFonts w:hint="default"/>
+          <w:lang w:val="en-US" w:eastAsia="zh-CN"/>
+        </w:rPr>
+        <w:t>完成状态：已上线并进入全面推广阶段。</w:t>
+      </w:r>
     </w:p>
     <w:p>
       <w:pPr>
-        <w:pStyle w:val="30"/>
+        <w:pStyle w:val="a1"/>
         <w:keepNext w:val="0"/>
         <w:keepLines w:val="0"/>
         <w:pageBreakBefore w:val="0"/>
@@ -2922,19 +2910,1117 @@
           <w:lang w:val="en-US" w:eastAsia="zh-CN"/>
         </w:rPr>
       </w:pPr>
-      <w:bookmarkStart w:id="4" w:name="_Toc9950"/>
-      <w:r>
-        <w:rPr>
-          <w:rFonts w:hint="default"/>
-          <w:lang w:val="en-US" w:eastAsia="zh-CN"/>
-        </w:rPr>
-        <w:t>智能服务管理与分析平台项目</w:t>
-      </w:r>
-      <w:bookmarkEnd w:id="4"/>
+      <w:r>
+        <w:rPr>
+          <w:rFonts w:hint="eastAsia"/>
+          <w:lang w:val="en-US" w:eastAsia="zh-CN"/>
+        </w:rPr>
+        <w:t>项目进展情况如下：</w:t>
+      </w:r>
+    </w:p>
+    <w:tbl>
+      <w:tblPr>
+        <w:tblStyle w:val="TableNormal"/>
+        <w:tblW w:w="8498" w:type="dxa"/>
+        <w:jc w:val="center"/>
+        <w:tblBorders>
+          <w:top w:val="nil"/>
+          <w:left w:val="nil"/>
+          <w:bottom w:val="nil"/>
+          <w:right w:val="nil"/>
+          <w:insideH w:val="nil"/>
+          <w:insideV w:val="nil"/>
+        </w:tblBorders>
+        <w:shd w:val="clear" w:color="auto" w:fill="FFFFFF"/>
+        <w:tblCellMar>
+          <w:top w:w="15" w:type="dxa"/>
+          <w:left w:w="15" w:type="dxa"/>
+          <w:bottom w:w="15" w:type="dxa"/>
+          <w:right w:w="15" w:type="dxa"/>
+        </w:tblCellMar>
+      </w:tblPr>
+      <w:tblGrid>
+        <w:gridCol w:w="2800"/>
+        <w:gridCol w:w="5698"/>
+      </w:tblGrid>
+      <w:tr>
+        <w:tblPrEx>
+          <w:tblW w:w="8498" w:type="dxa"/>
+          <w:jc w:val="center"/>
+          <w:tblBorders>
+            <w:top w:val="nil"/>
+            <w:left w:val="nil"/>
+            <w:bottom w:val="nil"/>
+            <w:right w:val="nil"/>
+            <w:insideH w:val="nil"/>
+            <w:insideV w:val="nil"/>
+          </w:tblBorders>
+          <w:shd w:val="clear" w:color="auto" w:fill="FFFFFF"/>
+          <w:tblCellMar>
+            <w:top w:w="15" w:type="dxa"/>
+            <w:left w:w="15" w:type="dxa"/>
+            <w:bottom w:w="15" w:type="dxa"/>
+            <w:right w:w="15" w:type="dxa"/>
+          </w:tblCellMar>
+        </w:tblPrEx>
+        <w:trPr>
+          <w:trHeight w:val="0"/>
+          <w:tblHeader/>
+          <w:jc w:val="center"/>
+        </w:trPr>
+        <w:tc>
+          <w:tcPr>
+            <w:tcW w:w="2800" w:type="dxa"/>
+            <w:tcBorders>
+              <w:top w:val="nil"/>
+            </w:tcBorders>
+            <w:shd w:val="clear" w:color="auto" w:fill="FFFFFF"/>
+            <w:tcMar>
+              <w:top w:w="120" w:type="dxa"/>
+              <w:left w:w="0" w:type="dxa"/>
+              <w:bottom w:w="120" w:type="dxa"/>
+              <w:right w:w="192" w:type="dxa"/>
+            </w:tcMar>
+            <w:vAlign w:val="center"/>
+          </w:tcPr>
+          <w:p>
+            <w:pPr>
+              <w:keepNext w:val="0"/>
+              <w:keepLines w:val="0"/>
+              <w:widowControl/>
+              <w:suppressLineNumbers w:val="0"/>
+              <w:snapToGrid w:val="0"/>
+              <w:spacing w:line="240" w:lineRule="auto"/>
+              <w:ind w:left="0" w:right="0" w:firstLine="0" w:leftChars="0" w:rightChars="0" w:firstLineChars="0"/>
+              <w:jc w:val="center"/>
+              <w:rPr>
+                <w:rFonts w:ascii="Segoe UI" w:eastAsia="Segoe UI" w:hAnsi="Segoe UI" w:cs="Segoe UI"/>
+                <w:b/>
+                <w:i w:val="0"/>
+                <w:iCs w:val="0"/>
+                <w:caps w:val="0"/>
+                <w:color w:val="0F1115"/>
+                <w:spacing w:val="0"/>
+                <w:sz w:val="18"/>
+                <w:szCs w:val="18"/>
+              </w:rPr>
+            </w:pPr>
+            <w:r>
+              <w:rPr>
+                <w:rFonts w:ascii="Segoe UI" w:eastAsia="Segoe UI" w:hAnsi="Segoe UI" w:cs="Segoe UI" w:hint="default"/>
+                <w:b/>
+                <w:i w:val="0"/>
+                <w:iCs w:val="0"/>
+                <w:caps w:val="0"/>
+                <w:snapToGrid w:val="0"/>
+                <w:color w:val="000000"/>
+                <w:spacing w:val="0"/>
+                <w:kern w:val="0"/>
+                <w:sz w:val="18"/>
+                <w:szCs w:val="18"/>
+                <w:lang w:val="en-US" w:eastAsia="zh-CN"/>
+              </w:rPr>
+              <w:t>规划内容</w:t>
+            </w:r>
+          </w:p>
+        </w:tc>
+        <w:tc>
+          <w:tcPr>
+            <w:tcW w:w="5698" w:type="dxa"/>
+            <w:tcBorders>
+              <w:top w:val="nil"/>
+            </w:tcBorders>
+            <w:shd w:val="clear" w:color="auto" w:fill="FFFFFF"/>
+            <w:tcMar>
+              <w:top w:w="120" w:type="dxa"/>
+              <w:left w:w="192" w:type="dxa"/>
+              <w:bottom w:w="120" w:type="dxa"/>
+              <w:right w:w="192" w:type="dxa"/>
+            </w:tcMar>
+            <w:vAlign w:val="center"/>
+          </w:tcPr>
+          <w:p>
+            <w:pPr>
+              <w:keepNext w:val="0"/>
+              <w:keepLines w:val="0"/>
+              <w:widowControl/>
+              <w:suppressLineNumbers w:val="0"/>
+              <w:snapToGrid w:val="0"/>
+              <w:spacing w:line="240" w:lineRule="auto"/>
+              <w:ind w:left="0" w:right="0" w:firstLine="0" w:leftChars="0" w:rightChars="0" w:firstLineChars="0"/>
+              <w:jc w:val="center"/>
+              <w:rPr>
+                <w:rFonts w:ascii="Segoe UI" w:eastAsia="Segoe UI" w:hAnsi="Segoe UI" w:cs="Segoe UI" w:hint="default"/>
+                <w:b/>
+                <w:i w:val="0"/>
+                <w:iCs w:val="0"/>
+                <w:caps w:val="0"/>
+                <w:color w:val="0F1115"/>
+                <w:spacing w:val="0"/>
+                <w:sz w:val="18"/>
+                <w:szCs w:val="18"/>
+              </w:rPr>
+            </w:pPr>
+            <w:r>
+              <w:rPr>
+                <w:rFonts w:ascii="Segoe UI" w:eastAsia="Segoe UI" w:hAnsi="Segoe UI" w:cs="Segoe UI" w:hint="default"/>
+                <w:b/>
+                <w:i w:val="0"/>
+                <w:iCs w:val="0"/>
+                <w:caps w:val="0"/>
+                <w:snapToGrid w:val="0"/>
+                <w:color w:val="000000"/>
+                <w:spacing w:val="0"/>
+                <w:kern w:val="0"/>
+                <w:sz w:val="18"/>
+                <w:szCs w:val="18"/>
+                <w:lang w:val="en-US" w:eastAsia="zh-CN"/>
+              </w:rPr>
+              <w:t>实际完成情况</w:t>
+            </w:r>
+          </w:p>
+        </w:tc>
+      </w:tr>
+      <w:tr>
+        <w:tblPrEx>
+          <w:tblW w:w="8498" w:type="dxa"/>
+          <w:jc w:val="center"/>
+          <w:shd w:val="clear" w:color="auto" w:fill="FFFFFF"/>
+          <w:tblCellMar>
+            <w:top w:w="15" w:type="dxa"/>
+            <w:left w:w="15" w:type="dxa"/>
+            <w:bottom w:w="15" w:type="dxa"/>
+            <w:right w:w="15" w:type="dxa"/>
+          </w:tblCellMar>
+        </w:tblPrEx>
+        <w:trPr>
+          <w:trHeight w:val="0"/>
+          <w:jc w:val="center"/>
+        </w:trPr>
+        <w:tc>
+          <w:tcPr>
+            <w:tcW w:w="2800" w:type="dxa"/>
+            <w:shd w:val="clear" w:color="auto" w:fill="FFFFFF"/>
+            <w:tcMar>
+              <w:top w:w="120" w:type="dxa"/>
+              <w:left w:w="0" w:type="dxa"/>
+              <w:bottom w:w="120" w:type="dxa"/>
+              <w:right w:w="192" w:type="dxa"/>
+            </w:tcMar>
+            <w:vAlign w:val="center"/>
+          </w:tcPr>
+          <w:p>
+            <w:pPr>
+              <w:keepNext w:val="0"/>
+              <w:keepLines w:val="0"/>
+              <w:widowControl/>
+              <w:suppressLineNumbers w:val="0"/>
+              <w:snapToGrid w:val="0"/>
+              <w:spacing w:line="240" w:lineRule="auto"/>
+              <w:ind w:left="0" w:right="0" w:firstLine="0" w:leftChars="0" w:rightChars="0" w:firstLineChars="0"/>
+              <w:jc w:val="left"/>
+              <w:rPr>
+                <w:rFonts w:ascii="Segoe UI" w:eastAsia="Segoe UI" w:hAnsi="Segoe UI" w:cs="Segoe UI" w:hint="default"/>
+                <w:i w:val="0"/>
+                <w:iCs w:val="0"/>
+                <w:caps w:val="0"/>
+                <w:color w:val="0F1115"/>
+                <w:spacing w:val="0"/>
+                <w:sz w:val="18"/>
+                <w:szCs w:val="18"/>
+              </w:rPr>
+            </w:pPr>
+            <w:r>
+              <w:rPr>
+                <w:rStyle w:val="Strong"/>
+                <w:rFonts w:ascii="Segoe UI" w:eastAsia="Segoe UI" w:hAnsi="Segoe UI" w:cs="Segoe UI" w:hint="default"/>
+                <w:b/>
+                <w:bCs/>
+                <w:i w:val="0"/>
+                <w:iCs w:val="0"/>
+                <w:caps w:val="0"/>
+                <w:snapToGrid w:val="0"/>
+                <w:color w:val="000000"/>
+                <w:spacing w:val="0"/>
+                <w:kern w:val="0"/>
+                <w:sz w:val="18"/>
+                <w:szCs w:val="18"/>
+                <w:lang w:val="en-US" w:eastAsia="zh-CN"/>
+              </w:rPr>
+              <w:t>第一阶段：需求分析与平台设计（1-3月）</w:t>
+            </w:r>
+          </w:p>
+        </w:tc>
+        <w:tc>
+          <w:tcPr>
+            <w:tcW w:w="5698" w:type="dxa"/>
+            <w:shd w:val="clear" w:color="auto" w:fill="FFFFFF"/>
+            <w:tcMar>
+              <w:top w:w="120" w:type="dxa"/>
+              <w:left w:w="192" w:type="dxa"/>
+              <w:bottom w:w="120" w:type="dxa"/>
+              <w:right w:w="0" w:type="dxa"/>
+            </w:tcMar>
+            <w:vAlign w:val="center"/>
+          </w:tcPr>
+          <w:p>
+            <w:pPr>
+              <w:keepNext w:val="0"/>
+              <w:keepLines w:val="0"/>
+              <w:widowControl/>
+              <w:suppressLineNumbers w:val="0"/>
+              <w:snapToGrid w:val="0"/>
+              <w:spacing w:line="240" w:lineRule="auto"/>
+              <w:ind w:left="0" w:right="0" w:firstLine="0" w:leftChars="0" w:rightChars="0" w:firstLineChars="0"/>
+              <w:jc w:val="left"/>
+              <w:rPr>
+                <w:rFonts w:ascii="Segoe UI" w:eastAsia="Segoe UI" w:hAnsi="Segoe UI" w:cs="Segoe UI" w:hint="default"/>
+                <w:i w:val="0"/>
+                <w:iCs w:val="0"/>
+                <w:caps w:val="0"/>
+                <w:color w:val="0F1115"/>
+                <w:spacing w:val="0"/>
+                <w:sz w:val="18"/>
+                <w:szCs w:val="18"/>
+              </w:rPr>
+            </w:pPr>
+            <w:r>
+              <w:rPr>
+                <w:rFonts w:ascii="Segoe UI" w:eastAsia="Segoe UI" w:hAnsi="Segoe UI" w:cs="Segoe UI" w:hint="default"/>
+                <w:i w:val="0"/>
+                <w:iCs w:val="0"/>
+                <w:caps w:val="0"/>
+                <w:snapToGrid w:val="0"/>
+                <w:color w:val="000000"/>
+                <w:spacing w:val="0"/>
+                <w:kern w:val="0"/>
+                <w:sz w:val="18"/>
+                <w:szCs w:val="18"/>
+                <w:lang w:val="en-US" w:eastAsia="zh-CN"/>
+              </w:rPr>
+              <w:t>已完成业务调研、产品原型与交互设计，技术架构方案通过评审。</w:t>
+            </w:r>
+          </w:p>
+        </w:tc>
+      </w:tr>
+      <w:tr>
+        <w:tblPrEx>
+          <w:tblW w:w="8498" w:type="dxa"/>
+          <w:jc w:val="center"/>
+          <w:shd w:val="clear" w:color="auto" w:fill="FFFFFF"/>
+          <w:tblCellMar>
+            <w:top w:w="15" w:type="dxa"/>
+            <w:left w:w="15" w:type="dxa"/>
+            <w:bottom w:w="15" w:type="dxa"/>
+            <w:right w:w="15" w:type="dxa"/>
+          </w:tblCellMar>
+        </w:tblPrEx>
+        <w:trPr>
+          <w:trHeight w:val="0"/>
+          <w:jc w:val="center"/>
+        </w:trPr>
+        <w:tc>
+          <w:tcPr>
+            <w:tcW w:w="2800" w:type="dxa"/>
+            <w:shd w:val="clear" w:color="auto" w:fill="FFFFFF"/>
+            <w:tcMar>
+              <w:top w:w="120" w:type="dxa"/>
+              <w:left w:w="0" w:type="dxa"/>
+              <w:bottom w:w="120" w:type="dxa"/>
+              <w:right w:w="192" w:type="dxa"/>
+            </w:tcMar>
+            <w:vAlign w:val="center"/>
+          </w:tcPr>
+          <w:p>
+            <w:pPr>
+              <w:keepNext w:val="0"/>
+              <w:keepLines w:val="0"/>
+              <w:widowControl/>
+              <w:suppressLineNumbers w:val="0"/>
+              <w:snapToGrid w:val="0"/>
+              <w:spacing w:line="240" w:lineRule="auto"/>
+              <w:ind w:left="0" w:right="0" w:firstLine="0" w:leftChars="0" w:rightChars="0" w:firstLineChars="0"/>
+              <w:jc w:val="left"/>
+              <w:rPr>
+                <w:rFonts w:ascii="Segoe UI" w:eastAsia="Segoe UI" w:hAnsi="Segoe UI" w:cs="Segoe UI" w:hint="default"/>
+                <w:i w:val="0"/>
+                <w:iCs w:val="0"/>
+                <w:caps w:val="0"/>
+                <w:color w:val="0F1115"/>
+                <w:spacing w:val="0"/>
+                <w:sz w:val="18"/>
+                <w:szCs w:val="18"/>
+              </w:rPr>
+            </w:pPr>
+            <w:r>
+              <w:rPr>
+                <w:rStyle w:val="Strong"/>
+                <w:rFonts w:ascii="Segoe UI" w:eastAsia="Segoe UI" w:hAnsi="Segoe UI" w:cs="Segoe UI" w:hint="default"/>
+                <w:b/>
+                <w:bCs/>
+                <w:i w:val="0"/>
+                <w:iCs w:val="0"/>
+                <w:caps w:val="0"/>
+                <w:snapToGrid w:val="0"/>
+                <w:color w:val="000000"/>
+                <w:spacing w:val="0"/>
+                <w:kern w:val="0"/>
+                <w:sz w:val="18"/>
+                <w:szCs w:val="18"/>
+                <w:lang w:val="en-US" w:eastAsia="zh-CN"/>
+              </w:rPr>
+              <w:t>第二阶段：核心功能开发（4-6月）</w:t>
+            </w:r>
+          </w:p>
+        </w:tc>
+        <w:tc>
+          <w:tcPr>
+            <w:tcW w:w="5698" w:type="dxa"/>
+            <w:shd w:val="clear" w:color="auto" w:fill="FFFFFF"/>
+            <w:tcMar>
+              <w:top w:w="120" w:type="dxa"/>
+              <w:left w:w="192" w:type="dxa"/>
+              <w:bottom w:w="120" w:type="dxa"/>
+              <w:right w:w="0" w:type="dxa"/>
+            </w:tcMar>
+            <w:vAlign w:val="center"/>
+          </w:tcPr>
+          <w:p>
+            <w:pPr>
+              <w:keepNext w:val="0"/>
+              <w:keepLines w:val="0"/>
+              <w:widowControl/>
+              <w:suppressLineNumbers w:val="0"/>
+              <w:snapToGrid w:val="0"/>
+              <w:spacing w:line="240" w:lineRule="auto"/>
+              <w:ind w:left="0" w:right="0" w:firstLine="0" w:leftChars="0" w:rightChars="0" w:firstLineChars="0"/>
+              <w:jc w:val="left"/>
+              <w:rPr>
+                <w:rFonts w:ascii="Segoe UI" w:eastAsia="Segoe UI" w:hAnsi="Segoe UI" w:cs="Segoe UI" w:hint="default"/>
+                <w:i w:val="0"/>
+                <w:iCs w:val="0"/>
+                <w:caps w:val="0"/>
+                <w:color w:val="0F1115"/>
+                <w:spacing w:val="0"/>
+                <w:sz w:val="18"/>
+                <w:szCs w:val="18"/>
+              </w:rPr>
+            </w:pPr>
+            <w:r>
+              <w:rPr>
+                <w:rFonts w:ascii="Segoe UI" w:eastAsia="Segoe UI" w:hAnsi="Segoe UI" w:cs="Segoe UI" w:hint="default"/>
+                <w:i w:val="0"/>
+                <w:iCs w:val="0"/>
+                <w:caps w:val="0"/>
+                <w:snapToGrid w:val="0"/>
+                <w:color w:val="000000"/>
+                <w:spacing w:val="0"/>
+                <w:kern w:val="0"/>
+                <w:sz w:val="18"/>
+                <w:szCs w:val="18"/>
+                <w:lang w:val="en-US" w:eastAsia="zh-CN"/>
+              </w:rPr>
+              <w:t>完成服务知识管理模块（知识条目管理、分类标签、Excel导入）与客户满意度调查模块（调查项配置、问卷手动发放）的开发。</w:t>
+            </w:r>
+          </w:p>
+        </w:tc>
+      </w:tr>
+      <w:tr>
+        <w:tblPrEx>
+          <w:tblW w:w="8498" w:type="dxa"/>
+          <w:jc w:val="center"/>
+          <w:shd w:val="clear" w:color="auto" w:fill="FFFFFF"/>
+          <w:tblCellMar>
+            <w:top w:w="15" w:type="dxa"/>
+            <w:left w:w="15" w:type="dxa"/>
+            <w:bottom w:w="15" w:type="dxa"/>
+            <w:right w:w="15" w:type="dxa"/>
+          </w:tblCellMar>
+        </w:tblPrEx>
+        <w:trPr>
+          <w:trHeight w:val="0"/>
+          <w:jc w:val="center"/>
+        </w:trPr>
+        <w:tc>
+          <w:tcPr>
+            <w:tcW w:w="2800" w:type="dxa"/>
+            <w:shd w:val="clear" w:color="auto" w:fill="FFFFFF"/>
+            <w:tcMar>
+              <w:top w:w="120" w:type="dxa"/>
+              <w:left w:w="0" w:type="dxa"/>
+              <w:bottom w:w="120" w:type="dxa"/>
+              <w:right w:w="192" w:type="dxa"/>
+            </w:tcMar>
+            <w:vAlign w:val="center"/>
+          </w:tcPr>
+          <w:p>
+            <w:pPr>
+              <w:keepNext w:val="0"/>
+              <w:keepLines w:val="0"/>
+              <w:widowControl/>
+              <w:suppressLineNumbers w:val="0"/>
+              <w:snapToGrid w:val="0"/>
+              <w:spacing w:line="240" w:lineRule="auto"/>
+              <w:ind w:left="0" w:right="0" w:firstLine="0" w:leftChars="0" w:rightChars="0" w:firstLineChars="0"/>
+              <w:jc w:val="left"/>
+              <w:rPr>
+                <w:rFonts w:ascii="Segoe UI" w:eastAsia="Segoe UI" w:hAnsi="Segoe UI" w:cs="Segoe UI" w:hint="default"/>
+                <w:i w:val="0"/>
+                <w:iCs w:val="0"/>
+                <w:caps w:val="0"/>
+                <w:color w:val="0F1115"/>
+                <w:spacing w:val="0"/>
+                <w:sz w:val="18"/>
+                <w:szCs w:val="18"/>
+              </w:rPr>
+            </w:pPr>
+            <w:r>
+              <w:rPr>
+                <w:rStyle w:val="Strong"/>
+                <w:rFonts w:ascii="Segoe UI" w:eastAsia="Segoe UI" w:hAnsi="Segoe UI" w:cs="Segoe UI" w:hint="default"/>
+                <w:b/>
+                <w:bCs/>
+                <w:i w:val="0"/>
+                <w:iCs w:val="0"/>
+                <w:caps w:val="0"/>
+                <w:snapToGrid w:val="0"/>
+                <w:color w:val="000000"/>
+                <w:spacing w:val="0"/>
+                <w:kern w:val="0"/>
+                <w:sz w:val="18"/>
+                <w:szCs w:val="18"/>
+                <w:lang w:val="en-US" w:eastAsia="zh-CN"/>
+              </w:rPr>
+              <w:t>第三阶段：智能功能与数据分析开发（7-9月）</w:t>
+            </w:r>
+          </w:p>
+        </w:tc>
+        <w:tc>
+          <w:tcPr>
+            <w:tcW w:w="5698" w:type="dxa"/>
+            <w:shd w:val="clear" w:color="auto" w:fill="FFFFFF"/>
+            <w:tcMar>
+              <w:top w:w="120" w:type="dxa"/>
+              <w:left w:w="192" w:type="dxa"/>
+              <w:bottom w:w="120" w:type="dxa"/>
+              <w:right w:w="0" w:type="dxa"/>
+            </w:tcMar>
+            <w:vAlign w:val="center"/>
+          </w:tcPr>
+          <w:p>
+            <w:pPr>
+              <w:keepNext w:val="0"/>
+              <w:keepLines w:val="0"/>
+              <w:widowControl/>
+              <w:suppressLineNumbers w:val="0"/>
+              <w:snapToGrid w:val="0"/>
+              <w:spacing w:line="240" w:lineRule="auto"/>
+              <w:ind w:left="0" w:right="0" w:firstLine="0" w:leftChars="0" w:rightChars="0" w:firstLineChars="0"/>
+              <w:jc w:val="left"/>
+              <w:rPr>
+                <w:rFonts w:ascii="Segoe UI" w:eastAsia="Segoe UI" w:hAnsi="Segoe UI" w:cs="Segoe UI" w:hint="default"/>
+                <w:i w:val="0"/>
+                <w:iCs w:val="0"/>
+                <w:caps w:val="0"/>
+                <w:color w:val="0F1115"/>
+                <w:spacing w:val="0"/>
+                <w:sz w:val="18"/>
+                <w:szCs w:val="18"/>
+              </w:rPr>
+            </w:pPr>
+            <w:r>
+              <w:rPr>
+                <w:rFonts w:ascii="Segoe UI" w:eastAsia="Segoe UI" w:hAnsi="Segoe UI" w:cs="Segoe UI" w:hint="default"/>
+                <w:i w:val="0"/>
+                <w:iCs w:val="0"/>
+                <w:caps w:val="0"/>
+                <w:snapToGrid w:val="0"/>
+                <w:color w:val="000000"/>
+                <w:spacing w:val="0"/>
+                <w:kern w:val="0"/>
+                <w:sz w:val="18"/>
+                <w:szCs w:val="18"/>
+                <w:lang w:val="en-US" w:eastAsia="zh-CN"/>
+              </w:rPr>
+              <w:t>完成知识关联与应用功能、满意度结果自动汇总与统计分析模块，并完成服务价值可视化报表基础开发。</w:t>
+            </w:r>
+          </w:p>
+        </w:tc>
+      </w:tr>
+      <w:tr>
+        <w:tblPrEx>
+          <w:tblW w:w="8498" w:type="dxa"/>
+          <w:jc w:val="center"/>
+          <w:shd w:val="clear" w:color="auto" w:fill="FFFFFF"/>
+          <w:tblCellMar>
+            <w:top w:w="15" w:type="dxa"/>
+            <w:left w:w="15" w:type="dxa"/>
+            <w:bottom w:w="15" w:type="dxa"/>
+            <w:right w:w="15" w:type="dxa"/>
+          </w:tblCellMar>
+        </w:tblPrEx>
+        <w:trPr>
+          <w:trHeight w:val="0"/>
+          <w:jc w:val="center"/>
+        </w:trPr>
+        <w:tc>
+          <w:tcPr>
+            <w:tcW w:w="2800" w:type="dxa"/>
+            <w:shd w:val="clear" w:color="auto" w:fill="FFFFFF"/>
+            <w:tcMar>
+              <w:top w:w="120" w:type="dxa"/>
+              <w:left w:w="0" w:type="dxa"/>
+              <w:bottom w:w="120" w:type="dxa"/>
+              <w:right w:w="192" w:type="dxa"/>
+            </w:tcMar>
+            <w:vAlign w:val="center"/>
+          </w:tcPr>
+          <w:p>
+            <w:pPr>
+              <w:keepNext w:val="0"/>
+              <w:keepLines w:val="0"/>
+              <w:widowControl/>
+              <w:suppressLineNumbers w:val="0"/>
+              <w:snapToGrid w:val="0"/>
+              <w:spacing w:line="240" w:lineRule="auto"/>
+              <w:ind w:left="0" w:right="0" w:firstLine="0" w:leftChars="0" w:rightChars="0" w:firstLineChars="0"/>
+              <w:jc w:val="left"/>
+              <w:rPr>
+                <w:rFonts w:ascii="Segoe UI" w:eastAsia="Segoe UI" w:hAnsi="Segoe UI" w:cs="Segoe UI" w:hint="default"/>
+                <w:i w:val="0"/>
+                <w:iCs w:val="0"/>
+                <w:caps w:val="0"/>
+                <w:color w:val="0F1115"/>
+                <w:spacing w:val="0"/>
+                <w:sz w:val="18"/>
+                <w:szCs w:val="18"/>
+              </w:rPr>
+            </w:pPr>
+            <w:r>
+              <w:rPr>
+                <w:rStyle w:val="Strong"/>
+                <w:rFonts w:ascii="Segoe UI" w:eastAsia="Segoe UI" w:hAnsi="Segoe UI" w:cs="Segoe UI" w:hint="default"/>
+                <w:b/>
+                <w:bCs/>
+                <w:i w:val="0"/>
+                <w:iCs w:val="0"/>
+                <w:caps w:val="0"/>
+                <w:snapToGrid w:val="0"/>
+                <w:color w:val="000000"/>
+                <w:spacing w:val="0"/>
+                <w:kern w:val="0"/>
+                <w:sz w:val="18"/>
+                <w:szCs w:val="18"/>
+                <w:lang w:val="en-US" w:eastAsia="zh-CN"/>
+              </w:rPr>
+              <w:t>第四阶段：系统集成、测试与试点运行（10月）</w:t>
+            </w:r>
+          </w:p>
+        </w:tc>
+        <w:tc>
+          <w:tcPr>
+            <w:tcW w:w="5698" w:type="dxa"/>
+            <w:shd w:val="clear" w:color="auto" w:fill="FFFFFF"/>
+            <w:tcMar>
+              <w:top w:w="120" w:type="dxa"/>
+              <w:left w:w="192" w:type="dxa"/>
+              <w:bottom w:w="120" w:type="dxa"/>
+              <w:right w:w="0" w:type="dxa"/>
+            </w:tcMar>
+            <w:vAlign w:val="center"/>
+          </w:tcPr>
+          <w:p>
+            <w:pPr>
+              <w:keepNext w:val="0"/>
+              <w:keepLines w:val="0"/>
+              <w:widowControl/>
+              <w:suppressLineNumbers w:val="0"/>
+              <w:snapToGrid w:val="0"/>
+              <w:spacing w:line="240" w:lineRule="auto"/>
+              <w:ind w:left="0" w:right="0" w:firstLine="0" w:leftChars="0" w:rightChars="0" w:firstLineChars="0"/>
+              <w:jc w:val="left"/>
+              <w:rPr>
+                <w:rFonts w:ascii="Segoe UI" w:eastAsia="Segoe UI" w:hAnsi="Segoe UI" w:cs="Segoe UI" w:hint="default"/>
+                <w:i w:val="0"/>
+                <w:iCs w:val="0"/>
+                <w:caps w:val="0"/>
+                <w:color w:val="0F1115"/>
+                <w:spacing w:val="0"/>
+                <w:sz w:val="18"/>
+                <w:szCs w:val="18"/>
+              </w:rPr>
+            </w:pPr>
+            <w:r>
+              <w:rPr>
+                <w:rFonts w:ascii="Segoe UI" w:eastAsia="Segoe UI" w:hAnsi="Segoe UI" w:cs="Segoe UI" w:hint="default"/>
+                <w:i w:val="0"/>
+                <w:iCs w:val="0"/>
+                <w:caps w:val="0"/>
+                <w:snapToGrid w:val="0"/>
+                <w:color w:val="000000"/>
+                <w:spacing w:val="0"/>
+                <w:kern w:val="0"/>
+                <w:sz w:val="18"/>
+                <w:szCs w:val="18"/>
+                <w:lang w:val="en-US" w:eastAsia="zh-CN"/>
+              </w:rPr>
+              <w:t>已完成系统集成测试、性能与安全测试，并于数智运维部试点运行，反馈良好，正在组织全面推广。</w:t>
+            </w:r>
+          </w:p>
+        </w:tc>
+      </w:tr>
+    </w:tbl>
+    <w:p>
+      <w:pPr>
+        <w:pStyle w:val="2"/>
+        <w:bidi w:val="0"/>
+        <w:rPr>
+          <w:rFonts w:hint="eastAsia"/>
+          <w:lang w:val="en-US" w:eastAsia="zh-CN"/>
+        </w:rPr>
+      </w:pPr>
+      <w:bookmarkStart w:id="3" w:name="_Toc8499"/>
+      <w:r>
+        <w:rPr>
+          <w:rFonts w:hint="eastAsia"/>
+          <w:lang w:val="en-US" w:eastAsia="zh-CN"/>
+        </w:rPr>
+        <w:t>服务知识管理模块</w:t>
+      </w:r>
     </w:p>
     <w:p>
       <w:pPr>
-        <w:pStyle w:val="29"/>
+        <w:pStyle w:val="3"/>
+        <w:bidi w:val="0"/>
+        <w:rPr>
+          <w:rFonts w:hint="eastAsia"/>
+          <w:lang w:val="en-US" w:eastAsia="zh-CN"/>
+        </w:rPr>
+      </w:pPr>
+      <w:r>
+        <w:rPr>
+          <w:rFonts w:hint="eastAsia"/>
+          <w:lang w:val="en-US" w:eastAsia="zh-CN"/>
+        </w:rPr>
+        <w:t>服务知识管理</w:t>
+      </w:r>
+    </w:p>
+    <w:p>
+      <w:pPr>
+        <w:pStyle w:val="a1"/>
+        <w:rPr>
+          <w:rFonts w:hint="eastAsia"/>
+          <w:lang w:val="en-US" w:eastAsia="zh-CN"/>
+        </w:rPr>
+      </w:pPr>
+      <w:r>
+        <w:rPr>
+          <w:rFonts w:hint="eastAsia"/>
+          <w:lang w:val="en-US" w:eastAsia="zh-CN"/>
+        </w:rPr>
+        <w:t>支持服务知识新增、编辑、导出、搜索和列表查看等功能</w:t>
+      </w:r>
+    </w:p>
+    <w:p>
+      <w:pPr>
+        <w:pStyle w:val="a1"/>
+      </w:pPr>
+      <w:r>
+        <w:drawing>
+          <wp:inline distT="0" distB="0" distL="114300" distR="114300">
+            <wp:extent cx="5271135" cy="2056765"/>
+            <wp:effectExtent l="0" t="0" r="1905" b="635"/>
+            <wp:docPr id="1" name="图片 1"/>
+            <wp:cNvGraphicFramePr>
+              <a:graphicFrameLocks xmlns:a="http://schemas.openxmlformats.org/drawingml/2006/main" noChangeAspect="1"/>
+            </wp:cNvGraphicFramePr>
+            <a:graphic xmlns:a="http://schemas.openxmlformats.org/drawingml/2006/main">
+              <a:graphicData uri="http://schemas.openxmlformats.org/drawingml/2006/picture">
+                <pic:pic xmlns:pic="http://schemas.openxmlformats.org/drawingml/2006/picture">
+                  <pic:nvPicPr>
+                    <pic:cNvPr id="1" name="图片 1"/>
+                    <pic:cNvPicPr>
+                      <a:picLocks noChangeAspect="1"/>
+                    </pic:cNvPicPr>
+                  </pic:nvPicPr>
+                  <pic:blipFill>
+                    <a:blip xmlns:r="http://schemas.openxmlformats.org/officeDocument/2006/relationships" r:embed="rId7"/>
+                    <a:stretch>
+                      <a:fillRect/>
+                    </a:stretch>
+                  </pic:blipFill>
+                  <pic:spPr>
+                    <a:xfrm>
+                      <a:off x="0" y="0"/>
+                      <a:ext cx="5271135" cy="2056765"/>
+                    </a:xfrm>
+                    <a:prstGeom prst="rect">
+                      <a:avLst/>
+                    </a:prstGeom>
+                    <a:noFill/>
+                    <a:ln>
+                      <a:noFill/>
+                    </a:ln>
+                  </pic:spPr>
+                </pic:pic>
+              </a:graphicData>
+            </a:graphic>
+          </wp:inline>
+        </w:drawing>
+      </w:r>
+    </w:p>
+    <w:p>
+      <w:pPr>
+        <w:pStyle w:val="3"/>
+        <w:bidi w:val="0"/>
+        <w:rPr>
+          <w:rFonts w:hint="default"/>
+          <w:lang w:val="en-US" w:eastAsia="zh-CN"/>
+        </w:rPr>
+      </w:pPr>
+      <w:r>
+        <w:rPr>
+          <w:rFonts w:hint="eastAsia"/>
+          <w:lang w:val="en-US" w:eastAsia="zh-CN"/>
+        </w:rPr>
+        <w:t>服务知识类别</w:t>
+      </w:r>
+    </w:p>
+    <w:p>
+      <w:pPr>
+        <w:pStyle w:val="a1"/>
+        <w:rPr>
+          <w:rFonts w:hint="eastAsia"/>
+          <w:lang w:val="en-US" w:eastAsia="zh-CN"/>
+        </w:rPr>
+      </w:pPr>
+      <w:r>
+        <w:rPr>
+          <w:rFonts w:hint="eastAsia"/>
+          <w:lang w:val="en-US" w:eastAsia="zh-CN"/>
+        </w:rPr>
+        <w:t>支持对服务知识进行分类，默认为技术知识、运维文档、流程规范、培训资料。同时可对分类进行新增、编辑、删除等。</w:t>
+      </w:r>
+    </w:p>
+    <w:p>
+      <w:pPr>
+        <w:pStyle w:val="3"/>
+        <w:bidi w:val="0"/>
+        <w:rPr>
+          <w:rFonts w:hint="default"/>
+          <w:lang w:val="en-US" w:eastAsia="zh-CN"/>
+        </w:rPr>
+      </w:pPr>
+      <w:r>
+        <w:rPr>
+          <w:rFonts w:hint="eastAsia"/>
+          <w:lang w:val="en-US" w:eastAsia="zh-CN"/>
+        </w:rPr>
+        <w:t>服务知识导入</w:t>
+      </w:r>
+    </w:p>
+    <w:p>
+      <w:pPr>
+        <w:pStyle w:val="a1"/>
+        <w:rPr>
+          <w:rFonts w:hint="default"/>
+          <w:lang w:val="en-US" w:eastAsia="zh-CN"/>
+        </w:rPr>
+      </w:pPr>
+      <w:r>
+        <w:rPr>
+          <w:rFonts w:hint="eastAsia"/>
+          <w:lang w:val="en-US" w:eastAsia="zh-CN"/>
+        </w:rPr>
+        <w:t>支持xlsx和xls格式的导入。</w:t>
+      </w:r>
+      <w:r>
+        <w:drawing>
+          <wp:inline distT="0" distB="0" distL="114300" distR="114300">
+            <wp:extent cx="5262880" cy="1844040"/>
+            <wp:effectExtent l="0" t="0" r="10160" b="0"/>
+            <wp:docPr id="8" name="图片 2"/>
+            <wp:cNvGraphicFramePr>
+              <a:graphicFrameLocks xmlns:a="http://schemas.openxmlformats.org/drawingml/2006/main" noChangeAspect="1"/>
+            </wp:cNvGraphicFramePr>
+            <a:graphic xmlns:a="http://schemas.openxmlformats.org/drawingml/2006/main">
+              <a:graphicData uri="http://schemas.openxmlformats.org/drawingml/2006/picture">
+                <pic:pic xmlns:pic="http://schemas.openxmlformats.org/drawingml/2006/picture">
+                  <pic:nvPicPr>
+                    <pic:cNvPr id="8" name="图片 2"/>
+                    <pic:cNvPicPr>
+                      <a:picLocks noChangeAspect="1"/>
+                    </pic:cNvPicPr>
+                  </pic:nvPicPr>
+                  <pic:blipFill>
+                    <a:blip xmlns:r="http://schemas.openxmlformats.org/officeDocument/2006/relationships" r:embed="rId8"/>
+                    <a:stretch>
+                      <a:fillRect/>
+                    </a:stretch>
+                  </pic:blipFill>
+                  <pic:spPr>
+                    <a:xfrm>
+                      <a:off x="0" y="0"/>
+                      <a:ext cx="5262880" cy="1844040"/>
+                    </a:xfrm>
+                    <a:prstGeom prst="rect">
+                      <a:avLst/>
+                    </a:prstGeom>
+                    <a:noFill/>
+                    <a:ln>
+                      <a:noFill/>
+                    </a:ln>
+                  </pic:spPr>
+                </pic:pic>
+              </a:graphicData>
+            </a:graphic>
+          </wp:inline>
+        </w:drawing>
+      </w:r>
+    </w:p>
+    <w:p>
+      <w:pPr>
+        <w:pStyle w:val="2"/>
+        <w:bidi w:val="0"/>
+        <w:rPr>
+          <w:rFonts w:hint="default"/>
+          <w:lang w:val="en-US" w:eastAsia="zh-CN"/>
+        </w:rPr>
+      </w:pPr>
+      <w:r>
+        <w:rPr>
+          <w:rFonts w:hint="eastAsia"/>
+          <w:lang w:val="en-US" w:eastAsia="zh-CN"/>
+        </w:rPr>
+        <w:t>客户满意度调查模块</w:t>
+      </w:r>
+    </w:p>
+    <w:p>
+      <w:pPr>
+        <w:pStyle w:val="3"/>
+        <w:bidi w:val="0"/>
+        <w:rPr>
+          <w:rFonts w:hint="eastAsia"/>
+          <w:lang w:val="en-US" w:eastAsia="zh-CN"/>
+        </w:rPr>
+      </w:pPr>
+      <w:r>
+        <w:rPr>
+          <w:rFonts w:hint="eastAsia"/>
+          <w:lang w:val="en-US" w:eastAsia="zh-CN"/>
+        </w:rPr>
+        <w:t>满意度调查项配置</w:t>
+      </w:r>
+    </w:p>
+    <w:p>
+      <w:pPr>
+        <w:pStyle w:val="a1"/>
+        <w:rPr>
+          <w:rFonts w:hint="eastAsia"/>
+          <w:lang w:val="en-US" w:eastAsia="zh-CN"/>
+        </w:rPr>
+      </w:pPr>
+      <w:r>
+        <w:rPr>
+          <w:rFonts w:hint="eastAsia"/>
+          <w:lang w:val="en-US" w:eastAsia="zh-CN"/>
+        </w:rPr>
+        <w:t>对满意度调查项进行自主配置，实现按需调查目的</w:t>
+      </w:r>
+    </w:p>
+    <w:p>
+      <w:pPr>
+        <w:pStyle w:val="a1"/>
+        <w:rPr>
+          <w:rFonts w:hint="default"/>
+          <w:lang w:val="en-US" w:eastAsia="zh-CN"/>
+        </w:rPr>
+      </w:pPr>
+      <w:r>
+        <w:drawing>
+          <wp:inline distT="0" distB="0" distL="114300" distR="114300">
+            <wp:extent cx="5262880" cy="2875280"/>
+            <wp:effectExtent l="0" t="0" r="10160" b="5080"/>
+            <wp:docPr id="10" name="图片 4"/>
+            <wp:cNvGraphicFramePr>
+              <a:graphicFrameLocks xmlns:a="http://schemas.openxmlformats.org/drawingml/2006/main" noChangeAspect="1"/>
+            </wp:cNvGraphicFramePr>
+            <a:graphic xmlns:a="http://schemas.openxmlformats.org/drawingml/2006/main">
+              <a:graphicData uri="http://schemas.openxmlformats.org/drawingml/2006/picture">
+                <pic:pic xmlns:pic="http://schemas.openxmlformats.org/drawingml/2006/picture">
+                  <pic:nvPicPr>
+                    <pic:cNvPr id="10" name="图片 4"/>
+                    <pic:cNvPicPr>
+                      <a:picLocks noChangeAspect="1"/>
+                    </pic:cNvPicPr>
+                  </pic:nvPicPr>
+                  <pic:blipFill>
+                    <a:blip xmlns:r="http://schemas.openxmlformats.org/officeDocument/2006/relationships" r:embed="rId9"/>
+                    <a:stretch>
+                      <a:fillRect/>
+                    </a:stretch>
+                  </pic:blipFill>
+                  <pic:spPr>
+                    <a:xfrm>
+                      <a:off x="0" y="0"/>
+                      <a:ext cx="5262880" cy="2875280"/>
+                    </a:xfrm>
+                    <a:prstGeom prst="rect">
+                      <a:avLst/>
+                    </a:prstGeom>
+                    <a:noFill/>
+                    <a:ln>
+                      <a:noFill/>
+                    </a:ln>
+                  </pic:spPr>
+                </pic:pic>
+              </a:graphicData>
+            </a:graphic>
+          </wp:inline>
+        </w:drawing>
+      </w:r>
+    </w:p>
+    <w:p>
+      <w:pPr>
+        <w:pStyle w:val="3"/>
+        <w:bidi w:val="0"/>
+        <w:rPr>
+          <w:rFonts w:hint="eastAsia"/>
+          <w:lang w:val="en-US" w:eastAsia="zh-CN"/>
+        </w:rPr>
+      </w:pPr>
+      <w:r>
+        <w:rPr>
+          <w:rFonts w:hint="eastAsia"/>
+          <w:lang w:val="en-US" w:eastAsia="zh-CN"/>
+        </w:rPr>
+        <w:t>满意度问卷导入</w:t>
+      </w:r>
+    </w:p>
+    <w:p>
+      <w:pPr>
+        <w:pStyle w:val="a1"/>
+        <w:rPr>
+          <w:rFonts w:hint="eastAsia"/>
+          <w:lang w:val="en-US" w:eastAsia="zh-CN"/>
+        </w:rPr>
+      </w:pPr>
+      <w:r>
+        <w:drawing>
+          <wp:inline distT="0" distB="0" distL="114300" distR="114300">
+            <wp:extent cx="5269865" cy="1750695"/>
+            <wp:effectExtent l="0" t="0" r="3175" b="1905"/>
+            <wp:docPr id="11" name="图片 5"/>
+            <wp:cNvGraphicFramePr>
+              <a:graphicFrameLocks xmlns:a="http://schemas.openxmlformats.org/drawingml/2006/main" noChangeAspect="1"/>
+            </wp:cNvGraphicFramePr>
+            <a:graphic xmlns:a="http://schemas.openxmlformats.org/drawingml/2006/main">
+              <a:graphicData uri="http://schemas.openxmlformats.org/drawingml/2006/picture">
+                <pic:pic xmlns:pic="http://schemas.openxmlformats.org/drawingml/2006/picture">
+                  <pic:nvPicPr>
+                    <pic:cNvPr id="11" name="图片 5"/>
+                    <pic:cNvPicPr>
+                      <a:picLocks noChangeAspect="1"/>
+                    </pic:cNvPicPr>
+                  </pic:nvPicPr>
+                  <pic:blipFill>
+                    <a:blip xmlns:r="http://schemas.openxmlformats.org/officeDocument/2006/relationships" r:embed="rId10"/>
+                    <a:stretch>
+                      <a:fillRect/>
+                    </a:stretch>
+                  </pic:blipFill>
+                  <pic:spPr>
+                    <a:xfrm>
+                      <a:off x="0" y="0"/>
+                      <a:ext cx="5269865" cy="1750695"/>
+                    </a:xfrm>
+                    <a:prstGeom prst="rect">
+                      <a:avLst/>
+                    </a:prstGeom>
+                    <a:noFill/>
+                    <a:ln>
+                      <a:noFill/>
+                    </a:ln>
+                  </pic:spPr>
+                </pic:pic>
+              </a:graphicData>
+            </a:graphic>
+          </wp:inline>
+        </w:drawing>
+      </w:r>
+    </w:p>
+    <w:p>
+      <w:pPr>
+        <w:pStyle w:val="3"/>
+        <w:bidi w:val="0"/>
+        <w:rPr>
+          <w:rFonts w:hint="default"/>
+          <w:lang w:val="en-US" w:eastAsia="zh-CN"/>
+        </w:rPr>
+      </w:pPr>
+      <w:r>
+        <w:rPr>
+          <w:rFonts w:hint="eastAsia"/>
+          <w:lang w:val="en-US" w:eastAsia="zh-CN"/>
+        </w:rPr>
+        <w:t>调查问卷发放</w:t>
+      </w:r>
+    </w:p>
+    <w:p>
+      <w:pPr>
+        <w:pStyle w:val="a1"/>
+        <w:rPr>
+          <w:rFonts w:hint="default"/>
+          <w:lang w:val="en-US" w:eastAsia="zh-CN"/>
+        </w:rPr>
+      </w:pPr>
+      <w:r>
+        <w:drawing>
+          <wp:inline distT="0" distB="0" distL="114300" distR="114300">
+            <wp:extent cx="5268595" cy="1661795"/>
+            <wp:effectExtent l="0" t="0" r="4445" b="14605"/>
+            <wp:docPr id="12" name="图片 6"/>
+            <wp:cNvGraphicFramePr>
+              <a:graphicFrameLocks xmlns:a="http://schemas.openxmlformats.org/drawingml/2006/main" noChangeAspect="1"/>
+            </wp:cNvGraphicFramePr>
+            <a:graphic xmlns:a="http://schemas.openxmlformats.org/drawingml/2006/main">
+              <a:graphicData uri="http://schemas.openxmlformats.org/drawingml/2006/picture">
+                <pic:pic xmlns:pic="http://schemas.openxmlformats.org/drawingml/2006/picture">
+                  <pic:nvPicPr>
+                    <pic:cNvPr id="12" name="图片 6"/>
+                    <pic:cNvPicPr>
+                      <a:picLocks noChangeAspect="1"/>
+                    </pic:cNvPicPr>
+                  </pic:nvPicPr>
+                  <pic:blipFill>
+                    <a:blip xmlns:r="http://schemas.openxmlformats.org/officeDocument/2006/relationships" r:embed="rId11"/>
+                    <a:stretch>
+                      <a:fillRect/>
+                    </a:stretch>
+                  </pic:blipFill>
+                  <pic:spPr>
+                    <a:xfrm>
+                      <a:off x="0" y="0"/>
+                      <a:ext cx="5268595" cy="1661795"/>
+                    </a:xfrm>
+                    <a:prstGeom prst="rect">
+                      <a:avLst/>
+                    </a:prstGeom>
+                    <a:noFill/>
+                    <a:ln>
+                      <a:noFill/>
+                    </a:ln>
+                  </pic:spPr>
+                </pic:pic>
+              </a:graphicData>
+            </a:graphic>
+          </wp:inline>
+        </w:drawing>
+      </w:r>
+    </w:p>
+    <w:p>
+      <w:pPr>
+        <w:pStyle w:val="1"/>
         <w:keepNext w:val="0"/>
         <w:keepLines w:val="0"/>
         <w:pageBreakBefore w:val="0"/>
@@ -2959,12 +4045,13 @@
           <w:rFonts w:hint="default"/>
           <w:lang w:val="en-US" w:eastAsia="zh-CN"/>
         </w:rPr>
-        <w:t>完成状态：已上线并进入全面推广阶段。</w:t>
-      </w:r>
+        <w:t>运维手册研发情况</w:t>
+      </w:r>
+      <w:bookmarkEnd w:id="3"/>
     </w:p>
     <w:p>
       <w:pPr>
-        <w:pStyle w:val="29"/>
+        <w:pStyle w:val="a1"/>
         <w:keepNext w:val="0"/>
         <w:keepLines w:val="0"/>
         <w:pageBreakBefore w:val="0"/>
@@ -2989,38 +4076,26 @@
           <w:rFonts w:hint="default"/>
           <w:lang w:val="en-US" w:eastAsia="zh-CN"/>
         </w:rPr>
-        <w:t>核心成果：</w:t>
+        <w:t>完成状态：年度计划手册全部</w:t>
+      </w:r>
+      <w:r>
+        <w:rPr>
+          <w:rFonts w:hint="eastAsia"/>
+          <w:lang w:val="en-US" w:eastAsia="zh-CN"/>
+        </w:rPr>
+        <w:t>完成</w:t>
+      </w:r>
+      <w:r>
+        <w:rPr>
+          <w:rFonts w:hint="default"/>
+          <w:lang w:val="en-US" w:eastAsia="zh-CN"/>
+        </w:rPr>
+        <w:t>。</w:t>
       </w:r>
     </w:p>
     <w:p>
       <w:pPr>
-        <w:pStyle w:val="31"/>
-        <w:bidi w:val="0"/>
-        <w:rPr>
-          <w:rFonts w:hint="default"/>
-          <w:lang w:val="en-US" w:eastAsia="zh-CN"/>
-        </w:rPr>
-      </w:pPr>
-      <w:r>
-        <w:rPr>
-          <w:rFonts w:hint="default"/>
-          <w:lang w:val="en-US" w:eastAsia="zh-CN"/>
-        </w:rPr>
-        <w:t>智能公告中心</w:t>
-      </w:r>
-      <w:r>
-        <w:rPr>
-          <w:rFonts w:hint="eastAsia"/>
-          <w:lang w:val="en-US" w:eastAsia="zh-CN"/>
-        </w:rPr>
-        <w:t>模块</w:t>
-      </w:r>
-      <w:bookmarkStart w:id="9" w:name="_GoBack"/>
-      <w:bookmarkEnd w:id="9"/>
-    </w:p>
-    <w:p>
-      <w:pPr>
-        <w:pStyle w:val="29"/>
+        <w:pStyle w:val="a1"/>
         <w:keepNext w:val="0"/>
         <w:keepLines w:val="0"/>
         <w:pageBreakBefore w:val="0"/>
@@ -3045,29 +4120,12 @@
           <w:rFonts w:hint="default"/>
           <w:lang w:val="en-US" w:eastAsia="zh-CN"/>
         </w:rPr>
-        <w:t>已完成开发并于Q3上线。实现了公告的分级分类、定向推送与强制阅读确认功能，关键信息阅读确认率从不足70%提升至98%以上，显著解决了信息触达不到位的痛点。</w:t>
+        <w:t>核心成果：严格按《手册研发计划表》推进，完成了关键手册的标准化研发：</w:t>
       </w:r>
     </w:p>
     <w:p>
       <w:pPr>
-        <w:pStyle w:val="31"/>
-        <w:bidi w:val="0"/>
-        <w:rPr>
-          <w:rFonts w:hint="default"/>
-          <w:lang w:val="en-US" w:eastAsia="zh-CN"/>
-        </w:rPr>
-      </w:pPr>
-      <w:r>
-        <w:rPr>
-          <w:rFonts w:hint="default"/>
-          <w:lang w:val="en-US" w:eastAsia="zh-CN"/>
-        </w:rPr>
-        <w:t>实时满意度反馈模块</w:t>
-      </w:r>
-    </w:p>
-    <w:p>
-      <w:pPr>
-        <w:pStyle w:val="29"/>
+        <w:pStyle w:val="a1"/>
         <w:keepNext w:val="0"/>
         <w:keepLines w:val="0"/>
         <w:pageBreakBefore w:val="0"/>
@@ -3092,26 +4150,26 @@
           <w:rFonts w:hint="default"/>
           <w:lang w:val="en-US" w:eastAsia="zh-CN"/>
         </w:rPr>
-        <w:t>已于Q3部署完成。在服务工单关闭后自动触发满意度评价，替代了原有的月度手动填报模式。目前已累计收集实时反馈数据</w:t>
+        <w:t>《财务机器人系列运维手册》：已于Q</w:t>
       </w:r>
       <w:r>
         <w:rPr>
           <w:rFonts w:hint="eastAsia"/>
           <w:lang w:val="en-US" w:eastAsia="zh-CN"/>
         </w:rPr>
-        <w:t>超过千条</w:t>
-      </w:r>
-      <w:r>
-        <w:rPr>
-          <w:rFonts w:hint="default"/>
-          <w:lang w:val="en-US" w:eastAsia="zh-CN"/>
-        </w:rPr>
-        <w:t>，为服务质量分析提供了及时、准确的数据源。</w:t>
+        <w:t>1</w:t>
+      </w:r>
+      <w:r>
+        <w:rPr>
+          <w:rFonts w:hint="default"/>
+          <w:lang w:val="en-US" w:eastAsia="zh-CN"/>
+        </w:rPr>
+        <w:t>发布，涵盖了往来核销、报表自动化等机器人的全生命周期操作指南，成为相关岗位的必备工具书。</w:t>
       </w:r>
     </w:p>
     <w:p>
       <w:pPr>
-        <w:pStyle w:val="29"/>
+        <w:pStyle w:val="a1"/>
         <w:keepNext w:val="0"/>
         <w:keepLines w:val="0"/>
         <w:pageBreakBefore w:val="0"/>
@@ -3136,12 +4194,40 @@
           <w:rFonts w:hint="default"/>
           <w:lang w:val="en-US" w:eastAsia="zh-CN"/>
         </w:rPr>
-        <w:t>服务价值可视化报表：于Q4初完成开发。成功整合了SLA数据、事件处理效率与实时满意度数据，生成了多维度、可下钻的分析看板。该看板已成为数智运营部月度服务评审会的核心决策工具。</w:t>
+        <w:t>《零信任安全接入平台运维手册》：Q</w:t>
+      </w:r>
+      <w:r>
+        <w:rPr>
+          <w:rFonts w:hint="eastAsia"/>
+          <w:lang w:val="en-US" w:eastAsia="zh-CN"/>
+        </w:rPr>
+        <w:t>2</w:t>
+      </w:r>
+      <w:r>
+        <w:rPr>
+          <w:rFonts w:hint="default"/>
+          <w:lang w:val="en-US" w:eastAsia="zh-CN"/>
+        </w:rPr>
+        <w:t>发布，整合了客户端部署、日常故障排查（FAQ）及应急流程，使零信任相关的支持效率提升30%。</w:t>
       </w:r>
     </w:p>
     <w:p>
       <w:pPr>
-        <w:pStyle w:val="29"/>
+        <w:pStyle w:val="a1"/>
+        <w:bidi w:val="0"/>
+      </w:pPr>
+      <w:r>
+        <w:t>《数据库系统标准化运维手册》：Q3正式发布，覆盖MySQL</w:t>
+      </w:r>
+      <w:bookmarkStart w:id="4" w:name="_GoBack"/>
+      <w:bookmarkEnd w:id="4"/>
+      <w:r>
+        <w:t>数据库的架构规范、巡检清单、备份恢复、性能优化及故障应急流程，已作为公司级数据库运维的统一标准，在翔云系统等多个项目中应用，显著提升了数据库运维的规范性与事故响应效率。</w:t>
+      </w:r>
+    </w:p>
+    <w:p>
+      <w:pPr>
+        <w:pStyle w:val="a1"/>
         <w:keepNext w:val="0"/>
         <w:keepLines w:val="0"/>
         <w:pageBreakBefore w:val="0"/>
@@ -3166,12 +4252,12 @@
           <w:rFonts w:hint="default"/>
           <w:lang w:val="en-US" w:eastAsia="zh-CN"/>
         </w:rPr>
-        <w:t>里程碑达成：所有计划模块均按《研发进度表》如期完成开发、测试，并于2025年10月试点成功，目前正组织全国范围的推广培训。</w:t>
+        <w:t>标准化建设：所有新编手册均遵循公司统一模板，结构清晰、图文并茂，并建立了与知识库联动的定期评审与更新机制，初步形成了体系化的运维知识资产。</w:t>
       </w:r>
     </w:p>
     <w:p>
       <w:pPr>
-        <w:pStyle w:val="28"/>
+        <w:pStyle w:val="1"/>
         <w:keepNext w:val="0"/>
         <w:keepLines w:val="0"/>
         <w:pageBreakBefore w:val="0"/>
@@ -3191,19 +4277,19 @@
           <w:lang w:val="en-US" w:eastAsia="zh-CN"/>
         </w:rPr>
       </w:pPr>
-      <w:bookmarkStart w:id="5" w:name="_Toc8499"/>
-      <w:r>
-        <w:rPr>
-          <w:rFonts w:hint="default"/>
-          <w:lang w:val="en-US" w:eastAsia="zh-CN"/>
-        </w:rPr>
-        <w:t>运维手册研发情况</w:t>
+      <w:bookmarkStart w:id="5" w:name="_Toc10729"/>
+      <w:r>
+        <w:rPr>
+          <w:rFonts w:hint="default"/>
+          <w:lang w:val="en-US" w:eastAsia="zh-CN"/>
+        </w:rPr>
+        <w:t>新技术研发进展情况</w:t>
       </w:r>
       <w:bookmarkEnd w:id="5"/>
     </w:p>
     <w:p>
       <w:pPr>
-        <w:pStyle w:val="29"/>
+        <w:pStyle w:val="a1"/>
         <w:keepNext w:val="0"/>
         <w:keepLines w:val="0"/>
         <w:pageBreakBefore w:val="0"/>
@@ -3228,12 +4314,12 @@
           <w:rFonts w:hint="default"/>
           <w:lang w:val="en-US" w:eastAsia="zh-CN"/>
         </w:rPr>
-        <w:t>完成状态：年度计划手册全部完成编撰与评审，已纳入知识库统一管理。</w:t>
+        <w:t>完成状态：预研与评估阶段顺利完成，已进入原型验证阶段。</w:t>
       </w:r>
     </w:p>
     <w:p>
       <w:pPr>
-        <w:pStyle w:val="29"/>
+        <w:pStyle w:val="a1"/>
         <w:keepNext w:val="0"/>
         <w:keepLines w:val="0"/>
         <w:pageBreakBefore w:val="0"/>
@@ -3258,12 +4344,12 @@
           <w:rFonts w:hint="default"/>
           <w:lang w:val="en-US" w:eastAsia="zh-CN"/>
         </w:rPr>
-        <w:t>核心成果：严格按《手册研发计划表》推进，完成了关键手册的标准化研发：</w:t>
+        <w:t>核心进展：</w:t>
       </w:r>
     </w:p>
     <w:p>
       <w:pPr>
-        <w:pStyle w:val="29"/>
+        <w:pStyle w:val="a1"/>
         <w:keepNext w:val="0"/>
         <w:keepLines w:val="0"/>
         <w:pageBreakBefore w:val="0"/>
@@ -3288,12 +4374,12 @@
           <w:rFonts w:hint="default"/>
           <w:lang w:val="en-US" w:eastAsia="zh-CN"/>
         </w:rPr>
-        <w:t>《财务机器人系列运维手册》：已于Q3发布，涵盖了往来核销、报表自动化等机器人的全生命周期操作指南，成为相关岗位的必备工具书。</w:t>
+        <w:t>AIOps场景探索：Q2-Q3期间，技术虚拟小组完成了对开源框架的技术评估。Q4起，已选取“Nginx访问日志错误模式自动识别”作为首个PoC场景，目前原型系统正在测试环境中运行，初步验证了通过简单规则引擎实现异常模式过滤的可行性。</w:t>
       </w:r>
     </w:p>
     <w:p>
       <w:pPr>
-        <w:pStyle w:val="29"/>
+        <w:pStyle w:val="a1"/>
         <w:keepNext w:val="0"/>
         <w:keepLines w:val="0"/>
         <w:pageBreakBefore w:val="0"/>
@@ -3318,12 +4404,12 @@
           <w:rFonts w:hint="default"/>
           <w:lang w:val="en-US" w:eastAsia="zh-CN"/>
         </w:rPr>
-        <w:t>《零信任安全接入平台运维手册》：Q3发布，整合了客户端部署、日常故障排查（FAQ）及应急流程，使零信任相关的支持效率提升30%。</w:t>
+        <w:t>超自动化流程拓展：基于现有RPA经验，对低代码工作流平台进行了选型研究。已完成“月度运维报告数据自动采集与生成”流程的设计，计划于12月进行自动化流程部署测试。</w:t>
       </w:r>
     </w:p>
     <w:p>
       <w:pPr>
-        <w:pStyle w:val="29"/>
+        <w:pStyle w:val="a1"/>
         <w:keepNext w:val="0"/>
         <w:keepLines w:val="0"/>
         <w:pageBreakBefore w:val="0"/>
@@ -3348,12 +4434,12 @@
           <w:rFonts w:hint="default"/>
           <w:lang w:val="en-US" w:eastAsia="zh-CN"/>
         </w:rPr>
-        <w:t>标准化建设：所有新编手册均遵循公司统一模板，结构清晰、图文并茂，并建立了与知识库联动的定期评审与更新机制，初步形成了体系化的运维知识资产。</w:t>
+        <w:t>融合探索：已初步规划了智能告警事件与知识库解决方案、自动化流程的联动接口方案，为2026年深度集成打下基础。</w:t>
       </w:r>
     </w:p>
     <w:p>
       <w:pPr>
-        <w:pStyle w:val="28"/>
+        <w:pStyle w:val="a1"/>
         <w:keepNext w:val="0"/>
         <w:keepLines w:val="0"/>
         <w:pageBreakBefore w:val="0"/>
@@ -3373,19 +4459,17 @@
           <w:lang w:val="en-US" w:eastAsia="zh-CN"/>
         </w:rPr>
       </w:pPr>
-      <w:bookmarkStart w:id="6" w:name="_Toc10729"/>
-      <w:r>
-        <w:rPr>
-          <w:rFonts w:hint="default"/>
-          <w:lang w:val="en-US" w:eastAsia="zh-CN"/>
-        </w:rPr>
-        <w:t>新技术研发进展情况</w:t>
-      </w:r>
-      <w:bookmarkEnd w:id="6"/>
+      <w:r>
+        <w:rPr>
+          <w:rFonts w:hint="default"/>
+          <w:lang w:val="en-US" w:eastAsia="zh-CN"/>
+        </w:rPr>
+        <w:t>阶段结论：本年度新技术研发工作实现了从0到1的突破，明确了技术路线，积累了初步实践经验，达到了“能力建设和方向验证”的预期目标。</w:t>
+      </w:r>
     </w:p>
     <w:p>
       <w:pPr>
-        <w:pStyle w:val="29"/>
+        <w:pStyle w:val="1"/>
         <w:keepNext w:val="0"/>
         <w:keepLines w:val="0"/>
         <w:pageBreakBefore w:val="0"/>
@@ -3405,17 +4489,19 @@
           <w:lang w:val="en-US" w:eastAsia="zh-CN"/>
         </w:rPr>
       </w:pPr>
-      <w:r>
-        <w:rPr>
-          <w:rFonts w:hint="default"/>
-          <w:lang w:val="en-US" w:eastAsia="zh-CN"/>
-        </w:rPr>
-        <w:t>完成状态：预研与评估阶段顺利完成，已进入原型验证阶段。</w:t>
-      </w:r>
+      <w:bookmarkStart w:id="6" w:name="_Toc13463"/>
+      <w:r>
+        <w:rPr>
+          <w:rFonts w:hint="default"/>
+          <w:lang w:val="en-US" w:eastAsia="zh-CN"/>
+        </w:rPr>
+        <w:t>资金使用情况</w:t>
+      </w:r>
+      <w:bookmarkEnd w:id="6"/>
     </w:p>
     <w:p>
       <w:pPr>
-        <w:pStyle w:val="29"/>
+        <w:pStyle w:val="a1"/>
         <w:keepNext w:val="0"/>
         <w:keepLines w:val="0"/>
         <w:pageBreakBefore w:val="0"/>
@@ -3440,12 +4526,12 @@
           <w:rFonts w:hint="default"/>
           <w:lang w:val="en-US" w:eastAsia="zh-CN"/>
         </w:rPr>
-        <w:t>核心进展：</w:t>
+        <w:t>2025年度，研发规划预算总额为103万元。截至2025年11月20日，实际支出共计96.8万元，预算执行率为94%，资金使用健康、合理，主要支出情况如下：</w:t>
       </w:r>
     </w:p>
     <w:p>
       <w:pPr>
-        <w:pStyle w:val="29"/>
+        <w:pStyle w:val="a1"/>
         <w:keepNext w:val="0"/>
         <w:keepLines w:val="0"/>
         <w:pageBreakBefore w:val="0"/>
@@ -3470,12 +4556,12 @@
           <w:rFonts w:hint="default"/>
           <w:lang w:val="en-US" w:eastAsia="zh-CN"/>
         </w:rPr>
-        <w:t>AIOps场景探索：Q2-Q3期间，技术虚拟小组完成了对开源框架的技术评估。Q4起，已选取“Nginx访问日志错误模式自动识别”作为首个PoC场景，目前原型系统正在测试环境中运行，初步验证了通过简单规则引擎实现异常模式过滤的可行性。</w:t>
+        <w:t>人力资源成本（60万元预算）：实际支出60万元，执行率100%。为研发团队薪酬、奖金，是项目顺利推进的根本保障。</w:t>
       </w:r>
     </w:p>
     <w:p>
       <w:pPr>
-        <w:pStyle w:val="29"/>
+        <w:pStyle w:val="a1"/>
         <w:keepNext w:val="0"/>
         <w:keepLines w:val="0"/>
         <w:pageBreakBefore w:val="0"/>
@@ -3500,12 +4586,12 @@
           <w:rFonts w:hint="default"/>
           <w:lang w:val="en-US" w:eastAsia="zh-CN"/>
         </w:rPr>
-        <w:t>超自动化流程拓展：基于现有RPA经验，对低代码工作流平台进行了选型研究。已完成“月度运维报告数据自动采集与生成”流程的设计，计划于12月进行自动化流程部署测试。</w:t>
+        <w:t>软硬件及云资源采购（12万元预算）：实际支出11.5万元。主要用于智能平台生产环境云服务器租赁及部分商业BI组件许可采购。</w:t>
       </w:r>
     </w:p>
     <w:p>
       <w:pPr>
-        <w:pStyle w:val="29"/>
+        <w:pStyle w:val="a1"/>
         <w:keepNext w:val="0"/>
         <w:keepLines w:val="0"/>
         <w:pageBreakBefore w:val="0"/>
@@ -3530,12 +4616,12 @@
           <w:rFonts w:hint="default"/>
           <w:lang w:val="en-US" w:eastAsia="zh-CN"/>
         </w:rPr>
-        <w:t>融合探索：已初步规划了智能告警事件与知识库解决方案、自动化流程的联动接口方案，为2026年深度集成打下基础。</w:t>
+        <w:t>专项费用（31万元预算）：</w:t>
       </w:r>
     </w:p>
     <w:p>
       <w:pPr>
-        <w:pStyle w:val="29"/>
+        <w:pStyle w:val="a1"/>
         <w:keepNext w:val="0"/>
         <w:keepLines w:val="0"/>
         <w:pageBreakBefore w:val="0"/>
@@ -3560,12 +4646,26 @@
           <w:rFonts w:hint="default"/>
           <w:lang w:val="en-US" w:eastAsia="zh-CN"/>
         </w:rPr>
-        <w:t>阶段结论：本年度新技术研发工作实现了从0到1的突破，明确了技术路线，积累了初步实践经验，达到了“能力建设和方向验证”的预期目标。</w:t>
+        <w:t>手册研发（8万元）：实际支出7.8万元，用于手册编写、评审及</w:t>
+      </w:r>
+      <w:r>
+        <w:rPr>
+          <w:rFonts w:hint="eastAsia"/>
+          <w:lang w:val="en-US" w:eastAsia="zh-CN"/>
+        </w:rPr>
+        <w:t>知识</w:t>
+      </w:r>
+      <w:r>
+        <w:rPr>
+          <w:rFonts w:hint="default"/>
+          <w:lang w:val="en-US" w:eastAsia="zh-CN"/>
+        </w:rPr>
+        <w:t>适配。</w:t>
       </w:r>
     </w:p>
     <w:p>
       <w:pPr>
-        <w:pStyle w:val="28"/>
+        <w:pStyle w:val="a1"/>
         <w:keepNext w:val="0"/>
         <w:keepLines w:val="0"/>
         <w:pageBreakBefore w:val="0"/>
@@ -3585,19 +4685,17 @@
           <w:lang w:val="en-US" w:eastAsia="zh-CN"/>
         </w:rPr>
       </w:pPr>
-      <w:bookmarkStart w:id="7" w:name="_Toc13463"/>
-      <w:r>
-        <w:rPr>
-          <w:rFonts w:hint="default"/>
-          <w:lang w:val="en-US" w:eastAsia="zh-CN"/>
-        </w:rPr>
-        <w:t>资金使用情况</w:t>
-      </w:r>
-      <w:bookmarkEnd w:id="7"/>
+      <w:r>
+        <w:rPr>
+          <w:rFonts w:hint="default"/>
+          <w:lang w:val="en-US" w:eastAsia="zh-CN"/>
+        </w:rPr>
+        <w:t>新技术研发（15万元）：实际支出13.5万元，用于技术培训、PoC环境搭建及外部专家咨询。</w:t>
+      </w:r>
     </w:p>
     <w:p>
       <w:pPr>
-        <w:pStyle w:val="29"/>
+        <w:pStyle w:val="a1"/>
         <w:keepNext w:val="0"/>
         <w:keepLines w:val="0"/>
         <w:pageBreakBefore w:val="0"/>
@@ -3622,12 +4720,12 @@
           <w:rFonts w:hint="default"/>
           <w:lang w:val="en-US" w:eastAsia="zh-CN"/>
         </w:rPr>
-        <w:t>2025年度，研发规划预算总额为103万元。截至2025年11月20日，实际支出共计96.8万元，预算执行率为94%，资金使用健康、合理，主要支出情况如下：</w:t>
+        <w:t>外包咨询与培训推广（8万元）：实际支出4万元，主要用于安全测试服务及内部推广活动，部分培训计划调整至2026年初执行，故有结余。</w:t>
       </w:r>
     </w:p>
     <w:p>
       <w:pPr>
-        <w:pStyle w:val="29"/>
+        <w:pStyle w:val="a1"/>
         <w:keepNext w:val="0"/>
         <w:keepLines w:val="0"/>
         <w:pageBreakBefore w:val="0"/>
@@ -3652,12 +4750,12 @@
           <w:rFonts w:hint="default"/>
           <w:lang w:val="en-US" w:eastAsia="zh-CN"/>
         </w:rPr>
-        <w:t>人力资源成本（60万元预算）：实际支出60万元，执行率100%。为研发团队薪酬、奖金，是项目顺利推进的根本保障。</w:t>
+        <w:t>资金结余：累计结余6.2万元，主要为部分软硬件采购的节余及调整至下年度的培训费用。所有结余资金将按公司财务制度管理，可用于规划内项目的后续优化或经批准后转入下年度研发计划。</w:t>
       </w:r>
     </w:p>
     <w:p>
       <w:pPr>
-        <w:pStyle w:val="29"/>
+        <w:pStyle w:val="1"/>
         <w:keepNext w:val="0"/>
         <w:keepLines w:val="0"/>
         <w:pageBreakBefore w:val="0"/>
@@ -3677,17 +4775,19 @@
           <w:lang w:val="en-US" w:eastAsia="zh-CN"/>
         </w:rPr>
       </w:pPr>
-      <w:r>
-        <w:rPr>
-          <w:rFonts w:hint="default"/>
-          <w:lang w:val="en-US" w:eastAsia="zh-CN"/>
-        </w:rPr>
-        <w:t>软硬件及云资源采购（12万元预算）：实际支出11.5万元。主要用于智能平台生产环境云服务器租赁及部分商业BI组件许可采购。</w:t>
-      </w:r>
+      <w:bookmarkStart w:id="7" w:name="_Toc24840"/>
+      <w:r>
+        <w:rPr>
+          <w:rFonts w:hint="default"/>
+          <w:lang w:val="en-US" w:eastAsia="zh-CN"/>
+        </w:rPr>
+        <w:t>总结与展望</w:t>
+      </w:r>
+      <w:bookmarkEnd w:id="7"/>
     </w:p>
     <w:p>
       <w:pPr>
-        <w:pStyle w:val="29"/>
+        <w:pStyle w:val="a1"/>
         <w:keepNext w:val="0"/>
         <w:keepLines w:val="0"/>
         <w:pageBreakBefore w:val="0"/>
@@ -3712,12 +4812,12 @@
           <w:rFonts w:hint="default"/>
           <w:lang w:val="en-US" w:eastAsia="zh-CN"/>
         </w:rPr>
-        <w:t>专项费用（31万元预算）：</w:t>
+        <w:t>2025年度运维服务技术研发工作整体达成既定目标，在平台智能化、知识体系化、操作自动化及技术前瞻性等方面均取得了实质性进展。这些成果直接提升了运维服务的效率、质量与客户感知。</w:t>
       </w:r>
     </w:p>
     <w:p>
       <w:pPr>
-        <w:pStyle w:val="29"/>
+        <w:pStyle w:val="a1"/>
         <w:keepNext w:val="0"/>
         <w:keepLines w:val="0"/>
         <w:pageBreakBefore w:val="0"/>
@@ -3742,273 +4842,27 @@
           <w:rFonts w:hint="default"/>
           <w:lang w:val="en-US" w:eastAsia="zh-CN"/>
         </w:rPr>
-        <w:t>手册研发（8万元）：实际支出7.8万元，用于手册编写、评审及</w:t>
-      </w:r>
-      <w:r>
-        <w:rPr>
-          <w:rFonts w:hint="eastAsia"/>
-          <w:lang w:val="en-US" w:eastAsia="zh-CN"/>
-        </w:rPr>
-        <w:t>知识</w:t>
-      </w:r>
-      <w:r>
-        <w:rPr>
-          <w:rFonts w:hint="default"/>
-          <w:lang w:val="en-US" w:eastAsia="zh-CN"/>
-        </w:rPr>
-        <w:t>适配。</w:t>
-      </w:r>
-    </w:p>
-    <w:p>
-      <w:pPr>
-        <w:pStyle w:val="29"/>
-        <w:keepNext w:val="0"/>
-        <w:keepLines w:val="0"/>
-        <w:pageBreakBefore w:val="0"/>
-        <w:widowControl w:val="0"/>
-        <w:kinsoku w:val="0"/>
-        <w:wordWrap/>
-        <w:overflowPunct/>
-        <w:topLinePunct w:val="0"/>
-        <w:autoSpaceDE w:val="0"/>
-        <w:autoSpaceDN w:val="0"/>
-        <w:bidi w:val="0"/>
-        <w:adjustRightInd w:val="0"/>
-        <w:snapToGrid w:val="0"/>
-        <w:textAlignment w:val="baseline"/>
-        <w:rPr>
-          <w:rFonts w:hint="default"/>
-          <w:lang w:val="en-US" w:eastAsia="zh-CN"/>
-        </w:rPr>
-      </w:pPr>
-      <w:r>
-        <w:rPr>
-          <w:rFonts w:hint="default"/>
-          <w:lang w:val="en-US" w:eastAsia="zh-CN"/>
-        </w:rPr>
-        <w:t>新技术研发（15万元）：实际支出13.5万元，用于技术培训、PoC环境搭建及外部专家咨询。</w:t>
-      </w:r>
-    </w:p>
-    <w:p>
-      <w:pPr>
-        <w:pStyle w:val="29"/>
-        <w:keepNext w:val="0"/>
-        <w:keepLines w:val="0"/>
-        <w:pageBreakBefore w:val="0"/>
-        <w:widowControl w:val="0"/>
-        <w:kinsoku w:val="0"/>
-        <w:wordWrap/>
-        <w:overflowPunct/>
-        <w:topLinePunct w:val="0"/>
-        <w:autoSpaceDE w:val="0"/>
-        <w:autoSpaceDN w:val="0"/>
-        <w:bidi w:val="0"/>
-        <w:adjustRightInd w:val="0"/>
-        <w:snapToGrid w:val="0"/>
-        <w:textAlignment w:val="baseline"/>
-        <w:rPr>
-          <w:rFonts w:hint="default"/>
-          <w:lang w:val="en-US" w:eastAsia="zh-CN"/>
-        </w:rPr>
-      </w:pPr>
-      <w:r>
-        <w:rPr>
-          <w:rFonts w:hint="default"/>
-          <w:lang w:val="en-US" w:eastAsia="zh-CN"/>
-        </w:rPr>
-        <w:t>外包咨询与培训推广（8万元）：实际支出4万元，主要用于安全测试服务及内部推广活动，部分培训计划调整至2026年初执行，故有结余。</w:t>
-      </w:r>
-    </w:p>
-    <w:p>
-      <w:pPr>
-        <w:pStyle w:val="29"/>
-        <w:keepNext w:val="0"/>
-        <w:keepLines w:val="0"/>
-        <w:pageBreakBefore w:val="0"/>
-        <w:widowControl w:val="0"/>
-        <w:kinsoku w:val="0"/>
-        <w:wordWrap/>
-        <w:overflowPunct/>
-        <w:topLinePunct w:val="0"/>
-        <w:autoSpaceDE w:val="0"/>
-        <w:autoSpaceDN w:val="0"/>
-        <w:bidi w:val="0"/>
-        <w:adjustRightInd w:val="0"/>
-        <w:snapToGrid w:val="0"/>
-        <w:textAlignment w:val="baseline"/>
-        <w:rPr>
-          <w:rFonts w:hint="default"/>
-          <w:lang w:val="en-US" w:eastAsia="zh-CN"/>
-        </w:rPr>
-      </w:pPr>
-      <w:r>
-        <w:rPr>
-          <w:rFonts w:hint="default"/>
-          <w:lang w:val="en-US" w:eastAsia="zh-CN"/>
-        </w:rPr>
-        <w:t>资金结余：累计结余6.2万元，主要为部分软硬件采购的节余及调整至下年度的培训费用。所有结余资金将按公司财务制度管理，可用于规划内项目的后续优化或经批准后转入下年度研发计划。</w:t>
-      </w:r>
-    </w:p>
-    <w:p>
-      <w:pPr>
-        <w:pStyle w:val="28"/>
-        <w:keepNext w:val="0"/>
-        <w:keepLines w:val="0"/>
-        <w:pageBreakBefore w:val="0"/>
-        <w:widowControl w:val="0"/>
-        <w:kinsoku w:val="0"/>
-        <w:wordWrap/>
-        <w:overflowPunct/>
-        <w:topLinePunct w:val="0"/>
-        <w:autoSpaceDE w:val="0"/>
-        <w:autoSpaceDN w:val="0"/>
-        <w:bidi w:val="0"/>
-        <w:adjustRightInd w:val="0"/>
-        <w:snapToGrid w:val="0"/>
-        <w:textAlignment w:val="baseline"/>
-        <w:rPr>
-          <w:rFonts w:hint="default"/>
-          <w:lang w:val="en-US" w:eastAsia="zh-CN"/>
-        </w:rPr>
-      </w:pPr>
-      <w:bookmarkStart w:id="8" w:name="_Toc24840"/>
-      <w:r>
-        <w:rPr>
-          <w:rFonts w:hint="default"/>
-          <w:lang w:val="en-US" w:eastAsia="zh-CN"/>
-        </w:rPr>
-        <w:t>总结与展望</w:t>
-      </w:r>
-      <w:bookmarkEnd w:id="8"/>
-    </w:p>
-    <w:p>
-      <w:pPr>
-        <w:pStyle w:val="29"/>
-        <w:keepNext w:val="0"/>
-        <w:keepLines w:val="0"/>
-        <w:pageBreakBefore w:val="0"/>
-        <w:widowControl w:val="0"/>
-        <w:kinsoku w:val="0"/>
-        <w:wordWrap/>
-        <w:overflowPunct/>
-        <w:topLinePunct w:val="0"/>
-        <w:autoSpaceDE w:val="0"/>
-        <w:autoSpaceDN w:val="0"/>
-        <w:bidi w:val="0"/>
-        <w:adjustRightInd w:val="0"/>
-        <w:snapToGrid w:val="0"/>
-        <w:textAlignment w:val="baseline"/>
-        <w:rPr>
-          <w:rFonts w:hint="default"/>
-          <w:lang w:val="en-US" w:eastAsia="zh-CN"/>
-        </w:rPr>
-      </w:pPr>
-      <w:r>
-        <w:rPr>
-          <w:rFonts w:hint="default"/>
-          <w:lang w:val="en-US" w:eastAsia="zh-CN"/>
-        </w:rPr>
-        <w:t>2025年度运维服务技术研发工作整体达成既定目标，在平台智能化、知识体系化、操作自动化及技术前瞻性等方面均取得了实质性进展。这些成果直接提升了运维服务的效率、质量与客户感知。</w:t>
-      </w:r>
-    </w:p>
-    <w:p>
-      <w:pPr>
-        <w:pStyle w:val="29"/>
-        <w:keepNext w:val="0"/>
-        <w:keepLines w:val="0"/>
-        <w:pageBreakBefore w:val="0"/>
-        <w:widowControl w:val="0"/>
-        <w:kinsoku w:val="0"/>
-        <w:wordWrap/>
-        <w:overflowPunct/>
-        <w:topLinePunct w:val="0"/>
-        <w:autoSpaceDE w:val="0"/>
-        <w:autoSpaceDN w:val="0"/>
-        <w:bidi w:val="0"/>
-        <w:adjustRightInd w:val="0"/>
-        <w:snapToGrid w:val="0"/>
-        <w:textAlignment w:val="baseline"/>
-        <w:rPr>
-          <w:rFonts w:hint="default"/>
-          <w:lang w:val="en-US" w:eastAsia="zh-CN"/>
-        </w:rPr>
-      </w:pPr>
-      <w:r>
-        <w:rPr>
-          <w:rFonts w:hint="default"/>
-          <w:lang w:val="en-US" w:eastAsia="zh-CN"/>
-        </w:rPr>
         <w:t>展望2026年，研究总院将在巩固本年度成果的基础上，重点推进智能服务平台的深化应用与全国推广，完成知识库系统的全面优化，并依据本年度的预研成果，审慎推进1-2个AIOps或超自动化场景的试点落地，持续驱动公司运维服务能力与核心竞争力的提升。</w:t>
       </w:r>
     </w:p>
     <w:sectPr>
-      <w:headerReference r:id="rId5" w:type="default"/>
+      <w:headerReference w:type="default" r:id="rId12"/>
       <w:pgSz w:w="11906" w:h="16838"/>
       <w:pgMar w:top="1417" w:right="1800" w:bottom="1440" w:left="1800" w:header="1140" w:footer="992" w:gutter="0"/>
-      <w:cols w:space="425" w:num="1"/>
+      <w:cols w:num="1" w:space="425"/>
       <w:docGrid w:type="lines" w:linePitch="312" w:charSpace="0"/>
     </w:sectPr>
   </w:body>
 </w:document>
 </file>
 
-<file path=word/endnotes.xml><?xml version="1.0" encoding="utf-8"?>
-<w:endnotes xmlns:wpc="http://schemas.microsoft.com/office/word/2010/wordprocessingCanvas" xmlns:mc="http://schemas.openxmlformats.org/markup-compatibility/2006" xmlns:o="urn:schemas-microsoft-com:office:office" xmlns:r="http://schemas.openxmlformats.org/officeDocument/2006/relationships" xmlns:m="http://schemas.openxmlformats.org/officeDocument/2006/math" xmlns:v="urn:schemas-microsoft-com:vml" xmlns:wp14="http://schemas.microsoft.com/office/word/2010/wordprocessingDrawing" xmlns:wp="http://schemas.openxmlformats.org/drawingml/2006/wordprocessingDrawing" xmlns:w="http://schemas.openxmlformats.org/wordprocessingml/2006/main" xmlns:w14="http://schemas.microsoft.com/office/word/2010/wordml" xmlns:w15="http://schemas.microsoft.com/office/word/2012/wordml" xmlns:w10="urn:schemas-microsoft-com:office:word" xmlns:wpg="http://schemas.microsoft.com/office/word/2010/wordprocessingGroup" xmlns:wpi="http://schemas.microsoft.com/office/word/2010/wordprocessingInk" xmlns:wne="http://schemas.microsoft.com/office/word/2006/wordml" xmlns:wps="http://schemas.microsoft.com/office/word/2010/wordprocessingShape" xmlns:wpsCustomData="http://www.wps.cn/officeDocument/2013/wpsCustomData" mc:Ignorable="w14 w15 wp14">
-  <w:endnote w:type="separator" w:id="0">
-    <w:p>
-      <w:pPr>
-        <w:spacing w:line="240" w:lineRule="auto"/>
-      </w:pPr>
-      <w:r>
-        <w:separator/>
-      </w:r>
-    </w:p>
-  </w:endnote>
-  <w:endnote w:type="continuationSeparator" w:id="1">
-    <w:p>
-      <w:pPr>
-        <w:spacing w:line="240" w:lineRule="auto"/>
-      </w:pPr>
-      <w:r>
-        <w:continuationSeparator/>
-      </w:r>
-    </w:p>
-  </w:endnote>
-</w:endnotes>
-</file>
-
-<file path=word/footnotes.xml><?xml version="1.0" encoding="utf-8"?>
-<w:footnotes xmlns:wpc="http://schemas.microsoft.com/office/word/2010/wordprocessingCanvas" xmlns:mc="http://schemas.openxmlformats.org/markup-compatibility/2006" xmlns:o="urn:schemas-microsoft-com:office:office" xmlns:r="http://schemas.openxmlformats.org/officeDocument/2006/relationships" xmlns:m="http://schemas.openxmlformats.org/officeDocument/2006/math" xmlns:v="urn:schemas-microsoft-com:vml" xmlns:wp14="http://schemas.microsoft.com/office/word/2010/wordprocessingDrawing" xmlns:wp="http://schemas.openxmlformats.org/drawingml/2006/wordprocessingDrawing" xmlns:w="http://schemas.openxmlformats.org/wordprocessingml/2006/main" xmlns:w14="http://schemas.microsoft.com/office/word/2010/wordml" xmlns:w15="http://schemas.microsoft.com/office/word/2012/wordml" xmlns:w10="urn:schemas-microsoft-com:office:word" xmlns:wpg="http://schemas.microsoft.com/office/word/2010/wordprocessingGroup" xmlns:wpi="http://schemas.microsoft.com/office/word/2010/wordprocessingInk" xmlns:wne="http://schemas.microsoft.com/office/word/2006/wordml" xmlns:wps="http://schemas.microsoft.com/office/word/2010/wordprocessingShape" xmlns:wpsCustomData="http://www.wps.cn/officeDocument/2013/wpsCustomData" mc:Ignorable="w14 w15 wp14">
-  <w:footnote w:type="separator" w:id="0">
-    <w:p>
-      <w:pPr>
-        <w:spacing w:line="360" w:lineRule="auto"/>
-      </w:pPr>
-      <w:r>
-        <w:separator/>
-      </w:r>
-    </w:p>
-  </w:footnote>
-  <w:footnote w:type="continuationSeparator" w:id="1">
-    <w:p>
-      <w:pPr>
-        <w:spacing w:line="360" w:lineRule="auto"/>
-      </w:pPr>
-      <w:r>
-        <w:continuationSeparator/>
-      </w:r>
-    </w:p>
-  </w:footnote>
-</w:footnotes>
-</file>
-
 <file path=word/header1.xml><?xml version="1.0" encoding="utf-8"?>
-<w:hdr xmlns:wpc="http://schemas.microsoft.com/office/word/2010/wordprocessingCanvas" xmlns:mc="http://schemas.openxmlformats.org/markup-compatibility/2006" xmlns:o="urn:schemas-microsoft-com:office:office" xmlns:r="http://schemas.openxmlformats.org/officeDocument/2006/relationships" xmlns:m="http://schemas.openxmlformats.org/officeDocument/2006/math" xmlns:v="urn:schemas-microsoft-com:vml" xmlns:wp14="http://schemas.microsoft.com/office/word/2010/wordprocessingDrawing" xmlns:wp="http://schemas.openxmlformats.org/drawingml/2006/wordprocessingDrawing" xmlns:w10="urn:schemas-microsoft-com:office:word" xmlns:w="http://schemas.openxmlformats.org/wordprocessingml/2006/main" xmlns:w14="http://schemas.microsoft.com/office/word/2010/wordml" xmlns:w15="http://schemas.microsoft.com/office/word/2012/wordml" xmlns:wpg="http://schemas.microsoft.com/office/word/2010/wordprocessingGroup" xmlns:wpi="http://schemas.microsoft.com/office/word/2010/wordprocessingInk" xmlns:wne="http://schemas.microsoft.com/office/word/2006/wordml" xmlns:wps="http://schemas.microsoft.com/office/word/2010/wordprocessingShape" xmlns:wpsCustomData="http://www.wps.cn/officeDocument/2013/wpsCustomData" mc:Ignorable="w14 w15 wp14">
+<w:hdr xmlns:wpc="http://schemas.microsoft.com/office/word/2010/wordprocessingCanvas" xmlns:mc="http://schemas.openxmlformats.org/markup-compatibility/2006" xmlns:o="urn:schemas-microsoft-com:office:office" xmlns:r="http://schemas.openxmlformats.org/officeDocument/2006/relationships" xmlns:m="http://schemas.openxmlformats.org/officeDocument/2006/math" xmlns:v="urn:schemas-microsoft-com:vml" xmlns:wp14="http://schemas.microsoft.com/office/word/2010/wordprocessingDrawing" xmlns:wp="http://schemas.openxmlformats.org/drawingml/2006/wordprocessingDrawing" xmlns:w10="urn:schemas-microsoft-com:office:word" xmlns:w="http://schemas.openxmlformats.org/wordprocessingml/2006/main" xmlns:w14="http://schemas.microsoft.com/office/word/2010/wordml" xmlns:w15="http://schemas.microsoft.com/office/word/2012/wordml" xmlns:wne="http://schemas.microsoft.com/office/word/2006/wordml" xmlns:wpg="http://schemas.microsoft.com/office/word/2010/wordprocessingGroup" xmlns:wpi="http://schemas.microsoft.com/office/word/2010/wordprocessingInk" xmlns:wps="http://schemas.microsoft.com/office/word/2010/wordprocessingShape" mc:Ignorable="w14 w15 wp14">
   <w:p>
     <w:pPr>
-      <w:pStyle w:val="15"/>
+      <w:pStyle w:val="Header"/>
       <w:pBdr>
-        <w:bottom w:val="single" w:color="auto" w:sz="4" w:space="1"/>
+        <w:bottom w:val="single" w:sz="4" w:space="1" w:color="auto"/>
       </w:pBdr>
       <w:tabs>
         <w:tab w:val="left" w:pos="335"/>
@@ -4016,27 +4870,27 @@
       </w:tabs>
       <w:jc w:val="right"/>
       <w:rPr>
-        <w:rFonts w:hint="eastAsia" w:eastAsiaTheme="minorEastAsia"/>
+        <w:rFonts w:eastAsiaTheme="minorEastAsia" w:hint="eastAsia"/>
         <w:lang w:eastAsia="zh-CN"/>
       </w:rPr>
     </w:pPr>
     <w:r>
       <w:rPr>
-        <w:rFonts w:hint="eastAsia" w:eastAsiaTheme="minorEastAsia"/>
+        <w:rFonts w:eastAsiaTheme="minorEastAsia" w:hint="eastAsia"/>
         <w:lang w:val="en-US" w:eastAsia="zh-CN"/>
       </w:rPr>
       <w:tab/>
     </w:r>
     <w:r>
       <w:rPr>
-        <w:rFonts w:hint="eastAsia" w:eastAsiaTheme="minorEastAsia"/>
+        <w:rFonts w:eastAsiaTheme="minorEastAsia" w:hint="eastAsia"/>
         <w:lang w:val="en-US" w:eastAsia="zh-CN"/>
       </w:rPr>
       <w:tab/>
     </w:r>
     <w:r>
       <w:rPr>
-        <w:rFonts w:hint="eastAsia" w:eastAsiaTheme="minorEastAsia"/>
+        <w:rFonts w:eastAsiaTheme="minorEastAsia" w:hint="eastAsia"/>
         <w:lang w:val="en-US" w:eastAsia="zh-CN"/>
       </w:rPr>
       <w:t>江西通信产业服务有限公司</w:t>
@@ -4046,15 +4900,15 @@
 </file>
 
 <file path=word/numbering.xml><?xml version="1.0" encoding="utf-8"?>
-<w:numbering xmlns:wpc="http://schemas.microsoft.com/office/word/2010/wordprocessingCanvas" xmlns:mc="http://schemas.openxmlformats.org/markup-compatibility/2006" xmlns:o="urn:schemas-microsoft-com:office:office" xmlns:r="http://schemas.openxmlformats.org/officeDocument/2006/relationships" xmlns:m="http://schemas.openxmlformats.org/officeDocument/2006/math" xmlns:v="urn:schemas-microsoft-com:vml" xmlns:wp14="http://schemas.microsoft.com/office/word/2010/wordprocessingDrawing" xmlns:wp="http://schemas.openxmlformats.org/drawingml/2006/wordprocessingDrawing" xmlns:w10="urn:schemas-microsoft-com:office:word" xmlns:w="http://schemas.openxmlformats.org/wordprocessingml/2006/main" xmlns:w14="http://schemas.microsoft.com/office/word/2010/wordml" xmlns:wpg="http://schemas.microsoft.com/office/word/2010/wordprocessingGroup" xmlns:wpi="http://schemas.microsoft.com/office/word/2010/wordprocessingInk" xmlns:wne="http://schemas.microsoft.com/office/word/2006/wordml" xmlns:wps="http://schemas.microsoft.com/office/word/2010/wordprocessingShape" xmlns:wpsCustomData="http://www.wps.cn/officeDocument/2013/wpsCustomData" mc:Ignorable="w14 wp14">
+<w:numbering xmlns:wpc="http://schemas.microsoft.com/office/word/2010/wordprocessingCanvas" xmlns:mc="http://schemas.openxmlformats.org/markup-compatibility/2006" xmlns:o="urn:schemas-microsoft-com:office:office" xmlns:r="http://schemas.openxmlformats.org/officeDocument/2006/relationships" xmlns:m="http://schemas.openxmlformats.org/officeDocument/2006/math" xmlns:v="urn:schemas-microsoft-com:vml" xmlns:wp14="http://schemas.microsoft.com/office/word/2010/wordprocessingDrawing" xmlns:wp="http://schemas.openxmlformats.org/drawingml/2006/wordprocessingDrawing" xmlns:w10="urn:schemas-microsoft-com:office:word" xmlns:w="http://schemas.openxmlformats.org/wordprocessingml/2006/main" xmlns:w14="http://schemas.microsoft.com/office/word/2010/wordml" xmlns:w15="http://schemas.microsoft.com/office/word/2012/wordml" xmlns:wne="http://schemas.microsoft.com/office/word/2006/wordml" xmlns:wpg="http://schemas.microsoft.com/office/word/2010/wordprocessingGroup" xmlns:wpi="http://schemas.microsoft.com/office/word/2010/wordprocessingInk" xmlns:wps="http://schemas.microsoft.com/office/word/2010/wordprocessingShape" mc:Ignorable="w14 w15 wp14">
   <w:abstractNum w:abstractNumId="0">
     <w:nsid w:val="8E964DCE"/>
     <w:multiLevelType w:val="multilevel"/>
     <w:tmpl w:val="8E964DCE"/>
-    <w:lvl w:ilvl="0" w:tentative="0">
+    <w:lvl w:ilvl="0">
       <w:start w:val="1"/>
       <w:numFmt w:val="decimal"/>
-      <w:pStyle w:val="2"/>
+      <w:pStyle w:val="Heading1"/>
       <w:lvlText w:val="%1."/>
       <w:lvlJc w:val="left"/>
       <w:pPr>
@@ -4064,10 +4918,10 @@
         <w:rFonts w:hint="default"/>
       </w:rPr>
     </w:lvl>
-    <w:lvl w:ilvl="1" w:tentative="0">
+    <w:lvl w:ilvl="1">
       <w:start w:val="1"/>
       <w:numFmt w:val="decimal"/>
-      <w:pStyle w:val="3"/>
+      <w:pStyle w:val="Heading2"/>
       <w:lvlText w:val="%1.%2."/>
       <w:lvlJc w:val="left"/>
       <w:pPr>
@@ -4077,10 +4931,10 @@
         <w:rFonts w:hint="default"/>
       </w:rPr>
     </w:lvl>
-    <w:lvl w:ilvl="2" w:tentative="0">
+    <w:lvl w:ilvl="2">
       <w:start w:val="1"/>
       <w:numFmt w:val="decimal"/>
-      <w:pStyle w:val="4"/>
+      <w:pStyle w:val="Heading3"/>
       <w:lvlText w:val="%1.%2.%3."/>
       <w:lvlJc w:val="left"/>
       <w:pPr>
@@ -4090,10 +4944,10 @@
         <w:rFonts w:hint="default"/>
       </w:rPr>
     </w:lvl>
-    <w:lvl w:ilvl="3" w:tentative="0">
+    <w:lvl w:ilvl="3">
       <w:start w:val="1"/>
       <w:numFmt w:val="decimal"/>
-      <w:pStyle w:val="5"/>
+      <w:pStyle w:val="Heading4"/>
       <w:lvlText w:val="%1.%2.%3.%4."/>
       <w:lvlJc w:val="left"/>
       <w:pPr>
@@ -4103,10 +4957,10 @@
         <w:rFonts w:hint="default"/>
       </w:rPr>
     </w:lvl>
-    <w:lvl w:ilvl="4" w:tentative="0">
+    <w:lvl w:ilvl="4">
       <w:start w:val="1"/>
       <w:numFmt w:val="decimal"/>
-      <w:pStyle w:val="6"/>
+      <w:pStyle w:val="Heading5"/>
       <w:lvlText w:val="%1.%2.%3.%4.%5."/>
       <w:lvlJc w:val="left"/>
       <w:pPr>
@@ -4116,10 +4970,10 @@
         <w:rFonts w:hint="default"/>
       </w:rPr>
     </w:lvl>
-    <w:lvl w:ilvl="5" w:tentative="0">
+    <w:lvl w:ilvl="5">
       <w:start w:val="1"/>
       <w:numFmt w:val="decimal"/>
-      <w:pStyle w:val="7"/>
+      <w:pStyle w:val="Heading6"/>
       <w:lvlText w:val="%1.%2.%3.%4.%5.%6."/>
       <w:lvlJc w:val="left"/>
       <w:pPr>
@@ -4129,10 +4983,10 @@
         <w:rFonts w:hint="default"/>
       </w:rPr>
     </w:lvl>
-    <w:lvl w:ilvl="6" w:tentative="0">
+    <w:lvl w:ilvl="6">
       <w:start w:val="1"/>
       <w:numFmt w:val="decimal"/>
-      <w:pStyle w:val="8"/>
+      <w:pStyle w:val="Heading7"/>
       <w:lvlText w:val="%1.%2.%3.%4.%5.%6.%7."/>
       <w:lvlJc w:val="left"/>
       <w:pPr>
@@ -4142,10 +4996,10 @@
         <w:rFonts w:hint="default"/>
       </w:rPr>
     </w:lvl>
-    <w:lvl w:ilvl="7" w:tentative="0">
+    <w:lvl w:ilvl="7">
       <w:start w:val="1"/>
       <w:numFmt w:val="decimal"/>
-      <w:pStyle w:val="9"/>
+      <w:pStyle w:val="Heading8"/>
       <w:lvlText w:val="%1.%2.%3.%4.%5.%6.%7.%8."/>
       <w:lvlJc w:val="left"/>
       <w:pPr>
@@ -4155,10 +5009,10 @@
         <w:rFonts w:hint="default"/>
       </w:rPr>
     </w:lvl>
-    <w:lvl w:ilvl="8" w:tentative="0">
+    <w:lvl w:ilvl="8">
       <w:start w:val="1"/>
       <w:numFmt w:val="decimal"/>
-      <w:pStyle w:val="10"/>
+      <w:pStyle w:val="Heading9"/>
       <w:lvlText w:val="%1.%2.%3.%4.%5.%6.%7.%8.%9."/>
       <w:lvlJc w:val="left"/>
       <w:pPr>
@@ -4176,269 +5030,267 @@
 </file>
 
 <file path=word/styles.xml><?xml version="1.0" encoding="utf-8"?>
-<w:styles xmlns:mc="http://schemas.openxmlformats.org/markup-compatibility/2006" xmlns:o="urn:schemas-microsoft-com:office:office" xmlns:r="http://schemas.openxmlformats.org/officeDocument/2006/relationships" xmlns:m="http://schemas.openxmlformats.org/officeDocument/2006/math" xmlns:v="urn:schemas-microsoft-com:vml" xmlns:w="http://schemas.openxmlformats.org/wordprocessingml/2006/main" xmlns:w14="http://schemas.microsoft.com/office/word/2010/wordml" xmlns:w10="urn:schemas-microsoft-com:office:word" xmlns:sl="http://schemas.openxmlformats.org/schemaLibrary/2006/main" xmlns:wpsCustomData="http://www.wps.cn/officeDocument/2013/wpsCustomData" mc:Ignorable="w14">
+<w:styles xmlns:mc="http://schemas.openxmlformats.org/markup-compatibility/2006" xmlns:r="http://schemas.openxmlformats.org/officeDocument/2006/relationships" xmlns:w="http://schemas.openxmlformats.org/wordprocessingml/2006/main" xmlns:w14="http://schemas.microsoft.com/office/word/2010/wordml" xmlns:w15="http://schemas.microsoft.com/office/word/2012/wordml" mc:Ignorable="w14 w15">
   <w:docDefaults>
     <w:rPrDefault>
       <w:rPr>
-        <w:rFonts w:ascii="Times New Roman" w:hAnsi="Times New Roman" w:eastAsia="宋体" w:cs="Times New Roman"/>
+        <w:rFonts w:ascii="Times New Roman" w:eastAsia="宋体" w:hAnsi="Times New Roman" w:cs="Times New Roman"/>
       </w:rPr>
     </w:rPrDefault>
     <w:pPrDefault/>
   </w:docDefaults>
-  <w:latentStyles w:count="260" w:defQFormat="0" w:defUnhideWhenUsed="1" w:defSemiHidden="1" w:defUIPriority="99" w:defLockedState="0">
-    <w:lsdException w:qFormat="1" w:unhideWhenUsed="0" w:uiPriority="0" w:semiHidden="0" w:name="Normal"/>
-    <w:lsdException w:qFormat="1" w:unhideWhenUsed="0" w:uiPriority="0" w:semiHidden="0" w:name="heading 1"/>
-    <w:lsdException w:qFormat="1" w:uiPriority="0" w:semiHidden="0" w:name="heading 2"/>
-    <w:lsdException w:qFormat="1" w:uiPriority="0" w:name="heading 3"/>
-    <w:lsdException w:qFormat="1" w:uiPriority="0" w:semiHidden="0" w:name="heading 4"/>
-    <w:lsdException w:qFormat="1" w:uiPriority="0" w:name="heading 5"/>
-    <w:lsdException w:qFormat="1" w:uiPriority="0" w:name="heading 6"/>
-    <w:lsdException w:qFormat="1" w:uiPriority="0" w:name="heading 7"/>
-    <w:lsdException w:qFormat="1" w:uiPriority="0" w:name="heading 8"/>
-    <w:lsdException w:qFormat="1" w:uiPriority="0" w:name="heading 9"/>
-    <w:lsdException w:unhideWhenUsed="0" w:uiPriority="0" w:semiHidden="0" w:name="index 1"/>
-    <w:lsdException w:unhideWhenUsed="0" w:uiPriority="0" w:semiHidden="0" w:name="index 2"/>
-    <w:lsdException w:unhideWhenUsed="0" w:uiPriority="0" w:semiHidden="0" w:name="index 3"/>
-    <w:lsdException w:unhideWhenUsed="0" w:uiPriority="0" w:semiHidden="0" w:name="index 4"/>
-    <w:lsdException w:unhideWhenUsed="0" w:uiPriority="0" w:semiHidden="0" w:name="index 5"/>
-    <w:lsdException w:unhideWhenUsed="0" w:uiPriority="0" w:semiHidden="0" w:name="index 6"/>
-    <w:lsdException w:unhideWhenUsed="0" w:uiPriority="0" w:semiHidden="0" w:name="index 7"/>
-    <w:lsdException w:unhideWhenUsed="0" w:uiPriority="0" w:semiHidden="0" w:name="index 8"/>
-    <w:lsdException w:unhideWhenUsed="0" w:uiPriority="0" w:semiHidden="0" w:name="index 9"/>
-    <w:lsdException w:qFormat="1" w:unhideWhenUsed="0" w:uiPriority="0" w:semiHidden="0" w:name="toc 1"/>
-    <w:lsdException w:qFormat="1" w:unhideWhenUsed="0" w:uiPriority="0" w:semiHidden="0" w:name="toc 2"/>
-    <w:lsdException w:qFormat="1" w:unhideWhenUsed="0" w:uiPriority="0" w:semiHidden="0" w:name="toc 3"/>
-    <w:lsdException w:unhideWhenUsed="0" w:uiPriority="0" w:semiHidden="0" w:name="toc 4"/>
-    <w:lsdException w:unhideWhenUsed="0" w:uiPriority="0" w:semiHidden="0" w:name="toc 5"/>
-    <w:lsdException w:unhideWhenUsed="0" w:uiPriority="0" w:semiHidden="0" w:name="toc 6"/>
-    <w:lsdException w:unhideWhenUsed="0" w:uiPriority="0" w:semiHidden="0" w:name="toc 7"/>
-    <w:lsdException w:unhideWhenUsed="0" w:uiPriority="0" w:semiHidden="0" w:name="toc 8"/>
-    <w:lsdException w:unhideWhenUsed="0" w:uiPriority="0" w:semiHidden="0" w:name="toc 9"/>
-    <w:lsdException w:unhideWhenUsed="0" w:uiPriority="0" w:semiHidden="0" w:name="Normal Indent"/>
-    <w:lsdException w:unhideWhenUsed="0" w:uiPriority="0" w:semiHidden="0" w:name="footnote text"/>
-    <w:lsdException w:qFormat="1" w:unhideWhenUsed="0" w:uiPriority="0" w:semiHidden="0" w:name="annotation text"/>
-    <w:lsdException w:qFormat="1" w:unhideWhenUsed="0" w:uiPriority="0" w:semiHidden="0" w:name="header"/>
-    <w:lsdException w:qFormat="1" w:unhideWhenUsed="0" w:uiPriority="0" w:semiHidden="0" w:name="footer"/>
-    <w:lsdException w:unhideWhenUsed="0" w:uiPriority="0" w:semiHidden="0" w:name="index heading"/>
-    <w:lsdException w:qFormat="1" w:uiPriority="0" w:name="caption"/>
-    <w:lsdException w:unhideWhenUsed="0" w:uiPriority="0" w:semiHidden="0" w:name="table of figures"/>
-    <w:lsdException w:unhideWhenUsed="0" w:uiPriority="0" w:semiHidden="0" w:name="envelope address"/>
-    <w:lsdException w:unhideWhenUsed="0" w:uiPriority="0" w:semiHidden="0" w:name="envelope return"/>
-    <w:lsdException w:unhideWhenUsed="0" w:uiPriority="0" w:semiHidden="0" w:name="footnote reference"/>
-    <w:lsdException w:unhideWhenUsed="0" w:uiPriority="0" w:semiHidden="0" w:name="annotation reference"/>
-    <w:lsdException w:unhideWhenUsed="0" w:uiPriority="0" w:semiHidden="0" w:name="line number"/>
-    <w:lsdException w:unhideWhenUsed="0" w:uiPriority="0" w:semiHidden="0" w:name="page number"/>
-    <w:lsdException w:unhideWhenUsed="0" w:uiPriority="0" w:semiHidden="0" w:name="endnote reference"/>
-    <w:lsdException w:unhideWhenUsed="0" w:uiPriority="0" w:semiHidden="0" w:name="endnote text"/>
-    <w:lsdException w:unhideWhenUsed="0" w:uiPriority="0" w:semiHidden="0" w:name="table of authorities"/>
-    <w:lsdException w:unhideWhenUsed="0" w:uiPriority="0" w:semiHidden="0" w:name="macro"/>
-    <w:lsdException w:unhideWhenUsed="0" w:uiPriority="0" w:semiHidden="0" w:name="toa heading"/>
-    <w:lsdException w:unhideWhenUsed="0" w:uiPriority="0" w:semiHidden="0" w:name="List"/>
-    <w:lsdException w:unhideWhenUsed="0" w:uiPriority="0" w:semiHidden="0" w:name="List Bullet"/>
-    <w:lsdException w:unhideWhenUsed="0" w:uiPriority="0" w:semiHidden="0" w:name="List Number"/>
-    <w:lsdException w:unhideWhenUsed="0" w:uiPriority="0" w:semiHidden="0" w:name="List 2"/>
-    <w:lsdException w:unhideWhenUsed="0" w:uiPriority="0" w:semiHidden="0" w:name="List 3"/>
-    <w:lsdException w:unhideWhenUsed="0" w:uiPriority="0" w:semiHidden="0" w:name="List 4"/>
-    <w:lsdException w:unhideWhenUsed="0" w:uiPriority="0" w:semiHidden="0" w:name="List 5"/>
-    <w:lsdException w:unhideWhenUsed="0" w:uiPriority="0" w:semiHidden="0" w:name="List Bullet 2"/>
-    <w:lsdException w:unhideWhenUsed="0" w:uiPriority="0" w:semiHidden="0" w:name="List Bullet 3"/>
-    <w:lsdException w:unhideWhenUsed="0" w:uiPriority="0" w:semiHidden="0" w:name="List Bullet 4"/>
-    <w:lsdException w:unhideWhenUsed="0" w:uiPriority="0" w:semiHidden="0" w:name="List Bullet 5"/>
-    <w:lsdException w:unhideWhenUsed="0" w:uiPriority="0" w:semiHidden="0" w:name="List Number 2"/>
-    <w:lsdException w:unhideWhenUsed="0" w:uiPriority="0" w:semiHidden="0" w:name="List Number 3"/>
-    <w:lsdException w:unhideWhenUsed="0" w:uiPriority="0" w:semiHidden="0" w:name="List Number 4"/>
-    <w:lsdException w:unhideWhenUsed="0" w:uiPriority="0" w:semiHidden="0" w:name="List Number 5"/>
-    <w:lsdException w:qFormat="1" w:unhideWhenUsed="0" w:uiPriority="0" w:semiHidden="0" w:name="Title"/>
-    <w:lsdException w:unhideWhenUsed="0" w:uiPriority="0" w:semiHidden="0" w:name="Closing"/>
-    <w:lsdException w:unhideWhenUsed="0" w:uiPriority="0" w:semiHidden="0" w:name="Signature"/>
-    <w:lsdException w:qFormat="1" w:unhideWhenUsed="0" w:uiPriority="0" w:name="Default Paragraph Font"/>
-    <w:lsdException w:qFormat="1" w:unhideWhenUsed="0" w:uiPriority="0" w:name="Body Text"/>
-    <w:lsdException w:unhideWhenUsed="0" w:uiPriority="0" w:semiHidden="0" w:name="Body Text Indent"/>
-    <w:lsdException w:unhideWhenUsed="0" w:uiPriority="0" w:semiHidden="0" w:name="List Continue"/>
-    <w:lsdException w:unhideWhenUsed="0" w:uiPriority="0" w:semiHidden="0" w:name="List Continue 2"/>
-    <w:lsdException w:unhideWhenUsed="0" w:uiPriority="0" w:semiHidden="0" w:name="List Continue 3"/>
-    <w:lsdException w:unhideWhenUsed="0" w:uiPriority="0" w:semiHidden="0" w:name="List Continue 4"/>
-    <w:lsdException w:unhideWhenUsed="0" w:uiPriority="0" w:semiHidden="0" w:name="List Continue 5"/>
-    <w:lsdException w:unhideWhenUsed="0" w:uiPriority="0" w:semiHidden="0" w:name="Message Header"/>
-    <w:lsdException w:qFormat="1" w:unhideWhenUsed="0" w:uiPriority="0" w:semiHidden="0" w:name="Subtitle"/>
-    <w:lsdException w:unhideWhenUsed="0" w:uiPriority="0" w:semiHidden="0" w:name="Salutation"/>
-    <w:lsdException w:unhideWhenUsed="0" w:uiPriority="0" w:semiHidden="0" w:name="Date"/>
-    <w:lsdException w:unhideWhenUsed="0" w:uiPriority="0" w:semiHidden="0" w:name="Body Text First Indent"/>
-    <w:lsdException w:unhideWhenUsed="0" w:uiPriority="0" w:semiHidden="0" w:name="Body Text First Indent 2"/>
-    <w:lsdException w:uiPriority="99" w:name="Note Heading"/>
-    <w:lsdException w:unhideWhenUsed="0" w:uiPriority="0" w:semiHidden="0" w:name="Body Text 2"/>
-    <w:lsdException w:unhideWhenUsed="0" w:uiPriority="0" w:semiHidden="0" w:name="Body Text 3"/>
-    <w:lsdException w:unhideWhenUsed="0" w:uiPriority="0" w:semiHidden="0" w:name="Body Text Indent 2"/>
-    <w:lsdException w:unhideWhenUsed="0" w:uiPriority="0" w:semiHidden="0" w:name="Body Text Indent 3"/>
-    <w:lsdException w:unhideWhenUsed="0" w:uiPriority="0" w:semiHidden="0" w:name="Block Text"/>
-    <w:lsdException w:unhideWhenUsed="0" w:uiPriority="0" w:semiHidden="0" w:name="Hyperlink"/>
-    <w:lsdException w:unhideWhenUsed="0" w:uiPriority="0" w:semiHidden="0" w:name="FollowedHyperlink"/>
-    <w:lsdException w:qFormat="1" w:unhideWhenUsed="0" w:uiPriority="0" w:semiHidden="0" w:name="Strong"/>
-    <w:lsdException w:qFormat="1" w:unhideWhenUsed="0" w:uiPriority="0" w:semiHidden="0" w:name="Emphasis"/>
-    <w:lsdException w:unhideWhenUsed="0" w:uiPriority="0" w:semiHidden="0" w:name="Document Map"/>
-    <w:lsdException w:unhideWhenUsed="0" w:uiPriority="0" w:semiHidden="0" w:name="Plain Text"/>
-    <w:lsdException w:unhideWhenUsed="0" w:uiPriority="0" w:semiHidden="0" w:name="E-mail Signature"/>
-    <w:lsdException w:qFormat="1" w:unhideWhenUsed="0" w:uiPriority="0" w:semiHidden="0" w:name="Normal (Web)"/>
-    <w:lsdException w:unhideWhenUsed="0" w:uiPriority="0" w:semiHidden="0" w:name="HTML Acronym"/>
-    <w:lsdException w:unhideWhenUsed="0" w:uiPriority="0" w:semiHidden="0" w:name="HTML Address"/>
-    <w:lsdException w:unhideWhenUsed="0" w:uiPriority="0" w:semiHidden="0" w:name="HTML Cite"/>
-    <w:lsdException w:unhideWhenUsed="0" w:uiPriority="0" w:semiHidden="0" w:name="HTML Code"/>
-    <w:lsdException w:unhideWhenUsed="0" w:uiPriority="0" w:semiHidden="0" w:name="HTML Definition"/>
-    <w:lsdException w:unhideWhenUsed="0" w:uiPriority="0" w:semiHidden="0" w:name="HTML Keyboard"/>
-    <w:lsdException w:unhideWhenUsed="0" w:uiPriority="0" w:semiHidden="0" w:name="HTML Preformatted"/>
-    <w:lsdException w:unhideWhenUsed="0" w:uiPriority="0" w:semiHidden="0" w:name="HTML Sample"/>
-    <w:lsdException w:unhideWhenUsed="0" w:uiPriority="0" w:semiHidden="0" w:name="HTML Typewriter"/>
-    <w:lsdException w:unhideWhenUsed="0" w:uiPriority="0" w:semiHidden="0" w:name="HTML Variable"/>
-    <w:lsdException w:qFormat="1" w:unhideWhenUsed="0" w:uiPriority="0" w:name="Normal Table"/>
-    <w:lsdException w:unhideWhenUsed="0" w:uiPriority="0" w:semiHidden="0" w:name="annotation subject"/>
-    <w:lsdException w:unhideWhenUsed="0" w:uiPriority="0" w:semiHidden="0" w:name="Table Simple 1"/>
-    <w:lsdException w:unhideWhenUsed="0" w:uiPriority="0" w:semiHidden="0" w:name="Table Simple 2"/>
-    <w:lsdException w:unhideWhenUsed="0" w:uiPriority="0" w:semiHidden="0" w:name="Table Simple 3"/>
-    <w:lsdException w:unhideWhenUsed="0" w:uiPriority="0" w:semiHidden="0" w:name="Table Classic 1"/>
-    <w:lsdException w:unhideWhenUsed="0" w:uiPriority="0" w:semiHidden="0" w:name="Table Classic 2"/>
-    <w:lsdException w:unhideWhenUsed="0" w:uiPriority="0" w:semiHidden="0" w:name="Table Classic 3"/>
-    <w:lsdException w:unhideWhenUsed="0" w:uiPriority="0" w:semiHidden="0" w:name="Table Classic 4"/>
-    <w:lsdException w:unhideWhenUsed="0" w:uiPriority="0" w:semiHidden="0" w:name="Table Colorful 1"/>
-    <w:lsdException w:unhideWhenUsed="0" w:uiPriority="0" w:semiHidden="0" w:name="Table Colorful 2"/>
-    <w:lsdException w:unhideWhenUsed="0" w:uiPriority="0" w:semiHidden="0" w:name="Table Colorful 3"/>
-    <w:lsdException w:unhideWhenUsed="0" w:uiPriority="0" w:semiHidden="0" w:name="Table Columns 1"/>
-    <w:lsdException w:unhideWhenUsed="0" w:uiPriority="0" w:semiHidden="0" w:name="Table Columns 2"/>
-    <w:lsdException w:unhideWhenUsed="0" w:uiPriority="0" w:semiHidden="0" w:name="Table Columns 3"/>
-    <w:lsdException w:unhideWhenUsed="0" w:uiPriority="0" w:semiHidden="0" w:name="Table Columns 4"/>
-    <w:lsdException w:unhideWhenUsed="0" w:uiPriority="0" w:semiHidden="0" w:name="Table Columns 5"/>
-    <w:lsdException w:unhideWhenUsed="0" w:uiPriority="0" w:semiHidden="0" w:name="Table Grid 1"/>
-    <w:lsdException w:unhideWhenUsed="0" w:uiPriority="0" w:semiHidden="0" w:name="Table Grid 2"/>
-    <w:lsdException w:unhideWhenUsed="0" w:uiPriority="0" w:semiHidden="0" w:name="Table Grid 3"/>
-    <w:lsdException w:unhideWhenUsed="0" w:uiPriority="0" w:semiHidden="0" w:name="Table Grid 4"/>
-    <w:lsdException w:unhideWhenUsed="0" w:uiPriority="0" w:semiHidden="0" w:name="Table Grid 5"/>
-    <w:lsdException w:unhideWhenUsed="0" w:uiPriority="0" w:semiHidden="0" w:name="Table Grid 6"/>
-    <w:lsdException w:unhideWhenUsed="0" w:uiPriority="0" w:semiHidden="0" w:name="Table Grid 7"/>
-    <w:lsdException w:unhideWhenUsed="0" w:uiPriority="0" w:semiHidden="0" w:name="Table Grid 8"/>
-    <w:lsdException w:unhideWhenUsed="0" w:uiPriority="0" w:semiHidden="0" w:name="Table List 1"/>
-    <w:lsdException w:unhideWhenUsed="0" w:uiPriority="0" w:semiHidden="0" w:name="Table List 2"/>
-    <w:lsdException w:unhideWhenUsed="0" w:uiPriority="0" w:semiHidden="0" w:name="Table List 3"/>
-    <w:lsdException w:unhideWhenUsed="0" w:uiPriority="0" w:semiHidden="0" w:name="Table List 4"/>
-    <w:lsdException w:unhideWhenUsed="0" w:uiPriority="0" w:semiHidden="0" w:name="Table List 5"/>
-    <w:lsdException w:unhideWhenUsed="0" w:uiPriority="0" w:semiHidden="0" w:name="Table List 6"/>
-    <w:lsdException w:unhideWhenUsed="0" w:uiPriority="0" w:semiHidden="0" w:name="Table List 7"/>
-    <w:lsdException w:unhideWhenUsed="0" w:uiPriority="0" w:semiHidden="0" w:name="Table List 8"/>
-    <w:lsdException w:unhideWhenUsed="0" w:uiPriority="0" w:semiHidden="0" w:name="Table 3D effects 1"/>
-    <w:lsdException w:unhideWhenUsed="0" w:uiPriority="0" w:semiHidden="0" w:name="Table 3D effects 2"/>
-    <w:lsdException w:unhideWhenUsed="0" w:uiPriority="0" w:semiHidden="0" w:name="Table 3D effects 3"/>
-    <w:lsdException w:unhideWhenUsed="0" w:uiPriority="0" w:semiHidden="0" w:name="Table Contemporary"/>
-    <w:lsdException w:unhideWhenUsed="0" w:uiPriority="0" w:semiHidden="0" w:name="Table Elegant"/>
-    <w:lsdException w:unhideWhenUsed="0" w:uiPriority="0" w:semiHidden="0" w:name="Table Professional"/>
-    <w:lsdException w:unhideWhenUsed="0" w:uiPriority="0" w:semiHidden="0" w:name="Table Subtle 1"/>
-    <w:lsdException w:unhideWhenUsed="0" w:uiPriority="0" w:semiHidden="0" w:name="Table Subtle 2"/>
-    <w:lsdException w:unhideWhenUsed="0" w:uiPriority="0" w:semiHidden="0" w:name="Table Web 1"/>
-    <w:lsdException w:unhideWhenUsed="0" w:uiPriority="0" w:semiHidden="0" w:name="Table Web 2"/>
-    <w:lsdException w:unhideWhenUsed="0" w:uiPriority="0" w:semiHidden="0" w:name="Table Web 3"/>
-    <w:lsdException w:unhideWhenUsed="0" w:uiPriority="0" w:semiHidden="0" w:name="Balloon Text"/>
-    <w:lsdException w:qFormat="1" w:unhideWhenUsed="0" w:uiPriority="0" w:semiHidden="0" w:name="Table Grid"/>
-    <w:lsdException w:unhideWhenUsed="0" w:uiPriority="0" w:semiHidden="0" w:name="Table Theme"/>
-    <w:lsdException w:unhideWhenUsed="0" w:uiPriority="60" w:semiHidden="0" w:name="Light Shading"/>
-    <w:lsdException w:unhideWhenUsed="0" w:uiPriority="61" w:semiHidden="0" w:name="Light List"/>
-    <w:lsdException w:unhideWhenUsed="0" w:uiPriority="62" w:semiHidden="0" w:name="Light Grid"/>
-    <w:lsdException w:unhideWhenUsed="0" w:uiPriority="63" w:semiHidden="0" w:name="Medium Shading 1"/>
-    <w:lsdException w:unhideWhenUsed="0" w:uiPriority="64" w:semiHidden="0" w:name="Medium Shading 2"/>
-    <w:lsdException w:unhideWhenUsed="0" w:uiPriority="65" w:semiHidden="0" w:name="Medium List 1"/>
-    <w:lsdException w:unhideWhenUsed="0" w:uiPriority="66" w:semiHidden="0" w:name="Medium List 2"/>
-    <w:lsdException w:unhideWhenUsed="0" w:uiPriority="67" w:semiHidden="0" w:name="Medium Grid 1"/>
-    <w:lsdException w:unhideWhenUsed="0" w:uiPriority="68" w:semiHidden="0" w:name="Medium Grid 2"/>
-    <w:lsdException w:unhideWhenUsed="0" w:uiPriority="69" w:semiHidden="0" w:name="Medium Grid 3"/>
-    <w:lsdException w:unhideWhenUsed="0" w:uiPriority="70" w:semiHidden="0" w:name="Dark List"/>
-    <w:lsdException w:unhideWhenUsed="0" w:uiPriority="71" w:semiHidden="0" w:name="Colorful Shading"/>
-    <w:lsdException w:unhideWhenUsed="0" w:uiPriority="72" w:semiHidden="0" w:name="Colorful List"/>
-    <w:lsdException w:unhideWhenUsed="0" w:uiPriority="73" w:semiHidden="0" w:name="Colorful Grid"/>
-    <w:lsdException w:unhideWhenUsed="0" w:uiPriority="60" w:semiHidden="0" w:name="Light Shading Accent 1"/>
-    <w:lsdException w:unhideWhenUsed="0" w:uiPriority="61" w:semiHidden="0" w:name="Light List Accent 1"/>
-    <w:lsdException w:unhideWhenUsed="0" w:uiPriority="62" w:semiHidden="0" w:name="Light Grid Accent 1"/>
-    <w:lsdException w:unhideWhenUsed="0" w:uiPriority="63" w:semiHidden="0" w:name="Medium Shading 1 Accent 1"/>
-    <w:lsdException w:unhideWhenUsed="0" w:uiPriority="64" w:semiHidden="0" w:name="Medium Shading 2 Accent 1"/>
-    <w:lsdException w:unhideWhenUsed="0" w:uiPriority="65" w:semiHidden="0" w:name="Medium List 1 Accent 1"/>
-    <w:lsdException w:unhideWhenUsed="0" w:uiPriority="66" w:semiHidden="0" w:name="Medium List 2 Accent 1"/>
-    <w:lsdException w:unhideWhenUsed="0" w:uiPriority="67" w:semiHidden="0" w:name="Medium Grid 1 Accent 1"/>
-    <w:lsdException w:unhideWhenUsed="0" w:uiPriority="68" w:semiHidden="0" w:name="Medium Grid 2 Accent 1"/>
-    <w:lsdException w:unhideWhenUsed="0" w:uiPriority="69" w:semiHidden="0" w:name="Medium Grid 3 Accent 1"/>
-    <w:lsdException w:unhideWhenUsed="0" w:uiPriority="70" w:semiHidden="0" w:name="Dark List Accent 1"/>
-    <w:lsdException w:unhideWhenUsed="0" w:uiPriority="71" w:semiHidden="0" w:name="Colorful Shading Accent 1"/>
-    <w:lsdException w:unhideWhenUsed="0" w:uiPriority="72" w:semiHidden="0" w:name="Colorful List Accent 1"/>
-    <w:lsdException w:unhideWhenUsed="0" w:uiPriority="73" w:semiHidden="0" w:name="Colorful Grid Accent 1"/>
-    <w:lsdException w:unhideWhenUsed="0" w:uiPriority="60" w:semiHidden="0" w:name="Light Shading Accent 2"/>
-    <w:lsdException w:unhideWhenUsed="0" w:uiPriority="61" w:semiHidden="0" w:name="Light List Accent 2"/>
-    <w:lsdException w:unhideWhenUsed="0" w:uiPriority="62" w:semiHidden="0" w:name="Light Grid Accent 2"/>
-    <w:lsdException w:unhideWhenUsed="0" w:uiPriority="63" w:semiHidden="0" w:name="Medium Shading 1 Accent 2"/>
-    <w:lsdException w:unhideWhenUsed="0" w:uiPriority="64" w:semiHidden="0" w:name="Medium Shading 2 Accent 2"/>
-    <w:lsdException w:unhideWhenUsed="0" w:uiPriority="65" w:semiHidden="0" w:name="Medium List 1 Accent 2"/>
-    <w:lsdException w:unhideWhenUsed="0" w:uiPriority="66" w:semiHidden="0" w:name="Medium List 2 Accent 2"/>
-    <w:lsdException w:unhideWhenUsed="0" w:uiPriority="67" w:semiHidden="0" w:name="Medium Grid 1 Accent 2"/>
-    <w:lsdException w:unhideWhenUsed="0" w:uiPriority="68" w:semiHidden="0" w:name="Medium Grid 2 Accent 2"/>
-    <w:lsdException w:unhideWhenUsed="0" w:uiPriority="69" w:semiHidden="0" w:name="Medium Grid 3 Accent 2"/>
-    <w:lsdException w:unhideWhenUsed="0" w:uiPriority="70" w:semiHidden="0" w:name="Dark List Accent 2"/>
-    <w:lsdException w:unhideWhenUsed="0" w:uiPriority="71" w:semiHidden="0" w:name="Colorful Shading Accent 2"/>
-    <w:lsdException w:unhideWhenUsed="0" w:uiPriority="72" w:semiHidden="0" w:name="Colorful List Accent 2"/>
-    <w:lsdException w:unhideWhenUsed="0" w:uiPriority="73" w:semiHidden="0" w:name="Colorful Grid Accent 2"/>
-    <w:lsdException w:unhideWhenUsed="0" w:uiPriority="60" w:semiHidden="0" w:name="Light Shading Accent 3"/>
-    <w:lsdException w:unhideWhenUsed="0" w:uiPriority="61" w:semiHidden="0" w:name="Light List Accent 3"/>
-    <w:lsdException w:unhideWhenUsed="0" w:uiPriority="62" w:semiHidden="0" w:name="Light Grid Accent 3"/>
-    <w:lsdException w:unhideWhenUsed="0" w:uiPriority="63" w:semiHidden="0" w:name="Medium Shading 1 Accent 3"/>
-    <w:lsdException w:unhideWhenUsed="0" w:uiPriority="64" w:semiHidden="0" w:name="Medium Shading 2 Accent 3"/>
-    <w:lsdException w:unhideWhenUsed="0" w:uiPriority="65" w:semiHidden="0" w:name="Medium List 1 Accent 3"/>
-    <w:lsdException w:unhideWhenUsed="0" w:uiPriority="66" w:semiHidden="0" w:name="Medium List 2 Accent 3"/>
-    <w:lsdException w:unhideWhenUsed="0" w:uiPriority="67" w:semiHidden="0" w:name="Medium Grid 1 Accent 3"/>
-    <w:lsdException w:unhideWhenUsed="0" w:uiPriority="68" w:semiHidden="0" w:name="Medium Grid 2 Accent 3"/>
-    <w:lsdException w:unhideWhenUsed="0" w:uiPriority="69" w:semiHidden="0" w:name="Medium Grid 3 Accent 3"/>
-    <w:lsdException w:unhideWhenUsed="0" w:uiPriority="70" w:semiHidden="0" w:name="Dark List Accent 3"/>
-    <w:lsdException w:unhideWhenUsed="0" w:uiPriority="71" w:semiHidden="0" w:name="Colorful Shading Accent 3"/>
-    <w:lsdException w:unhideWhenUsed="0" w:uiPriority="72" w:semiHidden="0" w:name="Colorful List Accent 3"/>
-    <w:lsdException w:unhideWhenUsed="0" w:uiPriority="73" w:semiHidden="0" w:name="Colorful Grid Accent 3"/>
-    <w:lsdException w:unhideWhenUsed="0" w:uiPriority="60" w:semiHidden="0" w:name="Light Shading Accent 4"/>
-    <w:lsdException w:unhideWhenUsed="0" w:uiPriority="61" w:semiHidden="0" w:name="Light List Accent 4"/>
-    <w:lsdException w:unhideWhenUsed="0" w:uiPriority="62" w:semiHidden="0" w:name="Light Grid Accent 4"/>
-    <w:lsdException w:unhideWhenUsed="0" w:uiPriority="63" w:semiHidden="0" w:name="Medium Shading 1 Accent 4"/>
-    <w:lsdException w:unhideWhenUsed="0" w:uiPriority="64" w:semiHidden="0" w:name="Medium Shading 2 Accent 4"/>
-    <w:lsdException w:unhideWhenUsed="0" w:uiPriority="65" w:semiHidden="0" w:name="Medium List 1 Accent 4"/>
-    <w:lsdException w:unhideWhenUsed="0" w:uiPriority="66" w:semiHidden="0" w:name="Medium List 2 Accent 4"/>
-    <w:lsdException w:unhideWhenUsed="0" w:uiPriority="67" w:semiHidden="0" w:name="Medium Grid 1 Accent 4"/>
-    <w:lsdException w:unhideWhenUsed="0" w:uiPriority="68" w:semiHidden="0" w:name="Medium Grid 2 Accent 4"/>
-    <w:lsdException w:unhideWhenUsed="0" w:uiPriority="69" w:semiHidden="0" w:name="Medium Grid 3 Accent 4"/>
-    <w:lsdException w:unhideWhenUsed="0" w:uiPriority="70" w:semiHidden="0" w:name="Dark List Accent 4"/>
-    <w:lsdException w:unhideWhenUsed="0" w:uiPriority="71" w:semiHidden="0" w:name="Colorful Shading Accent 4"/>
-    <w:lsdException w:unhideWhenUsed="0" w:uiPriority="72" w:semiHidden="0" w:name="Colorful List Accent 4"/>
-    <w:lsdException w:unhideWhenUsed="0" w:uiPriority="73" w:semiHidden="0" w:name="Colorful Grid Accent 4"/>
-    <w:lsdException w:unhideWhenUsed="0" w:uiPriority="60" w:semiHidden="0" w:name="Light Shading Accent 5"/>
-    <w:lsdException w:unhideWhenUsed="0" w:uiPriority="61" w:semiHidden="0" w:name="Light List Accent 5"/>
-    <w:lsdException w:unhideWhenUsed="0" w:uiPriority="62" w:semiHidden="0" w:name="Light Grid Accent 5"/>
-    <w:lsdException w:unhideWhenUsed="0" w:uiPriority="63" w:semiHidden="0" w:name="Medium Shading 1 Accent 5"/>
-    <w:lsdException w:unhideWhenUsed="0" w:uiPriority="64" w:semiHidden="0" w:name="Medium Shading 2 Accent 5"/>
-    <w:lsdException w:unhideWhenUsed="0" w:uiPriority="65" w:semiHidden="0" w:name="Medium List 1 Accent 5"/>
-    <w:lsdException w:unhideWhenUsed="0" w:uiPriority="66" w:semiHidden="0" w:name="Medium List 2 Accent 5"/>
-    <w:lsdException w:unhideWhenUsed="0" w:uiPriority="67" w:semiHidden="0" w:name="Medium Grid 1 Accent 5"/>
-    <w:lsdException w:unhideWhenUsed="0" w:uiPriority="68" w:semiHidden="0" w:name="Medium Grid 2 Accent 5"/>
-    <w:lsdException w:unhideWhenUsed="0" w:uiPriority="69" w:semiHidden="0" w:name="Medium Grid 3 Accent 5"/>
-    <w:lsdException w:unhideWhenUsed="0" w:uiPriority="70" w:semiHidden="0" w:name="Dark List Accent 5"/>
-    <w:lsdException w:unhideWhenUsed="0" w:uiPriority="71" w:semiHidden="0" w:name="Colorful Shading Accent 5"/>
-    <w:lsdException w:unhideWhenUsed="0" w:uiPriority="72" w:semiHidden="0" w:name="Colorful List Accent 5"/>
-    <w:lsdException w:unhideWhenUsed="0" w:uiPriority="73" w:semiHidden="0" w:name="Colorful Grid Accent 5"/>
-    <w:lsdException w:unhideWhenUsed="0" w:uiPriority="60" w:semiHidden="0" w:name="Light Shading Accent 6"/>
-    <w:lsdException w:unhideWhenUsed="0" w:uiPriority="61" w:semiHidden="0" w:name="Light List Accent 6"/>
-    <w:lsdException w:unhideWhenUsed="0" w:uiPriority="62" w:semiHidden="0" w:name="Light Grid Accent 6"/>
-    <w:lsdException w:unhideWhenUsed="0" w:uiPriority="63" w:semiHidden="0" w:name="Medium Shading 1 Accent 6"/>
-    <w:lsdException w:unhideWhenUsed="0" w:uiPriority="64" w:semiHidden="0" w:name="Medium Shading 2 Accent 6"/>
-    <w:lsdException w:unhideWhenUsed="0" w:uiPriority="65" w:semiHidden="0" w:name="Medium List 1 Accent 6"/>
-    <w:lsdException w:unhideWhenUsed="0" w:uiPriority="66" w:semiHidden="0" w:name="Medium List 2 Accent 6"/>
-    <w:lsdException w:unhideWhenUsed="0" w:uiPriority="67" w:semiHidden="0" w:name="Medium Grid 1 Accent 6"/>
-    <w:lsdException w:unhideWhenUsed="0" w:uiPriority="68" w:semiHidden="0" w:name="Medium Grid 2 Accent 6"/>
-    <w:lsdException w:unhideWhenUsed="0" w:uiPriority="69" w:semiHidden="0" w:name="Medium Grid 3 Accent 6"/>
-    <w:lsdException w:unhideWhenUsed="0" w:uiPriority="70" w:semiHidden="0" w:name="Dark List Accent 6"/>
-    <w:lsdException w:unhideWhenUsed="0" w:uiPriority="71" w:semiHidden="0" w:name="Colorful Shading Accent 6"/>
-    <w:lsdException w:unhideWhenUsed="0" w:uiPriority="72" w:semiHidden="0" w:name="Colorful List Accent 6"/>
-    <w:lsdException w:unhideWhenUsed="0" w:uiPriority="73" w:semiHidden="0" w:name="Colorful Grid Accent 6"/>
+  <w:latentStyles w:defLockedState="0" w:defUIPriority="99" w:defSemiHidden="1" w:defUnhideWhenUsed="1" w:defQFormat="0" w:count="260">
+    <w:lsdException w:name="Normal" w:semiHidden="0" w:uiPriority="0" w:unhideWhenUsed="0" w:qFormat="1"/>
+    <w:lsdException w:name="heading 1" w:semiHidden="0" w:uiPriority="0" w:unhideWhenUsed="0" w:qFormat="1"/>
+    <w:lsdException w:name="heading 2" w:semiHidden="0" w:uiPriority="0" w:qFormat="1"/>
+    <w:lsdException w:name="heading 3" w:uiPriority="0" w:qFormat="1"/>
+    <w:lsdException w:name="heading 4" w:semiHidden="0" w:uiPriority="0" w:qFormat="1"/>
+    <w:lsdException w:name="heading 5" w:uiPriority="0" w:qFormat="1"/>
+    <w:lsdException w:name="heading 6" w:uiPriority="0" w:qFormat="1"/>
+    <w:lsdException w:name="heading 7" w:uiPriority="0" w:qFormat="1"/>
+    <w:lsdException w:name="heading 8" w:uiPriority="0" w:qFormat="1"/>
+    <w:lsdException w:name="heading 9" w:uiPriority="0" w:qFormat="1"/>
+    <w:lsdException w:name="index 1" w:semiHidden="0" w:uiPriority="0" w:unhideWhenUsed="0"/>
+    <w:lsdException w:name="index 2" w:semiHidden="0" w:uiPriority="0" w:unhideWhenUsed="0"/>
+    <w:lsdException w:name="index 3" w:semiHidden="0" w:uiPriority="0" w:unhideWhenUsed="0"/>
+    <w:lsdException w:name="index 4" w:semiHidden="0" w:uiPriority="0" w:unhideWhenUsed="0"/>
+    <w:lsdException w:name="index 5" w:semiHidden="0" w:uiPriority="0" w:unhideWhenUsed="0"/>
+    <w:lsdException w:name="index 6" w:semiHidden="0" w:uiPriority="0" w:unhideWhenUsed="0"/>
+    <w:lsdException w:name="index 7" w:semiHidden="0" w:uiPriority="0" w:unhideWhenUsed="0"/>
+    <w:lsdException w:name="index 8" w:semiHidden="0" w:uiPriority="0" w:unhideWhenUsed="0"/>
+    <w:lsdException w:name="index 9" w:semiHidden="0" w:uiPriority="0" w:unhideWhenUsed="0"/>
+    <w:lsdException w:name="toc 1" w:semiHidden="0" w:uiPriority="0" w:unhideWhenUsed="0" w:qFormat="1"/>
+    <w:lsdException w:name="toc 2" w:semiHidden="0" w:uiPriority="0" w:unhideWhenUsed="0" w:qFormat="1"/>
+    <w:lsdException w:name="toc 3" w:semiHidden="0" w:uiPriority="0" w:unhideWhenUsed="0" w:qFormat="1"/>
+    <w:lsdException w:name="toc 4" w:semiHidden="0" w:uiPriority="0" w:unhideWhenUsed="0"/>
+    <w:lsdException w:name="toc 5" w:semiHidden="0" w:uiPriority="0" w:unhideWhenUsed="0"/>
+    <w:lsdException w:name="toc 6" w:semiHidden="0" w:uiPriority="0" w:unhideWhenUsed="0"/>
+    <w:lsdException w:name="toc 7" w:semiHidden="0" w:uiPriority="0" w:unhideWhenUsed="0"/>
+    <w:lsdException w:name="toc 8" w:semiHidden="0" w:uiPriority="0" w:unhideWhenUsed="0"/>
+    <w:lsdException w:name="toc 9" w:semiHidden="0" w:uiPriority="0" w:unhideWhenUsed="0"/>
+    <w:lsdException w:name="Normal Indent" w:semiHidden="0" w:uiPriority="0" w:unhideWhenUsed="0"/>
+    <w:lsdException w:name="footnote text" w:semiHidden="0" w:uiPriority="0" w:unhideWhenUsed="0"/>
+    <w:lsdException w:name="annotation text" w:semiHidden="0" w:uiPriority="0" w:unhideWhenUsed="0" w:qFormat="1"/>
+    <w:lsdException w:name="header" w:semiHidden="0" w:uiPriority="0" w:unhideWhenUsed="0" w:qFormat="1"/>
+    <w:lsdException w:name="footer" w:semiHidden="0" w:uiPriority="0" w:unhideWhenUsed="0" w:qFormat="1"/>
+    <w:lsdException w:name="index heading" w:semiHidden="0" w:uiPriority="0" w:unhideWhenUsed="0"/>
+    <w:lsdException w:name="caption" w:uiPriority="0" w:qFormat="1"/>
+    <w:lsdException w:name="table of figures" w:semiHidden="0" w:uiPriority="0" w:unhideWhenUsed="0"/>
+    <w:lsdException w:name="envelope address" w:semiHidden="0" w:uiPriority="0" w:unhideWhenUsed="0"/>
+    <w:lsdException w:name="envelope return" w:semiHidden="0" w:uiPriority="0" w:unhideWhenUsed="0"/>
+    <w:lsdException w:name="footnote reference" w:semiHidden="0" w:uiPriority="0" w:unhideWhenUsed="0"/>
+    <w:lsdException w:name="annotation reference" w:semiHidden="0" w:uiPriority="0" w:unhideWhenUsed="0"/>
+    <w:lsdException w:name="line number" w:semiHidden="0" w:uiPriority="0" w:unhideWhenUsed="0"/>
+    <w:lsdException w:name="page number" w:semiHidden="0" w:uiPriority="0" w:unhideWhenUsed="0"/>
+    <w:lsdException w:name="endnote reference" w:semiHidden="0" w:uiPriority="0" w:unhideWhenUsed="0"/>
+    <w:lsdException w:name="endnote text" w:semiHidden="0" w:uiPriority="0" w:unhideWhenUsed="0"/>
+    <w:lsdException w:name="table of authorities" w:semiHidden="0" w:uiPriority="0" w:unhideWhenUsed="0"/>
+    <w:lsdException w:name="macro" w:semiHidden="0" w:uiPriority="0" w:unhideWhenUsed="0"/>
+    <w:lsdException w:name="toa heading" w:semiHidden="0" w:uiPriority="0" w:unhideWhenUsed="0"/>
+    <w:lsdException w:name="List" w:semiHidden="0" w:uiPriority="0" w:unhideWhenUsed="0"/>
+    <w:lsdException w:name="List Bullet" w:semiHidden="0" w:uiPriority="0" w:unhideWhenUsed="0"/>
+    <w:lsdException w:name="List Number" w:semiHidden="0" w:uiPriority="0" w:unhideWhenUsed="0"/>
+    <w:lsdException w:name="List 2" w:semiHidden="0" w:uiPriority="0" w:unhideWhenUsed="0"/>
+    <w:lsdException w:name="List 3" w:semiHidden="0" w:uiPriority="0" w:unhideWhenUsed="0"/>
+    <w:lsdException w:name="List 4" w:semiHidden="0" w:uiPriority="0" w:unhideWhenUsed="0"/>
+    <w:lsdException w:name="List 5" w:semiHidden="0" w:uiPriority="0" w:unhideWhenUsed="0"/>
+    <w:lsdException w:name="List Bullet 2" w:semiHidden="0" w:uiPriority="0" w:unhideWhenUsed="0"/>
+    <w:lsdException w:name="List Bullet 3" w:semiHidden="0" w:uiPriority="0" w:unhideWhenUsed="0"/>
+    <w:lsdException w:name="List Bullet 4" w:semiHidden="0" w:uiPriority="0" w:unhideWhenUsed="0"/>
+    <w:lsdException w:name="List Bullet 5" w:semiHidden="0" w:uiPriority="0" w:unhideWhenUsed="0"/>
+    <w:lsdException w:name="List Number 2" w:semiHidden="0" w:uiPriority="0" w:unhideWhenUsed="0"/>
+    <w:lsdException w:name="List Number 3" w:semiHidden="0" w:uiPriority="0" w:unhideWhenUsed="0"/>
+    <w:lsdException w:name="List Number 4" w:semiHidden="0" w:uiPriority="0" w:unhideWhenUsed="0"/>
+    <w:lsdException w:name="List Number 5" w:semiHidden="0" w:uiPriority="0" w:unhideWhenUsed="0"/>
+    <w:lsdException w:name="Title" w:semiHidden="0" w:uiPriority="0" w:unhideWhenUsed="0" w:qFormat="1"/>
+    <w:lsdException w:name="Closing" w:semiHidden="0" w:uiPriority="0" w:unhideWhenUsed="0"/>
+    <w:lsdException w:name="Signature" w:semiHidden="0" w:uiPriority="0" w:unhideWhenUsed="0"/>
+    <w:lsdException w:name="Default Paragraph Font" w:uiPriority="0" w:unhideWhenUsed="0" w:qFormat="1"/>
+    <w:lsdException w:name="Body Text" w:uiPriority="0" w:unhideWhenUsed="0" w:qFormat="1"/>
+    <w:lsdException w:name="Body Text Indent" w:semiHidden="0" w:uiPriority="0" w:unhideWhenUsed="0"/>
+    <w:lsdException w:name="List Continue" w:semiHidden="0" w:uiPriority="0" w:unhideWhenUsed="0"/>
+    <w:lsdException w:name="List Continue 2" w:semiHidden="0" w:uiPriority="0" w:unhideWhenUsed="0"/>
+    <w:lsdException w:name="List Continue 3" w:semiHidden="0" w:uiPriority="0" w:unhideWhenUsed="0"/>
+    <w:lsdException w:name="List Continue 4" w:semiHidden="0" w:uiPriority="0" w:unhideWhenUsed="0"/>
+    <w:lsdException w:name="List Continue 5" w:semiHidden="0" w:uiPriority="0" w:unhideWhenUsed="0"/>
+    <w:lsdException w:name="Message Header" w:semiHidden="0" w:uiPriority="0" w:unhideWhenUsed="0"/>
+    <w:lsdException w:name="Subtitle" w:semiHidden="0" w:uiPriority="0" w:unhideWhenUsed="0" w:qFormat="1"/>
+    <w:lsdException w:name="Salutation" w:semiHidden="0" w:uiPriority="0" w:unhideWhenUsed="0"/>
+    <w:lsdException w:name="Date" w:semiHidden="0" w:uiPriority="0" w:unhideWhenUsed="0"/>
+    <w:lsdException w:name="Body Text First Indent" w:semiHidden="0" w:uiPriority="0" w:unhideWhenUsed="0"/>
+    <w:lsdException w:name="Body Text First Indent 2" w:semiHidden="0" w:uiPriority="0" w:unhideWhenUsed="0"/>
+    <w:lsdException w:name="Body Text 2" w:semiHidden="0" w:uiPriority="0" w:unhideWhenUsed="0"/>
+    <w:lsdException w:name="Body Text 3" w:semiHidden="0" w:uiPriority="0" w:unhideWhenUsed="0"/>
+    <w:lsdException w:name="Body Text Indent 2" w:semiHidden="0" w:uiPriority="0" w:unhideWhenUsed="0"/>
+    <w:lsdException w:name="Body Text Indent 3" w:semiHidden="0" w:uiPriority="0" w:unhideWhenUsed="0"/>
+    <w:lsdException w:name="Block Text" w:semiHidden="0" w:uiPriority="0" w:unhideWhenUsed="0"/>
+    <w:lsdException w:name="Hyperlink" w:semiHidden="0" w:uiPriority="0" w:unhideWhenUsed="0"/>
+    <w:lsdException w:name="FollowedHyperlink" w:semiHidden="0" w:uiPriority="0" w:unhideWhenUsed="0"/>
+    <w:lsdException w:name="Strong" w:semiHidden="0" w:uiPriority="0" w:unhideWhenUsed="0" w:qFormat="1"/>
+    <w:lsdException w:name="Emphasis" w:semiHidden="0" w:uiPriority="0" w:unhideWhenUsed="0" w:qFormat="1"/>
+    <w:lsdException w:name="Document Map" w:semiHidden="0" w:uiPriority="0" w:unhideWhenUsed="0"/>
+    <w:lsdException w:name="Plain Text" w:semiHidden="0" w:uiPriority="0" w:unhideWhenUsed="0"/>
+    <w:lsdException w:name="E-mail Signature" w:semiHidden="0" w:uiPriority="0" w:unhideWhenUsed="0"/>
+    <w:lsdException w:name="Normal (Web)" w:semiHidden="0" w:uiPriority="0" w:unhideWhenUsed="0" w:qFormat="1"/>
+    <w:lsdException w:name="HTML Acronym" w:semiHidden="0" w:uiPriority="0" w:unhideWhenUsed="0"/>
+    <w:lsdException w:name="HTML Address" w:semiHidden="0" w:uiPriority="0" w:unhideWhenUsed="0"/>
+    <w:lsdException w:name="HTML Cite" w:semiHidden="0" w:uiPriority="0" w:unhideWhenUsed="0"/>
+    <w:lsdException w:name="HTML Code" w:semiHidden="0" w:uiPriority="0" w:unhideWhenUsed="0"/>
+    <w:lsdException w:name="HTML Definition" w:semiHidden="0" w:uiPriority="0" w:unhideWhenUsed="0"/>
+    <w:lsdException w:name="HTML Keyboard" w:semiHidden="0" w:uiPriority="0" w:unhideWhenUsed="0"/>
+    <w:lsdException w:name="HTML Preformatted" w:semiHidden="0" w:uiPriority="0" w:unhideWhenUsed="0"/>
+    <w:lsdException w:name="HTML Sample" w:semiHidden="0" w:uiPriority="0" w:unhideWhenUsed="0"/>
+    <w:lsdException w:name="HTML Typewriter" w:semiHidden="0" w:uiPriority="0" w:unhideWhenUsed="0"/>
+    <w:lsdException w:name="HTML Variable" w:semiHidden="0" w:uiPriority="0" w:unhideWhenUsed="0"/>
+    <w:lsdException w:name="Normal Table" w:uiPriority="0" w:unhideWhenUsed="0" w:qFormat="1"/>
+    <w:lsdException w:name="annotation subject" w:semiHidden="0" w:uiPriority="0" w:unhideWhenUsed="0"/>
+    <w:lsdException w:name="Table Simple 1" w:semiHidden="0" w:uiPriority="0" w:unhideWhenUsed="0"/>
+    <w:lsdException w:name="Table Simple 2" w:semiHidden="0" w:uiPriority="0" w:unhideWhenUsed="0"/>
+    <w:lsdException w:name="Table Simple 3" w:semiHidden="0" w:uiPriority="0" w:unhideWhenUsed="0"/>
+    <w:lsdException w:name="Table Classic 1" w:semiHidden="0" w:uiPriority="0" w:unhideWhenUsed="0"/>
+    <w:lsdException w:name="Table Classic 2" w:semiHidden="0" w:uiPriority="0" w:unhideWhenUsed="0"/>
+    <w:lsdException w:name="Table Classic 3" w:semiHidden="0" w:uiPriority="0" w:unhideWhenUsed="0"/>
+    <w:lsdException w:name="Table Classic 4" w:semiHidden="0" w:uiPriority="0" w:unhideWhenUsed="0"/>
+    <w:lsdException w:name="Table Colorful 1" w:semiHidden="0" w:uiPriority="0" w:unhideWhenUsed="0"/>
+    <w:lsdException w:name="Table Colorful 2" w:semiHidden="0" w:uiPriority="0" w:unhideWhenUsed="0"/>
+    <w:lsdException w:name="Table Colorful 3" w:semiHidden="0" w:uiPriority="0" w:unhideWhenUsed="0"/>
+    <w:lsdException w:name="Table Columns 1" w:semiHidden="0" w:uiPriority="0" w:unhideWhenUsed="0"/>
+    <w:lsdException w:name="Table Columns 2" w:semiHidden="0" w:uiPriority="0" w:unhideWhenUsed="0"/>
+    <w:lsdException w:name="Table Columns 3" w:semiHidden="0" w:uiPriority="0" w:unhideWhenUsed="0"/>
+    <w:lsdException w:name="Table Columns 4" w:semiHidden="0" w:uiPriority="0" w:unhideWhenUsed="0"/>
+    <w:lsdException w:name="Table Columns 5" w:semiHidden="0" w:uiPriority="0" w:unhideWhenUsed="0"/>
+    <w:lsdException w:name="Table Grid 1" w:semiHidden="0" w:uiPriority="0" w:unhideWhenUsed="0"/>
+    <w:lsdException w:name="Table Grid 2" w:semiHidden="0" w:uiPriority="0" w:unhideWhenUsed="0"/>
+    <w:lsdException w:name="Table Grid 3" w:semiHidden="0" w:uiPriority="0" w:unhideWhenUsed="0"/>
+    <w:lsdException w:name="Table Grid 4" w:semiHidden="0" w:uiPriority="0" w:unhideWhenUsed="0"/>
+    <w:lsdException w:name="Table Grid 5" w:semiHidden="0" w:uiPriority="0" w:unhideWhenUsed="0"/>
+    <w:lsdException w:name="Table Grid 6" w:semiHidden="0" w:uiPriority="0" w:unhideWhenUsed="0"/>
+    <w:lsdException w:name="Table Grid 7" w:semiHidden="0" w:uiPriority="0" w:unhideWhenUsed="0"/>
+    <w:lsdException w:name="Table Grid 8" w:semiHidden="0" w:uiPriority="0" w:unhideWhenUsed="0"/>
+    <w:lsdException w:name="Table List 1" w:semiHidden="0" w:uiPriority="0" w:unhideWhenUsed="0"/>
+    <w:lsdException w:name="Table List 2" w:semiHidden="0" w:uiPriority="0" w:unhideWhenUsed="0"/>
+    <w:lsdException w:name="Table List 3" w:semiHidden="0" w:uiPriority="0" w:unhideWhenUsed="0"/>
+    <w:lsdException w:name="Table List 4" w:semiHidden="0" w:uiPriority="0" w:unhideWhenUsed="0"/>
+    <w:lsdException w:name="Table List 5" w:semiHidden="0" w:uiPriority="0" w:unhideWhenUsed="0"/>
+    <w:lsdException w:name="Table List 6" w:semiHidden="0" w:uiPriority="0" w:unhideWhenUsed="0"/>
+    <w:lsdException w:name="Table List 7" w:semiHidden="0" w:uiPriority="0" w:unhideWhenUsed="0"/>
+    <w:lsdException w:name="Table List 8" w:semiHidden="0" w:uiPriority="0" w:unhideWhenUsed="0"/>
+    <w:lsdException w:name="Table 3D effects 1" w:semiHidden="0" w:uiPriority="0" w:unhideWhenUsed="0"/>
+    <w:lsdException w:name="Table 3D effects 2" w:semiHidden="0" w:uiPriority="0" w:unhideWhenUsed="0"/>
+    <w:lsdException w:name="Table 3D effects 3" w:semiHidden="0" w:uiPriority="0" w:unhideWhenUsed="0"/>
+    <w:lsdException w:name="Table Contemporary" w:semiHidden="0" w:uiPriority="0" w:unhideWhenUsed="0"/>
+    <w:lsdException w:name="Table Elegant" w:semiHidden="0" w:uiPriority="0" w:unhideWhenUsed="0"/>
+    <w:lsdException w:name="Table Professional" w:semiHidden="0" w:uiPriority="0" w:unhideWhenUsed="0"/>
+    <w:lsdException w:name="Table Subtle 1" w:semiHidden="0" w:uiPriority="0" w:unhideWhenUsed="0"/>
+    <w:lsdException w:name="Table Subtle 2" w:semiHidden="0" w:uiPriority="0" w:unhideWhenUsed="0"/>
+    <w:lsdException w:name="Table Web 1" w:semiHidden="0" w:uiPriority="0" w:unhideWhenUsed="0"/>
+    <w:lsdException w:name="Table Web 2" w:semiHidden="0" w:uiPriority="0" w:unhideWhenUsed="0"/>
+    <w:lsdException w:name="Table Web 3" w:semiHidden="0" w:uiPriority="0" w:unhideWhenUsed="0"/>
+    <w:lsdException w:name="Balloon Text" w:semiHidden="0" w:uiPriority="0" w:unhideWhenUsed="0"/>
+    <w:lsdException w:name="Table Grid" w:semiHidden="0" w:uiPriority="0" w:unhideWhenUsed="0" w:qFormat="1"/>
+    <w:lsdException w:name="Table Theme" w:semiHidden="0" w:uiPriority="0" w:unhideWhenUsed="0"/>
+    <w:lsdException w:name="Light Shading" w:semiHidden="0" w:uiPriority="60" w:unhideWhenUsed="0"/>
+    <w:lsdException w:name="Light List" w:semiHidden="0" w:uiPriority="61" w:unhideWhenUsed="0"/>
+    <w:lsdException w:name="Light Grid" w:semiHidden="0" w:uiPriority="62" w:unhideWhenUsed="0"/>
+    <w:lsdException w:name="Medium Shading 1" w:semiHidden="0" w:uiPriority="63" w:unhideWhenUsed="0"/>
+    <w:lsdException w:name="Medium Shading 2" w:semiHidden="0" w:uiPriority="64" w:unhideWhenUsed="0"/>
+    <w:lsdException w:name="Medium List 1" w:semiHidden="0" w:uiPriority="65" w:unhideWhenUsed="0"/>
+    <w:lsdException w:name="Medium List 2" w:semiHidden="0" w:uiPriority="66" w:unhideWhenUsed="0"/>
+    <w:lsdException w:name="Medium Grid 1" w:semiHidden="0" w:uiPriority="67" w:unhideWhenUsed="0"/>
+    <w:lsdException w:name="Medium Grid 2" w:semiHidden="0" w:uiPriority="68" w:unhideWhenUsed="0"/>
+    <w:lsdException w:name="Medium Grid 3" w:semiHidden="0" w:uiPriority="69" w:unhideWhenUsed="0"/>
+    <w:lsdException w:name="Dark List" w:semiHidden="0" w:uiPriority="70" w:unhideWhenUsed="0"/>
+    <w:lsdException w:name="Colorful Shading" w:semiHidden="0" w:uiPriority="71" w:unhideWhenUsed="0"/>
+    <w:lsdException w:name="Colorful List" w:semiHidden="0" w:uiPriority="72" w:unhideWhenUsed="0"/>
+    <w:lsdException w:name="Colorful Grid" w:semiHidden="0" w:uiPriority="73" w:unhideWhenUsed="0"/>
+    <w:lsdException w:name="Light Shading Accent 1" w:semiHidden="0" w:uiPriority="60" w:unhideWhenUsed="0"/>
+    <w:lsdException w:name="Light List Accent 1" w:semiHidden="0" w:uiPriority="61" w:unhideWhenUsed="0"/>
+    <w:lsdException w:name="Light Grid Accent 1" w:semiHidden="0" w:uiPriority="62" w:unhideWhenUsed="0"/>
+    <w:lsdException w:name="Medium Shading 1 Accent 1" w:semiHidden="0" w:uiPriority="63" w:unhideWhenUsed="0"/>
+    <w:lsdException w:name="Medium Shading 2 Accent 1" w:semiHidden="0" w:uiPriority="64" w:unhideWhenUsed="0"/>
+    <w:lsdException w:name="Medium List 1 Accent 1" w:semiHidden="0" w:uiPriority="65" w:unhideWhenUsed="0"/>
+    <w:lsdException w:name="Medium List 2 Accent 1" w:semiHidden="0" w:uiPriority="66" w:unhideWhenUsed="0"/>
+    <w:lsdException w:name="Medium Grid 1 Accent 1" w:semiHidden="0" w:uiPriority="67" w:unhideWhenUsed="0"/>
+    <w:lsdException w:name="Medium Grid 2 Accent 1" w:semiHidden="0" w:uiPriority="68" w:unhideWhenUsed="0"/>
+    <w:lsdException w:name="Medium Grid 3 Accent 1" w:semiHidden="0" w:uiPriority="69" w:unhideWhenUsed="0"/>
+    <w:lsdException w:name="Dark List Accent 1" w:semiHidden="0" w:uiPriority="70" w:unhideWhenUsed="0"/>
+    <w:lsdException w:name="Colorful Shading Accent 1" w:semiHidden="0" w:uiPriority="71" w:unhideWhenUsed="0"/>
+    <w:lsdException w:name="Colorful List Accent 1" w:semiHidden="0" w:uiPriority="72" w:unhideWhenUsed="0"/>
+    <w:lsdException w:name="Colorful Grid Accent 1" w:semiHidden="0" w:uiPriority="73" w:unhideWhenUsed="0"/>
+    <w:lsdException w:name="Light Shading Accent 2" w:semiHidden="0" w:uiPriority="60" w:unhideWhenUsed="0"/>
+    <w:lsdException w:name="Light List Accent 2" w:semiHidden="0" w:uiPriority="61" w:unhideWhenUsed="0"/>
+    <w:lsdException w:name="Light Grid Accent 2" w:semiHidden="0" w:uiPriority="62" w:unhideWhenUsed="0"/>
+    <w:lsdException w:name="Medium Shading 1 Accent 2" w:semiHidden="0" w:uiPriority="63" w:unhideWhenUsed="0"/>
+    <w:lsdException w:name="Medium Shading 2 Accent 2" w:semiHidden="0" w:uiPriority="64" w:unhideWhenUsed="0"/>
+    <w:lsdException w:name="Medium List 1 Accent 2" w:semiHidden="0" w:uiPriority="65" w:unhideWhenUsed="0"/>
+    <w:lsdException w:name="Medium List 2 Accent 2" w:semiHidden="0" w:uiPriority="66" w:unhideWhenUsed="0"/>
+    <w:lsdException w:name="Medium Grid 1 Accent 2" w:semiHidden="0" w:uiPriority="67" w:unhideWhenUsed="0"/>
+    <w:lsdException w:name="Medium Grid 2 Accent 2" w:semiHidden="0" w:uiPriority="68" w:unhideWhenUsed="0"/>
+    <w:lsdException w:name="Medium Grid 3 Accent 2" w:semiHidden="0" w:uiPriority="69" w:unhideWhenUsed="0"/>
+    <w:lsdException w:name="Dark List Accent 2" w:semiHidden="0" w:uiPriority="70" w:unhideWhenUsed="0"/>
+    <w:lsdException w:name="Colorful Shading Accent 2" w:semiHidden="0" w:uiPriority="71" w:unhideWhenUsed="0"/>
+    <w:lsdException w:name="Colorful List Accent 2" w:semiHidden="0" w:uiPriority="72" w:unhideWhenUsed="0"/>
+    <w:lsdException w:name="Colorful Grid Accent 2" w:semiHidden="0" w:uiPriority="73" w:unhideWhenUsed="0"/>
+    <w:lsdException w:name="Light Shading Accent 3" w:semiHidden="0" w:uiPriority="60" w:unhideWhenUsed="0"/>
+    <w:lsdException w:name="Light List Accent 3" w:semiHidden="0" w:uiPriority="61" w:unhideWhenUsed="0"/>
+    <w:lsdException w:name="Light Grid Accent 3" w:semiHidden="0" w:uiPriority="62" w:unhideWhenUsed="0"/>
+    <w:lsdException w:name="Medium Shading 1 Accent 3" w:semiHidden="0" w:uiPriority="63" w:unhideWhenUsed="0"/>
+    <w:lsdException w:name="Medium Shading 2 Accent 3" w:semiHidden="0" w:uiPriority="64" w:unhideWhenUsed="0"/>
+    <w:lsdException w:name="Medium List 1 Accent 3" w:semiHidden="0" w:uiPriority="65" w:unhideWhenUsed="0"/>
+    <w:lsdException w:name="Medium List 2 Accent 3" w:semiHidden="0" w:uiPriority="66" w:unhideWhenUsed="0"/>
+    <w:lsdException w:name="Medium Grid 1 Accent 3" w:semiHidden="0" w:uiPriority="67" w:unhideWhenUsed="0"/>
+    <w:lsdException w:name="Medium Grid 2 Accent 3" w:semiHidden="0" w:uiPriority="68" w:unhideWhenUsed="0"/>
+    <w:lsdException w:name="Medium Grid 3 Accent 3" w:semiHidden="0" w:uiPriority="69" w:unhideWhenUsed="0"/>
+    <w:lsdException w:name="Dark List Accent 3" w:semiHidden="0" w:uiPriority="70" w:unhideWhenUsed="0"/>
+    <w:lsdException w:name="Colorful Shading Accent 3" w:semiHidden="0" w:uiPriority="71" w:unhideWhenUsed="0"/>
+    <w:lsdException w:name="Colorful List Accent 3" w:semiHidden="0" w:uiPriority="72" w:unhideWhenUsed="0"/>
+    <w:lsdException w:name="Colorful Grid Accent 3" w:semiHidden="0" w:uiPriority="73" w:unhideWhenUsed="0"/>
+    <w:lsdException w:name="Light Shading Accent 4" w:semiHidden="0" w:uiPriority="60" w:unhideWhenUsed="0"/>
+    <w:lsdException w:name="Light List Accent 4" w:semiHidden="0" w:uiPriority="61" w:unhideWhenUsed="0"/>
+    <w:lsdException w:name="Light Grid Accent 4" w:semiHidden="0" w:uiPriority="62" w:unhideWhenUsed="0"/>
+    <w:lsdException w:name="Medium Shading 1 Accent 4" w:semiHidden="0" w:uiPriority="63" w:unhideWhenUsed="0"/>
+    <w:lsdException w:name="Medium Shading 2 Accent 4" w:semiHidden="0" w:uiPriority="64" w:unhideWhenUsed="0"/>
+    <w:lsdException w:name="Medium List 1 Accent 4" w:semiHidden="0" w:uiPriority="65" w:unhideWhenUsed="0"/>
+    <w:lsdException w:name="Medium List 2 Accent 4" w:semiHidden="0" w:uiPriority="66" w:unhideWhenUsed="0"/>
+    <w:lsdException w:name="Medium Grid 1 Accent 4" w:semiHidden="0" w:uiPriority="67" w:unhideWhenUsed="0"/>
+    <w:lsdException w:name="Medium Grid 2 Accent 4" w:semiHidden="0" w:uiPriority="68" w:unhideWhenUsed="0"/>
+    <w:lsdException w:name="Medium Grid 3 Accent 4" w:semiHidden="0" w:uiPriority="69" w:unhideWhenUsed="0"/>
+    <w:lsdException w:name="Dark List Accent 4" w:semiHidden="0" w:uiPriority="70" w:unhideWhenUsed="0"/>
+    <w:lsdException w:name="Colorful Shading Accent 4" w:semiHidden="0" w:uiPriority="71" w:unhideWhenUsed="0"/>
+    <w:lsdException w:name="Colorful List Accent 4" w:semiHidden="0" w:uiPriority="72" w:unhideWhenUsed="0"/>
+    <w:lsdException w:name="Colorful Grid Accent 4" w:semiHidden="0" w:uiPriority="73" w:unhideWhenUsed="0"/>
+    <w:lsdException w:name="Light Shading Accent 5" w:semiHidden="0" w:uiPriority="60" w:unhideWhenUsed="0"/>
+    <w:lsdException w:name="Light List Accent 5" w:semiHidden="0" w:uiPriority="61" w:unhideWhenUsed="0"/>
+    <w:lsdException w:name="Light Grid Accent 5" w:semiHidden="0" w:uiPriority="62" w:unhideWhenUsed="0"/>
+    <w:lsdException w:name="Medium Shading 1 Accent 5" w:semiHidden="0" w:uiPriority="63" w:unhideWhenUsed="0"/>
+    <w:lsdException w:name="Medium Shading 2 Accent 5" w:semiHidden="0" w:uiPriority="64" w:unhideWhenUsed="0"/>
+    <w:lsdException w:name="Medium List 1 Accent 5" w:semiHidden="0" w:uiPriority="65" w:unhideWhenUsed="0"/>
+    <w:lsdException w:name="Medium List 2 Accent 5" w:semiHidden="0" w:uiPriority="66" w:unhideWhenUsed="0"/>
+    <w:lsdException w:name="Medium Grid 1 Accent 5" w:semiHidden="0" w:uiPriority="67" w:unhideWhenUsed="0"/>
+    <w:lsdException w:name="Medium Grid 2 Accent 5" w:semiHidden="0" w:uiPriority="68" w:unhideWhenUsed="0"/>
+    <w:lsdException w:name="Medium Grid 3 Accent 5" w:semiHidden="0" w:uiPriority="69" w:unhideWhenUsed="0"/>
+    <w:lsdException w:name="Dark List Accent 5" w:semiHidden="0" w:uiPriority="70" w:unhideWhenUsed="0"/>
+    <w:lsdException w:name="Colorful Shading Accent 5" w:semiHidden="0" w:uiPriority="71" w:unhideWhenUsed="0"/>
+    <w:lsdException w:name="Colorful List Accent 5" w:semiHidden="0" w:uiPriority="72" w:unhideWhenUsed="0"/>
+    <w:lsdException w:name="Colorful Grid Accent 5" w:semiHidden="0" w:uiPriority="73" w:unhideWhenUsed="0"/>
+    <w:lsdException w:name="Light Shading Accent 6" w:semiHidden="0" w:uiPriority="60" w:unhideWhenUsed="0"/>
+    <w:lsdException w:name="Light List Accent 6" w:semiHidden="0" w:uiPriority="61" w:unhideWhenUsed="0"/>
+    <w:lsdException w:name="Light Grid Accent 6" w:semiHidden="0" w:uiPriority="62" w:unhideWhenUsed="0"/>
+    <w:lsdException w:name="Medium Shading 1 Accent 6" w:semiHidden="0" w:uiPriority="63" w:unhideWhenUsed="0"/>
+    <w:lsdException w:name="Medium Shading 2 Accent 6" w:semiHidden="0" w:uiPriority="64" w:unhideWhenUsed="0"/>
+    <w:lsdException w:name="Medium List 1 Accent 6" w:semiHidden="0" w:uiPriority="65" w:unhideWhenUsed="0"/>
+    <w:lsdException w:name="Medium List 2 Accent 6" w:semiHidden="0" w:uiPriority="66" w:unhideWhenUsed="0"/>
+    <w:lsdException w:name="Medium Grid 1 Accent 6" w:semiHidden="0" w:uiPriority="67" w:unhideWhenUsed="0"/>
+    <w:lsdException w:name="Medium Grid 2 Accent 6" w:semiHidden="0" w:uiPriority="68" w:unhideWhenUsed="0"/>
+    <w:lsdException w:name="Medium Grid 3 Accent 6" w:semiHidden="0" w:uiPriority="69" w:unhideWhenUsed="0"/>
+    <w:lsdException w:name="Dark List Accent 6" w:semiHidden="0" w:uiPriority="70" w:unhideWhenUsed="0"/>
+    <w:lsdException w:name="Colorful Shading Accent 6" w:semiHidden="0" w:uiPriority="71" w:unhideWhenUsed="0"/>
+    <w:lsdException w:name="Colorful List Accent 6" w:semiHidden="0" w:uiPriority="72" w:unhideWhenUsed="0"/>
+    <w:lsdException w:name="Colorful Grid Accent 6" w:semiHidden="0" w:uiPriority="73" w:unhideWhenUsed="0"/>
   </w:latentStyles>
-  <w:style w:type="paragraph" w:default="1" w:styleId="1">
+  <w:style w:type="paragraph" w:default="1" w:styleId="Normal">
     <w:name w:val="Normal"/>
     <w:qFormat/>
-    <w:uiPriority w:val="0"/>
     <w:pPr>
       <w:kinsoku w:val="0"/>
       <w:autoSpaceDE w:val="0"/>
@@ -4450,7 +5302,7 @@
       <w:textAlignment w:val="baseline"/>
     </w:pPr>
     <w:rPr>
-      <w:rFonts w:ascii="Arial" w:hAnsi="Arial" w:eastAsia="宋体" w:cs="Arial"/>
+      <w:rFonts w:ascii="Arial" w:eastAsia="宋体" w:hAnsi="Arial" w:cs="Arial"/>
       <w:snapToGrid w:val="0"/>
       <w:color w:val="000000"/>
       <w:kern w:val="0"/>
@@ -4459,12 +5311,11 @@
       <w:lang w:val="en-US" w:eastAsia="en-US" w:bidi="ar-SA"/>
     </w:rPr>
   </w:style>
-  <w:style w:type="paragraph" w:styleId="2">
+  <w:style w:type="paragraph" w:styleId="Heading1">
     <w:name w:val="heading 1"/>
-    <w:basedOn w:val="1"/>
-    <w:next w:val="1"/>
+    <w:basedOn w:val="Normal"/>
+    <w:next w:val="Normal"/>
     <w:qFormat/>
-    <w:uiPriority w:val="0"/>
     <w:pPr>
       <w:keepNext/>
       <w:keepLines/>
@@ -4482,13 +5333,12 @@
       <w:sz w:val="44"/>
     </w:rPr>
   </w:style>
-  <w:style w:type="paragraph" w:styleId="3">
+  <w:style w:type="paragraph" w:styleId="Heading2">
     <w:name w:val="heading 2"/>
-    <w:basedOn w:val="1"/>
-    <w:next w:val="1"/>
+    <w:basedOn w:val="Normal"/>
+    <w:next w:val="Normal"/>
     <w:unhideWhenUsed/>
     <w:qFormat/>
-    <w:uiPriority w:val="0"/>
     <w:pPr>
       <w:keepNext/>
       <w:keepLines/>
@@ -4501,19 +5351,18 @@
       <w:outlineLvl w:val="1"/>
     </w:pPr>
     <w:rPr>
-      <w:rFonts w:ascii="Arial" w:hAnsi="Arial" w:eastAsia="黑体"/>
+      <w:rFonts w:ascii="Arial" w:eastAsia="黑体" w:hAnsi="Arial"/>
       <w:b/>
       <w:sz w:val="32"/>
     </w:rPr>
   </w:style>
-  <w:style w:type="paragraph" w:styleId="4">
+  <w:style w:type="paragraph" w:styleId="Heading3">
     <w:name w:val="heading 3"/>
-    <w:basedOn w:val="1"/>
-    <w:next w:val="1"/>
+    <w:basedOn w:val="Normal"/>
+    <w:next w:val="Normal"/>
     <w:semiHidden/>
     <w:unhideWhenUsed/>
     <w:qFormat/>
-    <w:uiPriority w:val="0"/>
     <w:pPr>
       <w:keepNext/>
       <w:keepLines/>
@@ -4530,13 +5379,12 @@
       <w:sz w:val="32"/>
     </w:rPr>
   </w:style>
-  <w:style w:type="paragraph" w:styleId="5">
+  <w:style w:type="paragraph" w:styleId="Heading4">
     <w:name w:val="heading 4"/>
-    <w:basedOn w:val="1"/>
-    <w:next w:val="1"/>
+    <w:basedOn w:val="Normal"/>
+    <w:next w:val="Normal"/>
     <w:unhideWhenUsed/>
     <w:qFormat/>
-    <w:uiPriority w:val="0"/>
     <w:pPr>
       <w:keepNext/>
       <w:keepLines/>
@@ -4549,19 +5397,18 @@
       <w:outlineLvl w:val="3"/>
     </w:pPr>
     <w:rPr>
-      <w:rFonts w:ascii="Arial" w:hAnsi="Arial" w:eastAsia="黑体"/>
+      <w:rFonts w:ascii="Arial" w:eastAsia="黑体" w:hAnsi="Arial"/>
       <w:b/>
       <w:sz w:val="28"/>
     </w:rPr>
   </w:style>
-  <w:style w:type="paragraph" w:styleId="6">
+  <w:style w:type="paragraph" w:styleId="Heading5">
     <w:name w:val="heading 5"/>
-    <w:basedOn w:val="1"/>
-    <w:next w:val="1"/>
+    <w:basedOn w:val="Normal"/>
+    <w:next w:val="Normal"/>
     <w:semiHidden/>
     <w:unhideWhenUsed/>
     <w:qFormat/>
-    <w:uiPriority w:val="0"/>
     <w:pPr>
       <w:keepNext/>
       <w:keepLines/>
@@ -4578,14 +5425,13 @@
       <w:sz w:val="28"/>
     </w:rPr>
   </w:style>
-  <w:style w:type="paragraph" w:styleId="7">
+  <w:style w:type="paragraph" w:styleId="Heading6">
     <w:name w:val="heading 6"/>
-    <w:basedOn w:val="1"/>
-    <w:next w:val="1"/>
+    <w:basedOn w:val="Normal"/>
+    <w:next w:val="Normal"/>
     <w:semiHidden/>
     <w:unhideWhenUsed/>
     <w:qFormat/>
-    <w:uiPriority w:val="0"/>
     <w:pPr>
       <w:keepNext/>
       <w:keepLines/>
@@ -4598,19 +5444,18 @@
       <w:outlineLvl w:val="5"/>
     </w:pPr>
     <w:rPr>
-      <w:rFonts w:ascii="Arial" w:hAnsi="Arial" w:eastAsia="黑体"/>
+      <w:rFonts w:ascii="Arial" w:eastAsia="黑体" w:hAnsi="Arial"/>
       <w:b/>
       <w:sz w:val="24"/>
     </w:rPr>
   </w:style>
-  <w:style w:type="paragraph" w:styleId="8">
+  <w:style w:type="paragraph" w:styleId="Heading7">
     <w:name w:val="heading 7"/>
-    <w:basedOn w:val="1"/>
-    <w:next w:val="1"/>
+    <w:basedOn w:val="Normal"/>
+    <w:next w:val="Normal"/>
     <w:semiHidden/>
     <w:unhideWhenUsed/>
     <w:qFormat/>
-    <w:uiPriority w:val="0"/>
     <w:pPr>
       <w:keepNext/>
       <w:keepLines/>
@@ -4627,14 +5472,13 @@
       <w:sz w:val="24"/>
     </w:rPr>
   </w:style>
-  <w:style w:type="paragraph" w:styleId="9">
+  <w:style w:type="paragraph" w:styleId="Heading8">
     <w:name w:val="heading 8"/>
-    <w:basedOn w:val="1"/>
-    <w:next w:val="1"/>
+    <w:basedOn w:val="Normal"/>
+    <w:next w:val="Normal"/>
     <w:semiHidden/>
     <w:unhideWhenUsed/>
     <w:qFormat/>
-    <w:uiPriority w:val="0"/>
     <w:pPr>
       <w:keepNext/>
       <w:keepLines/>
@@ -4647,18 +5491,17 @@
       <w:outlineLvl w:val="7"/>
     </w:pPr>
     <w:rPr>
-      <w:rFonts w:ascii="Arial" w:hAnsi="Arial" w:eastAsia="黑体"/>
+      <w:rFonts w:ascii="Arial" w:eastAsia="黑体" w:hAnsi="Arial"/>
       <w:sz w:val="24"/>
     </w:rPr>
   </w:style>
-  <w:style w:type="paragraph" w:styleId="10">
+  <w:style w:type="paragraph" w:styleId="Heading9">
     <w:name w:val="heading 9"/>
-    <w:basedOn w:val="1"/>
-    <w:next w:val="1"/>
+    <w:basedOn w:val="Normal"/>
+    <w:next w:val="Normal"/>
     <w:semiHidden/>
     <w:unhideWhenUsed/>
     <w:qFormat/>
-    <w:uiPriority w:val="0"/>
     <w:pPr>
       <w:keepNext/>
       <w:keepLines/>
@@ -4671,21 +5514,19 @@
       <w:outlineLvl w:val="8"/>
     </w:pPr>
     <w:rPr>
-      <w:rFonts w:ascii="Arial" w:hAnsi="Arial" w:eastAsia="黑体"/>
+      <w:rFonts w:ascii="Arial" w:eastAsia="黑体" w:hAnsi="Arial"/>
       <w:sz w:val="21"/>
     </w:rPr>
   </w:style>
-  <w:style w:type="character" w:default="1" w:styleId="22">
+  <w:style w:type="character" w:default="1" w:styleId="DefaultParagraphFont">
     <w:name w:val="Default Paragraph Font"/>
     <w:semiHidden/>
     <w:qFormat/>
-    <w:uiPriority w:val="0"/>
   </w:style>
-  <w:style w:type="table" w:default="1" w:styleId="20">
+  <w:style w:type="table" w:default="1" w:styleId="TableNormal">
     <w:name w:val="Normal Table"/>
     <w:semiHidden/>
     <w:qFormat/>
-    <w:uiPriority w:val="0"/>
     <w:tblPr>
       <w:tblCellMar>
         <w:top w:w="0" w:type="dxa"/>
@@ -4695,43 +5536,39 @@
       </w:tblCellMar>
     </w:tblPr>
   </w:style>
-  <w:style w:type="paragraph" w:styleId="11">
+  <w:style w:type="paragraph" w:styleId="CommentText">
     <w:name w:val="annotation text"/>
-    <w:basedOn w:val="1"/>
+    <w:basedOn w:val="Normal"/>
     <w:qFormat/>
-    <w:uiPriority w:val="0"/>
     <w:pPr>
       <w:jc w:val="left"/>
     </w:pPr>
   </w:style>
-  <w:style w:type="paragraph" w:styleId="12">
+  <w:style w:type="paragraph" w:styleId="BodyText">
     <w:name w:val="Body Text"/>
-    <w:basedOn w:val="1"/>
+    <w:basedOn w:val="Normal"/>
     <w:semiHidden/>
     <w:qFormat/>
-    <w:uiPriority w:val="0"/>
     <w:rPr>
-      <w:rFonts w:ascii="Arial" w:hAnsi="Arial" w:eastAsia="Arial" w:cs="Arial"/>
+      <w:rFonts w:ascii="Arial" w:eastAsia="Arial" w:hAnsi="Arial" w:cs="Arial"/>
       <w:sz w:val="21"/>
       <w:szCs w:val="21"/>
       <w:lang w:val="en-US" w:eastAsia="en-US" w:bidi="ar-SA"/>
     </w:rPr>
   </w:style>
-  <w:style w:type="paragraph" w:styleId="13">
+  <w:style w:type="paragraph" w:styleId="TOC3">
     <w:name w:val="toc 3"/>
-    <w:basedOn w:val="1"/>
-    <w:next w:val="1"/>
+    <w:basedOn w:val="Normal"/>
+    <w:next w:val="Normal"/>
     <w:qFormat/>
-    <w:uiPriority w:val="0"/>
     <w:pPr>
       <w:ind w:left="840" w:leftChars="400"/>
     </w:pPr>
   </w:style>
-  <w:style w:type="paragraph" w:styleId="14">
+  <w:style w:type="paragraph" w:styleId="Footer">
     <w:name w:val="footer"/>
-    <w:basedOn w:val="1"/>
+    <w:basedOn w:val="Normal"/>
     <w:qFormat/>
-    <w:uiPriority w:val="0"/>
     <w:pPr>
       <w:tabs>
         <w:tab w:val="center" w:pos="4153"/>
@@ -4744,17 +5581,16 @@
       <w:sz w:val="18"/>
     </w:rPr>
   </w:style>
-  <w:style w:type="paragraph" w:styleId="15">
+  <w:style w:type="paragraph" w:styleId="Header">
     <w:name w:val="header"/>
-    <w:basedOn w:val="1"/>
+    <w:basedOn w:val="Normal"/>
     <w:qFormat/>
-    <w:uiPriority w:val="0"/>
     <w:pPr>
       <w:pBdr>
-        <w:top w:val="none" w:color="auto" w:sz="0" w:space="0"/>
-        <w:left w:val="none" w:color="auto" w:sz="0" w:space="0"/>
-        <w:bottom w:val="none" w:color="auto" w:sz="0" w:space="0"/>
-        <w:right w:val="none" w:color="auto" w:sz="0" w:space="0"/>
+        <w:top w:val="nil"/>
+        <w:left w:val="nil"/>
+        <w:bottom w:val="nil"/>
+        <w:right w:val="nil"/>
       </w:pBdr>
       <w:tabs>
         <w:tab w:val="center" w:pos="4153"/>
@@ -4769,41 +5605,37 @@
       <w:sz w:val="18"/>
     </w:rPr>
   </w:style>
-  <w:style w:type="paragraph" w:styleId="16">
+  <w:style w:type="paragraph" w:styleId="TOC1">
     <w:name w:val="toc 1"/>
-    <w:basedOn w:val="1"/>
-    <w:next w:val="1"/>
+    <w:basedOn w:val="Normal"/>
+    <w:next w:val="Normal"/>
     <w:qFormat/>
-    <w:uiPriority w:val="0"/>
     <w:rPr>
-      <w:rFonts w:ascii="Arial" w:hAnsi="Arial" w:eastAsia="Microsoft JhengHei"/>
+      <w:rFonts w:ascii="Arial" w:eastAsia="Microsoft JhengHei" w:hAnsi="Arial"/>
       <w:sz w:val="24"/>
     </w:rPr>
   </w:style>
-  <w:style w:type="paragraph" w:styleId="17">
+  <w:style w:type="paragraph" w:styleId="TOC2">
     <w:name w:val="toc 2"/>
-    <w:basedOn w:val="1"/>
-    <w:next w:val="1"/>
+    <w:basedOn w:val="Normal"/>
+    <w:next w:val="Normal"/>
     <w:qFormat/>
-    <w:uiPriority w:val="0"/>
     <w:pPr>
       <w:ind w:left="420" w:leftChars="200"/>
     </w:pPr>
   </w:style>
-  <w:style w:type="paragraph" w:styleId="18">
+  <w:style w:type="paragraph" w:styleId="NormalWeb">
     <w:name w:val="Normal (Web)"/>
-    <w:basedOn w:val="1"/>
+    <w:basedOn w:val="Normal"/>
     <w:qFormat/>
-    <w:uiPriority w:val="0"/>
     <w:rPr>
       <w:sz w:val="24"/>
     </w:rPr>
   </w:style>
-  <w:style w:type="paragraph" w:styleId="19">
+  <w:style w:type="paragraph" w:styleId="Title">
     <w:name w:val="Title"/>
-    <w:basedOn w:val="1"/>
+    <w:basedOn w:val="Normal"/>
     <w:qFormat/>
-    <w:uiPriority w:val="0"/>
     <w:pPr>
       <w:spacing w:before="240" w:beforeLines="0" w:beforeAutospacing="0" w:after="60" w:afterLines="0" w:afterAutospacing="0"/>
       <w:jc w:val="center"/>
@@ -4815,73 +5647,68 @@
       <w:sz w:val="32"/>
     </w:rPr>
   </w:style>
-  <w:style w:type="table" w:styleId="21">
+  <w:style w:type="table" w:styleId="TableGrid">
     <w:name w:val="Table Grid"/>
-    <w:basedOn w:val="20"/>
+    <w:basedOn w:val="TableNormal"/>
     <w:qFormat/>
-    <w:uiPriority w:val="0"/>
     <w:pPr>
       <w:widowControl w:val="0"/>
       <w:jc w:val="both"/>
     </w:pPr>
     <w:tblPr>
       <w:tblBorders>
-        <w:top w:val="single" w:color="auto" w:sz="4" w:space="0"/>
-        <w:left w:val="single" w:color="auto" w:sz="4" w:space="0"/>
-        <w:bottom w:val="single" w:color="auto" w:sz="4" w:space="0"/>
-        <w:right w:val="single" w:color="auto" w:sz="4" w:space="0"/>
-        <w:insideH w:val="single" w:color="auto" w:sz="4" w:space="0"/>
-        <w:insideV w:val="single" w:color="auto" w:sz="4" w:space="0"/>
+        <w:top w:val="single" w:sz="4" w:space="0" w:color="auto"/>
+        <w:left w:val="single" w:sz="4" w:space="0" w:color="auto"/>
+        <w:bottom w:val="single" w:sz="4" w:space="0" w:color="auto"/>
+        <w:right w:val="single" w:sz="4" w:space="0" w:color="auto"/>
+        <w:insideH w:val="single" w:sz="4" w:space="0" w:color="auto"/>
+        <w:insideV w:val="single" w:sz="4" w:space="0" w:color="auto"/>
       </w:tblBorders>
     </w:tblPr>
   </w:style>
-  <w:style w:type="character" w:styleId="23">
+  <w:style w:type="character" w:styleId="Strong">
     <w:name w:val="Strong"/>
-    <w:basedOn w:val="22"/>
+    <w:basedOn w:val="DefaultParagraphFont"/>
     <w:qFormat/>
-    <w:uiPriority w:val="0"/>
     <w:rPr>
       <w:b/>
     </w:rPr>
   </w:style>
-  <w:style w:type="paragraph" w:customStyle="1" w:styleId="24">
+  <w:style w:type="paragraph" w:customStyle="1" w:styleId="a">
     <w:name w:val="柴_公司名"/>
-    <w:basedOn w:val="19"/>
+    <w:basedOn w:val="Title"/>
     <w:qFormat/>
-    <w:uiPriority w:val="0"/>
     <w:pPr>
       <w:spacing w:after="600" w:afterLines="600"/>
     </w:pPr>
     <w:rPr>
-      <w:rFonts w:hint="eastAsia" w:ascii="宋体" w:hAnsi="宋体" w:eastAsia="宋体" w:cs="宋体"/>
+      <w:rFonts w:ascii="宋体" w:eastAsia="宋体" w:hAnsi="宋体" w:cs="宋体" w:hint="eastAsia"/>
       <w:bCs/>
       <w:spacing w:val="-6"/>
       <w:sz w:val="52"/>
       <w:szCs w:val="52"/>
     </w:rPr>
   </w:style>
-  <w:style w:type="paragraph" w:customStyle="1" w:styleId="25">
+  <w:style w:type="paragraph" w:customStyle="1" w:styleId="a0">
     <w:name w:val="柴_文档名"/>
-    <w:basedOn w:val="19"/>
+    <w:basedOn w:val="Title"/>
     <w:qFormat/>
-    <w:uiPriority w:val="0"/>
     <w:pPr>
       <w:spacing w:after="900" w:afterLines="900"/>
     </w:pPr>
     <w:rPr>
-      <w:rFonts w:ascii="黑体" w:hAnsi="黑体" w:eastAsia="黑体" w:cs="黑体"/>
+      <w:rFonts w:ascii="黑体" w:eastAsia="黑体" w:hAnsi="黑体" w:cs="黑体"/>
       <w:bCs/>
       <w:spacing w:val="-7"/>
       <w:sz w:val="52"/>
       <w:szCs w:val="52"/>
     </w:rPr>
   </w:style>
-  <w:style w:type="table" w:customStyle="1" w:styleId="26">
+  <w:style w:type="table" w:customStyle="1" w:styleId="TableNormal0">
     <w:name w:val="Table Normal_0"/>
     <w:semiHidden/>
     <w:unhideWhenUsed/>
     <w:qFormat/>
-    <w:uiPriority w:val="0"/>
     <w:tblPr>
       <w:tblCellMar>
         <w:top w:w="0" w:type="dxa"/>
@@ -4891,87 +5718,81 @@
       </w:tblCellMar>
     </w:tblPr>
   </w:style>
-  <w:style w:type="paragraph" w:customStyle="1" w:styleId="27">
+  <w:style w:type="paragraph" w:customStyle="1" w:styleId="TableText">
     <w:name w:val="Table Text"/>
-    <w:basedOn w:val="1"/>
+    <w:basedOn w:val="Normal"/>
     <w:semiHidden/>
     <w:qFormat/>
-    <w:uiPriority w:val="0"/>
     <w:rPr>
-      <w:rFonts w:ascii="宋体" w:hAnsi="宋体" w:eastAsia="宋体" w:cs="宋体"/>
+      <w:rFonts w:ascii="宋体" w:eastAsia="宋体" w:hAnsi="宋体" w:cs="宋体"/>
       <w:sz w:val="21"/>
       <w:szCs w:val="21"/>
       <w:lang w:val="en-US" w:eastAsia="en-US" w:bidi="ar-SA"/>
     </w:rPr>
   </w:style>
-  <w:style w:type="paragraph" w:customStyle="1" w:styleId="28">
+  <w:style w:type="paragraph" w:customStyle="1" w:styleId="1">
     <w:name w:val="柴_标题1"/>
-    <w:basedOn w:val="2"/>
-    <w:next w:val="29"/>
-    <w:link w:val="38"/>
+    <w:basedOn w:val="Heading1"/>
+    <w:next w:val="a1"/>
+    <w:link w:val="1Char"/>
     <w:qFormat/>
-    <w:uiPriority w:val="0"/>
     <w:pPr>
       <w:spacing w:before="100" w:after="90" w:line="360" w:lineRule="auto"/>
     </w:pPr>
     <w:rPr>
-      <w:rFonts w:ascii="Arial" w:hAnsi="Arial" w:eastAsia="宋体"/>
+      <w:rFonts w:ascii="Arial" w:eastAsia="宋体" w:hAnsi="Arial"/>
       <w:sz w:val="32"/>
     </w:rPr>
   </w:style>
-  <w:style w:type="paragraph" w:customStyle="1" w:styleId="29">
+  <w:style w:type="paragraph" w:customStyle="1" w:styleId="a1">
     <w:name w:val="柴_正文"/>
-    <w:basedOn w:val="12"/>
-    <w:link w:val="42"/>
+    <w:basedOn w:val="BodyText"/>
+    <w:link w:val="Char"/>
     <w:qFormat/>
-    <w:uiPriority w:val="0"/>
     <w:pPr>
       <w:spacing w:line="360" w:lineRule="auto"/>
       <w:ind w:firstLine="470" w:firstLineChars="200"/>
     </w:pPr>
     <w:rPr>
-      <w:rFonts w:ascii="Arial" w:hAnsi="Arial" w:eastAsia="宋体"/>
+      <w:rFonts w:ascii="Arial" w:eastAsia="宋体" w:hAnsi="Arial"/>
       <w:sz w:val="24"/>
       <w:lang w:eastAsia="zh-CN"/>
     </w:rPr>
   </w:style>
-  <w:style w:type="paragraph" w:customStyle="1" w:styleId="30">
+  <w:style w:type="paragraph" w:customStyle="1" w:styleId="2">
     <w:name w:val="柴_标题2"/>
-    <w:basedOn w:val="3"/>
-    <w:next w:val="29"/>
+    <w:basedOn w:val="Heading2"/>
+    <w:next w:val="a1"/>
     <w:qFormat/>
-    <w:uiPriority w:val="0"/>
     <w:pPr>
       <w:spacing w:line="360" w:lineRule="auto"/>
     </w:pPr>
     <w:rPr>
-      <w:rFonts w:ascii="Arial" w:hAnsi="Arial" w:eastAsia="宋体"/>
+      <w:rFonts w:ascii="Arial" w:eastAsia="宋体" w:hAnsi="Arial"/>
       <w:sz w:val="28"/>
     </w:rPr>
   </w:style>
-  <w:style w:type="paragraph" w:customStyle="1" w:styleId="31">
+  <w:style w:type="paragraph" w:customStyle="1" w:styleId="3">
     <w:name w:val="柴_标题3"/>
-    <w:basedOn w:val="4"/>
-    <w:next w:val="29"/>
+    <w:basedOn w:val="Heading3"/>
+    <w:next w:val="a1"/>
     <w:qFormat/>
-    <w:uiPriority w:val="0"/>
     <w:pPr>
       <w:spacing w:line="360" w:lineRule="auto"/>
       <w:ind w:left="0" w:firstLine="472" w:firstLineChars="200"/>
     </w:pPr>
     <w:rPr>
-      <w:rFonts w:ascii="宋体" w:hAnsi="宋体" w:eastAsia="宋体" w:cs="宋体"/>
+      <w:rFonts w:ascii="宋体" w:eastAsia="宋体" w:hAnsi="宋体" w:cs="宋体"/>
       <w:spacing w:val="-2"/>
       <w:sz w:val="24"/>
       <w:szCs w:val="24"/>
     </w:rPr>
   </w:style>
-  <w:style w:type="paragraph" w:customStyle="1" w:styleId="32">
+  <w:style w:type="paragraph" w:customStyle="1" w:styleId="a2">
     <w:name w:val="柴_目录"/>
-    <w:basedOn w:val="1"/>
-    <w:next w:val="12"/>
+    <w:basedOn w:val="Normal"/>
+    <w:next w:val="BodyText"/>
     <w:qFormat/>
-    <w:uiPriority w:val="0"/>
     <w:pPr>
       <w:tabs>
         <w:tab w:val="right" w:leader="dot" w:pos="8442"/>
@@ -4979,64 +5800,59 @@
       <w:ind w:left="0" w:leftChars="0"/>
     </w:pPr>
     <w:rPr>
-      <w:rFonts w:ascii="Arial" w:hAnsi="Arial" w:eastAsia="Microsoft JhengHei"/>
+      <w:rFonts w:ascii="Arial" w:eastAsia="Microsoft JhengHei" w:hAnsi="Arial"/>
       <w:sz w:val="24"/>
     </w:rPr>
   </w:style>
-  <w:style w:type="paragraph" w:customStyle="1" w:styleId="33">
+  <w:style w:type="paragraph" w:customStyle="1" w:styleId="WPSOffice1">
     <w:name w:val="WPSOffice手动目录 1"/>
     <w:qFormat/>
-    <w:uiPriority w:val="0"/>
     <w:pPr>
       <w:ind w:leftChars="0"/>
     </w:pPr>
     <w:rPr>
-      <w:rFonts w:ascii="Times New Roman" w:hAnsi="Times New Roman" w:eastAsia="宋体" w:cs="Times New Roman"/>
+      <w:rFonts w:ascii="Times New Roman" w:eastAsia="宋体" w:hAnsi="Times New Roman" w:cs="Times New Roman"/>
       <w:sz w:val="20"/>
       <w:szCs w:val="20"/>
     </w:rPr>
   </w:style>
-  <w:style w:type="paragraph" w:customStyle="1" w:styleId="34">
+  <w:style w:type="paragraph" w:customStyle="1" w:styleId="WPSOffice2">
     <w:name w:val="WPSOffice手动目录 2"/>
     <w:qFormat/>
-    <w:uiPriority w:val="0"/>
     <w:pPr>
       <w:ind w:leftChars="200"/>
     </w:pPr>
     <w:rPr>
-      <w:rFonts w:ascii="Times New Roman" w:hAnsi="Times New Roman" w:eastAsia="宋体" w:cs="Times New Roman"/>
+      <w:rFonts w:ascii="Times New Roman" w:eastAsia="宋体" w:hAnsi="Times New Roman" w:cs="Times New Roman"/>
       <w:sz w:val="20"/>
       <w:szCs w:val="20"/>
     </w:rPr>
   </w:style>
-  <w:style w:type="paragraph" w:customStyle="1" w:styleId="35">
+  <w:style w:type="paragraph" w:customStyle="1" w:styleId="WPSOffice3">
     <w:name w:val="WPSOffice手动目录 3"/>
     <w:qFormat/>
-    <w:uiPriority w:val="0"/>
     <w:pPr>
       <w:ind w:leftChars="400"/>
     </w:pPr>
     <w:rPr>
-      <w:rFonts w:ascii="Times New Roman" w:hAnsi="Times New Roman" w:eastAsia="宋体" w:cs="Times New Roman"/>
+      <w:rFonts w:ascii="Times New Roman" w:eastAsia="宋体" w:hAnsi="Times New Roman" w:cs="Times New Roman"/>
       <w:sz w:val="20"/>
       <w:szCs w:val="20"/>
     </w:rPr>
   </w:style>
-  <w:style w:type="paragraph" w:customStyle="1" w:styleId="36">
+  <w:style w:type="paragraph" w:customStyle="1" w:styleId="Compact">
     <w:name w:val="Compact"/>
-    <w:basedOn w:val="12"/>
+    <w:basedOn w:val="BodyText"/>
     <w:qFormat/>
-    <w:uiPriority w:val="0"/>
     <w:pPr>
       <w:spacing w:before="36" w:after="36"/>
     </w:pPr>
   </w:style>
-  <w:style w:type="table" w:customStyle="1" w:styleId="37">
+  <w:style w:type="table" w:customStyle="1" w:styleId="Table">
     <w:name w:val="Table"/>
     <w:semiHidden/>
     <w:unhideWhenUsed/>
     <w:qFormat/>
-    <w:uiPriority w:val="0"/>
     <w:tblPr>
       <w:tblCellMar>
         <w:top w:w="0" w:type="dxa"/>
@@ -5048,28 +5864,26 @@
     <w:tblStylePr w:type="firstRow">
       <w:tcPr>
         <w:tcBorders>
-          <w:bottom w:val="single" w:color="auto" w:sz="0" w:space="0"/>
+          <w:bottom w:val="single" w:sz="0" w:space="0" w:color="auto"/>
         </w:tcBorders>
         <w:vAlign w:val="bottom"/>
       </w:tcPr>
     </w:tblStylePr>
   </w:style>
-  <w:style w:type="character" w:customStyle="1" w:styleId="38">
+  <w:style w:type="character" w:customStyle="1" w:styleId="1Char">
     <w:name w:val="柴_标题1 Char"/>
-    <w:link w:val="28"/>
+    <w:link w:val="1"/>
     <w:qFormat/>
-    <w:uiPriority w:val="0"/>
     <w:rPr>
-      <w:rFonts w:ascii="Arial" w:hAnsi="Arial" w:eastAsia="宋体"/>
+      <w:rFonts w:ascii="Arial" w:eastAsia="宋体" w:hAnsi="Arial"/>
       <w:sz w:val="32"/>
     </w:rPr>
   </w:style>
-  <w:style w:type="table" w:customStyle="1" w:styleId="39">
+  <w:style w:type="table" w:customStyle="1" w:styleId="TableNormal1">
     <w:name w:val="Table Normal_1"/>
     <w:semiHidden/>
     <w:unhideWhenUsed/>
     <w:qFormat/>
-    <w:uiPriority w:val="0"/>
     <w:tblPr>
       <w:tblCellMar>
         <w:top w:w="0" w:type="dxa"/>
@@ -5079,11 +5893,10 @@
       </w:tblCellMar>
     </w:tblPr>
   </w:style>
-  <w:style w:type="paragraph" w:customStyle="1" w:styleId="40">
+  <w:style w:type="paragraph" w:customStyle="1" w:styleId="a3">
     <w:name w:val="柴_正文_无缩进"/>
-    <w:basedOn w:val="1"/>
+    <w:basedOn w:val="Normal"/>
     <w:qFormat/>
-    <w:uiPriority w:val="0"/>
     <w:pPr>
       <w:ind w:firstLine="0" w:firstLineChars="0"/>
     </w:pPr>
@@ -5093,31 +5906,29 @@
       <w:lang w:eastAsia="zh-CN"/>
     </w:rPr>
   </w:style>
-  <w:style w:type="paragraph" w:customStyle="1" w:styleId="41">
+  <w:style w:type="paragraph" w:customStyle="1" w:styleId="4">
     <w:name w:val="柴_标题4"/>
-    <w:basedOn w:val="5"/>
-    <w:next w:val="1"/>
+    <w:basedOn w:val="Heading4"/>
+    <w:next w:val="Normal"/>
     <w:qFormat/>
-    <w:uiPriority w:val="0"/>
     <w:pPr>
       <w:widowControl w:val="0"/>
       <w:spacing w:before="160" w:line="360" w:lineRule="auto"/>
-      <w:ind w:left="981" w:leftChars="300" w:hanging="862"/>
+      <w:ind w:left="981" w:hanging="862" w:leftChars="300"/>
     </w:pPr>
     <w:rPr>
-      <w:rFonts w:hint="eastAsia" w:ascii="Calibri" w:hAnsi="Calibri" w:eastAsia="宋体" w:cs="宋体"/>
+      <w:rFonts w:ascii="Calibri" w:eastAsia="宋体" w:hAnsi="Calibri" w:cs="宋体" w:hint="eastAsia"/>
       <w:sz w:val="24"/>
       <w:szCs w:val="24"/>
       <w:lang w:eastAsia="zh-CN" w:bidi="zh-CN"/>
     </w:rPr>
   </w:style>
-  <w:style w:type="character" w:customStyle="1" w:styleId="42">
+  <w:style w:type="character" w:customStyle="1" w:styleId="Char">
     <w:name w:val="柴_正文 Char"/>
-    <w:link w:val="29"/>
+    <w:link w:val="a1"/>
     <w:qFormat/>
-    <w:uiPriority w:val="0"/>
     <w:rPr>
-      <w:rFonts w:ascii="Arial" w:hAnsi="Arial" w:eastAsia="宋体"/>
+      <w:rFonts w:ascii="Arial" w:eastAsia="宋体" w:hAnsi="Arial"/>
       <w:sz w:val="24"/>
       <w:lang w:eastAsia="zh-CN"/>
     </w:rPr>

--- a/7-技术管理/运行记录类文件/JXTX-07-03-2025年1-11月运维服务技术研发报告.docx
+++ b/7-技术管理/运行记录类文件/JXTX-07-03-2025年1-11月运维服务技术研发报告.docx
@@ -1,11 +1,10 @@
 
 <file path=word/document.xml><?xml version="1.0" encoding="utf-8"?>
-<w:document xmlns:wpc="http://schemas.microsoft.com/office/word/2010/wordprocessingCanvas" xmlns:mc="http://schemas.openxmlformats.org/markup-compatibility/2006" xmlns:o="urn:schemas-microsoft-com:office:office" xmlns:r="http://schemas.openxmlformats.org/officeDocument/2006/relationships" xmlns:m="http://schemas.openxmlformats.org/officeDocument/2006/math" xmlns:v="urn:schemas-microsoft-com:vml" xmlns:wp14="http://schemas.microsoft.com/office/word/2010/wordprocessingDrawing" xmlns:wp="http://schemas.openxmlformats.org/drawingml/2006/wordprocessingDrawing" xmlns:w10="urn:schemas-microsoft-com:office:word" xmlns:w="http://schemas.openxmlformats.org/wordprocessingml/2006/main" xmlns:w14="http://schemas.microsoft.com/office/word/2010/wordml" xmlns:w15="http://schemas.microsoft.com/office/word/2012/wordml" xmlns:wne="http://schemas.microsoft.com/office/word/2006/wordml" xmlns:wpg="http://schemas.microsoft.com/office/word/2010/wordprocessingGroup" xmlns:wpi="http://schemas.microsoft.com/office/word/2010/wordprocessingInk" xmlns:wps="http://schemas.microsoft.com/office/word/2010/wordprocessingShape" mc:Ignorable="w14 w15 wp14">
-  <!-- Generated by Aspose.Words for .NET 13.3.0.1 -->
+<w:document xmlns:wpc="http://schemas.microsoft.com/office/word/2010/wordprocessingCanvas" xmlns:mc="http://schemas.openxmlformats.org/markup-compatibility/2006" xmlns:o="urn:schemas-microsoft-com:office:office" xmlns:r="http://schemas.openxmlformats.org/officeDocument/2006/relationships" xmlns:m="http://schemas.openxmlformats.org/officeDocument/2006/math" xmlns:v="urn:schemas-microsoft-com:vml" xmlns:wp14="http://schemas.microsoft.com/office/word/2010/wordprocessingDrawing" xmlns:wp="http://schemas.openxmlformats.org/drawingml/2006/wordprocessingDrawing" xmlns:w="http://schemas.openxmlformats.org/wordprocessingml/2006/main" xmlns:w14="http://schemas.microsoft.com/office/word/2010/wordml" xmlns:w10="urn:schemas-microsoft-com:office:word" xmlns:w15="http://schemas.microsoft.com/office/word/2012/wordml" xmlns:wpg="http://schemas.microsoft.com/office/word/2010/wordprocessingGroup" xmlns:wpi="http://schemas.microsoft.com/office/word/2010/wordprocessingInk" xmlns:wne="http://schemas.microsoft.com/office/word/2006/wordml" xmlns:wps="http://schemas.microsoft.com/office/word/2010/wordprocessingShape" xmlns:wpsCustomData="http://www.wps.cn/officeDocument/2013/wpsCustomData" mc:Ignorable="w14 w15 wp14">
   <w:body>
     <w:p>
       <w:pPr>
-        <w:pStyle w:val="a"/>
+        <w:pStyle w:val="24"/>
         <w:keepNext w:val="0"/>
         <w:keepLines w:val="0"/>
         <w:pageBreakBefore w:val="0"/>
@@ -22,10 +21,10 @@
         <w:spacing w:before="3120" w:beforeLines="1000"/>
         <w:textAlignment w:val="baseline"/>
       </w:pPr>
-      <w:bookmarkStart w:id="0" w:name="_Toc7506"/>
+      <w:bookmarkStart w:id="0" w:name="_Toc29090"/>
       <w:r>
         <w:drawing>
-          <wp:anchor distT="0" distB="0" distL="114300" distR="114300" simplePos="0" relativeHeight="251660288" behindDoc="1" locked="0" layoutInCell="1" allowOverlap="1">
+          <wp:anchor distT="0" distB="0" distL="114300" distR="114300" simplePos="0" relativeHeight="251661312" behindDoc="1" locked="0" layoutInCell="1" allowOverlap="1">
             <wp:simplePos x="0" y="0"/>
             <wp:positionH relativeFrom="column">
               <wp:posOffset>-19050</wp:posOffset>
@@ -50,7 +49,7 @@
                     </pic:cNvPicPr>
                   </pic:nvPicPr>
                   <pic:blipFill>
-                    <a:blip xmlns:r="http://schemas.openxmlformats.org/officeDocument/2006/relationships" r:embed="rId4"/>
+                    <a:blip r:embed="rId7"/>
                     <a:stretch>
                       <a:fillRect/>
                     </a:stretch>
@@ -76,7 +75,7 @@
       </w:r>
       <w:r>
         <w:drawing>
-          <wp:anchor distT="0" distB="0" distL="114300" distR="114300" simplePos="0" relativeHeight="251659264" behindDoc="1" locked="0" layoutInCell="1" allowOverlap="1">
+          <wp:anchor distT="0" distB="0" distL="114300" distR="114300" simplePos="0" relativeHeight="251660288" behindDoc="1" locked="0" layoutInCell="1" allowOverlap="1">
             <wp:simplePos x="0" y="0"/>
             <wp:positionH relativeFrom="column">
               <wp:posOffset>0</wp:posOffset>
@@ -101,7 +100,7 @@
                     </pic:cNvPicPr>
                   </pic:nvPicPr>
                   <pic:blipFill>
-                    <a:blip xmlns:r="http://schemas.openxmlformats.org/officeDocument/2006/relationships" r:embed="rId5"/>
+                    <a:blip r:embed="rId8"/>
                     <a:stretch>
                       <a:fillRect/>
                     </a:stretch>
@@ -131,7 +130,7 @@
           <w:lang w:val="en-US" w:eastAsia="zh-CN"/>
         </w:rPr>
         <w:drawing>
-          <wp:anchor distT="0" distB="0" distL="114300" distR="114300" simplePos="0" relativeHeight="251658240" behindDoc="1" locked="0" layoutInCell="1" allowOverlap="1">
+          <wp:anchor distT="0" distB="0" distL="114300" distR="114300" simplePos="0" relativeHeight="251659264" behindDoc="1" locked="0" layoutInCell="1" allowOverlap="1">
             <wp:simplePos x="0" y="0"/>
             <wp:positionH relativeFrom="column">
               <wp:posOffset>635</wp:posOffset>
@@ -156,7 +155,7 @@
                     </pic:cNvPicPr>
                   </pic:nvPicPr>
                   <pic:blipFill>
-                    <a:blip xmlns:r="http://schemas.openxmlformats.org/officeDocument/2006/relationships" r:embed="rId6">
+                    <a:blip r:embed="rId9">
                       <a:alphaModFix amt="58000"/>
                       <a:lum contrast="-52000"/>
                     </a:blip>
@@ -190,7 +189,7 @@
     </w:p>
     <w:p>
       <w:pPr>
-        <w:pStyle w:val="a0"/>
+        <w:pStyle w:val="25"/>
         <w:keepNext w:val="0"/>
         <w:keepLines w:val="0"/>
         <w:pageBreakBefore w:val="0"/>
@@ -211,7 +210,7 @@
           <w:lang w:val="en-US" w:eastAsia="zh-CN"/>
         </w:rPr>
       </w:pPr>
-      <w:bookmarkStart w:id="1" w:name="_Toc3013"/>
+      <w:bookmarkStart w:id="1" w:name="_Toc17216"/>
       <w:r>
         <w:rPr>
           <w:rFonts w:hint="eastAsia"/>
@@ -237,11 +236,11 @@
         <w:adjustRightInd w:val="0"/>
         <w:snapToGrid w:val="0"/>
         <w:spacing w:after="624" w:afterLines="200" w:line="219" w:lineRule="auto"/>
-        <w:ind w:left="0" w:right="0" w:firstLine="0" w:leftChars="0" w:rightChars="0" w:firstLineChars="0"/>
+        <w:ind w:left="0" w:leftChars="0" w:right="0" w:rightChars="0" w:firstLine="0" w:firstLineChars="0"/>
         <w:jc w:val="center"/>
         <w:textAlignment w:val="baseline"/>
         <w:rPr>
-          <w:rFonts w:ascii="宋体" w:eastAsia="宋体" w:hAnsi="宋体" w:cs="宋体" w:hint="eastAsia"/>
+          <w:rFonts w:hint="eastAsia" w:ascii="宋体" w:hAnsi="宋体" w:eastAsia="宋体" w:cs="宋体"/>
           <w:sz w:val="24"/>
           <w:szCs w:val="24"/>
           <w:lang w:val="en-US" w:eastAsia="zh-CN"/>
@@ -249,7 +248,7 @@
       </w:pPr>
       <w:r>
         <w:rPr>
-          <w:rFonts w:ascii="宋体" w:eastAsia="宋体" w:hAnsi="宋体" w:cs="宋体"/>
+          <w:rFonts w:ascii="宋体" w:hAnsi="宋体" w:eastAsia="宋体" w:cs="宋体"/>
           <w:b/>
           <w:bCs/>
           <w:spacing w:val="-3"/>
@@ -260,7 +259,7 @@
       </w:r>
       <w:r>
         <w:rPr>
-          <w:rFonts w:ascii="宋体" w:eastAsia="宋体" w:hAnsi="宋体" w:cs="宋体" w:hint="eastAsia"/>
+          <w:rFonts w:hint="eastAsia" w:ascii="宋体" w:hAnsi="宋体" w:eastAsia="宋体" w:cs="宋体"/>
           <w:b/>
           <w:bCs/>
           <w:spacing w:val="-3"/>
@@ -272,7 +271,7 @@
       </w:r>
       <w:r>
         <w:rPr>
-          <w:rFonts w:ascii="宋体" w:eastAsia="宋体" w:hAnsi="宋体" w:cs="宋体"/>
+          <w:rFonts w:ascii="宋体" w:hAnsi="宋体" w:eastAsia="宋体" w:cs="宋体"/>
           <w:b/>
           <w:bCs/>
           <w:spacing w:val="-3"/>
@@ -283,7 +282,7 @@
       </w:r>
       <w:r>
         <w:rPr>
-          <w:rFonts w:ascii="宋体" w:hAnsi="宋体" w:cs="宋体" w:hint="eastAsia"/>
+          <w:rFonts w:hint="eastAsia" w:ascii="宋体" w:hAnsi="宋体" w:cs="宋体"/>
           <w:b/>
           <w:bCs/>
           <w:spacing w:val="-3"/>
@@ -295,7 +294,7 @@
       </w:r>
       <w:r>
         <w:rPr>
-          <w:rFonts w:ascii="宋体" w:eastAsia="宋体" w:hAnsi="宋体" w:cs="宋体"/>
+          <w:rFonts w:ascii="宋体" w:hAnsi="宋体" w:eastAsia="宋体" w:cs="宋体"/>
           <w:b/>
           <w:bCs/>
           <w:spacing w:val="-3"/>
@@ -306,7 +305,7 @@
       </w:r>
       <w:r>
         <w:rPr>
-          <w:rFonts w:ascii="宋体" w:hAnsi="宋体" w:cs="宋体" w:hint="eastAsia"/>
+          <w:rFonts w:hint="eastAsia" w:ascii="宋体" w:hAnsi="宋体" w:cs="宋体"/>
           <w:b/>
           <w:bCs/>
           <w:spacing w:val="-3"/>
@@ -319,17 +318,18 @@
     </w:p>
     <w:tbl>
       <w:tblPr>
-        <w:tblStyle w:val="TableGrid"/>
+        <w:tblStyle w:val="21"/>
         <w:tblW w:w="0" w:type="auto"/>
         <w:jc w:val="center"/>
         <w:tblBorders>
-          <w:top w:val="nil"/>
-          <w:left w:val="nil"/>
-          <w:bottom w:val="nil"/>
-          <w:right w:val="nil"/>
-          <w:insideH w:val="nil"/>
-          <w:insideV w:val="nil"/>
+          <w:top w:val="none" w:color="auto" w:sz="0" w:space="0"/>
+          <w:left w:val="none" w:color="auto" w:sz="0" w:space="0"/>
+          <w:bottom w:val="none" w:color="auto" w:sz="0" w:space="0"/>
+          <w:right w:val="none" w:color="auto" w:sz="0" w:space="0"/>
+          <w:insideH w:val="none" w:color="auto" w:sz="0" w:space="0"/>
+          <w:insideV w:val="none" w:color="auto" w:sz="0" w:space="0"/>
         </w:tblBorders>
+        <w:tblLayout w:type="autofit"/>
         <w:tblCellMar>
           <w:top w:w="0" w:type="dxa"/>
           <w:left w:w="108" w:type="dxa"/>
@@ -343,15 +343,13 @@
       </w:tblGrid>
       <w:tr>
         <w:tblPrEx>
-          <w:tblW w:w="0" w:type="auto"/>
-          <w:jc w:val="center"/>
           <w:tblBorders>
-            <w:top w:val="nil"/>
-            <w:left w:val="nil"/>
-            <w:bottom w:val="nil"/>
-            <w:right w:val="nil"/>
-            <w:insideH w:val="nil"/>
-            <w:insideV w:val="nil"/>
+            <w:top w:val="none" w:color="auto" w:sz="0" w:space="0"/>
+            <w:left w:val="none" w:color="auto" w:sz="0" w:space="0"/>
+            <w:bottom w:val="none" w:color="auto" w:sz="0" w:space="0"/>
+            <w:right w:val="none" w:color="auto" w:sz="0" w:space="0"/>
+            <w:insideH w:val="none" w:color="auto" w:sz="0" w:space="0"/>
+            <w:insideV w:val="none" w:color="auto" w:sz="0" w:space="0"/>
           </w:tblBorders>
           <w:tblCellMar>
             <w:top w:w="0" w:type="dxa"/>
@@ -361,7 +359,7 @@
           </w:tblCellMar>
         </w:tblPrEx>
         <w:trPr>
-          <w:trHeight w:val="810"/>
+          <w:trHeight w:val="810" w:hRule="atLeast"/>
           <w:jc w:val="center"/>
         </w:trPr>
         <w:tc>
@@ -400,7 +398,7 @@
             </w:r>
             <w:r>
               <w:rPr>
-                <w:rFonts w:asciiTheme="minorAscii" w:eastAsiaTheme="minorEastAsia" w:hAnsiTheme="minorAscii" w:hint="default"/>
+                <w:rFonts w:hint="default" w:asciiTheme="minorAscii" w:hAnsiTheme="minorAscii" w:eastAsiaTheme="minorEastAsia"/>
                 <w:spacing w:val="227"/>
                 <w:sz w:val="21"/>
                 <w:vertAlign w:val="baseline"/>
@@ -455,7 +453,7 @@
             </w:r>
             <w:r>
               <w:rPr>
-                <w:rFonts w:asciiTheme="minorAscii" w:eastAsiaTheme="minorEastAsia" w:hAnsiTheme="minorAscii" w:hint="eastAsia"/>
+                <w:rFonts w:hint="eastAsia" w:asciiTheme="minorAscii" w:hAnsiTheme="minorAscii" w:eastAsiaTheme="minorEastAsia"/>
                 <w:spacing w:val="227"/>
                 <w:sz w:val="21"/>
                 <w:vertAlign w:val="baseline"/>
@@ -477,8 +475,14 @@
       </w:tr>
       <w:tr>
         <w:tblPrEx>
-          <w:tblW w:w="0" w:type="auto"/>
-          <w:jc w:val="center"/>
+          <w:tblBorders>
+            <w:top w:val="none" w:color="auto" w:sz="0" w:space="0"/>
+            <w:left w:val="none" w:color="auto" w:sz="0" w:space="0"/>
+            <w:bottom w:val="none" w:color="auto" w:sz="0" w:space="0"/>
+            <w:right w:val="none" w:color="auto" w:sz="0" w:space="0"/>
+            <w:insideH w:val="none" w:color="auto" w:sz="0" w:space="0"/>
+            <w:insideV w:val="none" w:color="auto" w:sz="0" w:space="0"/>
+          </w:tblBorders>
           <w:tblCellMar>
             <w:top w:w="0" w:type="dxa"/>
             <w:left w:w="108" w:type="dxa"/>
@@ -487,7 +491,7 @@
           </w:tblCellMar>
         </w:tblPrEx>
         <w:trPr>
-          <w:trHeight w:val="810"/>
+          <w:trHeight w:val="810" w:hRule="atLeast"/>
           <w:jc w:val="center"/>
         </w:trPr>
         <w:tc>
@@ -512,7 +516,7 @@
               <w:snapToGrid w:val="0"/>
               <w:textAlignment w:val="baseline"/>
               <w:rPr>
-                <w:rFonts w:ascii="Arial" w:eastAsia="Arial" w:hAnsi="Arial" w:cs="Arial" w:hint="default"/>
+                <w:rFonts w:hint="default" w:ascii="Arial" w:hAnsi="Arial" w:eastAsia="Arial" w:cs="Arial"/>
                 <w:snapToGrid w:val="0"/>
                 <w:color w:val="000000"/>
                 <w:kern w:val="0"/>
@@ -544,7 +548,7 @@
             </w:r>
             <w:r>
               <w:rPr>
-                <w:rFonts w:asciiTheme="minorAscii" w:eastAsiaTheme="minorEastAsia" w:hAnsiTheme="minorAscii" w:hint="default"/>
+                <w:rFonts w:hint="default" w:asciiTheme="minorAscii" w:hAnsiTheme="minorAscii" w:eastAsiaTheme="minorEastAsia"/>
                 <w:spacing w:val="227"/>
                 <w:sz w:val="21"/>
                 <w:vertAlign w:val="baseline"/>
@@ -598,7 +602,7 @@
               <w:snapToGrid w:val="0"/>
               <w:textAlignment w:val="baseline"/>
               <w:rPr>
-                <w:rFonts w:ascii="Arial" w:eastAsia="Arial" w:hAnsi="Arial" w:cs="Arial" w:hint="default"/>
+                <w:rFonts w:hint="default" w:ascii="Arial" w:hAnsi="Arial" w:eastAsia="Arial" w:cs="Arial"/>
                 <w:snapToGrid w:val="0"/>
                 <w:color w:val="000000"/>
                 <w:kern w:val="0"/>
@@ -618,7 +622,7 @@
             </w:r>
             <w:r>
               <w:rPr>
-                <w:rFonts w:asciiTheme="minorAscii" w:eastAsiaTheme="minorEastAsia" w:hAnsiTheme="minorAscii" w:hint="eastAsia"/>
+                <w:rFonts w:hint="eastAsia" w:asciiTheme="minorAscii" w:hAnsiTheme="minorAscii" w:eastAsiaTheme="minorEastAsia"/>
                 <w:spacing w:val="227"/>
                 <w:sz w:val="21"/>
                 <w:vertAlign w:val="baseline"/>
@@ -640,8 +644,14 @@
       </w:tr>
       <w:tr>
         <w:tblPrEx>
-          <w:tblW w:w="0" w:type="auto"/>
-          <w:jc w:val="center"/>
+          <w:tblBorders>
+            <w:top w:val="none" w:color="auto" w:sz="0" w:space="0"/>
+            <w:left w:val="none" w:color="auto" w:sz="0" w:space="0"/>
+            <w:bottom w:val="none" w:color="auto" w:sz="0" w:space="0"/>
+            <w:right w:val="none" w:color="auto" w:sz="0" w:space="0"/>
+            <w:insideH w:val="none" w:color="auto" w:sz="0" w:space="0"/>
+            <w:insideV w:val="none" w:color="auto" w:sz="0" w:space="0"/>
+          </w:tblBorders>
           <w:tblCellMar>
             <w:top w:w="0" w:type="dxa"/>
             <w:left w:w="108" w:type="dxa"/>
@@ -650,7 +660,7 @@
           </w:tblCellMar>
         </w:tblPrEx>
         <w:trPr>
-          <w:trHeight w:val="635"/>
+          <w:trHeight w:val="635" w:hRule="atLeast"/>
           <w:jc w:val="center"/>
         </w:trPr>
         <w:tc>
@@ -701,7 +711,7 @@
             </w:r>
             <w:r>
               <w:rPr>
-                <w:rFonts w:asciiTheme="minorAscii" w:eastAsiaTheme="minorEastAsia" w:hAnsiTheme="minorAscii" w:hint="eastAsia"/>
+                <w:rFonts w:hint="eastAsia" w:asciiTheme="minorAscii" w:hAnsiTheme="minorAscii" w:eastAsiaTheme="minorEastAsia"/>
                 <w:spacing w:val="227"/>
                 <w:sz w:val="21"/>
                 <w:vertAlign w:val="baseline"/>
@@ -755,7 +765,7 @@
             </w:r>
             <w:r>
               <w:rPr>
-                <w:rFonts w:asciiTheme="minorAscii" w:eastAsiaTheme="minorEastAsia" w:hAnsiTheme="minorAscii" w:hint="eastAsia"/>
+                <w:rFonts w:hint="eastAsia" w:asciiTheme="minorAscii" w:hAnsiTheme="minorAscii" w:eastAsiaTheme="minorEastAsia"/>
                 <w:spacing w:val="227"/>
                 <w:sz w:val="21"/>
                 <w:vertAlign w:val="baseline"/>
@@ -816,14 +826,14 @@
         <w:ind w:left="3634"/>
         <w:textAlignment w:val="baseline"/>
         <w:rPr>
-          <w:rFonts w:ascii="宋体" w:eastAsia="宋体" w:hAnsi="宋体" w:cs="宋体"/>
+          <w:rFonts w:ascii="宋体" w:hAnsi="宋体" w:eastAsia="宋体" w:cs="宋体"/>
           <w:sz w:val="31"/>
           <w:szCs w:val="31"/>
         </w:rPr>
       </w:pPr>
       <w:r>
         <w:rPr>
-          <w:rFonts w:ascii="宋体" w:eastAsia="宋体" w:hAnsi="宋体" w:cs="宋体"/>
+          <w:rFonts w:ascii="宋体" w:hAnsi="宋体" w:eastAsia="宋体" w:cs="宋体"/>
           <w:b/>
           <w:bCs/>
           <w:spacing w:val="4"/>
@@ -835,16 +845,16 @@
     </w:p>
     <w:tbl>
       <w:tblPr>
-        <w:tblStyle w:val="TableNormal0"/>
+        <w:tblStyle w:val="26"/>
         <w:tblW w:w="8214" w:type="dxa"/>
         <w:jc w:val="center"/>
         <w:tblBorders>
-          <w:top w:val="single" w:sz="2" w:space="0" w:color="000000"/>
-          <w:left w:val="single" w:sz="2" w:space="0" w:color="000000"/>
-          <w:bottom w:val="single" w:sz="2" w:space="0" w:color="000000"/>
-          <w:right w:val="single" w:sz="2" w:space="0" w:color="000000"/>
-          <w:insideH w:val="single" w:sz="2" w:space="0" w:color="000000"/>
-          <w:insideV w:val="single" w:sz="2" w:space="0" w:color="000000"/>
+          <w:top w:val="single" w:color="000000" w:sz="2" w:space="0"/>
+          <w:left w:val="single" w:color="000000" w:sz="2" w:space="0"/>
+          <w:bottom w:val="single" w:color="000000" w:sz="2" w:space="0"/>
+          <w:right w:val="single" w:color="000000" w:sz="2" w:space="0"/>
+          <w:insideH w:val="single" w:color="000000" w:sz="2" w:space="0"/>
+          <w:insideV w:val="single" w:color="000000" w:sz="2" w:space="0"/>
         </w:tblBorders>
         <w:tblLayout w:type="fixed"/>
         <w:tblCellMar>
@@ -864,17 +874,14 @@
       </w:tblGrid>
       <w:tr>
         <w:tblPrEx>
-          <w:tblW w:w="8214" w:type="dxa"/>
-          <w:jc w:val="center"/>
           <w:tblBorders>
-            <w:top w:val="single" w:sz="2" w:space="0" w:color="000000"/>
-            <w:left w:val="single" w:sz="2" w:space="0" w:color="000000"/>
-            <w:bottom w:val="single" w:sz="2" w:space="0" w:color="000000"/>
-            <w:right w:val="single" w:sz="2" w:space="0" w:color="000000"/>
-            <w:insideH w:val="single" w:sz="2" w:space="0" w:color="000000"/>
-            <w:insideV w:val="single" w:sz="2" w:space="0" w:color="000000"/>
+            <w:top w:val="single" w:color="000000" w:sz="2" w:space="0"/>
+            <w:left w:val="single" w:color="000000" w:sz="2" w:space="0"/>
+            <w:bottom w:val="single" w:color="000000" w:sz="2" w:space="0"/>
+            <w:right w:val="single" w:color="000000" w:sz="2" w:space="0"/>
+            <w:insideH w:val="single" w:color="000000" w:sz="2" w:space="0"/>
+            <w:insideV w:val="single" w:color="000000" w:sz="2" w:space="0"/>
           </w:tblBorders>
-          <w:tblLayout w:type="fixed"/>
           <w:tblCellMar>
             <w:top w:w="0" w:type="dxa"/>
             <w:left w:w="0" w:type="dxa"/>
@@ -883,7 +890,7 @@
           </w:tblCellMar>
         </w:tblPrEx>
         <w:trPr>
-          <w:trHeight w:val="593"/>
+          <w:trHeight w:val="593" w:hRule="atLeast"/>
           <w:jc w:val="center"/>
         </w:trPr>
         <w:tc>
@@ -906,18 +913,18 @@
               <w:adjustRightInd w:val="0"/>
               <w:snapToGrid w:val="0"/>
               <w:spacing w:before="176" w:line="228" w:lineRule="auto"/>
-              <w:ind w:left="0" w:right="0" w:firstLine="0" w:leftChars="0" w:rightChars="0" w:firstLineChars="0"/>
+              <w:ind w:left="0" w:leftChars="0" w:right="0" w:rightChars="0" w:firstLine="0" w:firstLineChars="0"/>
               <w:jc w:val="center"/>
               <w:textAlignment w:val="baseline"/>
               <w:rPr>
-                <w:rFonts w:ascii="宋体" w:eastAsia="宋体" w:hAnsi="宋体" w:cs="宋体"/>
+                <w:rFonts w:ascii="宋体" w:hAnsi="宋体" w:eastAsia="宋体" w:cs="宋体"/>
                 <w:sz w:val="20"/>
                 <w:szCs w:val="20"/>
               </w:rPr>
             </w:pPr>
             <w:r>
               <w:rPr>
-                <w:rFonts w:ascii="宋体" w:hAnsi="宋体" w:cs="宋体" w:hint="eastAsia"/>
+                <w:rFonts w:hint="eastAsia" w:ascii="宋体" w:hAnsi="宋体" w:cs="宋体"/>
                 <w:spacing w:val="-14"/>
                 <w:sz w:val="20"/>
                 <w:szCs w:val="20"/>
@@ -927,7 +934,7 @@
             </w:r>
             <w:r>
               <w:rPr>
-                <w:rFonts w:ascii="宋体" w:eastAsia="宋体" w:hAnsi="宋体" w:cs="宋体"/>
+                <w:rFonts w:ascii="宋体" w:hAnsi="宋体" w:eastAsia="宋体" w:cs="宋体"/>
                 <w:spacing w:val="-14"/>
                 <w:sz w:val="20"/>
                 <w:szCs w:val="20"/>
@@ -956,18 +963,18 @@
               <w:adjustRightInd w:val="0"/>
               <w:snapToGrid w:val="0"/>
               <w:spacing w:before="175" w:line="227" w:lineRule="auto"/>
-              <w:ind w:left="0" w:right="0" w:firstLine="0" w:leftChars="0" w:rightChars="0" w:firstLineChars="0"/>
+              <w:ind w:left="0" w:leftChars="0" w:right="0" w:rightChars="0" w:firstLine="0" w:firstLineChars="0"/>
               <w:jc w:val="center"/>
               <w:textAlignment w:val="baseline"/>
               <w:rPr>
-                <w:rFonts w:ascii="宋体" w:eastAsia="宋体" w:hAnsi="宋体" w:cs="宋体"/>
+                <w:rFonts w:ascii="宋体" w:hAnsi="宋体" w:eastAsia="宋体" w:cs="宋体"/>
                 <w:sz w:val="20"/>
                 <w:szCs w:val="20"/>
               </w:rPr>
             </w:pPr>
             <w:r>
               <w:rPr>
-                <w:rFonts w:ascii="宋体" w:eastAsia="宋体" w:hAnsi="宋体" w:cs="宋体"/>
+                <w:rFonts w:ascii="宋体" w:hAnsi="宋体" w:eastAsia="宋体" w:cs="宋体"/>
                 <w:spacing w:val="4"/>
                 <w:sz w:val="20"/>
                 <w:szCs w:val="20"/>
@@ -996,18 +1003,18 @@
               <w:adjustRightInd w:val="0"/>
               <w:snapToGrid w:val="0"/>
               <w:spacing w:before="175" w:line="228" w:lineRule="auto"/>
-              <w:ind w:left="0" w:right="0" w:firstLine="0" w:leftChars="0" w:rightChars="0" w:firstLineChars="0"/>
+              <w:ind w:left="0" w:leftChars="0" w:right="0" w:rightChars="0" w:firstLine="0" w:firstLineChars="0"/>
               <w:jc w:val="center"/>
               <w:textAlignment w:val="baseline"/>
               <w:rPr>
-                <w:rFonts w:ascii="宋体" w:eastAsia="宋体" w:hAnsi="宋体" w:cs="宋体"/>
+                <w:rFonts w:ascii="宋体" w:hAnsi="宋体" w:eastAsia="宋体" w:cs="宋体"/>
                 <w:sz w:val="20"/>
                 <w:szCs w:val="20"/>
               </w:rPr>
             </w:pPr>
             <w:r>
               <w:rPr>
-                <w:rFonts w:ascii="宋体" w:eastAsia="宋体" w:hAnsi="宋体" w:cs="宋体"/>
+                <w:rFonts w:ascii="宋体" w:hAnsi="宋体" w:eastAsia="宋体" w:cs="宋体"/>
                 <w:spacing w:val="7"/>
                 <w:sz w:val="20"/>
                 <w:szCs w:val="20"/>
@@ -1036,11 +1043,11 @@
               <w:adjustRightInd w:val="0"/>
               <w:snapToGrid w:val="0"/>
               <w:spacing w:before="175" w:line="228" w:lineRule="auto"/>
-              <w:ind w:left="0" w:right="0" w:firstLine="0" w:leftChars="0" w:rightChars="0" w:firstLineChars="0"/>
+              <w:ind w:left="0" w:leftChars="0" w:right="0" w:rightChars="0" w:firstLine="0" w:firstLineChars="0"/>
               <w:jc w:val="center"/>
               <w:textAlignment w:val="baseline"/>
               <w:rPr>
-                <w:rFonts w:ascii="宋体" w:eastAsia="宋体" w:hAnsi="宋体" w:cs="宋体" w:hint="eastAsia"/>
+                <w:rFonts w:hint="eastAsia" w:ascii="宋体" w:hAnsi="宋体" w:eastAsia="宋体" w:cs="宋体"/>
                 <w:spacing w:val="7"/>
                 <w:sz w:val="20"/>
                 <w:szCs w:val="20"/>
@@ -1049,7 +1056,7 @@
             </w:pPr>
             <w:r>
               <w:rPr>
-                <w:rFonts w:ascii="宋体" w:hAnsi="宋体" w:cs="宋体" w:hint="eastAsia"/>
+                <w:rFonts w:hint="eastAsia" w:ascii="宋体" w:hAnsi="宋体" w:cs="宋体"/>
                 <w:spacing w:val="7"/>
                 <w:sz w:val="20"/>
                 <w:szCs w:val="20"/>
@@ -1079,11 +1086,11 @@
               <w:adjustRightInd w:val="0"/>
               <w:snapToGrid w:val="0"/>
               <w:spacing w:before="175" w:line="228" w:lineRule="auto"/>
-              <w:ind w:left="0" w:right="0" w:firstLine="0" w:leftChars="0" w:rightChars="0" w:firstLineChars="0"/>
+              <w:ind w:left="0" w:leftChars="0" w:right="0" w:rightChars="0" w:firstLine="0" w:firstLineChars="0"/>
               <w:jc w:val="center"/>
               <w:textAlignment w:val="baseline"/>
               <w:rPr>
-                <w:rFonts w:ascii="宋体" w:hAnsi="宋体" w:cs="宋体" w:hint="default"/>
+                <w:rFonts w:hint="default" w:ascii="宋体" w:hAnsi="宋体" w:cs="宋体"/>
                 <w:spacing w:val="7"/>
                 <w:sz w:val="20"/>
                 <w:szCs w:val="20"/>
@@ -1092,7 +1099,7 @@
             </w:pPr>
             <w:r>
               <w:rPr>
-                <w:rFonts w:ascii="宋体" w:hAnsi="宋体" w:cs="宋体" w:hint="eastAsia"/>
+                <w:rFonts w:hint="eastAsia" w:ascii="宋体" w:hAnsi="宋体" w:cs="宋体"/>
                 <w:spacing w:val="7"/>
                 <w:sz w:val="20"/>
                 <w:szCs w:val="20"/>
@@ -1122,18 +1129,18 @@
               <w:adjustRightInd w:val="0"/>
               <w:snapToGrid w:val="0"/>
               <w:spacing w:before="176" w:line="229" w:lineRule="auto"/>
-              <w:ind w:left="0" w:right="0" w:firstLine="0" w:leftChars="0" w:rightChars="0" w:firstLineChars="0"/>
+              <w:ind w:left="0" w:leftChars="0" w:right="0" w:rightChars="0" w:firstLine="0" w:firstLineChars="0"/>
               <w:jc w:val="center"/>
               <w:textAlignment w:val="baseline"/>
               <w:rPr>
-                <w:rFonts w:ascii="宋体" w:eastAsia="宋体" w:hAnsi="宋体" w:cs="宋体"/>
+                <w:rFonts w:ascii="宋体" w:hAnsi="宋体" w:eastAsia="宋体" w:cs="宋体"/>
                 <w:sz w:val="20"/>
                 <w:szCs w:val="20"/>
               </w:rPr>
             </w:pPr>
             <w:r>
               <w:rPr>
-                <w:rFonts w:ascii="宋体" w:eastAsia="宋体" w:hAnsi="宋体" w:cs="宋体"/>
+                <w:rFonts w:ascii="宋体" w:hAnsi="宋体" w:eastAsia="宋体" w:cs="宋体"/>
                 <w:spacing w:val="7"/>
                 <w:sz w:val="20"/>
                 <w:szCs w:val="20"/>
@@ -1145,9 +1152,14 @@
       </w:tr>
       <w:tr>
         <w:tblPrEx>
-          <w:tblW w:w="8214" w:type="dxa"/>
-          <w:jc w:val="center"/>
-          <w:tblLayout w:type="fixed"/>
+          <w:tblBorders>
+            <w:top w:val="single" w:color="000000" w:sz="2" w:space="0"/>
+            <w:left w:val="single" w:color="000000" w:sz="2" w:space="0"/>
+            <w:bottom w:val="single" w:color="000000" w:sz="2" w:space="0"/>
+            <w:right w:val="single" w:color="000000" w:sz="2" w:space="0"/>
+            <w:insideH w:val="single" w:color="000000" w:sz="2" w:space="0"/>
+            <w:insideV w:val="single" w:color="000000" w:sz="2" w:space="0"/>
+          </w:tblBorders>
           <w:tblCellMar>
             <w:top w:w="0" w:type="dxa"/>
             <w:left w:w="0" w:type="dxa"/>
@@ -1156,7 +1168,7 @@
           </w:tblCellMar>
         </w:tblPrEx>
         <w:trPr>
-          <w:trHeight w:val="516"/>
+          <w:trHeight w:val="516" w:hRule="atLeast"/>
           <w:jc w:val="center"/>
         </w:trPr>
         <w:tc>
@@ -1179,11 +1191,11 @@
               <w:adjustRightInd w:val="0"/>
               <w:snapToGrid w:val="0"/>
               <w:spacing w:before="173" w:line="267" w:lineRule="exact"/>
-              <w:ind w:left="0" w:right="0" w:firstLine="0" w:leftChars="0" w:rightChars="0" w:firstLineChars="0"/>
+              <w:ind w:left="0" w:leftChars="0" w:right="0" w:rightChars="0" w:firstLine="0" w:firstLineChars="0"/>
               <w:jc w:val="center"/>
               <w:textAlignment w:val="baseline"/>
               <w:rPr>
-                <w:rFonts w:ascii="宋体" w:eastAsia="宋体" w:hAnsi="宋体" w:cs="宋体" w:hint="default"/>
+                <w:rFonts w:hint="default" w:ascii="宋体" w:hAnsi="宋体" w:eastAsia="宋体" w:cs="宋体"/>
                 <w:sz w:val="20"/>
                 <w:szCs w:val="20"/>
                 <w:lang w:val="en-US"/>
@@ -1191,7 +1203,7 @@
             </w:pPr>
             <w:r>
               <w:rPr>
-                <w:rFonts w:ascii="宋体" w:eastAsia="宋体" w:hAnsi="宋体" w:cs="宋体"/>
+                <w:rFonts w:ascii="宋体" w:hAnsi="宋体" w:eastAsia="宋体" w:cs="宋体"/>
                 <w:spacing w:val="3"/>
                 <w:position w:val="1"/>
                 <w:sz w:val="20"/>
@@ -1201,7 +1213,7 @@
             </w:r>
             <w:r>
               <w:rPr>
-                <w:rFonts w:ascii="宋体" w:hAnsi="宋体" w:cs="宋体" w:hint="eastAsia"/>
+                <w:rFonts w:hint="eastAsia" w:ascii="宋体" w:hAnsi="宋体" w:cs="宋体"/>
                 <w:spacing w:val="3"/>
                 <w:position w:val="1"/>
                 <w:sz w:val="20"/>
@@ -1212,7 +1224,7 @@
             </w:r>
             <w:r>
               <w:rPr>
-                <w:rFonts w:ascii="宋体" w:eastAsia="宋体" w:hAnsi="宋体" w:cs="宋体"/>
+                <w:rFonts w:ascii="宋体" w:hAnsi="宋体" w:eastAsia="宋体" w:cs="宋体"/>
                 <w:spacing w:val="3"/>
                 <w:position w:val="1"/>
                 <w:sz w:val="20"/>
@@ -1222,7 +1234,7 @@
             </w:r>
             <w:r>
               <w:rPr>
-                <w:rFonts w:ascii="宋体" w:hAnsi="宋体" w:cs="宋体" w:hint="eastAsia"/>
+                <w:rFonts w:hint="eastAsia" w:ascii="宋体" w:hAnsi="宋体" w:cs="宋体"/>
                 <w:spacing w:val="3"/>
                 <w:position w:val="1"/>
                 <w:sz w:val="20"/>
@@ -1253,18 +1265,18 @@
               <w:adjustRightInd w:val="0"/>
               <w:snapToGrid w:val="0"/>
               <w:spacing w:before="173" w:line="267" w:lineRule="exact"/>
-              <w:ind w:left="0" w:right="0" w:firstLine="0" w:leftChars="0" w:rightChars="0" w:firstLineChars="0"/>
+              <w:ind w:left="0" w:leftChars="0" w:right="0" w:rightChars="0" w:firstLine="0" w:firstLineChars="0"/>
               <w:jc w:val="center"/>
               <w:textAlignment w:val="baseline"/>
               <w:rPr>
-                <w:rFonts w:ascii="宋体" w:eastAsia="宋体" w:hAnsi="宋体" w:cs="宋体"/>
+                <w:rFonts w:ascii="宋体" w:hAnsi="宋体" w:eastAsia="宋体" w:cs="宋体"/>
                 <w:sz w:val="20"/>
                 <w:szCs w:val="20"/>
               </w:rPr>
             </w:pPr>
             <w:r>
               <w:rPr>
-                <w:rFonts w:ascii="宋体" w:eastAsia="宋体" w:hAnsi="宋体" w:cs="宋体"/>
+                <w:rFonts w:ascii="宋体" w:hAnsi="宋体" w:eastAsia="宋体" w:cs="宋体"/>
                 <w:spacing w:val="4"/>
                 <w:position w:val="1"/>
                 <w:sz w:val="20"/>
@@ -1294,18 +1306,18 @@
               <w:adjustRightInd w:val="0"/>
               <w:snapToGrid w:val="0"/>
               <w:spacing w:before="172" w:line="228" w:lineRule="auto"/>
-              <w:ind w:left="0" w:right="0" w:firstLine="0" w:leftChars="0" w:rightChars="0" w:firstLineChars="0"/>
+              <w:ind w:left="0" w:leftChars="0" w:right="0" w:rightChars="0" w:firstLine="0" w:firstLineChars="0"/>
               <w:jc w:val="center"/>
               <w:textAlignment w:val="baseline"/>
               <w:rPr>
-                <w:rFonts w:ascii="宋体" w:eastAsia="宋体" w:hAnsi="宋体" w:cs="宋体"/>
+                <w:rFonts w:ascii="宋体" w:hAnsi="宋体" w:eastAsia="宋体" w:cs="宋体"/>
                 <w:sz w:val="20"/>
                 <w:szCs w:val="20"/>
               </w:rPr>
             </w:pPr>
             <w:r>
               <w:rPr>
-                <w:rFonts w:ascii="宋体" w:eastAsia="宋体" w:hAnsi="宋体" w:cs="宋体"/>
+                <w:rFonts w:ascii="宋体" w:hAnsi="宋体" w:eastAsia="宋体" w:cs="宋体"/>
                 <w:spacing w:val="200"/>
                 <w:kern w:val="0"/>
                 <w:sz w:val="20"/>
@@ -1315,7 +1327,7 @@
             </w:r>
             <w:r>
               <w:rPr>
-                <w:rFonts w:ascii="宋体" w:eastAsia="宋体" w:hAnsi="宋体" w:cs="宋体"/>
+                <w:rFonts w:ascii="宋体" w:hAnsi="宋体" w:eastAsia="宋体" w:cs="宋体"/>
                 <w:spacing w:val="0"/>
                 <w:kern w:val="0"/>
                 <w:sz w:val="20"/>
@@ -1345,11 +1357,11 @@
               <w:adjustRightInd w:val="0"/>
               <w:snapToGrid w:val="0"/>
               <w:spacing w:before="173" w:line="229" w:lineRule="auto"/>
-              <w:ind w:left="0" w:right="0" w:firstLine="0" w:leftChars="0" w:rightChars="0" w:firstLineChars="0"/>
+              <w:ind w:left="0" w:leftChars="0" w:right="0" w:rightChars="0" w:firstLine="0" w:firstLineChars="0"/>
               <w:jc w:val="center"/>
               <w:textAlignment w:val="baseline"/>
               <w:rPr>
-                <w:rFonts w:ascii="宋体" w:eastAsia="宋体" w:hAnsi="宋体" w:cs="宋体"/>
+                <w:rFonts w:ascii="宋体" w:hAnsi="宋体" w:eastAsia="宋体" w:cs="宋体"/>
                 <w:spacing w:val="200"/>
                 <w:kern w:val="0"/>
                 <w:sz w:val="20"/>
@@ -1358,7 +1370,7 @@
             </w:pPr>
             <w:r>
               <w:rPr>
-                <w:rFonts w:asciiTheme="minorAscii" w:eastAsiaTheme="minorEastAsia" w:hAnsiTheme="minorAscii" w:hint="eastAsia"/>
+                <w:rFonts w:hint="eastAsia" w:asciiTheme="minorAscii" w:hAnsiTheme="minorAscii" w:eastAsiaTheme="minorEastAsia"/>
                 <w:spacing w:val="0"/>
                 <w:kern w:val="0"/>
                 <w:sz w:val="21"/>
@@ -1389,11 +1401,11 @@
               <w:adjustRightInd w:val="0"/>
               <w:snapToGrid w:val="0"/>
               <w:spacing w:before="172" w:line="228" w:lineRule="auto"/>
-              <w:ind w:left="0" w:right="0" w:firstLine="0" w:leftChars="0" w:rightChars="0" w:firstLineChars="0"/>
+              <w:ind w:left="0" w:leftChars="0" w:right="0" w:rightChars="0" w:firstLine="0" w:firstLineChars="0"/>
               <w:jc w:val="center"/>
               <w:textAlignment w:val="baseline"/>
               <w:rPr>
-                <w:rFonts w:ascii="宋体" w:eastAsia="宋体" w:hAnsi="宋体" w:cs="宋体"/>
+                <w:rFonts w:ascii="宋体" w:hAnsi="宋体" w:eastAsia="宋体" w:cs="宋体"/>
                 <w:spacing w:val="200"/>
                 <w:kern w:val="0"/>
                 <w:sz w:val="20"/>
@@ -1402,7 +1414,7 @@
             </w:pPr>
             <w:r>
               <w:rPr>
-                <w:rFonts w:ascii="宋体" w:eastAsia="宋体" w:hAnsi="宋体" w:cs="宋体" w:hint="eastAsia"/>
+                <w:rFonts w:hint="eastAsia" w:ascii="宋体" w:hAnsi="宋体" w:eastAsia="宋体" w:cs="宋体"/>
                 <w:spacing w:val="200"/>
                 <w:kern w:val="0"/>
                 <w:sz w:val="20"/>
@@ -1412,7 +1424,7 @@
             </w:r>
             <w:r>
               <w:rPr>
-                <w:rFonts w:asciiTheme="minorAscii" w:eastAsiaTheme="minorEastAsia" w:hAnsiTheme="minorAscii" w:hint="eastAsia"/>
+                <w:rFonts w:hint="eastAsia" w:asciiTheme="minorAscii" w:hAnsiTheme="minorAscii" w:eastAsiaTheme="minorEastAsia"/>
                 <w:spacing w:val="0"/>
                 <w:kern w:val="0"/>
                 <w:sz w:val="21"/>
@@ -1443,18 +1455,18 @@
               <w:adjustRightInd w:val="0"/>
               <w:snapToGrid w:val="0"/>
               <w:spacing w:before="173" w:line="229" w:lineRule="auto"/>
-              <w:ind w:left="0" w:right="0" w:firstLine="0" w:leftChars="0" w:rightChars="0" w:firstLineChars="0"/>
+              <w:ind w:left="0" w:leftChars="0" w:right="0" w:rightChars="0" w:firstLine="0" w:firstLineChars="0"/>
               <w:jc w:val="center"/>
               <w:textAlignment w:val="baseline"/>
               <w:rPr>
-                <w:rFonts w:ascii="宋体" w:eastAsia="宋体" w:hAnsi="宋体" w:cs="宋体"/>
+                <w:rFonts w:ascii="宋体" w:hAnsi="宋体" w:eastAsia="宋体" w:cs="宋体"/>
                 <w:sz w:val="20"/>
                 <w:szCs w:val="20"/>
               </w:rPr>
             </w:pPr>
             <w:r>
               <w:rPr>
-                <w:rFonts w:asciiTheme="minorAscii" w:eastAsiaTheme="minorEastAsia" w:hAnsiTheme="minorAscii" w:hint="eastAsia"/>
+                <w:rFonts w:hint="eastAsia" w:asciiTheme="minorAscii" w:hAnsiTheme="minorAscii" w:eastAsiaTheme="minorEastAsia"/>
                 <w:spacing w:val="0"/>
                 <w:kern w:val="0"/>
                 <w:sz w:val="21"/>
@@ -1468,9 +1480,14 @@
       </w:tr>
       <w:tr>
         <w:tblPrEx>
-          <w:tblW w:w="8214" w:type="dxa"/>
-          <w:jc w:val="center"/>
-          <w:tblLayout w:type="fixed"/>
+          <w:tblBorders>
+            <w:top w:val="single" w:color="000000" w:sz="2" w:space="0"/>
+            <w:left w:val="single" w:color="000000" w:sz="2" w:space="0"/>
+            <w:bottom w:val="single" w:color="000000" w:sz="2" w:space="0"/>
+            <w:right w:val="single" w:color="000000" w:sz="2" w:space="0"/>
+            <w:insideH w:val="single" w:color="000000" w:sz="2" w:space="0"/>
+            <w:insideV w:val="single" w:color="000000" w:sz="2" w:space="0"/>
+          </w:tblBorders>
           <w:tblCellMar>
             <w:top w:w="0" w:type="dxa"/>
             <w:left w:w="0" w:type="dxa"/>
@@ -1479,7 +1496,7 @@
           </w:tblCellMar>
         </w:tblPrEx>
         <w:trPr>
-          <w:trHeight w:val="556"/>
+          <w:trHeight w:val="556" w:hRule="atLeast"/>
           <w:jc w:val="center"/>
         </w:trPr>
         <w:tc>
@@ -1488,7 +1505,7 @@
           </w:tcPr>
           <w:p>
             <w:pPr>
-              <w:pStyle w:val="TableText"/>
+              <w:pStyle w:val="27"/>
               <w:keepNext w:val="0"/>
               <w:keepLines w:val="0"/>
               <w:pageBreakBefore w:val="0"/>
@@ -1502,7 +1519,7 @@
               <w:bidi w:val="0"/>
               <w:adjustRightInd w:val="0"/>
               <w:snapToGrid w:val="0"/>
-              <w:ind w:left="0" w:right="0" w:firstLine="0" w:leftChars="0" w:rightChars="0" w:firstLineChars="0"/>
+              <w:ind w:left="0" w:leftChars="0" w:right="0" w:rightChars="0" w:firstLine="0" w:firstLineChars="0"/>
               <w:jc w:val="center"/>
               <w:textAlignment w:val="baseline"/>
             </w:pPr>
@@ -1514,7 +1531,7 @@
           </w:tcPr>
           <w:p>
             <w:pPr>
-              <w:pStyle w:val="TableText"/>
+              <w:pStyle w:val="27"/>
               <w:keepNext w:val="0"/>
               <w:keepLines w:val="0"/>
               <w:pageBreakBefore w:val="0"/>
@@ -1528,7 +1545,7 @@
               <w:bidi w:val="0"/>
               <w:adjustRightInd w:val="0"/>
               <w:snapToGrid w:val="0"/>
-              <w:ind w:left="0" w:right="0" w:firstLine="0" w:leftChars="0" w:rightChars="0" w:firstLineChars="0"/>
+              <w:ind w:left="0" w:leftChars="0" w:right="0" w:rightChars="0" w:firstLine="0" w:firstLineChars="0"/>
               <w:jc w:val="center"/>
               <w:textAlignment w:val="baseline"/>
             </w:pPr>
@@ -1540,7 +1557,7 @@
           </w:tcPr>
           <w:p>
             <w:pPr>
-              <w:pStyle w:val="TableText"/>
+              <w:pStyle w:val="27"/>
               <w:keepNext w:val="0"/>
               <w:keepLines w:val="0"/>
               <w:pageBreakBefore w:val="0"/>
@@ -1554,7 +1571,7 @@
               <w:bidi w:val="0"/>
               <w:adjustRightInd w:val="0"/>
               <w:snapToGrid w:val="0"/>
-              <w:ind w:left="0" w:right="0" w:firstLine="0" w:leftChars="0" w:rightChars="0" w:firstLineChars="0"/>
+              <w:ind w:left="0" w:leftChars="0" w:right="0" w:rightChars="0" w:firstLine="0" w:firstLineChars="0"/>
               <w:jc w:val="center"/>
               <w:textAlignment w:val="baseline"/>
             </w:pPr>
@@ -1566,7 +1583,7 @@
           </w:tcPr>
           <w:p>
             <w:pPr>
-              <w:pStyle w:val="TableText"/>
+              <w:pStyle w:val="27"/>
               <w:keepNext w:val="0"/>
               <w:keepLines w:val="0"/>
               <w:pageBreakBefore w:val="0"/>
@@ -1580,7 +1597,7 @@
               <w:bidi w:val="0"/>
               <w:adjustRightInd w:val="0"/>
               <w:snapToGrid w:val="0"/>
-              <w:ind w:left="0" w:right="0" w:firstLine="0" w:leftChars="0" w:rightChars="0" w:firstLineChars="0"/>
+              <w:ind w:left="0" w:leftChars="0" w:right="0" w:rightChars="0" w:firstLine="0" w:firstLineChars="0"/>
               <w:jc w:val="center"/>
               <w:textAlignment w:val="baseline"/>
             </w:pPr>
@@ -1592,7 +1609,7 @@
           </w:tcPr>
           <w:p>
             <w:pPr>
-              <w:pStyle w:val="TableText"/>
+              <w:pStyle w:val="27"/>
               <w:keepNext w:val="0"/>
               <w:keepLines w:val="0"/>
               <w:pageBreakBefore w:val="0"/>
@@ -1606,7 +1623,7 @@
               <w:bidi w:val="0"/>
               <w:adjustRightInd w:val="0"/>
               <w:snapToGrid w:val="0"/>
-              <w:ind w:left="0" w:right="0" w:firstLine="0" w:leftChars="0" w:rightChars="0" w:firstLineChars="0"/>
+              <w:ind w:left="0" w:leftChars="0" w:right="0" w:rightChars="0" w:firstLine="0" w:firstLineChars="0"/>
               <w:jc w:val="center"/>
               <w:textAlignment w:val="baseline"/>
             </w:pPr>
@@ -1618,7 +1635,7 @@
           </w:tcPr>
           <w:p>
             <w:pPr>
-              <w:pStyle w:val="TableText"/>
+              <w:pStyle w:val="27"/>
               <w:keepNext w:val="0"/>
               <w:keepLines w:val="0"/>
               <w:pageBreakBefore w:val="0"/>
@@ -1632,7 +1649,7 @@
               <w:bidi w:val="0"/>
               <w:adjustRightInd w:val="0"/>
               <w:snapToGrid w:val="0"/>
-              <w:ind w:left="0" w:right="0" w:firstLine="0" w:leftChars="0" w:rightChars="0" w:firstLineChars="0"/>
+              <w:ind w:left="0" w:leftChars="0" w:right="0" w:rightChars="0" w:firstLine="0" w:firstLineChars="0"/>
               <w:jc w:val="center"/>
               <w:textAlignment w:val="baseline"/>
             </w:pPr>
@@ -1641,9 +1658,14 @@
       </w:tr>
       <w:tr>
         <w:tblPrEx>
-          <w:tblW w:w="8214" w:type="dxa"/>
-          <w:jc w:val="center"/>
-          <w:tblLayout w:type="fixed"/>
+          <w:tblBorders>
+            <w:top w:val="single" w:color="000000" w:sz="2" w:space="0"/>
+            <w:left w:val="single" w:color="000000" w:sz="2" w:space="0"/>
+            <w:bottom w:val="single" w:color="000000" w:sz="2" w:space="0"/>
+            <w:right w:val="single" w:color="000000" w:sz="2" w:space="0"/>
+            <w:insideH w:val="single" w:color="000000" w:sz="2" w:space="0"/>
+            <w:insideV w:val="single" w:color="000000" w:sz="2" w:space="0"/>
+          </w:tblBorders>
           <w:tblCellMar>
             <w:top w:w="0" w:type="dxa"/>
             <w:left w:w="0" w:type="dxa"/>
@@ -1652,7 +1674,7 @@
           </w:tblCellMar>
         </w:tblPrEx>
         <w:trPr>
-          <w:trHeight w:val="556"/>
+          <w:trHeight w:val="556" w:hRule="atLeast"/>
           <w:jc w:val="center"/>
         </w:trPr>
         <w:tc>
@@ -1661,7 +1683,7 @@
           </w:tcPr>
           <w:p>
             <w:pPr>
-              <w:pStyle w:val="TableText"/>
+              <w:pStyle w:val="27"/>
               <w:keepNext w:val="0"/>
               <w:keepLines w:val="0"/>
               <w:pageBreakBefore w:val="0"/>
@@ -1675,7 +1697,7 @@
               <w:bidi w:val="0"/>
               <w:adjustRightInd w:val="0"/>
               <w:snapToGrid w:val="0"/>
-              <w:ind w:left="0" w:right="0" w:firstLine="0" w:leftChars="0" w:rightChars="0" w:firstLineChars="0"/>
+              <w:ind w:left="0" w:leftChars="0" w:right="0" w:rightChars="0" w:firstLine="0" w:firstLineChars="0"/>
               <w:jc w:val="center"/>
               <w:textAlignment w:val="baseline"/>
             </w:pPr>
@@ -1687,7 +1709,7 @@
           </w:tcPr>
           <w:p>
             <w:pPr>
-              <w:pStyle w:val="TableText"/>
+              <w:pStyle w:val="27"/>
               <w:keepNext w:val="0"/>
               <w:keepLines w:val="0"/>
               <w:pageBreakBefore w:val="0"/>
@@ -1701,7 +1723,7 @@
               <w:bidi w:val="0"/>
               <w:adjustRightInd w:val="0"/>
               <w:snapToGrid w:val="0"/>
-              <w:ind w:left="0" w:right="0" w:firstLine="0" w:leftChars="0" w:rightChars="0" w:firstLineChars="0"/>
+              <w:ind w:left="0" w:leftChars="0" w:right="0" w:rightChars="0" w:firstLine="0" w:firstLineChars="0"/>
               <w:jc w:val="center"/>
               <w:textAlignment w:val="baseline"/>
             </w:pPr>
@@ -1713,7 +1735,7 @@
           </w:tcPr>
           <w:p>
             <w:pPr>
-              <w:pStyle w:val="TableText"/>
+              <w:pStyle w:val="27"/>
               <w:keepNext w:val="0"/>
               <w:keepLines w:val="0"/>
               <w:pageBreakBefore w:val="0"/>
@@ -1727,7 +1749,7 @@
               <w:bidi w:val="0"/>
               <w:adjustRightInd w:val="0"/>
               <w:snapToGrid w:val="0"/>
-              <w:ind w:left="0" w:right="0" w:firstLine="0" w:leftChars="0" w:rightChars="0" w:firstLineChars="0"/>
+              <w:ind w:left="0" w:leftChars="0" w:right="0" w:rightChars="0" w:firstLine="0" w:firstLineChars="0"/>
               <w:jc w:val="center"/>
               <w:textAlignment w:val="baseline"/>
             </w:pPr>
@@ -1739,7 +1761,7 @@
           </w:tcPr>
           <w:p>
             <w:pPr>
-              <w:pStyle w:val="TableText"/>
+              <w:pStyle w:val="27"/>
               <w:keepNext w:val="0"/>
               <w:keepLines w:val="0"/>
               <w:pageBreakBefore w:val="0"/>
@@ -1753,7 +1775,7 @@
               <w:bidi w:val="0"/>
               <w:adjustRightInd w:val="0"/>
               <w:snapToGrid w:val="0"/>
-              <w:ind w:left="0" w:right="0" w:firstLine="0" w:leftChars="0" w:rightChars="0" w:firstLineChars="0"/>
+              <w:ind w:left="0" w:leftChars="0" w:right="0" w:rightChars="0" w:firstLine="0" w:firstLineChars="0"/>
               <w:jc w:val="center"/>
               <w:textAlignment w:val="baseline"/>
             </w:pPr>
@@ -1765,7 +1787,7 @@
           </w:tcPr>
           <w:p>
             <w:pPr>
-              <w:pStyle w:val="TableText"/>
+              <w:pStyle w:val="27"/>
               <w:keepNext w:val="0"/>
               <w:keepLines w:val="0"/>
               <w:pageBreakBefore w:val="0"/>
@@ -1779,7 +1801,7 @@
               <w:bidi w:val="0"/>
               <w:adjustRightInd w:val="0"/>
               <w:snapToGrid w:val="0"/>
-              <w:ind w:left="0" w:right="0" w:firstLine="0" w:leftChars="0" w:rightChars="0" w:firstLineChars="0"/>
+              <w:ind w:left="0" w:leftChars="0" w:right="0" w:rightChars="0" w:firstLine="0" w:firstLineChars="0"/>
               <w:jc w:val="center"/>
               <w:textAlignment w:val="baseline"/>
             </w:pPr>
@@ -1791,7 +1813,7 @@
           </w:tcPr>
           <w:p>
             <w:pPr>
-              <w:pStyle w:val="TableText"/>
+              <w:pStyle w:val="27"/>
               <w:keepNext w:val="0"/>
               <w:keepLines w:val="0"/>
               <w:pageBreakBefore w:val="0"/>
@@ -1805,7 +1827,7 @@
               <w:bidi w:val="0"/>
               <w:adjustRightInd w:val="0"/>
               <w:snapToGrid w:val="0"/>
-              <w:ind w:left="0" w:right="0" w:firstLine="0" w:leftChars="0" w:rightChars="0" w:firstLineChars="0"/>
+              <w:ind w:left="0" w:leftChars="0" w:right="0" w:rightChars="0" w:firstLine="0" w:firstLineChars="0"/>
               <w:jc w:val="center"/>
               <w:textAlignment w:val="baseline"/>
             </w:pPr>
@@ -1814,9 +1836,14 @@
       </w:tr>
       <w:tr>
         <w:tblPrEx>
-          <w:tblW w:w="8214" w:type="dxa"/>
-          <w:jc w:val="center"/>
-          <w:tblLayout w:type="fixed"/>
+          <w:tblBorders>
+            <w:top w:val="single" w:color="000000" w:sz="2" w:space="0"/>
+            <w:left w:val="single" w:color="000000" w:sz="2" w:space="0"/>
+            <w:bottom w:val="single" w:color="000000" w:sz="2" w:space="0"/>
+            <w:right w:val="single" w:color="000000" w:sz="2" w:space="0"/>
+            <w:insideH w:val="single" w:color="000000" w:sz="2" w:space="0"/>
+            <w:insideV w:val="single" w:color="000000" w:sz="2" w:space="0"/>
+          </w:tblBorders>
           <w:tblCellMar>
             <w:top w:w="0" w:type="dxa"/>
             <w:left w:w="0" w:type="dxa"/>
@@ -1825,7 +1852,7 @@
           </w:tblCellMar>
         </w:tblPrEx>
         <w:trPr>
-          <w:trHeight w:val="557"/>
+          <w:trHeight w:val="557" w:hRule="atLeast"/>
           <w:jc w:val="center"/>
         </w:trPr>
         <w:tc>
@@ -1834,7 +1861,7 @@
           </w:tcPr>
           <w:p>
             <w:pPr>
-              <w:pStyle w:val="TableText"/>
+              <w:pStyle w:val="27"/>
               <w:keepNext w:val="0"/>
               <w:keepLines w:val="0"/>
               <w:pageBreakBefore w:val="0"/>
@@ -1848,7 +1875,7 @@
               <w:bidi w:val="0"/>
               <w:adjustRightInd w:val="0"/>
               <w:snapToGrid w:val="0"/>
-              <w:ind w:left="0" w:right="0" w:firstLine="0" w:leftChars="0" w:rightChars="0" w:firstLineChars="0"/>
+              <w:ind w:left="0" w:leftChars="0" w:right="0" w:rightChars="0" w:firstLine="0" w:firstLineChars="0"/>
               <w:jc w:val="center"/>
               <w:textAlignment w:val="baseline"/>
             </w:pPr>
@@ -1860,7 +1887,7 @@
           </w:tcPr>
           <w:p>
             <w:pPr>
-              <w:pStyle w:val="TableText"/>
+              <w:pStyle w:val="27"/>
               <w:keepNext w:val="0"/>
               <w:keepLines w:val="0"/>
               <w:pageBreakBefore w:val="0"/>
@@ -1874,7 +1901,7 @@
               <w:bidi w:val="0"/>
               <w:adjustRightInd w:val="0"/>
               <w:snapToGrid w:val="0"/>
-              <w:ind w:left="0" w:right="0" w:firstLine="0" w:leftChars="0" w:rightChars="0" w:firstLineChars="0"/>
+              <w:ind w:left="0" w:leftChars="0" w:right="0" w:rightChars="0" w:firstLine="0" w:firstLineChars="0"/>
               <w:jc w:val="center"/>
               <w:textAlignment w:val="baseline"/>
             </w:pPr>
@@ -1886,7 +1913,7 @@
           </w:tcPr>
           <w:p>
             <w:pPr>
-              <w:pStyle w:val="TableText"/>
+              <w:pStyle w:val="27"/>
               <w:keepNext w:val="0"/>
               <w:keepLines w:val="0"/>
               <w:pageBreakBefore w:val="0"/>
@@ -1900,7 +1927,7 @@
               <w:bidi w:val="0"/>
               <w:adjustRightInd w:val="0"/>
               <w:snapToGrid w:val="0"/>
-              <w:ind w:left="0" w:right="0" w:firstLine="0" w:leftChars="0" w:rightChars="0" w:firstLineChars="0"/>
+              <w:ind w:left="0" w:leftChars="0" w:right="0" w:rightChars="0" w:firstLine="0" w:firstLineChars="0"/>
               <w:jc w:val="center"/>
               <w:textAlignment w:val="baseline"/>
             </w:pPr>
@@ -1912,7 +1939,7 @@
           </w:tcPr>
           <w:p>
             <w:pPr>
-              <w:pStyle w:val="TableText"/>
+              <w:pStyle w:val="27"/>
               <w:keepNext w:val="0"/>
               <w:keepLines w:val="0"/>
               <w:pageBreakBefore w:val="0"/>
@@ -1926,7 +1953,7 @@
               <w:bidi w:val="0"/>
               <w:adjustRightInd w:val="0"/>
               <w:snapToGrid w:val="0"/>
-              <w:ind w:left="0" w:right="0" w:firstLine="0" w:leftChars="0" w:rightChars="0" w:firstLineChars="0"/>
+              <w:ind w:left="0" w:leftChars="0" w:right="0" w:rightChars="0" w:firstLine="0" w:firstLineChars="0"/>
               <w:jc w:val="center"/>
               <w:textAlignment w:val="baseline"/>
             </w:pPr>
@@ -1938,7 +1965,7 @@
           </w:tcPr>
           <w:p>
             <w:pPr>
-              <w:pStyle w:val="TableText"/>
+              <w:pStyle w:val="27"/>
               <w:keepNext w:val="0"/>
               <w:keepLines w:val="0"/>
               <w:pageBreakBefore w:val="0"/>
@@ -1952,7 +1979,7 @@
               <w:bidi w:val="0"/>
               <w:adjustRightInd w:val="0"/>
               <w:snapToGrid w:val="0"/>
-              <w:ind w:left="0" w:right="0" w:firstLine="0" w:leftChars="0" w:rightChars="0" w:firstLineChars="0"/>
+              <w:ind w:left="0" w:leftChars="0" w:right="0" w:rightChars="0" w:firstLine="0" w:firstLineChars="0"/>
               <w:jc w:val="center"/>
               <w:textAlignment w:val="baseline"/>
             </w:pPr>
@@ -1964,7 +1991,7 @@
           </w:tcPr>
           <w:p>
             <w:pPr>
-              <w:pStyle w:val="TableText"/>
+              <w:pStyle w:val="27"/>
               <w:keepNext w:val="0"/>
               <w:keepLines w:val="0"/>
               <w:pageBreakBefore w:val="0"/>
@@ -1978,7 +2005,7 @@
               <w:bidi w:val="0"/>
               <w:adjustRightInd w:val="0"/>
               <w:snapToGrid w:val="0"/>
-              <w:ind w:left="0" w:right="0" w:firstLine="0" w:leftChars="0" w:rightChars="0" w:firstLineChars="0"/>
+              <w:ind w:left="0" w:leftChars="0" w:right="0" w:rightChars="0" w:firstLine="0" w:firstLineChars="0"/>
               <w:jc w:val="center"/>
               <w:textAlignment w:val="baseline"/>
             </w:pPr>
@@ -2010,7 +2037,7 @@
     <w:sdt>
       <w:sdtPr>
         <w:rPr>
-          <w:rFonts w:ascii="宋体" w:eastAsia="宋体" w:hAnsi="宋体" w:cs="Arial"/>
+          <w:rFonts w:ascii="宋体" w:hAnsi="宋体" w:eastAsia="宋体" w:cs="Arial"/>
           <w:snapToGrid w:val="0"/>
           <w:color w:val="000000"/>
           <w:kern w:val="0"/>
@@ -2026,7 +2053,7 @@
       </w:sdtPr>
       <w:sdtEndPr>
         <w:rPr>
-          <w:rFonts w:ascii="宋体" w:eastAsia="宋体" w:hAnsi="宋体" w:cs="宋体" w:hint="eastAsia"/>
+          <w:rFonts w:hint="eastAsia" w:ascii="宋体" w:hAnsi="宋体" w:eastAsia="宋体" w:cs="宋体"/>
           <w:snapToGrid w:val="0"/>
           <w:color w:val="000000"/>
           <w:kern w:val="0"/>
@@ -2052,18 +2079,18 @@
             <w:adjustRightInd w:val="0"/>
             <w:snapToGrid w:val="0"/>
             <w:spacing w:before="0" w:beforeLines="0" w:after="0" w:afterLines="0" w:line="240" w:lineRule="auto"/>
-            <w:ind w:left="0" w:right="0" w:firstLine="0" w:leftChars="0" w:rightChars="0" w:firstLineChars="0"/>
+            <w:ind w:left="0" w:leftChars="0" w:right="0" w:rightChars="0" w:firstLine="0" w:firstLineChars="0"/>
             <w:jc w:val="center"/>
             <w:textAlignment w:val="baseline"/>
             <w:rPr>
-              <w:rFonts w:ascii="宋体" w:eastAsia="宋体" w:hAnsi="宋体" w:cs="宋体" w:hint="eastAsia"/>
+              <w:rFonts w:hint="eastAsia" w:ascii="宋体" w:hAnsi="宋体" w:eastAsia="宋体" w:cs="宋体"/>
               <w:sz w:val="24"/>
               <w:szCs w:val="24"/>
             </w:rPr>
           </w:pPr>
           <w:r>
             <w:rPr>
-              <w:rFonts w:ascii="宋体" w:eastAsia="宋体" w:hAnsi="宋体" w:cs="宋体" w:hint="eastAsia"/>
+              <w:rFonts w:hint="eastAsia" w:ascii="宋体" w:hAnsi="宋体" w:eastAsia="宋体" w:cs="宋体"/>
               <w:sz w:val="24"/>
               <w:szCs w:val="24"/>
             </w:rPr>
@@ -2072,14 +2099,16 @@
         </w:p>
         <w:p>
           <w:pPr>
-            <w:pStyle w:val="TOC1"/>
+            <w:pStyle w:val="16"/>
             <w:tabs>
               <w:tab w:val="right" w:leader="dot" w:pos="8306"/>
             </w:tabs>
           </w:pPr>
-          <w:r>
-            <w:rPr>
-              <w:rFonts w:ascii="宋体" w:eastAsia="宋体" w:hAnsi="宋体" w:cs="宋体" w:hint="eastAsia"/>
+          <w:bookmarkStart w:id="16" w:name="_GoBack"/>
+          <w:bookmarkEnd w:id="16"/>
+          <w:r>
+            <w:rPr>
+              <w:rFonts w:hint="eastAsia" w:ascii="宋体" w:hAnsi="宋体" w:eastAsia="宋体" w:cs="宋体"/>
               <w:sz w:val="24"/>
               <w:szCs w:val="24"/>
             </w:rPr>
@@ -2087,7 +2116,7 @@
           </w:r>
           <w:r>
             <w:rPr>
-              <w:rFonts w:ascii="宋体" w:eastAsia="宋体" w:hAnsi="宋体" w:cs="宋体" w:hint="eastAsia"/>
+              <w:rFonts w:hint="eastAsia" w:ascii="宋体" w:hAnsi="宋体" w:eastAsia="宋体" w:cs="宋体"/>
               <w:sz w:val="24"/>
               <w:szCs w:val="24"/>
             </w:rPr>
@@ -2095,7 +2124,7 @@
           </w:r>
           <w:r>
             <w:rPr>
-              <w:rFonts w:ascii="宋体" w:eastAsia="宋体" w:hAnsi="宋体" w:cs="宋体" w:hint="eastAsia"/>
+              <w:rFonts w:hint="eastAsia" w:ascii="宋体" w:hAnsi="宋体" w:eastAsia="宋体" w:cs="宋体"/>
               <w:sz w:val="24"/>
               <w:szCs w:val="24"/>
             </w:rPr>
@@ -2103,21 +2132,21 @@
           </w:r>
           <w:r>
             <w:rPr>
-              <w:rFonts w:ascii="宋体" w:eastAsia="宋体" w:hAnsi="宋体" w:cs="宋体" w:hint="eastAsia"/>
+              <w:rFonts w:hint="eastAsia" w:ascii="宋体" w:hAnsi="宋体" w:eastAsia="宋体" w:cs="宋体"/>
               <w:szCs w:val="24"/>
             </w:rPr>
             <w:fldChar w:fldCharType="begin"/>
           </w:r>
           <w:r>
             <w:rPr>
-              <w:rFonts w:ascii="宋体" w:eastAsia="宋体" w:hAnsi="宋体" w:cs="宋体" w:hint="eastAsia"/>
-              <w:szCs w:val="24"/>
-            </w:rPr>
-            <w:instrText xml:space="preserve"> HYPERLINK \l _Toc7506 </w:instrText>
-          </w:r>
-          <w:r>
-            <w:rPr>
-              <w:rFonts w:ascii="宋体" w:eastAsia="宋体" w:hAnsi="宋体" w:cs="宋体" w:hint="eastAsia"/>
+              <w:rFonts w:hint="eastAsia" w:ascii="宋体" w:hAnsi="宋体" w:eastAsia="宋体" w:cs="宋体"/>
+              <w:szCs w:val="24"/>
+            </w:rPr>
+            <w:instrText xml:space="preserve"> HYPERLINK \l _Toc29090 </w:instrText>
+          </w:r>
+          <w:r>
+            <w:rPr>
+              <w:rFonts w:hint="eastAsia" w:ascii="宋体" w:hAnsi="宋体" w:eastAsia="宋体" w:cs="宋体"/>
               <w:szCs w:val="24"/>
             </w:rPr>
             <w:fldChar w:fldCharType="separate"/>
@@ -2136,7 +2165,7 @@
             <w:fldChar w:fldCharType="begin"/>
           </w:r>
           <w:r>
-            <w:instrText xml:space="preserve"> PAGEREF _Toc7506 \h </w:instrText>
+            <w:instrText xml:space="preserve"> PAGEREF _Toc29090 \h </w:instrText>
           </w:r>
           <w:r>
             <w:fldChar w:fldCharType="separate"/>
@@ -2149,7 +2178,7 @@
           </w:r>
           <w:r>
             <w:rPr>
-              <w:rFonts w:ascii="宋体" w:eastAsia="宋体" w:hAnsi="宋体" w:cs="宋体" w:hint="eastAsia"/>
+              <w:rFonts w:hint="eastAsia" w:ascii="宋体" w:hAnsi="宋体" w:eastAsia="宋体" w:cs="宋体"/>
               <w:szCs w:val="24"/>
             </w:rPr>
             <w:fldChar w:fldCharType="end"/>
@@ -2157,28 +2186,28 @@
         </w:p>
         <w:p>
           <w:pPr>
-            <w:pStyle w:val="TOC1"/>
+            <w:pStyle w:val="16"/>
             <w:tabs>
               <w:tab w:val="right" w:leader="dot" w:pos="8306"/>
             </w:tabs>
           </w:pPr>
           <w:r>
             <w:rPr>
-              <w:rFonts w:ascii="宋体" w:eastAsia="宋体" w:hAnsi="宋体" w:cs="宋体" w:hint="eastAsia"/>
+              <w:rFonts w:hint="eastAsia" w:ascii="宋体" w:hAnsi="宋体" w:eastAsia="宋体" w:cs="宋体"/>
               <w:szCs w:val="24"/>
             </w:rPr>
             <w:fldChar w:fldCharType="begin"/>
           </w:r>
           <w:r>
             <w:rPr>
-              <w:rFonts w:ascii="宋体" w:eastAsia="宋体" w:hAnsi="宋体" w:cs="宋体" w:hint="eastAsia"/>
-              <w:szCs w:val="24"/>
-            </w:rPr>
-            <w:instrText xml:space="preserve"> HYPERLINK \l _Toc3013 </w:instrText>
-          </w:r>
-          <w:r>
-            <w:rPr>
-              <w:rFonts w:ascii="宋体" w:eastAsia="宋体" w:hAnsi="宋体" w:cs="宋体" w:hint="eastAsia"/>
+              <w:rFonts w:hint="eastAsia" w:ascii="宋体" w:hAnsi="宋体" w:eastAsia="宋体" w:cs="宋体"/>
+              <w:szCs w:val="24"/>
+            </w:rPr>
+            <w:instrText xml:space="preserve"> HYPERLINK \l _Toc17216 </w:instrText>
+          </w:r>
+          <w:r>
+            <w:rPr>
+              <w:rFonts w:hint="eastAsia" w:ascii="宋体" w:hAnsi="宋体" w:eastAsia="宋体" w:cs="宋体"/>
               <w:szCs w:val="24"/>
             </w:rPr>
             <w:fldChar w:fldCharType="separate"/>
@@ -2197,7 +2226,7 @@
             <w:fldChar w:fldCharType="begin"/>
           </w:r>
           <w:r>
-            <w:instrText xml:space="preserve"> PAGEREF _Toc3013 \h </w:instrText>
+            <w:instrText xml:space="preserve"> PAGEREF _Toc17216 \h </w:instrText>
           </w:r>
           <w:r>
             <w:fldChar w:fldCharType="separate"/>
@@ -2210,7 +2239,7 @@
           </w:r>
           <w:r>
             <w:rPr>
-              <w:rFonts w:ascii="宋体" w:eastAsia="宋体" w:hAnsi="宋体" w:cs="宋体" w:hint="eastAsia"/>
+              <w:rFonts w:hint="eastAsia" w:ascii="宋体" w:hAnsi="宋体" w:eastAsia="宋体" w:cs="宋体"/>
               <w:szCs w:val="24"/>
             </w:rPr>
             <w:fldChar w:fldCharType="end"/>
@@ -2218,28 +2247,28 @@
         </w:p>
         <w:p>
           <w:pPr>
-            <w:pStyle w:val="TOC1"/>
+            <w:pStyle w:val="16"/>
             <w:tabs>
               <w:tab w:val="right" w:leader="dot" w:pos="8306"/>
             </w:tabs>
           </w:pPr>
           <w:r>
             <w:rPr>
-              <w:rFonts w:ascii="宋体" w:eastAsia="宋体" w:hAnsi="宋体" w:cs="宋体" w:hint="eastAsia"/>
+              <w:rFonts w:hint="eastAsia" w:ascii="宋体" w:hAnsi="宋体" w:eastAsia="宋体" w:cs="宋体"/>
               <w:szCs w:val="24"/>
             </w:rPr>
             <w:fldChar w:fldCharType="begin"/>
           </w:r>
           <w:r>
             <w:rPr>
-              <w:rFonts w:ascii="宋体" w:eastAsia="宋体" w:hAnsi="宋体" w:cs="宋体" w:hint="eastAsia"/>
-              <w:szCs w:val="24"/>
-            </w:rPr>
-            <w:instrText xml:space="preserve"> HYPERLINK \l _Toc1015 </w:instrText>
-          </w:r>
-          <w:r>
-            <w:rPr>
-              <w:rFonts w:ascii="宋体" w:eastAsia="宋体" w:hAnsi="宋体" w:cs="宋体" w:hint="eastAsia"/>
+              <w:rFonts w:hint="eastAsia" w:ascii="宋体" w:hAnsi="宋体" w:eastAsia="宋体" w:cs="宋体"/>
+              <w:szCs w:val="24"/>
+            </w:rPr>
+            <w:instrText xml:space="preserve"> HYPERLINK \l _Toc3974 </w:instrText>
+          </w:r>
+          <w:r>
+            <w:rPr>
+              <w:rFonts w:hint="eastAsia" w:ascii="宋体" w:hAnsi="宋体" w:eastAsia="宋体" w:cs="宋体"/>
               <w:szCs w:val="24"/>
             </w:rPr>
             <w:fldChar w:fldCharType="separate"/>
@@ -2258,7 +2287,7 @@
             <w:fldChar w:fldCharType="begin"/>
           </w:r>
           <w:r>
-            <w:instrText xml:space="preserve"> PAGEREF _Toc1015 \h </w:instrText>
+            <w:instrText xml:space="preserve"> PAGEREF _Toc3974 \h </w:instrText>
           </w:r>
           <w:r>
             <w:fldChar w:fldCharType="separate"/>
@@ -2271,7 +2300,7 @@
           </w:r>
           <w:r>
             <w:rPr>
-              <w:rFonts w:ascii="宋体" w:eastAsia="宋体" w:hAnsi="宋体" w:cs="宋体" w:hint="eastAsia"/>
+              <w:rFonts w:hint="eastAsia" w:ascii="宋体" w:hAnsi="宋体" w:eastAsia="宋体" w:cs="宋体"/>
               <w:szCs w:val="24"/>
             </w:rPr>
             <w:fldChar w:fldCharType="end"/>
@@ -2279,28 +2308,28 @@
         </w:p>
         <w:p>
           <w:pPr>
-            <w:pStyle w:val="TOC1"/>
+            <w:pStyle w:val="16"/>
             <w:tabs>
               <w:tab w:val="right" w:leader="dot" w:pos="8306"/>
             </w:tabs>
           </w:pPr>
           <w:r>
             <w:rPr>
-              <w:rFonts w:ascii="宋体" w:eastAsia="宋体" w:hAnsi="宋体" w:cs="宋体" w:hint="eastAsia"/>
+              <w:rFonts w:hint="eastAsia" w:ascii="宋体" w:hAnsi="宋体" w:eastAsia="宋体" w:cs="宋体"/>
               <w:szCs w:val="24"/>
             </w:rPr>
             <w:fldChar w:fldCharType="begin"/>
           </w:r>
           <w:r>
             <w:rPr>
-              <w:rFonts w:ascii="宋体" w:eastAsia="宋体" w:hAnsi="宋体" w:cs="宋体" w:hint="eastAsia"/>
-              <w:szCs w:val="24"/>
-            </w:rPr>
-            <w:instrText xml:space="preserve"> HYPERLINK \l _Toc11564 </w:instrText>
-          </w:r>
-          <w:r>
-            <w:rPr>
-              <w:rFonts w:ascii="宋体" w:eastAsia="宋体" w:hAnsi="宋体" w:cs="宋体" w:hint="eastAsia"/>
+              <w:rFonts w:hint="eastAsia" w:ascii="宋体" w:hAnsi="宋体" w:eastAsia="宋体" w:cs="宋体"/>
+              <w:szCs w:val="24"/>
+            </w:rPr>
+            <w:instrText xml:space="preserve"> HYPERLINK \l _Toc1728 </w:instrText>
+          </w:r>
+          <w:r>
+            <w:rPr>
+              <w:rFonts w:hint="eastAsia" w:ascii="宋体" w:hAnsi="宋体" w:eastAsia="宋体" w:cs="宋体"/>
               <w:szCs w:val="24"/>
             </w:rPr>
             <w:fldChar w:fldCharType="separate"/>
@@ -2310,7 +2339,14 @@
               <w:rFonts w:hint="default"/>
               <w:lang w:val="en-US" w:eastAsia="zh-CN"/>
             </w:rPr>
-            <w:t>2. 主要研发项目完成情况</w:t>
+            <w:t xml:space="preserve">2. </w:t>
+          </w:r>
+          <w:r>
+            <w:rPr>
+              <w:rFonts w:hint="eastAsia"/>
+              <w:lang w:val="en-US" w:eastAsia="zh-CN"/>
+            </w:rPr>
+            <w:t>翔云-服务价值平台</w:t>
           </w:r>
           <w:r>
             <w:tab/>
@@ -2319,7 +2355,7 @@
             <w:fldChar w:fldCharType="begin"/>
           </w:r>
           <w:r>
-            <w:instrText xml:space="preserve"> PAGEREF _Toc11564 \h </w:instrText>
+            <w:instrText xml:space="preserve"> PAGEREF _Toc1728 \h </w:instrText>
           </w:r>
           <w:r>
             <w:fldChar w:fldCharType="separate"/>
@@ -2332,7 +2368,7 @@
           </w:r>
           <w:r>
             <w:rPr>
-              <w:rFonts w:ascii="宋体" w:eastAsia="宋体" w:hAnsi="宋体" w:cs="宋体" w:hint="eastAsia"/>
+              <w:rFonts w:hint="eastAsia" w:ascii="宋体" w:hAnsi="宋体" w:eastAsia="宋体" w:cs="宋体"/>
               <w:szCs w:val="24"/>
             </w:rPr>
             <w:fldChar w:fldCharType="end"/>
@@ -2340,28 +2376,28 @@
         </w:p>
         <w:p>
           <w:pPr>
-            <w:pStyle w:val="TOC2"/>
+            <w:pStyle w:val="17"/>
             <w:tabs>
               <w:tab w:val="right" w:leader="dot" w:pos="8306"/>
             </w:tabs>
           </w:pPr>
           <w:r>
             <w:rPr>
-              <w:rFonts w:ascii="宋体" w:eastAsia="宋体" w:hAnsi="宋体" w:cs="宋体" w:hint="eastAsia"/>
+              <w:rFonts w:hint="eastAsia" w:ascii="宋体" w:hAnsi="宋体" w:eastAsia="宋体" w:cs="宋体"/>
               <w:szCs w:val="24"/>
             </w:rPr>
             <w:fldChar w:fldCharType="begin"/>
           </w:r>
           <w:r>
             <w:rPr>
-              <w:rFonts w:ascii="宋体" w:eastAsia="宋体" w:hAnsi="宋体" w:cs="宋体" w:hint="eastAsia"/>
-              <w:szCs w:val="24"/>
-            </w:rPr>
-            <w:instrText xml:space="preserve"> HYPERLINK \l _Toc9950 </w:instrText>
-          </w:r>
-          <w:r>
-            <w:rPr>
-              <w:rFonts w:ascii="宋体" w:eastAsia="宋体" w:hAnsi="宋体" w:cs="宋体" w:hint="eastAsia"/>
+              <w:rFonts w:hint="eastAsia" w:ascii="宋体" w:hAnsi="宋体" w:eastAsia="宋体" w:cs="宋体"/>
+              <w:szCs w:val="24"/>
+            </w:rPr>
+            <w:instrText xml:space="preserve"> HYPERLINK \l _Toc28317 </w:instrText>
+          </w:r>
+          <w:r>
+            <w:rPr>
+              <w:rFonts w:hint="eastAsia" w:ascii="宋体" w:hAnsi="宋体" w:eastAsia="宋体" w:cs="宋体"/>
               <w:szCs w:val="24"/>
             </w:rPr>
             <w:fldChar w:fldCharType="separate"/>
@@ -2371,7 +2407,14 @@
               <w:rFonts w:hint="default"/>
               <w:lang w:val="en-US" w:eastAsia="zh-CN"/>
             </w:rPr>
-            <w:t>2.1. 智能服务管理与分析平台项目</w:t>
+            <w:t xml:space="preserve">2.1. </w:t>
+          </w:r>
+          <w:r>
+            <w:rPr>
+              <w:rFonts w:hint="eastAsia"/>
+              <w:lang w:val="en-US" w:eastAsia="zh-CN"/>
+            </w:rPr>
+            <w:t>服务知识管理模块</w:t>
           </w:r>
           <w:r>
             <w:tab/>
@@ -2380,7 +2423,7 @@
             <w:fldChar w:fldCharType="begin"/>
           </w:r>
           <w:r>
-            <w:instrText xml:space="preserve"> PAGEREF _Toc9950 \h </w:instrText>
+            <w:instrText xml:space="preserve"> PAGEREF _Toc28317 \h </w:instrText>
           </w:r>
           <w:r>
             <w:fldChar w:fldCharType="separate"/>
@@ -2393,7 +2436,7 @@
           </w:r>
           <w:r>
             <w:rPr>
-              <w:rFonts w:ascii="宋体" w:eastAsia="宋体" w:hAnsi="宋体" w:cs="宋体" w:hint="eastAsia"/>
+              <w:rFonts w:hint="eastAsia" w:ascii="宋体" w:hAnsi="宋体" w:eastAsia="宋体" w:cs="宋体"/>
               <w:szCs w:val="24"/>
             </w:rPr>
             <w:fldChar w:fldCharType="end"/>
@@ -2401,28 +2444,28 @@
         </w:p>
         <w:p>
           <w:pPr>
-            <w:pStyle w:val="TOC2"/>
+            <w:pStyle w:val="13"/>
             <w:tabs>
               <w:tab w:val="right" w:leader="dot" w:pos="8306"/>
             </w:tabs>
           </w:pPr>
           <w:r>
             <w:rPr>
-              <w:rFonts w:ascii="宋体" w:eastAsia="宋体" w:hAnsi="宋体" w:cs="宋体" w:hint="eastAsia"/>
+              <w:rFonts w:hint="eastAsia" w:ascii="宋体" w:hAnsi="宋体" w:eastAsia="宋体" w:cs="宋体"/>
               <w:szCs w:val="24"/>
             </w:rPr>
             <w:fldChar w:fldCharType="begin"/>
           </w:r>
           <w:r>
             <w:rPr>
-              <w:rFonts w:ascii="宋体" w:eastAsia="宋体" w:hAnsi="宋体" w:cs="宋体" w:hint="eastAsia"/>
-              <w:szCs w:val="24"/>
-            </w:rPr>
-            <w:instrText xml:space="preserve"> HYPERLINK \l _Toc6601 </w:instrText>
-          </w:r>
-          <w:r>
-            <w:rPr>
-              <w:rFonts w:ascii="宋体" w:eastAsia="宋体" w:hAnsi="宋体" w:cs="宋体" w:hint="eastAsia"/>
+              <w:rFonts w:hint="eastAsia" w:ascii="宋体" w:hAnsi="宋体" w:eastAsia="宋体" w:cs="宋体"/>
+              <w:szCs w:val="24"/>
+            </w:rPr>
+            <w:instrText xml:space="preserve"> HYPERLINK \l _Toc26967 </w:instrText>
+          </w:r>
+          <w:r>
+            <w:rPr>
+              <w:rFonts w:hint="eastAsia" w:ascii="宋体" w:hAnsi="宋体" w:eastAsia="宋体" w:cs="宋体"/>
               <w:szCs w:val="24"/>
             </w:rPr>
             <w:fldChar w:fldCharType="separate"/>
@@ -2432,7 +2475,14 @@
               <w:rFonts w:hint="default"/>
               <w:lang w:val="en-US" w:eastAsia="zh-CN"/>
             </w:rPr>
-            <w:t>2.2. 场景化知识库与智能辅助系统研发</w:t>
+            <w:t xml:space="preserve">2.1.1. </w:t>
+          </w:r>
+          <w:r>
+            <w:rPr>
+              <w:rFonts w:hint="eastAsia"/>
+              <w:lang w:val="en-US" w:eastAsia="zh-CN"/>
+            </w:rPr>
+            <w:t>服务知识管理</w:t>
           </w:r>
           <w:r>
             <w:tab/>
@@ -2441,7 +2491,7 @@
             <w:fldChar w:fldCharType="begin"/>
           </w:r>
           <w:r>
-            <w:instrText xml:space="preserve"> PAGEREF _Toc6601 \h </w:instrText>
+            <w:instrText xml:space="preserve"> PAGEREF _Toc26967 \h </w:instrText>
           </w:r>
           <w:r>
             <w:fldChar w:fldCharType="separate"/>
@@ -2454,7 +2504,7 @@
           </w:r>
           <w:r>
             <w:rPr>
-              <w:rFonts w:ascii="宋体" w:eastAsia="宋体" w:hAnsi="宋体" w:cs="宋体" w:hint="eastAsia"/>
+              <w:rFonts w:hint="eastAsia" w:ascii="宋体" w:hAnsi="宋体" w:eastAsia="宋体" w:cs="宋体"/>
               <w:szCs w:val="24"/>
             </w:rPr>
             <w:fldChar w:fldCharType="end"/>
@@ -2462,28 +2512,28 @@
         </w:p>
         <w:p>
           <w:pPr>
-            <w:pStyle w:val="TOC1"/>
+            <w:pStyle w:val="13"/>
             <w:tabs>
               <w:tab w:val="right" w:leader="dot" w:pos="8306"/>
             </w:tabs>
           </w:pPr>
           <w:r>
             <w:rPr>
-              <w:rFonts w:ascii="宋体" w:eastAsia="宋体" w:hAnsi="宋体" w:cs="宋体" w:hint="eastAsia"/>
+              <w:rFonts w:hint="eastAsia" w:ascii="宋体" w:hAnsi="宋体" w:eastAsia="宋体" w:cs="宋体"/>
               <w:szCs w:val="24"/>
             </w:rPr>
             <w:fldChar w:fldCharType="begin"/>
           </w:r>
           <w:r>
             <w:rPr>
-              <w:rFonts w:ascii="宋体" w:eastAsia="宋体" w:hAnsi="宋体" w:cs="宋体" w:hint="eastAsia"/>
-              <w:szCs w:val="24"/>
-            </w:rPr>
-            <w:instrText xml:space="preserve"> HYPERLINK \l _Toc8499 </w:instrText>
-          </w:r>
-          <w:r>
-            <w:rPr>
-              <w:rFonts w:ascii="宋体" w:eastAsia="宋体" w:hAnsi="宋体" w:cs="宋体" w:hint="eastAsia"/>
+              <w:rFonts w:hint="eastAsia" w:ascii="宋体" w:hAnsi="宋体" w:eastAsia="宋体" w:cs="宋体"/>
+              <w:szCs w:val="24"/>
+            </w:rPr>
+            <w:instrText xml:space="preserve"> HYPERLINK \l _Toc20836 </w:instrText>
+          </w:r>
+          <w:r>
+            <w:rPr>
+              <w:rFonts w:hint="eastAsia" w:ascii="宋体" w:hAnsi="宋体" w:eastAsia="宋体" w:cs="宋体"/>
               <w:szCs w:val="24"/>
             </w:rPr>
             <w:fldChar w:fldCharType="separate"/>
@@ -2493,7 +2543,14 @@
               <w:rFonts w:hint="default"/>
               <w:lang w:val="en-US" w:eastAsia="zh-CN"/>
             </w:rPr>
-            <w:t>3. 运维手册研发情况</w:t>
+            <w:t xml:space="preserve">2.1.2. </w:t>
+          </w:r>
+          <w:r>
+            <w:rPr>
+              <w:rFonts w:hint="eastAsia"/>
+              <w:lang w:val="en-US" w:eastAsia="zh-CN"/>
+            </w:rPr>
+            <w:t>服务知识类别</w:t>
           </w:r>
           <w:r>
             <w:tab/>
@@ -2502,7 +2559,7 @@
             <w:fldChar w:fldCharType="begin"/>
           </w:r>
           <w:r>
-            <w:instrText xml:space="preserve"> PAGEREF _Toc8499 \h </w:instrText>
+            <w:instrText xml:space="preserve"> PAGEREF _Toc20836 \h </w:instrText>
           </w:r>
           <w:r>
             <w:fldChar w:fldCharType="separate"/>
@@ -2515,7 +2572,7 @@
           </w:r>
           <w:r>
             <w:rPr>
-              <w:rFonts w:ascii="宋体" w:eastAsia="宋体" w:hAnsi="宋体" w:cs="宋体" w:hint="eastAsia"/>
+              <w:rFonts w:hint="eastAsia" w:ascii="宋体" w:hAnsi="宋体" w:eastAsia="宋体" w:cs="宋体"/>
               <w:szCs w:val="24"/>
             </w:rPr>
             <w:fldChar w:fldCharType="end"/>
@@ -2523,28 +2580,28 @@
         </w:p>
         <w:p>
           <w:pPr>
-            <w:pStyle w:val="TOC1"/>
+            <w:pStyle w:val="13"/>
             <w:tabs>
               <w:tab w:val="right" w:leader="dot" w:pos="8306"/>
             </w:tabs>
           </w:pPr>
           <w:r>
             <w:rPr>
-              <w:rFonts w:ascii="宋体" w:eastAsia="宋体" w:hAnsi="宋体" w:cs="宋体" w:hint="eastAsia"/>
+              <w:rFonts w:hint="eastAsia" w:ascii="宋体" w:hAnsi="宋体" w:eastAsia="宋体" w:cs="宋体"/>
               <w:szCs w:val="24"/>
             </w:rPr>
             <w:fldChar w:fldCharType="begin"/>
           </w:r>
           <w:r>
             <w:rPr>
-              <w:rFonts w:ascii="宋体" w:eastAsia="宋体" w:hAnsi="宋体" w:cs="宋体" w:hint="eastAsia"/>
-              <w:szCs w:val="24"/>
-            </w:rPr>
-            <w:instrText xml:space="preserve"> HYPERLINK \l _Toc10729 </w:instrText>
-          </w:r>
-          <w:r>
-            <w:rPr>
-              <w:rFonts w:ascii="宋体" w:eastAsia="宋体" w:hAnsi="宋体" w:cs="宋体" w:hint="eastAsia"/>
+              <w:rFonts w:hint="eastAsia" w:ascii="宋体" w:hAnsi="宋体" w:eastAsia="宋体" w:cs="宋体"/>
+              <w:szCs w:val="24"/>
+            </w:rPr>
+            <w:instrText xml:space="preserve"> HYPERLINK \l _Toc768 </w:instrText>
+          </w:r>
+          <w:r>
+            <w:rPr>
+              <w:rFonts w:hint="eastAsia" w:ascii="宋体" w:hAnsi="宋体" w:eastAsia="宋体" w:cs="宋体"/>
               <w:szCs w:val="24"/>
             </w:rPr>
             <w:fldChar w:fldCharType="separate"/>
@@ -2554,7 +2611,14 @@
               <w:rFonts w:hint="default"/>
               <w:lang w:val="en-US" w:eastAsia="zh-CN"/>
             </w:rPr>
-            <w:t>4. 新技术研发进展情况</w:t>
+            <w:t xml:space="preserve">2.1.3. </w:t>
+          </w:r>
+          <w:r>
+            <w:rPr>
+              <w:rFonts w:hint="eastAsia"/>
+              <w:lang w:val="en-US" w:eastAsia="zh-CN"/>
+            </w:rPr>
+            <w:t>服务知识导入</w:t>
           </w:r>
           <w:r>
             <w:tab/>
@@ -2563,7 +2627,7 @@
             <w:fldChar w:fldCharType="begin"/>
           </w:r>
           <w:r>
-            <w:instrText xml:space="preserve"> PAGEREF _Toc10729 \h </w:instrText>
+            <w:instrText xml:space="preserve"> PAGEREF _Toc768 \h </w:instrText>
           </w:r>
           <w:r>
             <w:fldChar w:fldCharType="separate"/>
@@ -2576,7 +2640,7 @@
           </w:r>
           <w:r>
             <w:rPr>
-              <w:rFonts w:ascii="宋体" w:eastAsia="宋体" w:hAnsi="宋体" w:cs="宋体" w:hint="eastAsia"/>
+              <w:rFonts w:hint="eastAsia" w:ascii="宋体" w:hAnsi="宋体" w:eastAsia="宋体" w:cs="宋体"/>
               <w:szCs w:val="24"/>
             </w:rPr>
             <w:fldChar w:fldCharType="end"/>
@@ -2584,28 +2648,28 @@
         </w:p>
         <w:p>
           <w:pPr>
-            <w:pStyle w:val="TOC1"/>
+            <w:pStyle w:val="17"/>
             <w:tabs>
               <w:tab w:val="right" w:leader="dot" w:pos="8306"/>
             </w:tabs>
           </w:pPr>
           <w:r>
             <w:rPr>
-              <w:rFonts w:ascii="宋体" w:eastAsia="宋体" w:hAnsi="宋体" w:cs="宋体" w:hint="eastAsia"/>
+              <w:rFonts w:hint="eastAsia" w:ascii="宋体" w:hAnsi="宋体" w:eastAsia="宋体" w:cs="宋体"/>
               <w:szCs w:val="24"/>
             </w:rPr>
             <w:fldChar w:fldCharType="begin"/>
           </w:r>
           <w:r>
             <w:rPr>
-              <w:rFonts w:ascii="宋体" w:eastAsia="宋体" w:hAnsi="宋体" w:cs="宋体" w:hint="eastAsia"/>
-              <w:szCs w:val="24"/>
-            </w:rPr>
-            <w:instrText xml:space="preserve"> HYPERLINK \l _Toc13463 </w:instrText>
-          </w:r>
-          <w:r>
-            <w:rPr>
-              <w:rFonts w:ascii="宋体" w:eastAsia="宋体" w:hAnsi="宋体" w:cs="宋体" w:hint="eastAsia"/>
+              <w:rFonts w:hint="eastAsia" w:ascii="宋体" w:hAnsi="宋体" w:eastAsia="宋体" w:cs="宋体"/>
+              <w:szCs w:val="24"/>
+            </w:rPr>
+            <w:instrText xml:space="preserve"> HYPERLINK \l _Toc6549 </w:instrText>
+          </w:r>
+          <w:r>
+            <w:rPr>
+              <w:rFonts w:hint="eastAsia" w:ascii="宋体" w:hAnsi="宋体" w:eastAsia="宋体" w:cs="宋体"/>
               <w:szCs w:val="24"/>
             </w:rPr>
             <w:fldChar w:fldCharType="separate"/>
@@ -2615,7 +2679,14 @@
               <w:rFonts w:hint="default"/>
               <w:lang w:val="en-US" w:eastAsia="zh-CN"/>
             </w:rPr>
-            <w:t>5. 资金使用情况</w:t>
+            <w:t xml:space="preserve">2.2. </w:t>
+          </w:r>
+          <w:r>
+            <w:rPr>
+              <w:rFonts w:hint="eastAsia"/>
+              <w:lang w:val="en-US" w:eastAsia="zh-CN"/>
+            </w:rPr>
+            <w:t>客户满意度调查模块</w:t>
           </w:r>
           <w:r>
             <w:tab/>
@@ -2624,20 +2695,20 @@
             <w:fldChar w:fldCharType="begin"/>
           </w:r>
           <w:r>
-            <w:instrText xml:space="preserve"> PAGEREF _Toc13463 \h </w:instrText>
+            <w:instrText xml:space="preserve"> PAGEREF _Toc6549 \h </w:instrText>
           </w:r>
           <w:r>
             <w:fldChar w:fldCharType="separate"/>
           </w:r>
           <w:r>
-            <w:t>6</w:t>
+            <w:t>5</w:t>
           </w:r>
           <w:r>
             <w:fldChar w:fldCharType="end"/>
           </w:r>
           <w:r>
             <w:rPr>
-              <w:rFonts w:ascii="宋体" w:eastAsia="宋体" w:hAnsi="宋体" w:cs="宋体" w:hint="eastAsia"/>
+              <w:rFonts w:hint="eastAsia" w:ascii="宋体" w:hAnsi="宋体" w:eastAsia="宋体" w:cs="宋体"/>
               <w:szCs w:val="24"/>
             </w:rPr>
             <w:fldChar w:fldCharType="end"/>
@@ -2645,28 +2716,28 @@
         </w:p>
         <w:p>
           <w:pPr>
-            <w:pStyle w:val="TOC1"/>
+            <w:pStyle w:val="13"/>
             <w:tabs>
               <w:tab w:val="right" w:leader="dot" w:pos="8306"/>
             </w:tabs>
           </w:pPr>
           <w:r>
             <w:rPr>
-              <w:rFonts w:ascii="宋体" w:eastAsia="宋体" w:hAnsi="宋体" w:cs="宋体" w:hint="eastAsia"/>
+              <w:rFonts w:hint="eastAsia" w:ascii="宋体" w:hAnsi="宋体" w:eastAsia="宋体" w:cs="宋体"/>
               <w:szCs w:val="24"/>
             </w:rPr>
             <w:fldChar w:fldCharType="begin"/>
           </w:r>
           <w:r>
             <w:rPr>
-              <w:rFonts w:ascii="宋体" w:eastAsia="宋体" w:hAnsi="宋体" w:cs="宋体" w:hint="eastAsia"/>
-              <w:szCs w:val="24"/>
-            </w:rPr>
-            <w:instrText xml:space="preserve"> HYPERLINK \l _Toc24840 </w:instrText>
-          </w:r>
-          <w:r>
-            <w:rPr>
-              <w:rFonts w:ascii="宋体" w:eastAsia="宋体" w:hAnsi="宋体" w:cs="宋体" w:hint="eastAsia"/>
+              <w:rFonts w:hint="eastAsia" w:ascii="宋体" w:hAnsi="宋体" w:eastAsia="宋体" w:cs="宋体"/>
+              <w:szCs w:val="24"/>
+            </w:rPr>
+            <w:instrText xml:space="preserve"> HYPERLINK \l _Toc22924 </w:instrText>
+          </w:r>
+          <w:r>
+            <w:rPr>
+              <w:rFonts w:hint="eastAsia" w:ascii="宋体" w:hAnsi="宋体" w:eastAsia="宋体" w:cs="宋体"/>
               <w:szCs w:val="24"/>
             </w:rPr>
             <w:fldChar w:fldCharType="separate"/>
@@ -2676,6 +2747,393 @@
               <w:rFonts w:hint="default"/>
               <w:lang w:val="en-US" w:eastAsia="zh-CN"/>
             </w:rPr>
+            <w:t xml:space="preserve">2.2.1. </w:t>
+          </w:r>
+          <w:r>
+            <w:rPr>
+              <w:rFonts w:hint="eastAsia"/>
+              <w:lang w:val="en-US" w:eastAsia="zh-CN"/>
+            </w:rPr>
+            <w:t>满意度调查项配置</w:t>
+          </w:r>
+          <w:r>
+            <w:tab/>
+          </w:r>
+          <w:r>
+            <w:fldChar w:fldCharType="begin"/>
+          </w:r>
+          <w:r>
+            <w:instrText xml:space="preserve"> PAGEREF _Toc22924 \h </w:instrText>
+          </w:r>
+          <w:r>
+            <w:fldChar w:fldCharType="separate"/>
+          </w:r>
+          <w:r>
+            <w:t>5</w:t>
+          </w:r>
+          <w:r>
+            <w:fldChar w:fldCharType="end"/>
+          </w:r>
+          <w:r>
+            <w:rPr>
+              <w:rFonts w:hint="eastAsia" w:ascii="宋体" w:hAnsi="宋体" w:eastAsia="宋体" w:cs="宋体"/>
+              <w:szCs w:val="24"/>
+            </w:rPr>
+            <w:fldChar w:fldCharType="end"/>
+          </w:r>
+        </w:p>
+        <w:p>
+          <w:pPr>
+            <w:pStyle w:val="13"/>
+            <w:tabs>
+              <w:tab w:val="right" w:leader="dot" w:pos="8306"/>
+            </w:tabs>
+          </w:pPr>
+          <w:r>
+            <w:rPr>
+              <w:rFonts w:hint="eastAsia" w:ascii="宋体" w:hAnsi="宋体" w:eastAsia="宋体" w:cs="宋体"/>
+              <w:szCs w:val="24"/>
+            </w:rPr>
+            <w:fldChar w:fldCharType="begin"/>
+          </w:r>
+          <w:r>
+            <w:rPr>
+              <w:rFonts w:hint="eastAsia" w:ascii="宋体" w:hAnsi="宋体" w:eastAsia="宋体" w:cs="宋体"/>
+              <w:szCs w:val="24"/>
+            </w:rPr>
+            <w:instrText xml:space="preserve"> HYPERLINK \l _Toc15542 </w:instrText>
+          </w:r>
+          <w:r>
+            <w:rPr>
+              <w:rFonts w:hint="eastAsia" w:ascii="宋体" w:hAnsi="宋体" w:eastAsia="宋体" w:cs="宋体"/>
+              <w:szCs w:val="24"/>
+            </w:rPr>
+            <w:fldChar w:fldCharType="separate"/>
+          </w:r>
+          <w:r>
+            <w:rPr>
+              <w:rFonts w:hint="default"/>
+              <w:lang w:val="en-US" w:eastAsia="zh-CN"/>
+            </w:rPr>
+            <w:t xml:space="preserve">2.2.2. </w:t>
+          </w:r>
+          <w:r>
+            <w:rPr>
+              <w:rFonts w:hint="eastAsia"/>
+              <w:lang w:val="en-US" w:eastAsia="zh-CN"/>
+            </w:rPr>
+            <w:t>满意度问卷导入</w:t>
+          </w:r>
+          <w:r>
+            <w:tab/>
+          </w:r>
+          <w:r>
+            <w:fldChar w:fldCharType="begin"/>
+          </w:r>
+          <w:r>
+            <w:instrText xml:space="preserve"> PAGEREF _Toc15542 \h </w:instrText>
+          </w:r>
+          <w:r>
+            <w:fldChar w:fldCharType="separate"/>
+          </w:r>
+          <w:r>
+            <w:t>6</w:t>
+          </w:r>
+          <w:r>
+            <w:fldChar w:fldCharType="end"/>
+          </w:r>
+          <w:r>
+            <w:rPr>
+              <w:rFonts w:hint="eastAsia" w:ascii="宋体" w:hAnsi="宋体" w:eastAsia="宋体" w:cs="宋体"/>
+              <w:szCs w:val="24"/>
+            </w:rPr>
+            <w:fldChar w:fldCharType="end"/>
+          </w:r>
+        </w:p>
+        <w:p>
+          <w:pPr>
+            <w:pStyle w:val="13"/>
+            <w:tabs>
+              <w:tab w:val="right" w:leader="dot" w:pos="8306"/>
+            </w:tabs>
+          </w:pPr>
+          <w:r>
+            <w:rPr>
+              <w:rFonts w:hint="eastAsia" w:ascii="宋体" w:hAnsi="宋体" w:eastAsia="宋体" w:cs="宋体"/>
+              <w:szCs w:val="24"/>
+            </w:rPr>
+            <w:fldChar w:fldCharType="begin"/>
+          </w:r>
+          <w:r>
+            <w:rPr>
+              <w:rFonts w:hint="eastAsia" w:ascii="宋体" w:hAnsi="宋体" w:eastAsia="宋体" w:cs="宋体"/>
+              <w:szCs w:val="24"/>
+            </w:rPr>
+            <w:instrText xml:space="preserve"> HYPERLINK \l _Toc24444 </w:instrText>
+          </w:r>
+          <w:r>
+            <w:rPr>
+              <w:rFonts w:hint="eastAsia" w:ascii="宋体" w:hAnsi="宋体" w:eastAsia="宋体" w:cs="宋体"/>
+              <w:szCs w:val="24"/>
+            </w:rPr>
+            <w:fldChar w:fldCharType="separate"/>
+          </w:r>
+          <w:r>
+            <w:rPr>
+              <w:rFonts w:hint="default"/>
+              <w:lang w:val="en-US" w:eastAsia="zh-CN"/>
+            </w:rPr>
+            <w:t xml:space="preserve">2.2.3. </w:t>
+          </w:r>
+          <w:r>
+            <w:rPr>
+              <w:rFonts w:hint="eastAsia"/>
+              <w:lang w:val="en-US" w:eastAsia="zh-CN"/>
+            </w:rPr>
+            <w:t>调查问卷发放</w:t>
+          </w:r>
+          <w:r>
+            <w:tab/>
+          </w:r>
+          <w:r>
+            <w:fldChar w:fldCharType="begin"/>
+          </w:r>
+          <w:r>
+            <w:instrText xml:space="preserve"> PAGEREF _Toc24444 \h </w:instrText>
+          </w:r>
+          <w:r>
+            <w:fldChar w:fldCharType="separate"/>
+          </w:r>
+          <w:r>
+            <w:t>6</w:t>
+          </w:r>
+          <w:r>
+            <w:fldChar w:fldCharType="end"/>
+          </w:r>
+          <w:r>
+            <w:rPr>
+              <w:rFonts w:hint="eastAsia" w:ascii="宋体" w:hAnsi="宋体" w:eastAsia="宋体" w:cs="宋体"/>
+              <w:szCs w:val="24"/>
+            </w:rPr>
+            <w:fldChar w:fldCharType="end"/>
+          </w:r>
+        </w:p>
+        <w:p>
+          <w:pPr>
+            <w:pStyle w:val="16"/>
+            <w:tabs>
+              <w:tab w:val="right" w:leader="dot" w:pos="8306"/>
+            </w:tabs>
+          </w:pPr>
+          <w:r>
+            <w:rPr>
+              <w:rFonts w:hint="eastAsia" w:ascii="宋体" w:hAnsi="宋体" w:eastAsia="宋体" w:cs="宋体"/>
+              <w:szCs w:val="24"/>
+            </w:rPr>
+            <w:fldChar w:fldCharType="begin"/>
+          </w:r>
+          <w:r>
+            <w:rPr>
+              <w:rFonts w:hint="eastAsia" w:ascii="宋体" w:hAnsi="宋体" w:eastAsia="宋体" w:cs="宋体"/>
+              <w:szCs w:val="24"/>
+            </w:rPr>
+            <w:instrText xml:space="preserve"> HYPERLINK \l _Toc12813 </w:instrText>
+          </w:r>
+          <w:r>
+            <w:rPr>
+              <w:rFonts w:hint="eastAsia" w:ascii="宋体" w:hAnsi="宋体" w:eastAsia="宋体" w:cs="宋体"/>
+              <w:szCs w:val="24"/>
+            </w:rPr>
+            <w:fldChar w:fldCharType="separate"/>
+          </w:r>
+          <w:r>
+            <w:rPr>
+              <w:rFonts w:hint="default"/>
+              <w:lang w:val="en-US" w:eastAsia="zh-CN"/>
+            </w:rPr>
+            <w:t>3. 运维手册研发情况</w:t>
+          </w:r>
+          <w:r>
+            <w:tab/>
+          </w:r>
+          <w:r>
+            <w:fldChar w:fldCharType="begin"/>
+          </w:r>
+          <w:r>
+            <w:instrText xml:space="preserve"> PAGEREF _Toc12813 \h </w:instrText>
+          </w:r>
+          <w:r>
+            <w:fldChar w:fldCharType="separate"/>
+          </w:r>
+          <w:r>
+            <w:t>6</w:t>
+          </w:r>
+          <w:r>
+            <w:fldChar w:fldCharType="end"/>
+          </w:r>
+          <w:r>
+            <w:rPr>
+              <w:rFonts w:hint="eastAsia" w:ascii="宋体" w:hAnsi="宋体" w:eastAsia="宋体" w:cs="宋体"/>
+              <w:szCs w:val="24"/>
+            </w:rPr>
+            <w:fldChar w:fldCharType="end"/>
+          </w:r>
+        </w:p>
+        <w:p>
+          <w:pPr>
+            <w:pStyle w:val="16"/>
+            <w:tabs>
+              <w:tab w:val="right" w:leader="dot" w:pos="8306"/>
+            </w:tabs>
+          </w:pPr>
+          <w:r>
+            <w:rPr>
+              <w:rFonts w:hint="eastAsia" w:ascii="宋体" w:hAnsi="宋体" w:eastAsia="宋体" w:cs="宋体"/>
+              <w:szCs w:val="24"/>
+            </w:rPr>
+            <w:fldChar w:fldCharType="begin"/>
+          </w:r>
+          <w:r>
+            <w:rPr>
+              <w:rFonts w:hint="eastAsia" w:ascii="宋体" w:hAnsi="宋体" w:eastAsia="宋体" w:cs="宋体"/>
+              <w:szCs w:val="24"/>
+            </w:rPr>
+            <w:instrText xml:space="preserve"> HYPERLINK \l _Toc27295 </w:instrText>
+          </w:r>
+          <w:r>
+            <w:rPr>
+              <w:rFonts w:hint="eastAsia" w:ascii="宋体" w:hAnsi="宋体" w:eastAsia="宋体" w:cs="宋体"/>
+              <w:szCs w:val="24"/>
+            </w:rPr>
+            <w:fldChar w:fldCharType="separate"/>
+          </w:r>
+          <w:r>
+            <w:rPr>
+              <w:rFonts w:hint="default"/>
+              <w:lang w:val="en-US" w:eastAsia="zh-CN"/>
+            </w:rPr>
+            <w:t>4. 新技术研发进展情况</w:t>
+          </w:r>
+          <w:r>
+            <w:tab/>
+          </w:r>
+          <w:r>
+            <w:fldChar w:fldCharType="begin"/>
+          </w:r>
+          <w:r>
+            <w:instrText xml:space="preserve"> PAGEREF _Toc27295 \h </w:instrText>
+          </w:r>
+          <w:r>
+            <w:fldChar w:fldCharType="separate"/>
+          </w:r>
+          <w:r>
+            <w:t>7</w:t>
+          </w:r>
+          <w:r>
+            <w:fldChar w:fldCharType="end"/>
+          </w:r>
+          <w:r>
+            <w:rPr>
+              <w:rFonts w:hint="eastAsia" w:ascii="宋体" w:hAnsi="宋体" w:eastAsia="宋体" w:cs="宋体"/>
+              <w:szCs w:val="24"/>
+            </w:rPr>
+            <w:fldChar w:fldCharType="end"/>
+          </w:r>
+        </w:p>
+        <w:p>
+          <w:pPr>
+            <w:pStyle w:val="16"/>
+            <w:tabs>
+              <w:tab w:val="right" w:leader="dot" w:pos="8306"/>
+            </w:tabs>
+          </w:pPr>
+          <w:r>
+            <w:rPr>
+              <w:rFonts w:hint="eastAsia" w:ascii="宋体" w:hAnsi="宋体" w:eastAsia="宋体" w:cs="宋体"/>
+              <w:szCs w:val="24"/>
+            </w:rPr>
+            <w:fldChar w:fldCharType="begin"/>
+          </w:r>
+          <w:r>
+            <w:rPr>
+              <w:rFonts w:hint="eastAsia" w:ascii="宋体" w:hAnsi="宋体" w:eastAsia="宋体" w:cs="宋体"/>
+              <w:szCs w:val="24"/>
+            </w:rPr>
+            <w:instrText xml:space="preserve"> HYPERLINK \l _Toc19786 </w:instrText>
+          </w:r>
+          <w:r>
+            <w:rPr>
+              <w:rFonts w:hint="eastAsia" w:ascii="宋体" w:hAnsi="宋体" w:eastAsia="宋体" w:cs="宋体"/>
+              <w:szCs w:val="24"/>
+            </w:rPr>
+            <w:fldChar w:fldCharType="separate"/>
+          </w:r>
+          <w:r>
+            <w:rPr>
+              <w:rFonts w:hint="default"/>
+              <w:lang w:val="en-US" w:eastAsia="zh-CN"/>
+            </w:rPr>
+            <w:t>5. 资金使用情况</w:t>
+          </w:r>
+          <w:r>
+            <w:tab/>
+          </w:r>
+          <w:r>
+            <w:fldChar w:fldCharType="begin"/>
+          </w:r>
+          <w:r>
+            <w:instrText xml:space="preserve"> PAGEREF _Toc19786 \h </w:instrText>
+          </w:r>
+          <w:r>
+            <w:fldChar w:fldCharType="separate"/>
+          </w:r>
+          <w:r>
+            <w:t>7</w:t>
+          </w:r>
+          <w:r>
+            <w:fldChar w:fldCharType="end"/>
+          </w:r>
+          <w:r>
+            <w:rPr>
+              <w:rFonts w:hint="eastAsia" w:ascii="宋体" w:hAnsi="宋体" w:eastAsia="宋体" w:cs="宋体"/>
+              <w:szCs w:val="24"/>
+            </w:rPr>
+            <w:fldChar w:fldCharType="end"/>
+          </w:r>
+        </w:p>
+        <w:p>
+          <w:pPr>
+            <w:pStyle w:val="16"/>
+            <w:tabs>
+              <w:tab w:val="right" w:leader="dot" w:pos="8306"/>
+            </w:tabs>
+          </w:pPr>
+          <w:r>
+            <w:rPr>
+              <w:rFonts w:hint="eastAsia" w:ascii="宋体" w:hAnsi="宋体" w:eastAsia="宋体" w:cs="宋体"/>
+              <w:szCs w:val="24"/>
+            </w:rPr>
+            <w:fldChar w:fldCharType="begin"/>
+          </w:r>
+          <w:r>
+            <w:rPr>
+              <w:rFonts w:hint="eastAsia" w:ascii="宋体" w:hAnsi="宋体" w:eastAsia="宋体" w:cs="宋体"/>
+              <w:szCs w:val="24"/>
+            </w:rPr>
+            <w:instrText xml:space="preserve"> HYPERLINK \l _Toc26779 </w:instrText>
+          </w:r>
+          <w:r>
+            <w:rPr>
+              <w:rFonts w:hint="eastAsia" w:ascii="宋体" w:hAnsi="宋体" w:eastAsia="宋体" w:cs="宋体"/>
+              <w:szCs w:val="24"/>
+            </w:rPr>
+            <w:fldChar w:fldCharType="separate"/>
+          </w:r>
+          <w:r>
+            <w:rPr>
+              <w:rFonts w:hint="default"/>
+              <w:lang w:val="en-US" w:eastAsia="zh-CN"/>
+            </w:rPr>
             <w:t>6. 总结与展望</w:t>
           </w:r>
           <w:r>
@@ -2685,20 +3143,20 @@
             <w:fldChar w:fldCharType="begin"/>
           </w:r>
           <w:r>
-            <w:instrText xml:space="preserve"> PAGEREF _Toc24840 \h </w:instrText>
+            <w:instrText xml:space="preserve"> PAGEREF _Toc26779 \h </w:instrText>
           </w:r>
           <w:r>
             <w:fldChar w:fldCharType="separate"/>
           </w:r>
           <w:r>
-            <w:t>6</w:t>
+            <w:t>8</w:t>
           </w:r>
           <w:r>
             <w:fldChar w:fldCharType="end"/>
           </w:r>
           <w:r>
             <w:rPr>
-              <w:rFonts w:ascii="宋体" w:eastAsia="宋体" w:hAnsi="宋体" w:cs="宋体" w:hint="eastAsia"/>
+              <w:rFonts w:hint="eastAsia" w:ascii="宋体" w:hAnsi="宋体" w:eastAsia="宋体" w:cs="宋体"/>
               <w:szCs w:val="24"/>
             </w:rPr>
             <w:fldChar w:fldCharType="end"/>
@@ -2721,7 +3179,7 @@
             <w:snapToGrid w:val="0"/>
             <w:textAlignment w:val="baseline"/>
             <w:rPr>
-              <w:rFonts w:ascii="宋体" w:eastAsia="宋体" w:hAnsi="宋体" w:cs="宋体" w:hint="eastAsia"/>
+              <w:rFonts w:hint="eastAsia" w:ascii="宋体" w:hAnsi="宋体" w:eastAsia="宋体" w:cs="宋体"/>
               <w:snapToGrid w:val="0"/>
               <w:color w:val="000000"/>
               <w:kern w:val="0"/>
@@ -2732,7 +3190,7 @@
           </w:pPr>
           <w:r>
             <w:rPr>
-              <w:rFonts w:ascii="宋体" w:eastAsia="宋体" w:hAnsi="宋体" w:cs="宋体" w:hint="eastAsia"/>
+              <w:rFonts w:hint="eastAsia" w:ascii="宋体" w:hAnsi="宋体" w:eastAsia="宋体" w:cs="宋体"/>
               <w:szCs w:val="24"/>
             </w:rPr>
             <w:fldChar w:fldCharType="end"/>
@@ -2757,7 +3215,7 @@
         <w:snapToGrid w:val="0"/>
         <w:textAlignment w:val="baseline"/>
         <w:rPr>
-          <w:rFonts w:ascii="Arial" w:eastAsia="Arial" w:hAnsi="Arial" w:cs="Arial"/>
+          <w:rFonts w:ascii="Arial" w:hAnsi="Arial" w:eastAsia="Arial" w:cs="Arial"/>
           <w:snapToGrid w:val="0"/>
           <w:color w:val="000000"/>
           <w:kern w:val="0"/>
@@ -2768,7 +3226,7 @@
       </w:pPr>
       <w:r>
         <w:rPr>
-          <w:rFonts w:ascii="Arial" w:eastAsia="Arial" w:hAnsi="Arial" w:cs="Arial"/>
+          <w:rFonts w:ascii="Arial" w:hAnsi="Arial" w:eastAsia="Arial" w:cs="Arial"/>
           <w:snapToGrid w:val="0"/>
           <w:color w:val="000000"/>
           <w:kern w:val="0"/>
@@ -2781,7 +3239,7 @@
     </w:p>
     <w:p>
       <w:pPr>
-        <w:pStyle w:val="1"/>
+        <w:pStyle w:val="28"/>
         <w:keepNext w:val="0"/>
         <w:keepLines w:val="0"/>
         <w:pageBreakBefore w:val="0"/>
@@ -2801,7 +3259,7 @@
           <w:lang w:val="en-US" w:eastAsia="zh-CN"/>
         </w:rPr>
       </w:pPr>
-      <w:bookmarkStart w:id="2" w:name="_Toc1015"/>
+      <w:bookmarkStart w:id="2" w:name="_Toc3974"/>
       <w:r>
         <w:rPr>
           <w:rFonts w:hint="default"/>
@@ -2813,7 +3271,7 @@
     </w:p>
     <w:p>
       <w:pPr>
-        <w:pStyle w:val="a1"/>
+        <w:pStyle w:val="29"/>
         <w:keepNext w:val="0"/>
         <w:keepLines w:val="0"/>
         <w:pageBreakBefore w:val="0"/>
@@ -2843,13 +3301,14 @@
     </w:p>
     <w:p>
       <w:pPr>
-        <w:pStyle w:val="1"/>
+        <w:pStyle w:val="28"/>
         <w:bidi w:val="0"/>
         <w:rPr>
           <w:rFonts w:hint="default"/>
           <w:lang w:val="en-US" w:eastAsia="zh-CN"/>
         </w:rPr>
       </w:pPr>
+      <w:bookmarkStart w:id="3" w:name="_Toc1728"/>
       <w:r>
         <w:rPr>
           <w:rFonts w:hint="eastAsia"/>
@@ -2857,10 +3316,11 @@
         </w:rPr>
         <w:t>翔云-服务价值平台</w:t>
       </w:r>
+      <w:bookmarkEnd w:id="3"/>
     </w:p>
     <w:p>
       <w:pPr>
-        <w:pStyle w:val="a1"/>
+        <w:pStyle w:val="29"/>
         <w:keepNext w:val="0"/>
         <w:keepLines w:val="0"/>
         <w:pageBreakBefore w:val="0"/>
@@ -2890,7 +3350,7 @@
     </w:p>
     <w:p>
       <w:pPr>
-        <w:pStyle w:val="a1"/>
+        <w:pStyle w:val="29"/>
         <w:keepNext w:val="0"/>
         <w:keepLines w:val="0"/>
         <w:pageBreakBefore w:val="0"/>
@@ -2920,18 +3380,19 @@
     </w:p>
     <w:tbl>
       <w:tblPr>
-        <w:tblStyle w:val="TableNormal"/>
+        <w:tblStyle w:val="20"/>
         <w:tblW w:w="8498" w:type="dxa"/>
         <w:jc w:val="center"/>
         <w:tblBorders>
-          <w:top w:val="nil"/>
-          <w:left w:val="nil"/>
-          <w:bottom w:val="nil"/>
-          <w:right w:val="nil"/>
-          <w:insideH w:val="nil"/>
-          <w:insideV w:val="nil"/>
+          <w:top w:val="none" w:color="auto" w:sz="0" w:space="0"/>
+          <w:left w:val="none" w:color="auto" w:sz="0" w:space="0"/>
+          <w:bottom w:val="none" w:color="auto" w:sz="0" w:space="0"/>
+          <w:right w:val="none" w:color="auto" w:sz="0" w:space="0"/>
+          <w:insideH w:val="none" w:color="auto" w:sz="0" w:space="0"/>
+          <w:insideV w:val="none" w:color="auto" w:sz="0" w:space="0"/>
         </w:tblBorders>
         <w:shd w:val="clear" w:color="auto" w:fill="FFFFFF"/>
+        <w:tblLayout w:type="autofit"/>
         <w:tblCellMar>
           <w:top w:w="15" w:type="dxa"/>
           <w:left w:w="15" w:type="dxa"/>
@@ -2940,22 +3401,19 @@
         </w:tblCellMar>
       </w:tblPr>
       <w:tblGrid>
-        <w:gridCol w:w="2800"/>
-        <w:gridCol w:w="5698"/>
+        <w:gridCol w:w="2516"/>
+        <w:gridCol w:w="5982"/>
       </w:tblGrid>
       <w:tr>
         <w:tblPrEx>
-          <w:tblW w:w="8498" w:type="dxa"/>
-          <w:jc w:val="center"/>
           <w:tblBorders>
-            <w:top w:val="nil"/>
-            <w:left w:val="nil"/>
-            <w:bottom w:val="nil"/>
-            <w:right w:val="nil"/>
-            <w:insideH w:val="nil"/>
-            <w:insideV w:val="nil"/>
+            <w:top w:val="none" w:color="auto" w:sz="0" w:space="0"/>
+            <w:left w:val="none" w:color="auto" w:sz="0" w:space="0"/>
+            <w:bottom w:val="none" w:color="auto" w:sz="0" w:space="0"/>
+            <w:right w:val="none" w:color="auto" w:sz="0" w:space="0"/>
+            <w:insideH w:val="none" w:color="auto" w:sz="0" w:space="0"/>
+            <w:insideV w:val="none" w:color="auto" w:sz="0" w:space="0"/>
           </w:tblBorders>
-          <w:shd w:val="clear" w:color="auto" w:fill="FFFFFF"/>
           <w:tblCellMar>
             <w:top w:w="15" w:type="dxa"/>
             <w:left w:w="15" w:type="dxa"/>
@@ -2964,15 +3422,18 @@
           </w:tblCellMar>
         </w:tblPrEx>
         <w:trPr>
-          <w:trHeight w:val="0"/>
+          <w:trHeight w:val="0" w:hRule="atLeast"/>
           <w:tblHeader/>
           <w:jc w:val="center"/>
         </w:trPr>
         <w:tc>
           <w:tcPr>
-            <w:tcW w:w="2800" w:type="dxa"/>
+            <w:tcW w:w="2516" w:type="dxa"/>
             <w:tcBorders>
-              <w:top w:val="nil"/>
+              <w:top w:val="single" w:color="auto" w:sz="12" w:space="0"/>
+              <w:left w:val="single" w:color="auto" w:sz="12" w:space="0"/>
+              <w:bottom w:val="single" w:color="auto" w:sz="4" w:space="0"/>
+              <w:right w:val="single" w:color="auto" w:sz="4" w:space="0"/>
             </w:tcBorders>
             <w:shd w:val="clear" w:color="auto" w:fill="FFFFFF"/>
             <w:tcMar>
@@ -2991,10 +3452,10 @@
               <w:suppressLineNumbers w:val="0"/>
               <w:snapToGrid w:val="0"/>
               <w:spacing w:line="240" w:lineRule="auto"/>
-              <w:ind w:left="0" w:right="0" w:firstLine="0" w:leftChars="0" w:rightChars="0" w:firstLineChars="0"/>
+              <w:ind w:left="0" w:leftChars="0" w:right="0" w:rightChars="0" w:firstLine="0" w:firstLineChars="0"/>
               <w:jc w:val="center"/>
               <w:rPr>
-                <w:rFonts w:ascii="Segoe UI" w:eastAsia="Segoe UI" w:hAnsi="Segoe UI" w:cs="Segoe UI"/>
+                <w:rFonts w:ascii="Segoe UI" w:hAnsi="Segoe UI" w:eastAsia="Segoe UI" w:cs="Segoe UI"/>
                 <w:b/>
                 <w:i w:val="0"/>
                 <w:iCs w:val="0"/>
@@ -3007,7 +3468,7 @@
             </w:pPr>
             <w:r>
               <w:rPr>
-                <w:rFonts w:ascii="Segoe UI" w:eastAsia="Segoe UI" w:hAnsi="Segoe UI" w:cs="Segoe UI" w:hint="default"/>
+                <w:rFonts w:hint="default" w:ascii="Segoe UI" w:hAnsi="Segoe UI" w:eastAsia="Segoe UI" w:cs="Segoe UI"/>
                 <w:b/>
                 <w:i w:val="0"/>
                 <w:iCs w:val="0"/>
@@ -3026,9 +3487,12 @@
         </w:tc>
         <w:tc>
           <w:tcPr>
-            <w:tcW w:w="5698" w:type="dxa"/>
+            <w:tcW w:w="5982" w:type="dxa"/>
             <w:tcBorders>
-              <w:top w:val="nil"/>
+              <w:top w:val="single" w:color="auto" w:sz="12" w:space="0"/>
+              <w:left w:val="single" w:color="auto" w:sz="4" w:space="0"/>
+              <w:bottom w:val="single" w:color="auto" w:sz="4" w:space="0"/>
+              <w:right w:val="single" w:color="auto" w:sz="12" w:space="0"/>
             </w:tcBorders>
             <w:shd w:val="clear" w:color="auto" w:fill="FFFFFF"/>
             <w:tcMar>
@@ -3047,10 +3511,10 @@
               <w:suppressLineNumbers w:val="0"/>
               <w:snapToGrid w:val="0"/>
               <w:spacing w:line="240" w:lineRule="auto"/>
-              <w:ind w:left="0" w:right="0" w:firstLine="0" w:leftChars="0" w:rightChars="0" w:firstLineChars="0"/>
+              <w:ind w:left="0" w:leftChars="0" w:right="0" w:rightChars="0" w:firstLine="0" w:firstLineChars="0"/>
               <w:jc w:val="center"/>
               <w:rPr>
-                <w:rFonts w:ascii="Segoe UI" w:eastAsia="Segoe UI" w:hAnsi="Segoe UI" w:cs="Segoe UI" w:hint="default"/>
+                <w:rFonts w:hint="default" w:ascii="Segoe UI" w:hAnsi="Segoe UI" w:eastAsia="Segoe UI" w:cs="Segoe UI"/>
                 <w:b/>
                 <w:i w:val="0"/>
                 <w:iCs w:val="0"/>
@@ -3063,7 +3527,7 @@
             </w:pPr>
             <w:r>
               <w:rPr>
-                <w:rFonts w:ascii="Segoe UI" w:eastAsia="Segoe UI" w:hAnsi="Segoe UI" w:cs="Segoe UI" w:hint="default"/>
+                <w:rFonts w:hint="default" w:ascii="Segoe UI" w:hAnsi="Segoe UI" w:eastAsia="Segoe UI" w:cs="Segoe UI"/>
                 <w:b/>
                 <w:i w:val="0"/>
                 <w:iCs w:val="0"/>
@@ -3083,8 +3547,14 @@
       </w:tr>
       <w:tr>
         <w:tblPrEx>
-          <w:tblW w:w="8498" w:type="dxa"/>
-          <w:jc w:val="center"/>
+          <w:tblBorders>
+            <w:top w:val="none" w:color="auto" w:sz="0" w:space="0"/>
+            <w:left w:val="none" w:color="auto" w:sz="0" w:space="0"/>
+            <w:bottom w:val="none" w:color="auto" w:sz="0" w:space="0"/>
+            <w:right w:val="none" w:color="auto" w:sz="0" w:space="0"/>
+            <w:insideH w:val="none" w:color="auto" w:sz="0" w:space="0"/>
+            <w:insideV w:val="none" w:color="auto" w:sz="0" w:space="0"/>
+          </w:tblBorders>
           <w:shd w:val="clear" w:color="auto" w:fill="FFFFFF"/>
           <w:tblCellMar>
             <w:top w:w="15" w:type="dxa"/>
@@ -3094,12 +3564,18 @@
           </w:tblCellMar>
         </w:tblPrEx>
         <w:trPr>
-          <w:trHeight w:val="0"/>
+          <w:trHeight w:val="0" w:hRule="atLeast"/>
           <w:jc w:val="center"/>
         </w:trPr>
         <w:tc>
           <w:tcPr>
-            <w:tcW w:w="2800" w:type="dxa"/>
+            <w:tcW w:w="2516" w:type="dxa"/>
+            <w:tcBorders>
+              <w:top w:val="single" w:color="auto" w:sz="4" w:space="0"/>
+              <w:left w:val="single" w:color="auto" w:sz="12" w:space="0"/>
+              <w:bottom w:val="single" w:color="auto" w:sz="4" w:space="0"/>
+              <w:right w:val="single" w:color="auto" w:sz="4" w:space="0"/>
+            </w:tcBorders>
             <w:shd w:val="clear" w:color="auto" w:fill="FFFFFF"/>
             <w:tcMar>
               <w:top w:w="120" w:type="dxa"/>
@@ -3117,10 +3593,10 @@
               <w:suppressLineNumbers w:val="0"/>
               <w:snapToGrid w:val="0"/>
               <w:spacing w:line="240" w:lineRule="auto"/>
-              <w:ind w:left="0" w:right="0" w:firstLine="0" w:leftChars="0" w:rightChars="0" w:firstLineChars="0"/>
+              <w:ind w:left="0" w:leftChars="0" w:right="0" w:rightChars="0" w:firstLine="0" w:firstLineChars="0"/>
               <w:jc w:val="left"/>
               <w:rPr>
-                <w:rFonts w:ascii="Segoe UI" w:eastAsia="Segoe UI" w:hAnsi="Segoe UI" w:cs="Segoe UI" w:hint="default"/>
+                <w:rFonts w:hint="default" w:ascii="Segoe UI" w:hAnsi="Segoe UI" w:eastAsia="Segoe UI" w:cs="Segoe UI"/>
                 <w:i w:val="0"/>
                 <w:iCs w:val="0"/>
                 <w:caps w:val="0"/>
@@ -3132,8 +3608,8 @@
             </w:pPr>
             <w:r>
               <w:rPr>
-                <w:rStyle w:val="Strong"/>
-                <w:rFonts w:ascii="Segoe UI" w:eastAsia="Segoe UI" w:hAnsi="Segoe UI" w:cs="Segoe UI" w:hint="default"/>
+                <w:rStyle w:val="23"/>
+                <w:rFonts w:hint="default" w:ascii="Segoe UI" w:hAnsi="Segoe UI" w:eastAsia="Segoe UI" w:cs="Segoe UI"/>
                 <w:b/>
                 <w:bCs/>
                 <w:i w:val="0"/>
@@ -3153,7 +3629,13 @@
         </w:tc>
         <w:tc>
           <w:tcPr>
-            <w:tcW w:w="5698" w:type="dxa"/>
+            <w:tcW w:w="5982" w:type="dxa"/>
+            <w:tcBorders>
+              <w:top w:val="single" w:color="auto" w:sz="4" w:space="0"/>
+              <w:left w:val="single" w:color="auto" w:sz="4" w:space="0"/>
+              <w:bottom w:val="single" w:color="auto" w:sz="4" w:space="0"/>
+              <w:right w:val="single" w:color="auto" w:sz="12" w:space="0"/>
+            </w:tcBorders>
             <w:shd w:val="clear" w:color="auto" w:fill="FFFFFF"/>
             <w:tcMar>
               <w:top w:w="120" w:type="dxa"/>
@@ -3171,10 +3653,10 @@
               <w:suppressLineNumbers w:val="0"/>
               <w:snapToGrid w:val="0"/>
               <w:spacing w:line="240" w:lineRule="auto"/>
-              <w:ind w:left="0" w:right="0" w:firstLine="0" w:leftChars="0" w:rightChars="0" w:firstLineChars="0"/>
+              <w:ind w:left="0" w:leftChars="0" w:right="0" w:rightChars="0" w:firstLine="0" w:firstLineChars="0"/>
               <w:jc w:val="left"/>
               <w:rPr>
-                <w:rFonts w:ascii="Segoe UI" w:eastAsia="Segoe UI" w:hAnsi="Segoe UI" w:cs="Segoe UI" w:hint="default"/>
+                <w:rFonts w:hint="default" w:ascii="Segoe UI" w:hAnsi="Segoe UI" w:eastAsia="Segoe UI" w:cs="Segoe UI"/>
                 <w:i w:val="0"/>
                 <w:iCs w:val="0"/>
                 <w:caps w:val="0"/>
@@ -3186,7 +3668,7 @@
             </w:pPr>
             <w:r>
               <w:rPr>
-                <w:rFonts w:ascii="Segoe UI" w:eastAsia="Segoe UI" w:hAnsi="Segoe UI" w:cs="Segoe UI" w:hint="default"/>
+                <w:rFonts w:hint="default" w:ascii="Segoe UI" w:hAnsi="Segoe UI" w:eastAsia="Segoe UI" w:cs="Segoe UI"/>
                 <w:i w:val="0"/>
                 <w:iCs w:val="0"/>
                 <w:caps w:val="0"/>
@@ -3205,8 +3687,14 @@
       </w:tr>
       <w:tr>
         <w:tblPrEx>
-          <w:tblW w:w="8498" w:type="dxa"/>
-          <w:jc w:val="center"/>
+          <w:tblBorders>
+            <w:top w:val="none" w:color="auto" w:sz="0" w:space="0"/>
+            <w:left w:val="none" w:color="auto" w:sz="0" w:space="0"/>
+            <w:bottom w:val="none" w:color="auto" w:sz="0" w:space="0"/>
+            <w:right w:val="none" w:color="auto" w:sz="0" w:space="0"/>
+            <w:insideH w:val="none" w:color="auto" w:sz="0" w:space="0"/>
+            <w:insideV w:val="none" w:color="auto" w:sz="0" w:space="0"/>
+          </w:tblBorders>
           <w:shd w:val="clear" w:color="auto" w:fill="FFFFFF"/>
           <w:tblCellMar>
             <w:top w:w="15" w:type="dxa"/>
@@ -3216,12 +3704,18 @@
           </w:tblCellMar>
         </w:tblPrEx>
         <w:trPr>
-          <w:trHeight w:val="0"/>
+          <w:trHeight w:val="0" w:hRule="atLeast"/>
           <w:jc w:val="center"/>
         </w:trPr>
         <w:tc>
           <w:tcPr>
-            <w:tcW w:w="2800" w:type="dxa"/>
+            <w:tcW w:w="2516" w:type="dxa"/>
+            <w:tcBorders>
+              <w:top w:val="single" w:color="auto" w:sz="4" w:space="0"/>
+              <w:left w:val="single" w:color="auto" w:sz="12" w:space="0"/>
+              <w:bottom w:val="single" w:color="auto" w:sz="4" w:space="0"/>
+              <w:right w:val="single" w:color="auto" w:sz="4" w:space="0"/>
+            </w:tcBorders>
             <w:shd w:val="clear" w:color="auto" w:fill="FFFFFF"/>
             <w:tcMar>
               <w:top w:w="120" w:type="dxa"/>
@@ -3239,10 +3733,10 @@
               <w:suppressLineNumbers w:val="0"/>
               <w:snapToGrid w:val="0"/>
               <w:spacing w:line="240" w:lineRule="auto"/>
-              <w:ind w:left="0" w:right="0" w:firstLine="0" w:leftChars="0" w:rightChars="0" w:firstLineChars="0"/>
+              <w:ind w:left="0" w:leftChars="0" w:right="0" w:rightChars="0" w:firstLine="0" w:firstLineChars="0"/>
               <w:jc w:val="left"/>
               <w:rPr>
-                <w:rFonts w:ascii="Segoe UI" w:eastAsia="Segoe UI" w:hAnsi="Segoe UI" w:cs="Segoe UI" w:hint="default"/>
+                <w:rFonts w:hint="default" w:ascii="Segoe UI" w:hAnsi="Segoe UI" w:eastAsia="Segoe UI" w:cs="Segoe UI"/>
                 <w:i w:val="0"/>
                 <w:iCs w:val="0"/>
                 <w:caps w:val="0"/>
@@ -3254,8 +3748,8 @@
             </w:pPr>
             <w:r>
               <w:rPr>
-                <w:rStyle w:val="Strong"/>
-                <w:rFonts w:ascii="Segoe UI" w:eastAsia="Segoe UI" w:hAnsi="Segoe UI" w:cs="Segoe UI" w:hint="default"/>
+                <w:rStyle w:val="23"/>
+                <w:rFonts w:hint="default" w:ascii="Segoe UI" w:hAnsi="Segoe UI" w:eastAsia="Segoe UI" w:cs="Segoe UI"/>
                 <w:b/>
                 <w:bCs/>
                 <w:i w:val="0"/>
@@ -3275,7 +3769,13 @@
         </w:tc>
         <w:tc>
           <w:tcPr>
-            <w:tcW w:w="5698" w:type="dxa"/>
+            <w:tcW w:w="5982" w:type="dxa"/>
+            <w:tcBorders>
+              <w:top w:val="single" w:color="auto" w:sz="4" w:space="0"/>
+              <w:left w:val="single" w:color="auto" w:sz="4" w:space="0"/>
+              <w:bottom w:val="single" w:color="auto" w:sz="4" w:space="0"/>
+              <w:right w:val="single" w:color="auto" w:sz="12" w:space="0"/>
+            </w:tcBorders>
             <w:shd w:val="clear" w:color="auto" w:fill="FFFFFF"/>
             <w:tcMar>
               <w:top w:w="120" w:type="dxa"/>
@@ -3293,10 +3793,10 @@
               <w:suppressLineNumbers w:val="0"/>
               <w:snapToGrid w:val="0"/>
               <w:spacing w:line="240" w:lineRule="auto"/>
-              <w:ind w:left="0" w:right="0" w:firstLine="0" w:leftChars="0" w:rightChars="0" w:firstLineChars="0"/>
+              <w:ind w:left="0" w:leftChars="0" w:right="0" w:rightChars="0" w:firstLine="0" w:firstLineChars="0"/>
               <w:jc w:val="left"/>
               <w:rPr>
-                <w:rFonts w:ascii="Segoe UI" w:eastAsia="Segoe UI" w:hAnsi="Segoe UI" w:cs="Segoe UI" w:hint="default"/>
+                <w:rFonts w:hint="default" w:ascii="Segoe UI" w:hAnsi="Segoe UI" w:eastAsia="Segoe UI" w:cs="Segoe UI"/>
                 <w:i w:val="0"/>
                 <w:iCs w:val="0"/>
                 <w:caps w:val="0"/>
@@ -3308,7 +3808,7 @@
             </w:pPr>
             <w:r>
               <w:rPr>
-                <w:rFonts w:ascii="Segoe UI" w:eastAsia="Segoe UI" w:hAnsi="Segoe UI" w:cs="Segoe UI" w:hint="default"/>
+                <w:rFonts w:hint="default" w:ascii="Segoe UI" w:hAnsi="Segoe UI" w:eastAsia="Segoe UI" w:cs="Segoe UI"/>
                 <w:i w:val="0"/>
                 <w:iCs w:val="0"/>
                 <w:caps w:val="0"/>
@@ -3327,8 +3827,14 @@
       </w:tr>
       <w:tr>
         <w:tblPrEx>
-          <w:tblW w:w="8498" w:type="dxa"/>
-          <w:jc w:val="center"/>
+          <w:tblBorders>
+            <w:top w:val="none" w:color="auto" w:sz="0" w:space="0"/>
+            <w:left w:val="none" w:color="auto" w:sz="0" w:space="0"/>
+            <w:bottom w:val="none" w:color="auto" w:sz="0" w:space="0"/>
+            <w:right w:val="none" w:color="auto" w:sz="0" w:space="0"/>
+            <w:insideH w:val="none" w:color="auto" w:sz="0" w:space="0"/>
+            <w:insideV w:val="none" w:color="auto" w:sz="0" w:space="0"/>
+          </w:tblBorders>
           <w:shd w:val="clear" w:color="auto" w:fill="FFFFFF"/>
           <w:tblCellMar>
             <w:top w:w="15" w:type="dxa"/>
@@ -3338,12 +3844,18 @@
           </w:tblCellMar>
         </w:tblPrEx>
         <w:trPr>
-          <w:trHeight w:val="0"/>
+          <w:trHeight w:val="0" w:hRule="atLeast"/>
           <w:jc w:val="center"/>
         </w:trPr>
         <w:tc>
           <w:tcPr>
-            <w:tcW w:w="2800" w:type="dxa"/>
+            <w:tcW w:w="2516" w:type="dxa"/>
+            <w:tcBorders>
+              <w:top w:val="single" w:color="auto" w:sz="4" w:space="0"/>
+              <w:left w:val="single" w:color="auto" w:sz="12" w:space="0"/>
+              <w:bottom w:val="single" w:color="auto" w:sz="4" w:space="0"/>
+              <w:right w:val="single" w:color="auto" w:sz="4" w:space="0"/>
+            </w:tcBorders>
             <w:shd w:val="clear" w:color="auto" w:fill="FFFFFF"/>
             <w:tcMar>
               <w:top w:w="120" w:type="dxa"/>
@@ -3361,10 +3873,10 @@
               <w:suppressLineNumbers w:val="0"/>
               <w:snapToGrid w:val="0"/>
               <w:spacing w:line="240" w:lineRule="auto"/>
-              <w:ind w:left="0" w:right="0" w:firstLine="0" w:leftChars="0" w:rightChars="0" w:firstLineChars="0"/>
+              <w:ind w:left="0" w:leftChars="0" w:right="0" w:rightChars="0" w:firstLine="0" w:firstLineChars="0"/>
               <w:jc w:val="left"/>
               <w:rPr>
-                <w:rFonts w:ascii="Segoe UI" w:eastAsia="Segoe UI" w:hAnsi="Segoe UI" w:cs="Segoe UI" w:hint="default"/>
+                <w:rFonts w:hint="default" w:ascii="Segoe UI" w:hAnsi="Segoe UI" w:eastAsia="Segoe UI" w:cs="Segoe UI"/>
                 <w:i w:val="0"/>
                 <w:iCs w:val="0"/>
                 <w:caps w:val="0"/>
@@ -3376,8 +3888,8 @@
             </w:pPr>
             <w:r>
               <w:rPr>
-                <w:rStyle w:val="Strong"/>
-                <w:rFonts w:ascii="Segoe UI" w:eastAsia="Segoe UI" w:hAnsi="Segoe UI" w:cs="Segoe UI" w:hint="default"/>
+                <w:rStyle w:val="23"/>
+                <w:rFonts w:hint="default" w:ascii="Segoe UI" w:hAnsi="Segoe UI" w:eastAsia="Segoe UI" w:cs="Segoe UI"/>
                 <w:b/>
                 <w:bCs/>
                 <w:i w:val="0"/>
@@ -3397,7 +3909,13 @@
         </w:tc>
         <w:tc>
           <w:tcPr>
-            <w:tcW w:w="5698" w:type="dxa"/>
+            <w:tcW w:w="5982" w:type="dxa"/>
+            <w:tcBorders>
+              <w:top w:val="single" w:color="auto" w:sz="4" w:space="0"/>
+              <w:left w:val="single" w:color="auto" w:sz="4" w:space="0"/>
+              <w:bottom w:val="single" w:color="auto" w:sz="4" w:space="0"/>
+              <w:right w:val="single" w:color="auto" w:sz="12" w:space="0"/>
+            </w:tcBorders>
             <w:shd w:val="clear" w:color="auto" w:fill="FFFFFF"/>
             <w:tcMar>
               <w:top w:w="120" w:type="dxa"/>
@@ -3415,10 +3933,10 @@
               <w:suppressLineNumbers w:val="0"/>
               <w:snapToGrid w:val="0"/>
               <w:spacing w:line="240" w:lineRule="auto"/>
-              <w:ind w:left="0" w:right="0" w:firstLine="0" w:leftChars="0" w:rightChars="0" w:firstLineChars="0"/>
+              <w:ind w:left="0" w:leftChars="0" w:right="0" w:rightChars="0" w:firstLine="0" w:firstLineChars="0"/>
               <w:jc w:val="left"/>
               <w:rPr>
-                <w:rFonts w:ascii="Segoe UI" w:eastAsia="Segoe UI" w:hAnsi="Segoe UI" w:cs="Segoe UI" w:hint="default"/>
+                <w:rFonts w:hint="default" w:ascii="Segoe UI" w:hAnsi="Segoe UI" w:eastAsia="Segoe UI" w:cs="Segoe UI"/>
                 <w:i w:val="0"/>
                 <w:iCs w:val="0"/>
                 <w:caps w:val="0"/>
@@ -3430,7 +3948,7 @@
             </w:pPr>
             <w:r>
               <w:rPr>
-                <w:rFonts w:ascii="Segoe UI" w:eastAsia="Segoe UI" w:hAnsi="Segoe UI" w:cs="Segoe UI" w:hint="default"/>
+                <w:rFonts w:hint="default" w:ascii="Segoe UI" w:hAnsi="Segoe UI" w:eastAsia="Segoe UI" w:cs="Segoe UI"/>
                 <w:i w:val="0"/>
                 <w:iCs w:val="0"/>
                 <w:caps w:val="0"/>
@@ -3449,8 +3967,14 @@
       </w:tr>
       <w:tr>
         <w:tblPrEx>
-          <w:tblW w:w="8498" w:type="dxa"/>
-          <w:jc w:val="center"/>
+          <w:tblBorders>
+            <w:top w:val="none" w:color="auto" w:sz="0" w:space="0"/>
+            <w:left w:val="none" w:color="auto" w:sz="0" w:space="0"/>
+            <w:bottom w:val="none" w:color="auto" w:sz="0" w:space="0"/>
+            <w:right w:val="none" w:color="auto" w:sz="0" w:space="0"/>
+            <w:insideH w:val="none" w:color="auto" w:sz="0" w:space="0"/>
+            <w:insideV w:val="none" w:color="auto" w:sz="0" w:space="0"/>
+          </w:tblBorders>
           <w:shd w:val="clear" w:color="auto" w:fill="FFFFFF"/>
           <w:tblCellMar>
             <w:top w:w="15" w:type="dxa"/>
@@ -3460,12 +3984,18 @@
           </w:tblCellMar>
         </w:tblPrEx>
         <w:trPr>
-          <w:trHeight w:val="0"/>
+          <w:trHeight w:val="0" w:hRule="atLeast"/>
           <w:jc w:val="center"/>
         </w:trPr>
         <w:tc>
           <w:tcPr>
-            <w:tcW w:w="2800" w:type="dxa"/>
+            <w:tcW w:w="2516" w:type="dxa"/>
+            <w:tcBorders>
+              <w:top w:val="single" w:color="auto" w:sz="4" w:space="0"/>
+              <w:left w:val="single" w:color="auto" w:sz="12" w:space="0"/>
+              <w:bottom w:val="single" w:color="auto" w:sz="12" w:space="0"/>
+              <w:right w:val="single" w:color="auto" w:sz="4" w:space="0"/>
+            </w:tcBorders>
             <w:shd w:val="clear" w:color="auto" w:fill="FFFFFF"/>
             <w:tcMar>
               <w:top w:w="120" w:type="dxa"/>
@@ -3483,10 +4013,10 @@
               <w:suppressLineNumbers w:val="0"/>
               <w:snapToGrid w:val="0"/>
               <w:spacing w:line="240" w:lineRule="auto"/>
-              <w:ind w:left="0" w:right="0" w:firstLine="0" w:leftChars="0" w:rightChars="0" w:firstLineChars="0"/>
+              <w:ind w:left="0" w:leftChars="0" w:right="0" w:rightChars="0" w:firstLine="0" w:firstLineChars="0"/>
               <w:jc w:val="left"/>
               <w:rPr>
-                <w:rFonts w:ascii="Segoe UI" w:eastAsia="Segoe UI" w:hAnsi="Segoe UI" w:cs="Segoe UI" w:hint="default"/>
+                <w:rFonts w:hint="default" w:ascii="Segoe UI" w:hAnsi="Segoe UI" w:eastAsia="Segoe UI" w:cs="Segoe UI"/>
                 <w:i w:val="0"/>
                 <w:iCs w:val="0"/>
                 <w:caps w:val="0"/>
@@ -3498,8 +4028,8 @@
             </w:pPr>
             <w:r>
               <w:rPr>
-                <w:rStyle w:val="Strong"/>
-                <w:rFonts w:ascii="Segoe UI" w:eastAsia="Segoe UI" w:hAnsi="Segoe UI" w:cs="Segoe UI" w:hint="default"/>
+                <w:rStyle w:val="23"/>
+                <w:rFonts w:hint="default" w:ascii="Segoe UI" w:hAnsi="Segoe UI" w:eastAsia="Segoe UI" w:cs="Segoe UI"/>
                 <w:b/>
                 <w:bCs/>
                 <w:i w:val="0"/>
@@ -3519,7 +4049,13 @@
         </w:tc>
         <w:tc>
           <w:tcPr>
-            <w:tcW w:w="5698" w:type="dxa"/>
+            <w:tcW w:w="5982" w:type="dxa"/>
+            <w:tcBorders>
+              <w:top w:val="single" w:color="auto" w:sz="4" w:space="0"/>
+              <w:left w:val="single" w:color="auto" w:sz="4" w:space="0"/>
+              <w:bottom w:val="single" w:color="auto" w:sz="12" w:space="0"/>
+              <w:right w:val="single" w:color="auto" w:sz="12" w:space="0"/>
+            </w:tcBorders>
             <w:shd w:val="clear" w:color="auto" w:fill="FFFFFF"/>
             <w:tcMar>
               <w:top w:w="120" w:type="dxa"/>
@@ -3537,10 +4073,10 @@
               <w:suppressLineNumbers w:val="0"/>
               <w:snapToGrid w:val="0"/>
               <w:spacing w:line="240" w:lineRule="auto"/>
-              <w:ind w:left="0" w:right="0" w:firstLine="0" w:leftChars="0" w:rightChars="0" w:firstLineChars="0"/>
+              <w:ind w:left="0" w:leftChars="0" w:right="0" w:rightChars="0" w:firstLine="0" w:firstLineChars="0"/>
               <w:jc w:val="left"/>
               <w:rPr>
-                <w:rFonts w:ascii="Segoe UI" w:eastAsia="Segoe UI" w:hAnsi="Segoe UI" w:cs="Segoe UI" w:hint="default"/>
+                <w:rFonts w:hint="default" w:ascii="Segoe UI" w:hAnsi="Segoe UI" w:eastAsia="Segoe UI" w:cs="Segoe UI"/>
                 <w:i w:val="0"/>
                 <w:iCs w:val="0"/>
                 <w:caps w:val="0"/>
@@ -3552,7 +4088,7 @@
             </w:pPr>
             <w:r>
               <w:rPr>
-                <w:rFonts w:ascii="Segoe UI" w:eastAsia="Segoe UI" w:hAnsi="Segoe UI" w:cs="Segoe UI" w:hint="default"/>
+                <w:rFonts w:hint="default" w:ascii="Segoe UI" w:hAnsi="Segoe UI" w:eastAsia="Segoe UI" w:cs="Segoe UI"/>
                 <w:i w:val="0"/>
                 <w:iCs w:val="0"/>
                 <w:caps w:val="0"/>
@@ -3572,14 +4108,14 @@
     </w:tbl>
     <w:p>
       <w:pPr>
-        <w:pStyle w:val="2"/>
+        <w:pStyle w:val="30"/>
         <w:bidi w:val="0"/>
         <w:rPr>
           <w:rFonts w:hint="eastAsia"/>
           <w:lang w:val="en-US" w:eastAsia="zh-CN"/>
         </w:rPr>
       </w:pPr>
-      <w:bookmarkStart w:id="3" w:name="_Toc8499"/>
+      <w:bookmarkStart w:id="4" w:name="_Toc28317"/>
       <w:r>
         <w:rPr>
           <w:rFonts w:hint="eastAsia"/>
@@ -3587,16 +4123,18 @@
         </w:rPr>
         <w:t>服务知识管理模块</w:t>
       </w:r>
+      <w:bookmarkEnd w:id="4"/>
     </w:p>
     <w:p>
       <w:pPr>
-        <w:pStyle w:val="3"/>
+        <w:pStyle w:val="31"/>
         <w:bidi w:val="0"/>
         <w:rPr>
           <w:rFonts w:hint="eastAsia"/>
           <w:lang w:val="en-US" w:eastAsia="zh-CN"/>
         </w:rPr>
       </w:pPr>
+      <w:bookmarkStart w:id="5" w:name="_Toc26967"/>
       <w:r>
         <w:rPr>
           <w:rFonts w:hint="eastAsia"/>
@@ -3604,10 +4142,11 @@
         </w:rPr>
         <w:t>服务知识管理</w:t>
       </w:r>
+      <w:bookmarkEnd w:id="5"/>
     </w:p>
     <w:p>
       <w:pPr>
-        <w:pStyle w:val="a1"/>
+        <w:pStyle w:val="29"/>
         <w:rPr>
           <w:rFonts w:hint="eastAsia"/>
           <w:lang w:val="en-US" w:eastAsia="zh-CN"/>
@@ -3623,7 +4162,7 @@
     </w:p>
     <w:p>
       <w:pPr>
-        <w:pStyle w:val="a1"/>
+        <w:pStyle w:val="29"/>
       </w:pPr>
       <w:r>
         <w:drawing>
@@ -3644,7 +4183,7 @@
                     </pic:cNvPicPr>
                   </pic:nvPicPr>
                   <pic:blipFill>
-                    <a:blip xmlns:r="http://schemas.openxmlformats.org/officeDocument/2006/relationships" r:embed="rId7"/>
+                    <a:blip r:embed="rId10"/>
                     <a:stretch>
                       <a:fillRect/>
                     </a:stretch>
@@ -3671,13 +4210,14 @@
     </w:p>
     <w:p>
       <w:pPr>
-        <w:pStyle w:val="3"/>
+        <w:pStyle w:val="31"/>
         <w:bidi w:val="0"/>
         <w:rPr>
           <w:rFonts w:hint="default"/>
           <w:lang w:val="en-US" w:eastAsia="zh-CN"/>
         </w:rPr>
       </w:pPr>
+      <w:bookmarkStart w:id="6" w:name="_Toc20836"/>
       <w:r>
         <w:rPr>
           <w:rFonts w:hint="eastAsia"/>
@@ -3685,10 +4225,11 @@
         </w:rPr>
         <w:t>服务知识类别</w:t>
       </w:r>
+      <w:bookmarkEnd w:id="6"/>
     </w:p>
     <w:p>
       <w:pPr>
-        <w:pStyle w:val="a1"/>
+        <w:pStyle w:val="29"/>
         <w:rPr>
           <w:rFonts w:hint="eastAsia"/>
           <w:lang w:val="en-US" w:eastAsia="zh-CN"/>
@@ -3704,24 +4245,78 @@
     </w:p>
     <w:p>
       <w:pPr>
-        <w:pStyle w:val="3"/>
-        <w:bidi w:val="0"/>
-        <w:rPr>
-          <w:rFonts w:hint="default"/>
+        <w:pStyle w:val="29"/>
+        <w:rPr>
+          <w:rFonts w:hint="eastAsia"/>
           <w:lang w:val="en-US" w:eastAsia="zh-CN"/>
         </w:rPr>
       </w:pPr>
       <w:r>
-        <w:rPr>
-          <w:rFonts w:hint="eastAsia"/>
-          <w:lang w:val="en-US" w:eastAsia="zh-CN"/>
-        </w:rPr>
-        <w:t>服务知识导入</w:t>
+        <w:drawing>
+          <wp:inline distT="0" distB="0" distL="114300" distR="114300">
+            <wp:extent cx="5262245" cy="1522095"/>
+            <wp:effectExtent l="0" t="0" r="10795" b="1905"/>
+            <wp:docPr id="3" name="图片 1"/>
+            <wp:cNvGraphicFramePr>
+              <a:graphicFrameLocks xmlns:a="http://schemas.openxmlformats.org/drawingml/2006/main" noChangeAspect="1"/>
+            </wp:cNvGraphicFramePr>
+            <a:graphic xmlns:a="http://schemas.openxmlformats.org/drawingml/2006/main">
+              <a:graphicData uri="http://schemas.openxmlformats.org/drawingml/2006/picture">
+                <pic:pic xmlns:pic="http://schemas.openxmlformats.org/drawingml/2006/picture">
+                  <pic:nvPicPr>
+                    <pic:cNvPr id="3" name="图片 1"/>
+                    <pic:cNvPicPr>
+                      <a:picLocks noChangeAspect="1"/>
+                    </pic:cNvPicPr>
+                  </pic:nvPicPr>
+                  <pic:blipFill>
+                    <a:blip r:embed="rId11"/>
+                    <a:stretch>
+                      <a:fillRect/>
+                    </a:stretch>
+                  </pic:blipFill>
+                  <pic:spPr>
+                    <a:xfrm>
+                      <a:off x="0" y="0"/>
+                      <a:ext cx="5262245" cy="1522095"/>
+                    </a:xfrm>
+                    <a:prstGeom prst="rect">
+                      <a:avLst/>
+                    </a:prstGeom>
+                    <a:noFill/>
+                    <a:ln>
+                      <a:noFill/>
+                    </a:ln>
+                  </pic:spPr>
+                </pic:pic>
+              </a:graphicData>
+            </a:graphic>
+          </wp:inline>
+        </w:drawing>
       </w:r>
     </w:p>
     <w:p>
       <w:pPr>
-        <w:pStyle w:val="a1"/>
+        <w:pStyle w:val="31"/>
+        <w:bidi w:val="0"/>
+        <w:rPr>
+          <w:rFonts w:hint="default"/>
+          <w:lang w:val="en-US" w:eastAsia="zh-CN"/>
+        </w:rPr>
+      </w:pPr>
+      <w:bookmarkStart w:id="7" w:name="_Toc768"/>
+      <w:r>
+        <w:rPr>
+          <w:rFonts w:hint="eastAsia"/>
+          <w:lang w:val="en-US" w:eastAsia="zh-CN"/>
+        </w:rPr>
+        <w:t>服务知识导入</w:t>
+      </w:r>
+      <w:bookmarkEnd w:id="7"/>
+    </w:p>
+    <w:p>
+      <w:pPr>
+        <w:pStyle w:val="29"/>
         <w:rPr>
           <w:rFonts w:hint="default"/>
           <w:lang w:val="en-US" w:eastAsia="zh-CN"/>
@@ -3753,7 +4348,7 @@
                     </pic:cNvPicPr>
                   </pic:nvPicPr>
                   <pic:blipFill>
-                    <a:blip xmlns:r="http://schemas.openxmlformats.org/officeDocument/2006/relationships" r:embed="rId8"/>
+                    <a:blip r:embed="rId12"/>
                     <a:stretch>
                       <a:fillRect/>
                     </a:stretch>
@@ -3780,13 +4375,14 @@
     </w:p>
     <w:p>
       <w:pPr>
-        <w:pStyle w:val="2"/>
+        <w:pStyle w:val="30"/>
         <w:bidi w:val="0"/>
         <w:rPr>
           <w:rFonts w:hint="default"/>
           <w:lang w:val="en-US" w:eastAsia="zh-CN"/>
         </w:rPr>
       </w:pPr>
+      <w:bookmarkStart w:id="8" w:name="_Toc6549"/>
       <w:r>
         <w:rPr>
           <w:rFonts w:hint="eastAsia"/>
@@ -3794,16 +4390,18 @@
         </w:rPr>
         <w:t>客户满意度调查模块</w:t>
       </w:r>
+      <w:bookmarkEnd w:id="8"/>
     </w:p>
     <w:p>
       <w:pPr>
-        <w:pStyle w:val="3"/>
+        <w:pStyle w:val="31"/>
         <w:bidi w:val="0"/>
         <w:rPr>
           <w:rFonts w:hint="eastAsia"/>
           <w:lang w:val="en-US" w:eastAsia="zh-CN"/>
         </w:rPr>
       </w:pPr>
+      <w:bookmarkStart w:id="9" w:name="_Toc22924"/>
       <w:r>
         <w:rPr>
           <w:rFonts w:hint="eastAsia"/>
@@ -3811,10 +4409,11 @@
         </w:rPr>
         <w:t>满意度调查项配置</w:t>
       </w:r>
+      <w:bookmarkEnd w:id="9"/>
     </w:p>
     <w:p>
       <w:pPr>
-        <w:pStyle w:val="a1"/>
+        <w:pStyle w:val="29"/>
         <w:rPr>
           <w:rFonts w:hint="eastAsia"/>
           <w:lang w:val="en-US" w:eastAsia="zh-CN"/>
@@ -3830,7 +4429,7 @@
     </w:p>
     <w:p>
       <w:pPr>
-        <w:pStyle w:val="a1"/>
+        <w:pStyle w:val="29"/>
         <w:rPr>
           <w:rFonts w:hint="default"/>
           <w:lang w:val="en-US" w:eastAsia="zh-CN"/>
@@ -3855,7 +4454,7 @@
                     </pic:cNvPicPr>
                   </pic:nvPicPr>
                   <pic:blipFill>
-                    <a:blip xmlns:r="http://schemas.openxmlformats.org/officeDocument/2006/relationships" r:embed="rId9"/>
+                    <a:blip r:embed="rId13"/>
                     <a:stretch>
                       <a:fillRect/>
                     </a:stretch>
@@ -3882,13 +4481,14 @@
     </w:p>
     <w:p>
       <w:pPr>
-        <w:pStyle w:val="3"/>
+        <w:pStyle w:val="31"/>
         <w:bidi w:val="0"/>
         <w:rPr>
           <w:rFonts w:hint="eastAsia"/>
           <w:lang w:val="en-US" w:eastAsia="zh-CN"/>
         </w:rPr>
       </w:pPr>
+      <w:bookmarkStart w:id="10" w:name="_Toc15542"/>
       <w:r>
         <w:rPr>
           <w:rFonts w:hint="eastAsia"/>
@@ -3896,10 +4496,11 @@
         </w:rPr>
         <w:t>满意度问卷导入</w:t>
       </w:r>
+      <w:bookmarkEnd w:id="10"/>
     </w:p>
     <w:p>
       <w:pPr>
-        <w:pStyle w:val="a1"/>
+        <w:pStyle w:val="29"/>
         <w:rPr>
           <w:rFonts w:hint="eastAsia"/>
           <w:lang w:val="en-US" w:eastAsia="zh-CN"/>
@@ -3924,7 +4525,7 @@
                     </pic:cNvPicPr>
                   </pic:nvPicPr>
                   <pic:blipFill>
-                    <a:blip xmlns:r="http://schemas.openxmlformats.org/officeDocument/2006/relationships" r:embed="rId10"/>
+                    <a:blip r:embed="rId14"/>
                     <a:stretch>
                       <a:fillRect/>
                     </a:stretch>
@@ -3951,13 +4552,14 @@
     </w:p>
     <w:p>
       <w:pPr>
-        <w:pStyle w:val="3"/>
+        <w:pStyle w:val="31"/>
         <w:bidi w:val="0"/>
         <w:rPr>
           <w:rFonts w:hint="default"/>
           <w:lang w:val="en-US" w:eastAsia="zh-CN"/>
         </w:rPr>
       </w:pPr>
+      <w:bookmarkStart w:id="11" w:name="_Toc24444"/>
       <w:r>
         <w:rPr>
           <w:rFonts w:hint="eastAsia"/>
@@ -3965,10 +4567,11 @@
         </w:rPr>
         <w:t>调查问卷发放</w:t>
       </w:r>
+      <w:bookmarkEnd w:id="11"/>
     </w:p>
     <w:p>
       <w:pPr>
-        <w:pStyle w:val="a1"/>
+        <w:pStyle w:val="29"/>
         <w:rPr>
           <w:rFonts w:hint="default"/>
           <w:lang w:val="en-US" w:eastAsia="zh-CN"/>
@@ -3993,7 +4596,7 @@
                     </pic:cNvPicPr>
                   </pic:nvPicPr>
                   <pic:blipFill>
-                    <a:blip xmlns:r="http://schemas.openxmlformats.org/officeDocument/2006/relationships" r:embed="rId11"/>
+                    <a:blip r:embed="rId15"/>
                     <a:stretch>
                       <a:fillRect/>
                     </a:stretch>
@@ -4020,7 +4623,7 @@
     </w:p>
     <w:p>
       <w:pPr>
-        <w:pStyle w:val="1"/>
+        <w:pStyle w:val="28"/>
         <w:keepNext w:val="0"/>
         <w:keepLines w:val="0"/>
         <w:pageBreakBefore w:val="0"/>
@@ -4040,6 +4643,7 @@
           <w:lang w:val="en-US" w:eastAsia="zh-CN"/>
         </w:rPr>
       </w:pPr>
+      <w:bookmarkStart w:id="12" w:name="_Toc12813"/>
       <w:r>
         <w:rPr>
           <w:rFonts w:hint="default"/>
@@ -4047,11 +4651,11 @@
         </w:rPr>
         <w:t>运维手册研发情况</w:t>
       </w:r>
-      <w:bookmarkEnd w:id="3"/>
+      <w:bookmarkEnd w:id="12"/>
     </w:p>
     <w:p>
       <w:pPr>
-        <w:pStyle w:val="a1"/>
+        <w:pStyle w:val="29"/>
         <w:keepNext w:val="0"/>
         <w:keepLines w:val="0"/>
         <w:pageBreakBefore w:val="0"/>
@@ -4095,7 +4699,7 @@
     </w:p>
     <w:p>
       <w:pPr>
-        <w:pStyle w:val="a1"/>
+        <w:pStyle w:val="29"/>
         <w:keepNext w:val="0"/>
         <w:keepLines w:val="0"/>
         <w:pageBreakBefore w:val="0"/>
@@ -4125,7 +4729,7 @@
     </w:p>
     <w:p>
       <w:pPr>
-        <w:pStyle w:val="a1"/>
+        <w:pStyle w:val="29"/>
         <w:keepNext w:val="0"/>
         <w:keepLines w:val="0"/>
         <w:pageBreakBefore w:val="0"/>
@@ -4169,7 +4773,7 @@
     </w:p>
     <w:p>
       <w:pPr>
-        <w:pStyle w:val="a1"/>
+        <w:pStyle w:val="29"/>
         <w:keepNext w:val="0"/>
         <w:keepLines w:val="0"/>
         <w:pageBreakBefore w:val="0"/>
@@ -4213,21 +4817,16 @@
     </w:p>
     <w:p>
       <w:pPr>
-        <w:pStyle w:val="a1"/>
+        <w:pStyle w:val="29"/>
         <w:bidi w:val="0"/>
       </w:pPr>
       <w:r>
-        <w:t>《数据库系统标准化运维手册》：Q3正式发布，覆盖MySQL</w:t>
-      </w:r>
-      <w:bookmarkStart w:id="4" w:name="_GoBack"/>
-      <w:bookmarkEnd w:id="4"/>
-      <w:r>
-        <w:t>数据库的架构规范、巡检清单、备份恢复、性能优化及故障应急流程，已作为公司级数据库运维的统一标准，在翔云系统等多个项目中应用，显著提升了数据库运维的规范性与事故响应效率。</w:t>
+        <w:t>《数据库系统标准化运维手册》：Q3正式发布，覆盖MySQL数据库的架构规范、巡检清单、备份恢复、性能优化及故障应急流程，已作为公司级数据库运维的统一标准，在翔云系统等多个项目中应用，显著提升了数据库运维的规范性与事故响应效率。</w:t>
       </w:r>
     </w:p>
     <w:p>
       <w:pPr>
-        <w:pStyle w:val="a1"/>
+        <w:pStyle w:val="29"/>
         <w:keepNext w:val="0"/>
         <w:keepLines w:val="0"/>
         <w:pageBreakBefore w:val="0"/>
@@ -4257,7 +4856,7 @@
     </w:p>
     <w:p>
       <w:pPr>
-        <w:pStyle w:val="1"/>
+        <w:pStyle w:val="28"/>
         <w:keepNext w:val="0"/>
         <w:keepLines w:val="0"/>
         <w:pageBreakBefore w:val="0"/>
@@ -4277,7 +4876,7 @@
           <w:lang w:val="en-US" w:eastAsia="zh-CN"/>
         </w:rPr>
       </w:pPr>
-      <w:bookmarkStart w:id="5" w:name="_Toc10729"/>
+      <w:bookmarkStart w:id="13" w:name="_Toc27295"/>
       <w:r>
         <w:rPr>
           <w:rFonts w:hint="default"/>
@@ -4285,11 +4884,11 @@
         </w:rPr>
         <w:t>新技术研发进展情况</w:t>
       </w:r>
-      <w:bookmarkEnd w:id="5"/>
+      <w:bookmarkEnd w:id="13"/>
     </w:p>
     <w:p>
       <w:pPr>
-        <w:pStyle w:val="a1"/>
+        <w:pStyle w:val="29"/>
         <w:keepNext w:val="0"/>
         <w:keepLines w:val="0"/>
         <w:pageBreakBefore w:val="0"/>
@@ -4319,7 +4918,7 @@
     </w:p>
     <w:p>
       <w:pPr>
-        <w:pStyle w:val="a1"/>
+        <w:pStyle w:val="29"/>
         <w:keepNext w:val="0"/>
         <w:keepLines w:val="0"/>
         <w:pageBreakBefore w:val="0"/>
@@ -4349,7 +4948,7 @@
     </w:p>
     <w:p>
       <w:pPr>
-        <w:pStyle w:val="a1"/>
+        <w:pStyle w:val="29"/>
         <w:keepNext w:val="0"/>
         <w:keepLines w:val="0"/>
         <w:pageBreakBefore w:val="0"/>
@@ -4379,7 +4978,7 @@
     </w:p>
     <w:p>
       <w:pPr>
-        <w:pStyle w:val="a1"/>
+        <w:pStyle w:val="29"/>
         <w:keepNext w:val="0"/>
         <w:keepLines w:val="0"/>
         <w:pageBreakBefore w:val="0"/>
@@ -4409,7 +5008,7 @@
     </w:p>
     <w:p>
       <w:pPr>
-        <w:pStyle w:val="a1"/>
+        <w:pStyle w:val="29"/>
         <w:keepNext w:val="0"/>
         <w:keepLines w:val="0"/>
         <w:pageBreakBefore w:val="0"/>
@@ -4439,7 +5038,7 @@
     </w:p>
     <w:p>
       <w:pPr>
-        <w:pStyle w:val="a1"/>
+        <w:pStyle w:val="29"/>
         <w:keepNext w:val="0"/>
         <w:keepLines w:val="0"/>
         <w:pageBreakBefore w:val="0"/>
@@ -4469,7 +5068,7 @@
     </w:p>
     <w:p>
       <w:pPr>
-        <w:pStyle w:val="1"/>
+        <w:pStyle w:val="28"/>
         <w:keepNext w:val="0"/>
         <w:keepLines w:val="0"/>
         <w:pageBreakBefore w:val="0"/>
@@ -4489,7 +5088,7 @@
           <w:lang w:val="en-US" w:eastAsia="zh-CN"/>
         </w:rPr>
       </w:pPr>
-      <w:bookmarkStart w:id="6" w:name="_Toc13463"/>
+      <w:bookmarkStart w:id="14" w:name="_Toc19786"/>
       <w:r>
         <w:rPr>
           <w:rFonts w:hint="default"/>
@@ -4497,11 +5096,11 @@
         </w:rPr>
         <w:t>资金使用情况</w:t>
       </w:r>
-      <w:bookmarkEnd w:id="6"/>
+      <w:bookmarkEnd w:id="14"/>
     </w:p>
     <w:p>
       <w:pPr>
-        <w:pStyle w:val="a1"/>
+        <w:pStyle w:val="29"/>
         <w:keepNext w:val="0"/>
         <w:keepLines w:val="0"/>
         <w:pageBreakBefore w:val="0"/>
@@ -4531,7 +5130,7 @@
     </w:p>
     <w:p>
       <w:pPr>
-        <w:pStyle w:val="a1"/>
+        <w:pStyle w:val="29"/>
         <w:keepNext w:val="0"/>
         <w:keepLines w:val="0"/>
         <w:pageBreakBefore w:val="0"/>
@@ -4561,7 +5160,7 @@
     </w:p>
     <w:p>
       <w:pPr>
-        <w:pStyle w:val="a1"/>
+        <w:pStyle w:val="29"/>
         <w:keepNext w:val="0"/>
         <w:keepLines w:val="0"/>
         <w:pageBreakBefore w:val="0"/>
@@ -4591,7 +5190,7 @@
     </w:p>
     <w:p>
       <w:pPr>
-        <w:pStyle w:val="a1"/>
+        <w:pStyle w:val="29"/>
         <w:keepNext w:val="0"/>
         <w:keepLines w:val="0"/>
         <w:pageBreakBefore w:val="0"/>
@@ -4621,7 +5220,7 @@
     </w:p>
     <w:p>
       <w:pPr>
-        <w:pStyle w:val="a1"/>
+        <w:pStyle w:val="29"/>
         <w:keepNext w:val="0"/>
         <w:keepLines w:val="0"/>
         <w:pageBreakBefore w:val="0"/>
@@ -4665,7 +5264,7 @@
     </w:p>
     <w:p>
       <w:pPr>
-        <w:pStyle w:val="a1"/>
+        <w:pStyle w:val="29"/>
         <w:keepNext w:val="0"/>
         <w:keepLines w:val="0"/>
         <w:pageBreakBefore w:val="0"/>
@@ -4695,7 +5294,7 @@
     </w:p>
     <w:p>
       <w:pPr>
-        <w:pStyle w:val="a1"/>
+        <w:pStyle w:val="29"/>
         <w:keepNext w:val="0"/>
         <w:keepLines w:val="0"/>
         <w:pageBreakBefore w:val="0"/>
@@ -4725,7 +5324,7 @@
     </w:p>
     <w:p>
       <w:pPr>
-        <w:pStyle w:val="a1"/>
+        <w:pStyle w:val="29"/>
         <w:keepNext w:val="0"/>
         <w:keepLines w:val="0"/>
         <w:pageBreakBefore w:val="0"/>
@@ -4755,7 +5354,7 @@
     </w:p>
     <w:p>
       <w:pPr>
-        <w:pStyle w:val="1"/>
+        <w:pStyle w:val="28"/>
         <w:keepNext w:val="0"/>
         <w:keepLines w:val="0"/>
         <w:pageBreakBefore w:val="0"/>
@@ -4775,7 +5374,7 @@
           <w:lang w:val="en-US" w:eastAsia="zh-CN"/>
         </w:rPr>
       </w:pPr>
-      <w:bookmarkStart w:id="7" w:name="_Toc24840"/>
+      <w:bookmarkStart w:id="15" w:name="_Toc26779"/>
       <w:r>
         <w:rPr>
           <w:rFonts w:hint="default"/>
@@ -4783,11 +5382,11 @@
         </w:rPr>
         <w:t>总结与展望</w:t>
       </w:r>
-      <w:bookmarkEnd w:id="7"/>
+      <w:bookmarkEnd w:id="15"/>
     </w:p>
     <w:p>
       <w:pPr>
-        <w:pStyle w:val="a1"/>
+        <w:pStyle w:val="29"/>
         <w:keepNext w:val="0"/>
         <w:keepLines w:val="0"/>
         <w:pageBreakBefore w:val="0"/>
@@ -4817,7 +5416,7 @@
     </w:p>
     <w:p>
       <w:pPr>
-        <w:pStyle w:val="a1"/>
+        <w:pStyle w:val="29"/>
         <w:keepNext w:val="0"/>
         <w:keepLines w:val="0"/>
         <w:pageBreakBefore w:val="0"/>
@@ -4846,23 +5445,73 @@
       </w:r>
     </w:p>
     <w:sectPr>
-      <w:headerReference w:type="default" r:id="rId12"/>
+      <w:headerReference r:id="rId5" w:type="default"/>
       <w:pgSz w:w="11906" w:h="16838"/>
       <w:pgMar w:top="1417" w:right="1800" w:bottom="1440" w:left="1800" w:header="1140" w:footer="992" w:gutter="0"/>
-      <w:cols w:num="1" w:space="425"/>
+      <w:cols w:space="425" w:num="1"/>
       <w:docGrid w:type="lines" w:linePitch="312" w:charSpace="0"/>
     </w:sectPr>
   </w:body>
 </w:document>
 </file>
 
+<file path=word/endnotes.xml><?xml version="1.0" encoding="utf-8"?>
+<w:endnotes xmlns:wpc="http://schemas.microsoft.com/office/word/2010/wordprocessingCanvas" xmlns:mc="http://schemas.openxmlformats.org/markup-compatibility/2006" xmlns:o="urn:schemas-microsoft-com:office:office" xmlns:r="http://schemas.openxmlformats.org/officeDocument/2006/relationships" xmlns:m="http://schemas.openxmlformats.org/officeDocument/2006/math" xmlns:v="urn:schemas-microsoft-com:vml" xmlns:wp14="http://schemas.microsoft.com/office/word/2010/wordprocessingDrawing" xmlns:wp="http://schemas.openxmlformats.org/drawingml/2006/wordprocessingDrawing" xmlns:w="http://schemas.openxmlformats.org/wordprocessingml/2006/main" xmlns:w14="http://schemas.microsoft.com/office/word/2010/wordml" xmlns:w15="http://schemas.microsoft.com/office/word/2012/wordml" xmlns:w10="urn:schemas-microsoft-com:office:word" xmlns:wpg="http://schemas.microsoft.com/office/word/2010/wordprocessingGroup" xmlns:wpi="http://schemas.microsoft.com/office/word/2010/wordprocessingInk" xmlns:wne="http://schemas.microsoft.com/office/word/2006/wordml" xmlns:wps="http://schemas.microsoft.com/office/word/2010/wordprocessingShape" xmlns:wpsCustomData="http://www.wps.cn/officeDocument/2013/wpsCustomData" mc:Ignorable="w14 w15 wp14">
+  <w:endnote w:type="separator" w:id="0">
+    <w:p>
+      <w:pPr>
+        <w:spacing w:line="240" w:lineRule="auto"/>
+      </w:pPr>
+      <w:r>
+        <w:separator/>
+      </w:r>
+    </w:p>
+  </w:endnote>
+  <w:endnote w:type="continuationSeparator" w:id="1">
+    <w:p>
+      <w:pPr>
+        <w:spacing w:line="240" w:lineRule="auto"/>
+      </w:pPr>
+      <w:r>
+        <w:continuationSeparator/>
+      </w:r>
+    </w:p>
+  </w:endnote>
+</w:endnotes>
+</file>
+
+<file path=word/footnotes.xml><?xml version="1.0" encoding="utf-8"?>
+<w:footnotes xmlns:wpc="http://schemas.microsoft.com/office/word/2010/wordprocessingCanvas" xmlns:mc="http://schemas.openxmlformats.org/markup-compatibility/2006" xmlns:o="urn:schemas-microsoft-com:office:office" xmlns:r="http://schemas.openxmlformats.org/officeDocument/2006/relationships" xmlns:m="http://schemas.openxmlformats.org/officeDocument/2006/math" xmlns:v="urn:schemas-microsoft-com:vml" xmlns:wp14="http://schemas.microsoft.com/office/word/2010/wordprocessingDrawing" xmlns:wp="http://schemas.openxmlformats.org/drawingml/2006/wordprocessingDrawing" xmlns:w="http://schemas.openxmlformats.org/wordprocessingml/2006/main" xmlns:w14="http://schemas.microsoft.com/office/word/2010/wordml" xmlns:w15="http://schemas.microsoft.com/office/word/2012/wordml" xmlns:w10="urn:schemas-microsoft-com:office:word" xmlns:wpg="http://schemas.microsoft.com/office/word/2010/wordprocessingGroup" xmlns:wpi="http://schemas.microsoft.com/office/word/2010/wordprocessingInk" xmlns:wne="http://schemas.microsoft.com/office/word/2006/wordml" xmlns:wps="http://schemas.microsoft.com/office/word/2010/wordprocessingShape" xmlns:wpsCustomData="http://www.wps.cn/officeDocument/2013/wpsCustomData" mc:Ignorable="w14 w15 wp14">
+  <w:footnote w:type="separator" w:id="0">
+    <w:p>
+      <w:pPr>
+        <w:spacing w:line="360" w:lineRule="auto"/>
+      </w:pPr>
+      <w:r>
+        <w:separator/>
+      </w:r>
+    </w:p>
+  </w:footnote>
+  <w:footnote w:type="continuationSeparator" w:id="1">
+    <w:p>
+      <w:pPr>
+        <w:spacing w:line="360" w:lineRule="auto"/>
+      </w:pPr>
+      <w:r>
+        <w:continuationSeparator/>
+      </w:r>
+    </w:p>
+  </w:footnote>
+</w:footnotes>
+</file>
+
 <file path=word/header1.xml><?xml version="1.0" encoding="utf-8"?>
-<w:hdr xmlns:wpc="http://schemas.microsoft.com/office/word/2010/wordprocessingCanvas" xmlns:mc="http://schemas.openxmlformats.org/markup-compatibility/2006" xmlns:o="urn:schemas-microsoft-com:office:office" xmlns:r="http://schemas.openxmlformats.org/officeDocument/2006/relationships" xmlns:m="http://schemas.openxmlformats.org/officeDocument/2006/math" xmlns:v="urn:schemas-microsoft-com:vml" xmlns:wp14="http://schemas.microsoft.com/office/word/2010/wordprocessingDrawing" xmlns:wp="http://schemas.openxmlformats.org/drawingml/2006/wordprocessingDrawing" xmlns:w10="urn:schemas-microsoft-com:office:word" xmlns:w="http://schemas.openxmlformats.org/wordprocessingml/2006/main" xmlns:w14="http://schemas.microsoft.com/office/word/2010/wordml" xmlns:w15="http://schemas.microsoft.com/office/word/2012/wordml" xmlns:wne="http://schemas.microsoft.com/office/word/2006/wordml" xmlns:wpg="http://schemas.microsoft.com/office/word/2010/wordprocessingGroup" xmlns:wpi="http://schemas.microsoft.com/office/word/2010/wordprocessingInk" xmlns:wps="http://schemas.microsoft.com/office/word/2010/wordprocessingShape" mc:Ignorable="w14 w15 wp14">
+<w:hdr xmlns:wpc="http://schemas.microsoft.com/office/word/2010/wordprocessingCanvas" xmlns:mc="http://schemas.openxmlformats.org/markup-compatibility/2006" xmlns:o="urn:schemas-microsoft-com:office:office" xmlns:r="http://schemas.openxmlformats.org/officeDocument/2006/relationships" xmlns:m="http://schemas.openxmlformats.org/officeDocument/2006/math" xmlns:v="urn:schemas-microsoft-com:vml" xmlns:wp14="http://schemas.microsoft.com/office/word/2010/wordprocessingDrawing" xmlns:wp="http://schemas.openxmlformats.org/drawingml/2006/wordprocessingDrawing" xmlns:w10="urn:schemas-microsoft-com:office:word" xmlns:w="http://schemas.openxmlformats.org/wordprocessingml/2006/main" xmlns:w14="http://schemas.microsoft.com/office/word/2010/wordml" xmlns:w15="http://schemas.microsoft.com/office/word/2012/wordml" xmlns:wpg="http://schemas.microsoft.com/office/word/2010/wordprocessingGroup" xmlns:wpi="http://schemas.microsoft.com/office/word/2010/wordprocessingInk" xmlns:wne="http://schemas.microsoft.com/office/word/2006/wordml" xmlns:wps="http://schemas.microsoft.com/office/word/2010/wordprocessingShape" xmlns:wpsCustomData="http://www.wps.cn/officeDocument/2013/wpsCustomData" mc:Ignorable="w14 w15 wp14">
   <w:p>
     <w:pPr>
-      <w:pStyle w:val="Header"/>
+      <w:pStyle w:val="15"/>
       <w:pBdr>
-        <w:bottom w:val="single" w:sz="4" w:space="1" w:color="auto"/>
+        <w:bottom w:val="single" w:color="auto" w:sz="4" w:space="1"/>
       </w:pBdr>
       <w:tabs>
         <w:tab w:val="left" w:pos="335"/>
@@ -4870,27 +5519,27 @@
       </w:tabs>
       <w:jc w:val="right"/>
       <w:rPr>
-        <w:rFonts w:eastAsiaTheme="minorEastAsia" w:hint="eastAsia"/>
+        <w:rFonts w:hint="eastAsia" w:eastAsiaTheme="minorEastAsia"/>
         <w:lang w:eastAsia="zh-CN"/>
       </w:rPr>
     </w:pPr>
     <w:r>
       <w:rPr>
-        <w:rFonts w:eastAsiaTheme="minorEastAsia" w:hint="eastAsia"/>
+        <w:rFonts w:hint="eastAsia" w:eastAsiaTheme="minorEastAsia"/>
         <w:lang w:val="en-US" w:eastAsia="zh-CN"/>
       </w:rPr>
       <w:tab/>
     </w:r>
     <w:r>
       <w:rPr>
-        <w:rFonts w:eastAsiaTheme="minorEastAsia" w:hint="eastAsia"/>
+        <w:rFonts w:hint="eastAsia" w:eastAsiaTheme="minorEastAsia"/>
         <w:lang w:val="en-US" w:eastAsia="zh-CN"/>
       </w:rPr>
       <w:tab/>
     </w:r>
     <w:r>
       <w:rPr>
-        <w:rFonts w:eastAsiaTheme="minorEastAsia" w:hint="eastAsia"/>
+        <w:rFonts w:hint="eastAsia" w:eastAsiaTheme="minorEastAsia"/>
         <w:lang w:val="en-US" w:eastAsia="zh-CN"/>
       </w:rPr>
       <w:t>江西通信产业服务有限公司</w:t>
@@ -4900,15 +5549,15 @@
 </file>
 
 <file path=word/numbering.xml><?xml version="1.0" encoding="utf-8"?>
-<w:numbering xmlns:wpc="http://schemas.microsoft.com/office/word/2010/wordprocessingCanvas" xmlns:mc="http://schemas.openxmlformats.org/markup-compatibility/2006" xmlns:o="urn:schemas-microsoft-com:office:office" xmlns:r="http://schemas.openxmlformats.org/officeDocument/2006/relationships" xmlns:m="http://schemas.openxmlformats.org/officeDocument/2006/math" xmlns:v="urn:schemas-microsoft-com:vml" xmlns:wp14="http://schemas.microsoft.com/office/word/2010/wordprocessingDrawing" xmlns:wp="http://schemas.openxmlformats.org/drawingml/2006/wordprocessingDrawing" xmlns:w10="urn:schemas-microsoft-com:office:word" xmlns:w="http://schemas.openxmlformats.org/wordprocessingml/2006/main" xmlns:w14="http://schemas.microsoft.com/office/word/2010/wordml" xmlns:w15="http://schemas.microsoft.com/office/word/2012/wordml" xmlns:wne="http://schemas.microsoft.com/office/word/2006/wordml" xmlns:wpg="http://schemas.microsoft.com/office/word/2010/wordprocessingGroup" xmlns:wpi="http://schemas.microsoft.com/office/word/2010/wordprocessingInk" xmlns:wps="http://schemas.microsoft.com/office/word/2010/wordprocessingShape" mc:Ignorable="w14 w15 wp14">
+<w:numbering xmlns:wpc="http://schemas.microsoft.com/office/word/2010/wordprocessingCanvas" xmlns:mc="http://schemas.openxmlformats.org/markup-compatibility/2006" xmlns:o="urn:schemas-microsoft-com:office:office" xmlns:r="http://schemas.openxmlformats.org/officeDocument/2006/relationships" xmlns:m="http://schemas.openxmlformats.org/officeDocument/2006/math" xmlns:v="urn:schemas-microsoft-com:vml" xmlns:wp14="http://schemas.microsoft.com/office/word/2010/wordprocessingDrawing" xmlns:wp="http://schemas.openxmlformats.org/drawingml/2006/wordprocessingDrawing" xmlns:w10="urn:schemas-microsoft-com:office:word" xmlns:w="http://schemas.openxmlformats.org/wordprocessingml/2006/main" xmlns:w14="http://schemas.microsoft.com/office/word/2010/wordml" xmlns:wpg="http://schemas.microsoft.com/office/word/2010/wordprocessingGroup" xmlns:wpi="http://schemas.microsoft.com/office/word/2010/wordprocessingInk" xmlns:wne="http://schemas.microsoft.com/office/word/2006/wordml" xmlns:wps="http://schemas.microsoft.com/office/word/2010/wordprocessingShape" xmlns:wpsCustomData="http://www.wps.cn/officeDocument/2013/wpsCustomData" mc:Ignorable="w14 wp14">
   <w:abstractNum w:abstractNumId="0">
     <w:nsid w:val="8E964DCE"/>
     <w:multiLevelType w:val="multilevel"/>
     <w:tmpl w:val="8E964DCE"/>
-    <w:lvl w:ilvl="0">
+    <w:lvl w:ilvl="0" w:tentative="0">
       <w:start w:val="1"/>
       <w:numFmt w:val="decimal"/>
-      <w:pStyle w:val="Heading1"/>
+      <w:pStyle w:val="2"/>
       <w:lvlText w:val="%1."/>
       <w:lvlJc w:val="left"/>
       <w:pPr>
@@ -4918,10 +5567,10 @@
         <w:rFonts w:hint="default"/>
       </w:rPr>
     </w:lvl>
-    <w:lvl w:ilvl="1">
+    <w:lvl w:ilvl="1" w:tentative="0">
       <w:start w:val="1"/>
       <w:numFmt w:val="decimal"/>
-      <w:pStyle w:val="Heading2"/>
+      <w:pStyle w:val="3"/>
       <w:lvlText w:val="%1.%2."/>
       <w:lvlJc w:val="left"/>
       <w:pPr>
@@ -4931,10 +5580,10 @@
         <w:rFonts w:hint="default"/>
       </w:rPr>
     </w:lvl>
-    <w:lvl w:ilvl="2">
+    <w:lvl w:ilvl="2" w:tentative="0">
       <w:start w:val="1"/>
       <w:numFmt w:val="decimal"/>
-      <w:pStyle w:val="Heading3"/>
+      <w:pStyle w:val="4"/>
       <w:lvlText w:val="%1.%2.%3."/>
       <w:lvlJc w:val="left"/>
       <w:pPr>
@@ -4944,10 +5593,10 @@
         <w:rFonts w:hint="default"/>
       </w:rPr>
     </w:lvl>
-    <w:lvl w:ilvl="3">
+    <w:lvl w:ilvl="3" w:tentative="0">
       <w:start w:val="1"/>
       <w:numFmt w:val="decimal"/>
-      <w:pStyle w:val="Heading4"/>
+      <w:pStyle w:val="5"/>
       <w:lvlText w:val="%1.%2.%3.%4."/>
       <w:lvlJc w:val="left"/>
       <w:pPr>
@@ -4957,10 +5606,10 @@
         <w:rFonts w:hint="default"/>
       </w:rPr>
     </w:lvl>
-    <w:lvl w:ilvl="4">
+    <w:lvl w:ilvl="4" w:tentative="0">
       <w:start w:val="1"/>
       <w:numFmt w:val="decimal"/>
-      <w:pStyle w:val="Heading5"/>
+      <w:pStyle w:val="6"/>
       <w:lvlText w:val="%1.%2.%3.%4.%5."/>
       <w:lvlJc w:val="left"/>
       <w:pPr>
@@ -4970,10 +5619,10 @@
         <w:rFonts w:hint="default"/>
       </w:rPr>
     </w:lvl>
-    <w:lvl w:ilvl="5">
+    <w:lvl w:ilvl="5" w:tentative="0">
       <w:start w:val="1"/>
       <w:numFmt w:val="decimal"/>
-      <w:pStyle w:val="Heading6"/>
+      <w:pStyle w:val="7"/>
       <w:lvlText w:val="%1.%2.%3.%4.%5.%6."/>
       <w:lvlJc w:val="left"/>
       <w:pPr>
@@ -4983,10 +5632,10 @@
         <w:rFonts w:hint="default"/>
       </w:rPr>
     </w:lvl>
-    <w:lvl w:ilvl="6">
+    <w:lvl w:ilvl="6" w:tentative="0">
       <w:start w:val="1"/>
       <w:numFmt w:val="decimal"/>
-      <w:pStyle w:val="Heading7"/>
+      <w:pStyle w:val="8"/>
       <w:lvlText w:val="%1.%2.%3.%4.%5.%6.%7."/>
       <w:lvlJc w:val="left"/>
       <w:pPr>
@@ -4996,10 +5645,10 @@
         <w:rFonts w:hint="default"/>
       </w:rPr>
     </w:lvl>
-    <w:lvl w:ilvl="7">
+    <w:lvl w:ilvl="7" w:tentative="0">
       <w:start w:val="1"/>
       <w:numFmt w:val="decimal"/>
-      <w:pStyle w:val="Heading8"/>
+      <w:pStyle w:val="9"/>
       <w:lvlText w:val="%1.%2.%3.%4.%5.%6.%7.%8."/>
       <w:lvlJc w:val="left"/>
       <w:pPr>
@@ -5009,10 +5658,10 @@
         <w:rFonts w:hint="default"/>
       </w:rPr>
     </w:lvl>
-    <w:lvl w:ilvl="8">
+    <w:lvl w:ilvl="8" w:tentative="0">
       <w:start w:val="1"/>
       <w:numFmt w:val="decimal"/>
-      <w:pStyle w:val="Heading9"/>
+      <w:pStyle w:val="10"/>
       <w:lvlText w:val="%1.%2.%3.%4.%5.%6.%7.%8.%9."/>
       <w:lvlJc w:val="left"/>
       <w:pPr>
@@ -5030,267 +5679,269 @@
 </file>
 
 <file path=word/styles.xml><?xml version="1.0" encoding="utf-8"?>
-<w:styles xmlns:mc="http://schemas.openxmlformats.org/markup-compatibility/2006" xmlns:r="http://schemas.openxmlformats.org/officeDocument/2006/relationships" xmlns:w="http://schemas.openxmlformats.org/wordprocessingml/2006/main" xmlns:w14="http://schemas.microsoft.com/office/word/2010/wordml" xmlns:w15="http://schemas.microsoft.com/office/word/2012/wordml" mc:Ignorable="w14 w15">
+<w:styles xmlns:mc="http://schemas.openxmlformats.org/markup-compatibility/2006" xmlns:o="urn:schemas-microsoft-com:office:office" xmlns:r="http://schemas.openxmlformats.org/officeDocument/2006/relationships" xmlns:m="http://schemas.openxmlformats.org/officeDocument/2006/math" xmlns:v="urn:schemas-microsoft-com:vml" xmlns:w="http://schemas.openxmlformats.org/wordprocessingml/2006/main" xmlns:w14="http://schemas.microsoft.com/office/word/2010/wordml" xmlns:w10="urn:schemas-microsoft-com:office:word" xmlns:sl="http://schemas.openxmlformats.org/schemaLibrary/2006/main" xmlns:wpsCustomData="http://www.wps.cn/officeDocument/2013/wpsCustomData" mc:Ignorable="w14">
   <w:docDefaults>
     <w:rPrDefault>
       <w:rPr>
-        <w:rFonts w:ascii="Times New Roman" w:eastAsia="宋体" w:hAnsi="Times New Roman" w:cs="Times New Roman"/>
+        <w:rFonts w:ascii="Times New Roman" w:hAnsi="Times New Roman" w:eastAsia="宋体" w:cs="Times New Roman"/>
       </w:rPr>
     </w:rPrDefault>
     <w:pPrDefault/>
   </w:docDefaults>
-  <w:latentStyles w:defLockedState="0" w:defUIPriority="99" w:defSemiHidden="1" w:defUnhideWhenUsed="1" w:defQFormat="0" w:count="260">
-    <w:lsdException w:name="Normal" w:semiHidden="0" w:uiPriority="0" w:unhideWhenUsed="0" w:qFormat="1"/>
-    <w:lsdException w:name="heading 1" w:semiHidden="0" w:uiPriority="0" w:unhideWhenUsed="0" w:qFormat="1"/>
-    <w:lsdException w:name="heading 2" w:semiHidden="0" w:uiPriority="0" w:qFormat="1"/>
-    <w:lsdException w:name="heading 3" w:uiPriority="0" w:qFormat="1"/>
-    <w:lsdException w:name="heading 4" w:semiHidden="0" w:uiPriority="0" w:qFormat="1"/>
-    <w:lsdException w:name="heading 5" w:uiPriority="0" w:qFormat="1"/>
-    <w:lsdException w:name="heading 6" w:uiPriority="0" w:qFormat="1"/>
-    <w:lsdException w:name="heading 7" w:uiPriority="0" w:qFormat="1"/>
-    <w:lsdException w:name="heading 8" w:uiPriority="0" w:qFormat="1"/>
-    <w:lsdException w:name="heading 9" w:uiPriority="0" w:qFormat="1"/>
-    <w:lsdException w:name="index 1" w:semiHidden="0" w:uiPriority="0" w:unhideWhenUsed="0"/>
-    <w:lsdException w:name="index 2" w:semiHidden="0" w:uiPriority="0" w:unhideWhenUsed="0"/>
-    <w:lsdException w:name="index 3" w:semiHidden="0" w:uiPriority="0" w:unhideWhenUsed="0"/>
-    <w:lsdException w:name="index 4" w:semiHidden="0" w:uiPriority="0" w:unhideWhenUsed="0"/>
-    <w:lsdException w:name="index 5" w:semiHidden="0" w:uiPriority="0" w:unhideWhenUsed="0"/>
-    <w:lsdException w:name="index 6" w:semiHidden="0" w:uiPriority="0" w:unhideWhenUsed="0"/>
-    <w:lsdException w:name="index 7" w:semiHidden="0" w:uiPriority="0" w:unhideWhenUsed="0"/>
-    <w:lsdException w:name="index 8" w:semiHidden="0" w:uiPriority="0" w:unhideWhenUsed="0"/>
-    <w:lsdException w:name="index 9" w:semiHidden="0" w:uiPriority="0" w:unhideWhenUsed="0"/>
-    <w:lsdException w:name="toc 1" w:semiHidden="0" w:uiPriority="0" w:unhideWhenUsed="0" w:qFormat="1"/>
-    <w:lsdException w:name="toc 2" w:semiHidden="0" w:uiPriority="0" w:unhideWhenUsed="0" w:qFormat="1"/>
-    <w:lsdException w:name="toc 3" w:semiHidden="0" w:uiPriority="0" w:unhideWhenUsed="0" w:qFormat="1"/>
-    <w:lsdException w:name="toc 4" w:semiHidden="0" w:uiPriority="0" w:unhideWhenUsed="0"/>
-    <w:lsdException w:name="toc 5" w:semiHidden="0" w:uiPriority="0" w:unhideWhenUsed="0"/>
-    <w:lsdException w:name="toc 6" w:semiHidden="0" w:uiPriority="0" w:unhideWhenUsed="0"/>
-    <w:lsdException w:name="toc 7" w:semiHidden="0" w:uiPriority="0" w:unhideWhenUsed="0"/>
-    <w:lsdException w:name="toc 8" w:semiHidden="0" w:uiPriority="0" w:unhideWhenUsed="0"/>
-    <w:lsdException w:name="toc 9" w:semiHidden="0" w:uiPriority="0" w:unhideWhenUsed="0"/>
-    <w:lsdException w:name="Normal Indent" w:semiHidden="0" w:uiPriority="0" w:unhideWhenUsed="0"/>
-    <w:lsdException w:name="footnote text" w:semiHidden="0" w:uiPriority="0" w:unhideWhenUsed="0"/>
-    <w:lsdException w:name="annotation text" w:semiHidden="0" w:uiPriority="0" w:unhideWhenUsed="0" w:qFormat="1"/>
-    <w:lsdException w:name="header" w:semiHidden="0" w:uiPriority="0" w:unhideWhenUsed="0" w:qFormat="1"/>
-    <w:lsdException w:name="footer" w:semiHidden="0" w:uiPriority="0" w:unhideWhenUsed="0" w:qFormat="1"/>
-    <w:lsdException w:name="index heading" w:semiHidden="0" w:uiPriority="0" w:unhideWhenUsed="0"/>
-    <w:lsdException w:name="caption" w:uiPriority="0" w:qFormat="1"/>
-    <w:lsdException w:name="table of figures" w:semiHidden="0" w:uiPriority="0" w:unhideWhenUsed="0"/>
-    <w:lsdException w:name="envelope address" w:semiHidden="0" w:uiPriority="0" w:unhideWhenUsed="0"/>
-    <w:lsdException w:name="envelope return" w:semiHidden="0" w:uiPriority="0" w:unhideWhenUsed="0"/>
-    <w:lsdException w:name="footnote reference" w:semiHidden="0" w:uiPriority="0" w:unhideWhenUsed="0"/>
-    <w:lsdException w:name="annotation reference" w:semiHidden="0" w:uiPriority="0" w:unhideWhenUsed="0"/>
-    <w:lsdException w:name="line number" w:semiHidden="0" w:uiPriority="0" w:unhideWhenUsed="0"/>
-    <w:lsdException w:name="page number" w:semiHidden="0" w:uiPriority="0" w:unhideWhenUsed="0"/>
-    <w:lsdException w:name="endnote reference" w:semiHidden="0" w:uiPriority="0" w:unhideWhenUsed="0"/>
-    <w:lsdException w:name="endnote text" w:semiHidden="0" w:uiPriority="0" w:unhideWhenUsed="0"/>
-    <w:lsdException w:name="table of authorities" w:semiHidden="0" w:uiPriority="0" w:unhideWhenUsed="0"/>
-    <w:lsdException w:name="macro" w:semiHidden="0" w:uiPriority="0" w:unhideWhenUsed="0"/>
-    <w:lsdException w:name="toa heading" w:semiHidden="0" w:uiPriority="0" w:unhideWhenUsed="0"/>
-    <w:lsdException w:name="List" w:semiHidden="0" w:uiPriority="0" w:unhideWhenUsed="0"/>
-    <w:lsdException w:name="List Bullet" w:semiHidden="0" w:uiPriority="0" w:unhideWhenUsed="0"/>
-    <w:lsdException w:name="List Number" w:semiHidden="0" w:uiPriority="0" w:unhideWhenUsed="0"/>
-    <w:lsdException w:name="List 2" w:semiHidden="0" w:uiPriority="0" w:unhideWhenUsed="0"/>
-    <w:lsdException w:name="List 3" w:semiHidden="0" w:uiPriority="0" w:unhideWhenUsed="0"/>
-    <w:lsdException w:name="List 4" w:semiHidden="0" w:uiPriority="0" w:unhideWhenUsed="0"/>
-    <w:lsdException w:name="List 5" w:semiHidden="0" w:uiPriority="0" w:unhideWhenUsed="0"/>
-    <w:lsdException w:name="List Bullet 2" w:semiHidden="0" w:uiPriority="0" w:unhideWhenUsed="0"/>
-    <w:lsdException w:name="List Bullet 3" w:semiHidden="0" w:uiPriority="0" w:unhideWhenUsed="0"/>
-    <w:lsdException w:name="List Bullet 4" w:semiHidden="0" w:uiPriority="0" w:unhideWhenUsed="0"/>
-    <w:lsdException w:name="List Bullet 5" w:semiHidden="0" w:uiPriority="0" w:unhideWhenUsed="0"/>
-    <w:lsdException w:name="List Number 2" w:semiHidden="0" w:uiPriority="0" w:unhideWhenUsed="0"/>
-    <w:lsdException w:name="List Number 3" w:semiHidden="0" w:uiPriority="0" w:unhideWhenUsed="0"/>
-    <w:lsdException w:name="List Number 4" w:semiHidden="0" w:uiPriority="0" w:unhideWhenUsed="0"/>
-    <w:lsdException w:name="List Number 5" w:semiHidden="0" w:uiPriority="0" w:unhideWhenUsed="0"/>
-    <w:lsdException w:name="Title" w:semiHidden="0" w:uiPriority="0" w:unhideWhenUsed="0" w:qFormat="1"/>
-    <w:lsdException w:name="Closing" w:semiHidden="0" w:uiPriority="0" w:unhideWhenUsed="0"/>
-    <w:lsdException w:name="Signature" w:semiHidden="0" w:uiPriority="0" w:unhideWhenUsed="0"/>
-    <w:lsdException w:name="Default Paragraph Font" w:uiPriority="0" w:unhideWhenUsed="0" w:qFormat="1"/>
-    <w:lsdException w:name="Body Text" w:uiPriority="0" w:unhideWhenUsed="0" w:qFormat="1"/>
-    <w:lsdException w:name="Body Text Indent" w:semiHidden="0" w:uiPriority="0" w:unhideWhenUsed="0"/>
-    <w:lsdException w:name="List Continue" w:semiHidden="0" w:uiPriority="0" w:unhideWhenUsed="0"/>
-    <w:lsdException w:name="List Continue 2" w:semiHidden="0" w:uiPriority="0" w:unhideWhenUsed="0"/>
-    <w:lsdException w:name="List Continue 3" w:semiHidden="0" w:uiPriority="0" w:unhideWhenUsed="0"/>
-    <w:lsdException w:name="List Continue 4" w:semiHidden="0" w:uiPriority="0" w:unhideWhenUsed="0"/>
-    <w:lsdException w:name="List Continue 5" w:semiHidden="0" w:uiPriority="0" w:unhideWhenUsed="0"/>
-    <w:lsdException w:name="Message Header" w:semiHidden="0" w:uiPriority="0" w:unhideWhenUsed="0"/>
-    <w:lsdException w:name="Subtitle" w:semiHidden="0" w:uiPriority="0" w:unhideWhenUsed="0" w:qFormat="1"/>
-    <w:lsdException w:name="Salutation" w:semiHidden="0" w:uiPriority="0" w:unhideWhenUsed="0"/>
-    <w:lsdException w:name="Date" w:semiHidden="0" w:uiPriority="0" w:unhideWhenUsed="0"/>
-    <w:lsdException w:name="Body Text First Indent" w:semiHidden="0" w:uiPriority="0" w:unhideWhenUsed="0"/>
-    <w:lsdException w:name="Body Text First Indent 2" w:semiHidden="0" w:uiPriority="0" w:unhideWhenUsed="0"/>
-    <w:lsdException w:name="Body Text 2" w:semiHidden="0" w:uiPriority="0" w:unhideWhenUsed="0"/>
-    <w:lsdException w:name="Body Text 3" w:semiHidden="0" w:uiPriority="0" w:unhideWhenUsed="0"/>
-    <w:lsdException w:name="Body Text Indent 2" w:semiHidden="0" w:uiPriority="0" w:unhideWhenUsed="0"/>
-    <w:lsdException w:name="Body Text Indent 3" w:semiHidden="0" w:uiPriority="0" w:unhideWhenUsed="0"/>
-    <w:lsdException w:name="Block Text" w:semiHidden="0" w:uiPriority="0" w:unhideWhenUsed="0"/>
-    <w:lsdException w:name="Hyperlink" w:semiHidden="0" w:uiPriority="0" w:unhideWhenUsed="0"/>
-    <w:lsdException w:name="FollowedHyperlink" w:semiHidden="0" w:uiPriority="0" w:unhideWhenUsed="0"/>
-    <w:lsdException w:name="Strong" w:semiHidden="0" w:uiPriority="0" w:unhideWhenUsed="0" w:qFormat="1"/>
-    <w:lsdException w:name="Emphasis" w:semiHidden="0" w:uiPriority="0" w:unhideWhenUsed="0" w:qFormat="1"/>
-    <w:lsdException w:name="Document Map" w:semiHidden="0" w:uiPriority="0" w:unhideWhenUsed="0"/>
-    <w:lsdException w:name="Plain Text" w:semiHidden="0" w:uiPriority="0" w:unhideWhenUsed="0"/>
-    <w:lsdException w:name="E-mail Signature" w:semiHidden="0" w:uiPriority="0" w:unhideWhenUsed="0"/>
-    <w:lsdException w:name="Normal (Web)" w:semiHidden="0" w:uiPriority="0" w:unhideWhenUsed="0" w:qFormat="1"/>
-    <w:lsdException w:name="HTML Acronym" w:semiHidden="0" w:uiPriority="0" w:unhideWhenUsed="0"/>
-    <w:lsdException w:name="HTML Address" w:semiHidden="0" w:uiPriority="0" w:unhideWhenUsed="0"/>
-    <w:lsdException w:name="HTML Cite" w:semiHidden="0" w:uiPriority="0" w:unhideWhenUsed="0"/>
-    <w:lsdException w:name="HTML Code" w:semiHidden="0" w:uiPriority="0" w:unhideWhenUsed="0"/>
-    <w:lsdException w:name="HTML Definition" w:semiHidden="0" w:uiPriority="0" w:unhideWhenUsed="0"/>
-    <w:lsdException w:name="HTML Keyboard" w:semiHidden="0" w:uiPriority="0" w:unhideWhenUsed="0"/>
-    <w:lsdException w:name="HTML Preformatted" w:semiHidden="0" w:uiPriority="0" w:unhideWhenUsed="0"/>
-    <w:lsdException w:name="HTML Sample" w:semiHidden="0" w:uiPriority="0" w:unhideWhenUsed="0"/>
-    <w:lsdException w:name="HTML Typewriter" w:semiHidden="0" w:uiPriority="0" w:unhideWhenUsed="0"/>
-    <w:lsdException w:name="HTML Variable" w:semiHidden="0" w:uiPriority="0" w:unhideWhenUsed="0"/>
-    <w:lsdException w:name="Normal Table" w:uiPriority="0" w:unhideWhenUsed="0" w:qFormat="1"/>
-    <w:lsdException w:name="annotation subject" w:semiHidden="0" w:uiPriority="0" w:unhideWhenUsed="0"/>
-    <w:lsdException w:name="Table Simple 1" w:semiHidden="0" w:uiPriority="0" w:unhideWhenUsed="0"/>
-    <w:lsdException w:name="Table Simple 2" w:semiHidden="0" w:uiPriority="0" w:unhideWhenUsed="0"/>
-    <w:lsdException w:name="Table Simple 3" w:semiHidden="0" w:uiPriority="0" w:unhideWhenUsed="0"/>
-    <w:lsdException w:name="Table Classic 1" w:semiHidden="0" w:uiPriority="0" w:unhideWhenUsed="0"/>
-    <w:lsdException w:name="Table Classic 2" w:semiHidden="0" w:uiPriority="0" w:unhideWhenUsed="0"/>
-    <w:lsdException w:name="Table Classic 3" w:semiHidden="0" w:uiPriority="0" w:unhideWhenUsed="0"/>
-    <w:lsdException w:name="Table Classic 4" w:semiHidden="0" w:uiPriority="0" w:unhideWhenUsed="0"/>
-    <w:lsdException w:name="Table Colorful 1" w:semiHidden="0" w:uiPriority="0" w:unhideWhenUsed="0"/>
-    <w:lsdException w:name="Table Colorful 2" w:semiHidden="0" w:uiPriority="0" w:unhideWhenUsed="0"/>
-    <w:lsdException w:name="Table Colorful 3" w:semiHidden="0" w:uiPriority="0" w:unhideWhenUsed="0"/>
-    <w:lsdException w:name="Table Columns 1" w:semiHidden="0" w:uiPriority="0" w:unhideWhenUsed="0"/>
-    <w:lsdException w:name="Table Columns 2" w:semiHidden="0" w:uiPriority="0" w:unhideWhenUsed="0"/>
-    <w:lsdException w:name="Table Columns 3" w:semiHidden="0" w:uiPriority="0" w:unhideWhenUsed="0"/>
-    <w:lsdException w:name="Table Columns 4" w:semiHidden="0" w:uiPriority="0" w:unhideWhenUsed="0"/>
-    <w:lsdException w:name="Table Columns 5" w:semiHidden="0" w:uiPriority="0" w:unhideWhenUsed="0"/>
-    <w:lsdException w:name="Table Grid 1" w:semiHidden="0" w:uiPriority="0" w:unhideWhenUsed="0"/>
-    <w:lsdException w:name="Table Grid 2" w:semiHidden="0" w:uiPriority="0" w:unhideWhenUsed="0"/>
-    <w:lsdException w:name="Table Grid 3" w:semiHidden="0" w:uiPriority="0" w:unhideWhenUsed="0"/>
-    <w:lsdException w:name="Table Grid 4" w:semiHidden="0" w:uiPriority="0" w:unhideWhenUsed="0"/>
-    <w:lsdException w:name="Table Grid 5" w:semiHidden="0" w:uiPriority="0" w:unhideWhenUsed="0"/>
-    <w:lsdException w:name="Table Grid 6" w:semiHidden="0" w:uiPriority="0" w:unhideWhenUsed="0"/>
-    <w:lsdException w:name="Table Grid 7" w:semiHidden="0" w:uiPriority="0" w:unhideWhenUsed="0"/>
-    <w:lsdException w:name="Table Grid 8" w:semiHidden="0" w:uiPriority="0" w:unhideWhenUsed="0"/>
-    <w:lsdException w:name="Table List 1" w:semiHidden="0" w:uiPriority="0" w:unhideWhenUsed="0"/>
-    <w:lsdException w:name="Table List 2" w:semiHidden="0" w:uiPriority="0" w:unhideWhenUsed="0"/>
-    <w:lsdException w:name="Table List 3" w:semiHidden="0" w:uiPriority="0" w:unhideWhenUsed="0"/>
-    <w:lsdException w:name="Table List 4" w:semiHidden="0" w:uiPriority="0" w:unhideWhenUsed="0"/>
-    <w:lsdException w:name="Table List 5" w:semiHidden="0" w:uiPriority="0" w:unhideWhenUsed="0"/>
-    <w:lsdException w:name="Table List 6" w:semiHidden="0" w:uiPriority="0" w:unhideWhenUsed="0"/>
-    <w:lsdException w:name="Table List 7" w:semiHidden="0" w:uiPriority="0" w:unhideWhenUsed="0"/>
-    <w:lsdException w:name="Table List 8" w:semiHidden="0" w:uiPriority="0" w:unhideWhenUsed="0"/>
-    <w:lsdException w:name="Table 3D effects 1" w:semiHidden="0" w:uiPriority="0" w:unhideWhenUsed="0"/>
-    <w:lsdException w:name="Table 3D effects 2" w:semiHidden="0" w:uiPriority="0" w:unhideWhenUsed="0"/>
-    <w:lsdException w:name="Table 3D effects 3" w:semiHidden="0" w:uiPriority="0" w:unhideWhenUsed="0"/>
-    <w:lsdException w:name="Table Contemporary" w:semiHidden="0" w:uiPriority="0" w:unhideWhenUsed="0"/>
-    <w:lsdException w:name="Table Elegant" w:semiHidden="0" w:uiPriority="0" w:unhideWhenUsed="0"/>
-    <w:lsdException w:name="Table Professional" w:semiHidden="0" w:uiPriority="0" w:unhideWhenUsed="0"/>
-    <w:lsdException w:name="Table Subtle 1" w:semiHidden="0" w:uiPriority="0" w:unhideWhenUsed="0"/>
-    <w:lsdException w:name="Table Subtle 2" w:semiHidden="0" w:uiPriority="0" w:unhideWhenUsed="0"/>
-    <w:lsdException w:name="Table Web 1" w:semiHidden="0" w:uiPriority="0" w:unhideWhenUsed="0"/>
-    <w:lsdException w:name="Table Web 2" w:semiHidden="0" w:uiPriority="0" w:unhideWhenUsed="0"/>
-    <w:lsdException w:name="Table Web 3" w:semiHidden="0" w:uiPriority="0" w:unhideWhenUsed="0"/>
-    <w:lsdException w:name="Balloon Text" w:semiHidden="0" w:uiPriority="0" w:unhideWhenUsed="0"/>
-    <w:lsdException w:name="Table Grid" w:semiHidden="0" w:uiPriority="0" w:unhideWhenUsed="0" w:qFormat="1"/>
-    <w:lsdException w:name="Table Theme" w:semiHidden="0" w:uiPriority="0" w:unhideWhenUsed="0"/>
-    <w:lsdException w:name="Light Shading" w:semiHidden="0" w:uiPriority="60" w:unhideWhenUsed="0"/>
-    <w:lsdException w:name="Light List" w:semiHidden="0" w:uiPriority="61" w:unhideWhenUsed="0"/>
-    <w:lsdException w:name="Light Grid" w:semiHidden="0" w:uiPriority="62" w:unhideWhenUsed="0"/>
-    <w:lsdException w:name="Medium Shading 1" w:semiHidden="0" w:uiPriority="63" w:unhideWhenUsed="0"/>
-    <w:lsdException w:name="Medium Shading 2" w:semiHidden="0" w:uiPriority="64" w:unhideWhenUsed="0"/>
-    <w:lsdException w:name="Medium List 1" w:semiHidden="0" w:uiPriority="65" w:unhideWhenUsed="0"/>
-    <w:lsdException w:name="Medium List 2" w:semiHidden="0" w:uiPriority="66" w:unhideWhenUsed="0"/>
-    <w:lsdException w:name="Medium Grid 1" w:semiHidden="0" w:uiPriority="67" w:unhideWhenUsed="0"/>
-    <w:lsdException w:name="Medium Grid 2" w:semiHidden="0" w:uiPriority="68" w:unhideWhenUsed="0"/>
-    <w:lsdException w:name="Medium Grid 3" w:semiHidden="0" w:uiPriority="69" w:unhideWhenUsed="0"/>
-    <w:lsdException w:name="Dark List" w:semiHidden="0" w:uiPriority="70" w:unhideWhenUsed="0"/>
-    <w:lsdException w:name="Colorful Shading" w:semiHidden="0" w:uiPriority="71" w:unhideWhenUsed="0"/>
-    <w:lsdException w:name="Colorful List" w:semiHidden="0" w:uiPriority="72" w:unhideWhenUsed="0"/>
-    <w:lsdException w:name="Colorful Grid" w:semiHidden="0" w:uiPriority="73" w:unhideWhenUsed="0"/>
-    <w:lsdException w:name="Light Shading Accent 1" w:semiHidden="0" w:uiPriority="60" w:unhideWhenUsed="0"/>
-    <w:lsdException w:name="Light List Accent 1" w:semiHidden="0" w:uiPriority="61" w:unhideWhenUsed="0"/>
-    <w:lsdException w:name="Light Grid Accent 1" w:semiHidden="0" w:uiPriority="62" w:unhideWhenUsed="0"/>
-    <w:lsdException w:name="Medium Shading 1 Accent 1" w:semiHidden="0" w:uiPriority="63" w:unhideWhenUsed="0"/>
-    <w:lsdException w:name="Medium Shading 2 Accent 1" w:semiHidden="0" w:uiPriority="64" w:unhideWhenUsed="0"/>
-    <w:lsdException w:name="Medium List 1 Accent 1" w:semiHidden="0" w:uiPriority="65" w:unhideWhenUsed="0"/>
-    <w:lsdException w:name="Medium List 2 Accent 1" w:semiHidden="0" w:uiPriority="66" w:unhideWhenUsed="0"/>
-    <w:lsdException w:name="Medium Grid 1 Accent 1" w:semiHidden="0" w:uiPriority="67" w:unhideWhenUsed="0"/>
-    <w:lsdException w:name="Medium Grid 2 Accent 1" w:semiHidden="0" w:uiPriority="68" w:unhideWhenUsed="0"/>
-    <w:lsdException w:name="Medium Grid 3 Accent 1" w:semiHidden="0" w:uiPriority="69" w:unhideWhenUsed="0"/>
-    <w:lsdException w:name="Dark List Accent 1" w:semiHidden="0" w:uiPriority="70" w:unhideWhenUsed="0"/>
-    <w:lsdException w:name="Colorful Shading Accent 1" w:semiHidden="0" w:uiPriority="71" w:unhideWhenUsed="0"/>
-    <w:lsdException w:name="Colorful List Accent 1" w:semiHidden="0" w:uiPriority="72" w:unhideWhenUsed="0"/>
-    <w:lsdException w:name="Colorful Grid Accent 1" w:semiHidden="0" w:uiPriority="73" w:unhideWhenUsed="0"/>
-    <w:lsdException w:name="Light Shading Accent 2" w:semiHidden="0" w:uiPriority="60" w:unhideWhenUsed="0"/>
-    <w:lsdException w:name="Light List Accent 2" w:semiHidden="0" w:uiPriority="61" w:unhideWhenUsed="0"/>
-    <w:lsdException w:name="Light Grid Accent 2" w:semiHidden="0" w:uiPriority="62" w:unhideWhenUsed="0"/>
-    <w:lsdException w:name="Medium Shading 1 Accent 2" w:semiHidden="0" w:uiPriority="63" w:unhideWhenUsed="0"/>
-    <w:lsdException w:name="Medium Shading 2 Accent 2" w:semiHidden="0" w:uiPriority="64" w:unhideWhenUsed="0"/>
-    <w:lsdException w:name="Medium List 1 Accent 2" w:semiHidden="0" w:uiPriority="65" w:unhideWhenUsed="0"/>
-    <w:lsdException w:name="Medium List 2 Accent 2" w:semiHidden="0" w:uiPriority="66" w:unhideWhenUsed="0"/>
-    <w:lsdException w:name="Medium Grid 1 Accent 2" w:semiHidden="0" w:uiPriority="67" w:unhideWhenUsed="0"/>
-    <w:lsdException w:name="Medium Grid 2 Accent 2" w:semiHidden="0" w:uiPriority="68" w:unhideWhenUsed="0"/>
-    <w:lsdException w:name="Medium Grid 3 Accent 2" w:semiHidden="0" w:uiPriority="69" w:unhideWhenUsed="0"/>
-    <w:lsdException w:name="Dark List Accent 2" w:semiHidden="0" w:uiPriority="70" w:unhideWhenUsed="0"/>
-    <w:lsdException w:name="Colorful Shading Accent 2" w:semiHidden="0" w:uiPriority="71" w:unhideWhenUsed="0"/>
-    <w:lsdException w:name="Colorful List Accent 2" w:semiHidden="0" w:uiPriority="72" w:unhideWhenUsed="0"/>
-    <w:lsdException w:name="Colorful Grid Accent 2" w:semiHidden="0" w:uiPriority="73" w:unhideWhenUsed="0"/>
-    <w:lsdException w:name="Light Shading Accent 3" w:semiHidden="0" w:uiPriority="60" w:unhideWhenUsed="0"/>
-    <w:lsdException w:name="Light List Accent 3" w:semiHidden="0" w:uiPriority="61" w:unhideWhenUsed="0"/>
-    <w:lsdException w:name="Light Grid Accent 3" w:semiHidden="0" w:uiPriority="62" w:unhideWhenUsed="0"/>
-    <w:lsdException w:name="Medium Shading 1 Accent 3" w:semiHidden="0" w:uiPriority="63" w:unhideWhenUsed="0"/>
-    <w:lsdException w:name="Medium Shading 2 Accent 3" w:semiHidden="0" w:uiPriority="64" w:unhideWhenUsed="0"/>
-    <w:lsdException w:name="Medium List 1 Accent 3" w:semiHidden="0" w:uiPriority="65" w:unhideWhenUsed="0"/>
-    <w:lsdException w:name="Medium List 2 Accent 3" w:semiHidden="0" w:uiPriority="66" w:unhideWhenUsed="0"/>
-    <w:lsdException w:name="Medium Grid 1 Accent 3" w:semiHidden="0" w:uiPriority="67" w:unhideWhenUsed="0"/>
-    <w:lsdException w:name="Medium Grid 2 Accent 3" w:semiHidden="0" w:uiPriority="68" w:unhideWhenUsed="0"/>
-    <w:lsdException w:name="Medium Grid 3 Accent 3" w:semiHidden="0" w:uiPriority="69" w:unhideWhenUsed="0"/>
-    <w:lsdException w:name="Dark List Accent 3" w:semiHidden="0" w:uiPriority="70" w:unhideWhenUsed="0"/>
-    <w:lsdException w:name="Colorful Shading Accent 3" w:semiHidden="0" w:uiPriority="71" w:unhideWhenUsed="0"/>
-    <w:lsdException w:name="Colorful List Accent 3" w:semiHidden="0" w:uiPriority="72" w:unhideWhenUsed="0"/>
-    <w:lsdException w:name="Colorful Grid Accent 3" w:semiHidden="0" w:uiPriority="73" w:unhideWhenUsed="0"/>
-    <w:lsdException w:name="Light Shading Accent 4" w:semiHidden="0" w:uiPriority="60" w:unhideWhenUsed="0"/>
-    <w:lsdException w:name="Light List Accent 4" w:semiHidden="0" w:uiPriority="61" w:unhideWhenUsed="0"/>
-    <w:lsdException w:name="Light Grid Accent 4" w:semiHidden="0" w:uiPriority="62" w:unhideWhenUsed="0"/>
-    <w:lsdException w:name="Medium Shading 1 Accent 4" w:semiHidden="0" w:uiPriority="63" w:unhideWhenUsed="0"/>
-    <w:lsdException w:name="Medium Shading 2 Accent 4" w:semiHidden="0" w:uiPriority="64" w:unhideWhenUsed="0"/>
-    <w:lsdException w:name="Medium List 1 Accent 4" w:semiHidden="0" w:uiPriority="65" w:unhideWhenUsed="0"/>
-    <w:lsdException w:name="Medium List 2 Accent 4" w:semiHidden="0" w:uiPriority="66" w:unhideWhenUsed="0"/>
-    <w:lsdException w:name="Medium Grid 1 Accent 4" w:semiHidden="0" w:uiPriority="67" w:unhideWhenUsed="0"/>
-    <w:lsdException w:name="Medium Grid 2 Accent 4" w:semiHidden="0" w:uiPriority="68" w:unhideWhenUsed="0"/>
-    <w:lsdException w:name="Medium Grid 3 Accent 4" w:semiHidden="0" w:uiPriority="69" w:unhideWhenUsed="0"/>
-    <w:lsdException w:name="Dark List Accent 4" w:semiHidden="0" w:uiPriority="70" w:unhideWhenUsed="0"/>
-    <w:lsdException w:name="Colorful Shading Accent 4" w:semiHidden="0" w:uiPriority="71" w:unhideWhenUsed="0"/>
-    <w:lsdException w:name="Colorful List Accent 4" w:semiHidden="0" w:uiPriority="72" w:unhideWhenUsed="0"/>
-    <w:lsdException w:name="Colorful Grid Accent 4" w:semiHidden="0" w:uiPriority="73" w:unhideWhenUsed="0"/>
-    <w:lsdException w:name="Light Shading Accent 5" w:semiHidden="0" w:uiPriority="60" w:unhideWhenUsed="0"/>
-    <w:lsdException w:name="Light List Accent 5" w:semiHidden="0" w:uiPriority="61" w:unhideWhenUsed="0"/>
-    <w:lsdException w:name="Light Grid Accent 5" w:semiHidden="0" w:uiPriority="62" w:unhideWhenUsed="0"/>
-    <w:lsdException w:name="Medium Shading 1 Accent 5" w:semiHidden="0" w:uiPriority="63" w:unhideWhenUsed="0"/>
-    <w:lsdException w:name="Medium Shading 2 Accent 5" w:semiHidden="0" w:uiPriority="64" w:unhideWhenUsed="0"/>
-    <w:lsdException w:name="Medium List 1 Accent 5" w:semiHidden="0" w:uiPriority="65" w:unhideWhenUsed="0"/>
-    <w:lsdException w:name="Medium List 2 Accent 5" w:semiHidden="0" w:uiPriority="66" w:unhideWhenUsed="0"/>
-    <w:lsdException w:name="Medium Grid 1 Accent 5" w:semiHidden="0" w:uiPriority="67" w:unhideWhenUsed="0"/>
-    <w:lsdException w:name="Medium Grid 2 Accent 5" w:semiHidden="0" w:uiPriority="68" w:unhideWhenUsed="0"/>
-    <w:lsdException w:name="Medium Grid 3 Accent 5" w:semiHidden="0" w:uiPriority="69" w:unhideWhenUsed="0"/>
-    <w:lsdException w:name="Dark List Accent 5" w:semiHidden="0" w:uiPriority="70" w:unhideWhenUsed="0"/>
-    <w:lsdException w:name="Colorful Shading Accent 5" w:semiHidden="0" w:uiPriority="71" w:unhideWhenUsed="0"/>
-    <w:lsdException w:name="Colorful List Accent 5" w:semiHidden="0" w:uiPriority="72" w:unhideWhenUsed="0"/>
-    <w:lsdException w:name="Colorful Grid Accent 5" w:semiHidden="0" w:uiPriority="73" w:unhideWhenUsed="0"/>
-    <w:lsdException w:name="Light Shading Accent 6" w:semiHidden="0" w:uiPriority="60" w:unhideWhenUsed="0"/>
-    <w:lsdException w:name="Light List Accent 6" w:semiHidden="0" w:uiPriority="61" w:unhideWhenUsed="0"/>
-    <w:lsdException w:name="Light Grid Accent 6" w:semiHidden="0" w:uiPriority="62" w:unhideWhenUsed="0"/>
-    <w:lsdException w:name="Medium Shading 1 Accent 6" w:semiHidden="0" w:uiPriority="63" w:unhideWhenUsed="0"/>
-    <w:lsdException w:name="Medium Shading 2 Accent 6" w:semiHidden="0" w:uiPriority="64" w:unhideWhenUsed="0"/>
-    <w:lsdException w:name="Medium List 1 Accent 6" w:semiHidden="0" w:uiPriority="65" w:unhideWhenUsed="0"/>
-    <w:lsdException w:name="Medium List 2 Accent 6" w:semiHidden="0" w:uiPriority="66" w:unhideWhenUsed="0"/>
-    <w:lsdException w:name="Medium Grid 1 Accent 6" w:semiHidden="0" w:uiPriority="67" w:unhideWhenUsed="0"/>
-    <w:lsdException w:name="Medium Grid 2 Accent 6" w:semiHidden="0" w:uiPriority="68" w:unhideWhenUsed="0"/>
-    <w:lsdException w:name="Medium Grid 3 Accent 6" w:semiHidden="0" w:uiPriority="69" w:unhideWhenUsed="0"/>
-    <w:lsdException w:name="Dark List Accent 6" w:semiHidden="0" w:uiPriority="70" w:unhideWhenUsed="0"/>
-    <w:lsdException w:name="Colorful Shading Accent 6" w:semiHidden="0" w:uiPriority="71" w:unhideWhenUsed="0"/>
-    <w:lsdException w:name="Colorful List Accent 6" w:semiHidden="0" w:uiPriority="72" w:unhideWhenUsed="0"/>
-    <w:lsdException w:name="Colorful Grid Accent 6" w:semiHidden="0" w:uiPriority="73" w:unhideWhenUsed="0"/>
+  <w:latentStyles w:count="260" w:defQFormat="0" w:defUnhideWhenUsed="1" w:defSemiHidden="1" w:defUIPriority="99" w:defLockedState="0">
+    <w:lsdException w:qFormat="1" w:unhideWhenUsed="0" w:uiPriority="0" w:semiHidden="0" w:name="Normal"/>
+    <w:lsdException w:qFormat="1" w:unhideWhenUsed="0" w:uiPriority="0" w:semiHidden="0" w:name="heading 1"/>
+    <w:lsdException w:qFormat="1" w:uiPriority="0" w:semiHidden="0" w:name="heading 2"/>
+    <w:lsdException w:qFormat="1" w:uiPriority="0" w:name="heading 3"/>
+    <w:lsdException w:qFormat="1" w:uiPriority="0" w:semiHidden="0" w:name="heading 4"/>
+    <w:lsdException w:qFormat="1" w:uiPriority="0" w:name="heading 5"/>
+    <w:lsdException w:qFormat="1" w:uiPriority="0" w:name="heading 6"/>
+    <w:lsdException w:qFormat="1" w:uiPriority="0" w:name="heading 7"/>
+    <w:lsdException w:qFormat="1" w:uiPriority="0" w:name="heading 8"/>
+    <w:lsdException w:qFormat="1" w:uiPriority="0" w:name="heading 9"/>
+    <w:lsdException w:unhideWhenUsed="0" w:uiPriority="0" w:semiHidden="0" w:name="index 1"/>
+    <w:lsdException w:unhideWhenUsed="0" w:uiPriority="0" w:semiHidden="0" w:name="index 2"/>
+    <w:lsdException w:unhideWhenUsed="0" w:uiPriority="0" w:semiHidden="0" w:name="index 3"/>
+    <w:lsdException w:unhideWhenUsed="0" w:uiPriority="0" w:semiHidden="0" w:name="index 4"/>
+    <w:lsdException w:unhideWhenUsed="0" w:uiPriority="0" w:semiHidden="0" w:name="index 5"/>
+    <w:lsdException w:unhideWhenUsed="0" w:uiPriority="0" w:semiHidden="0" w:name="index 6"/>
+    <w:lsdException w:unhideWhenUsed="0" w:uiPriority="0" w:semiHidden="0" w:name="index 7"/>
+    <w:lsdException w:unhideWhenUsed="0" w:uiPriority="0" w:semiHidden="0" w:name="index 8"/>
+    <w:lsdException w:unhideWhenUsed="0" w:uiPriority="0" w:semiHidden="0" w:name="index 9"/>
+    <w:lsdException w:qFormat="1" w:unhideWhenUsed="0" w:uiPriority="0" w:semiHidden="0" w:name="toc 1"/>
+    <w:lsdException w:qFormat="1" w:unhideWhenUsed="0" w:uiPriority="0" w:semiHidden="0" w:name="toc 2"/>
+    <w:lsdException w:qFormat="1" w:unhideWhenUsed="0" w:uiPriority="0" w:semiHidden="0" w:name="toc 3"/>
+    <w:lsdException w:unhideWhenUsed="0" w:uiPriority="0" w:semiHidden="0" w:name="toc 4"/>
+    <w:lsdException w:unhideWhenUsed="0" w:uiPriority="0" w:semiHidden="0" w:name="toc 5"/>
+    <w:lsdException w:unhideWhenUsed="0" w:uiPriority="0" w:semiHidden="0" w:name="toc 6"/>
+    <w:lsdException w:unhideWhenUsed="0" w:uiPriority="0" w:semiHidden="0" w:name="toc 7"/>
+    <w:lsdException w:unhideWhenUsed="0" w:uiPriority="0" w:semiHidden="0" w:name="toc 8"/>
+    <w:lsdException w:unhideWhenUsed="0" w:uiPriority="0" w:semiHidden="0" w:name="toc 9"/>
+    <w:lsdException w:unhideWhenUsed="0" w:uiPriority="0" w:semiHidden="0" w:name="Normal Indent"/>
+    <w:lsdException w:unhideWhenUsed="0" w:uiPriority="0" w:semiHidden="0" w:name="footnote text"/>
+    <w:lsdException w:qFormat="1" w:unhideWhenUsed="0" w:uiPriority="0" w:semiHidden="0" w:name="annotation text"/>
+    <w:lsdException w:qFormat="1" w:unhideWhenUsed="0" w:uiPriority="0" w:semiHidden="0" w:name="header"/>
+    <w:lsdException w:qFormat="1" w:unhideWhenUsed="0" w:uiPriority="0" w:semiHidden="0" w:name="footer"/>
+    <w:lsdException w:unhideWhenUsed="0" w:uiPriority="0" w:semiHidden="0" w:name="index heading"/>
+    <w:lsdException w:qFormat="1" w:uiPriority="0" w:name="caption"/>
+    <w:lsdException w:unhideWhenUsed="0" w:uiPriority="0" w:semiHidden="0" w:name="table of figures"/>
+    <w:lsdException w:unhideWhenUsed="0" w:uiPriority="0" w:semiHidden="0" w:name="envelope address"/>
+    <w:lsdException w:unhideWhenUsed="0" w:uiPriority="0" w:semiHidden="0" w:name="envelope return"/>
+    <w:lsdException w:unhideWhenUsed="0" w:uiPriority="0" w:semiHidden="0" w:name="footnote reference"/>
+    <w:lsdException w:unhideWhenUsed="0" w:uiPriority="0" w:semiHidden="0" w:name="annotation reference"/>
+    <w:lsdException w:unhideWhenUsed="0" w:uiPriority="0" w:semiHidden="0" w:name="line number"/>
+    <w:lsdException w:unhideWhenUsed="0" w:uiPriority="0" w:semiHidden="0" w:name="page number"/>
+    <w:lsdException w:unhideWhenUsed="0" w:uiPriority="0" w:semiHidden="0" w:name="endnote reference"/>
+    <w:lsdException w:unhideWhenUsed="0" w:uiPriority="0" w:semiHidden="0" w:name="endnote text"/>
+    <w:lsdException w:unhideWhenUsed="0" w:uiPriority="0" w:semiHidden="0" w:name="table of authorities"/>
+    <w:lsdException w:unhideWhenUsed="0" w:uiPriority="0" w:semiHidden="0" w:name="macro"/>
+    <w:lsdException w:unhideWhenUsed="0" w:uiPriority="0" w:semiHidden="0" w:name="toa heading"/>
+    <w:lsdException w:unhideWhenUsed="0" w:uiPriority="0" w:semiHidden="0" w:name="List"/>
+    <w:lsdException w:unhideWhenUsed="0" w:uiPriority="0" w:semiHidden="0" w:name="List Bullet"/>
+    <w:lsdException w:unhideWhenUsed="0" w:uiPriority="0" w:semiHidden="0" w:name="List Number"/>
+    <w:lsdException w:unhideWhenUsed="0" w:uiPriority="0" w:semiHidden="0" w:name="List 2"/>
+    <w:lsdException w:unhideWhenUsed="0" w:uiPriority="0" w:semiHidden="0" w:name="List 3"/>
+    <w:lsdException w:unhideWhenUsed="0" w:uiPriority="0" w:semiHidden="0" w:name="List 4"/>
+    <w:lsdException w:unhideWhenUsed="0" w:uiPriority="0" w:semiHidden="0" w:name="List 5"/>
+    <w:lsdException w:unhideWhenUsed="0" w:uiPriority="0" w:semiHidden="0" w:name="List Bullet 2"/>
+    <w:lsdException w:unhideWhenUsed="0" w:uiPriority="0" w:semiHidden="0" w:name="List Bullet 3"/>
+    <w:lsdException w:unhideWhenUsed="0" w:uiPriority="0" w:semiHidden="0" w:name="List Bullet 4"/>
+    <w:lsdException w:unhideWhenUsed="0" w:uiPriority="0" w:semiHidden="0" w:name="List Bullet 5"/>
+    <w:lsdException w:unhideWhenUsed="0" w:uiPriority="0" w:semiHidden="0" w:name="List Number 2"/>
+    <w:lsdException w:unhideWhenUsed="0" w:uiPriority="0" w:semiHidden="0" w:name="List Number 3"/>
+    <w:lsdException w:unhideWhenUsed="0" w:uiPriority="0" w:semiHidden="0" w:name="List Number 4"/>
+    <w:lsdException w:unhideWhenUsed="0" w:uiPriority="0" w:semiHidden="0" w:name="List Number 5"/>
+    <w:lsdException w:qFormat="1" w:unhideWhenUsed="0" w:uiPriority="0" w:semiHidden="0" w:name="Title"/>
+    <w:lsdException w:unhideWhenUsed="0" w:uiPriority="0" w:semiHidden="0" w:name="Closing"/>
+    <w:lsdException w:unhideWhenUsed="0" w:uiPriority="0" w:semiHidden="0" w:name="Signature"/>
+    <w:lsdException w:qFormat="1" w:unhideWhenUsed="0" w:uiPriority="0" w:name="Default Paragraph Font"/>
+    <w:lsdException w:qFormat="1" w:unhideWhenUsed="0" w:uiPriority="0" w:name="Body Text"/>
+    <w:lsdException w:unhideWhenUsed="0" w:uiPriority="0" w:semiHidden="0" w:name="Body Text Indent"/>
+    <w:lsdException w:unhideWhenUsed="0" w:uiPriority="0" w:semiHidden="0" w:name="List Continue"/>
+    <w:lsdException w:unhideWhenUsed="0" w:uiPriority="0" w:semiHidden="0" w:name="List Continue 2"/>
+    <w:lsdException w:unhideWhenUsed="0" w:uiPriority="0" w:semiHidden="0" w:name="List Continue 3"/>
+    <w:lsdException w:unhideWhenUsed="0" w:uiPriority="0" w:semiHidden="0" w:name="List Continue 4"/>
+    <w:lsdException w:unhideWhenUsed="0" w:uiPriority="0" w:semiHidden="0" w:name="List Continue 5"/>
+    <w:lsdException w:unhideWhenUsed="0" w:uiPriority="0" w:semiHidden="0" w:name="Message Header"/>
+    <w:lsdException w:qFormat="1" w:unhideWhenUsed="0" w:uiPriority="0" w:semiHidden="0" w:name="Subtitle"/>
+    <w:lsdException w:unhideWhenUsed="0" w:uiPriority="0" w:semiHidden="0" w:name="Salutation"/>
+    <w:lsdException w:unhideWhenUsed="0" w:uiPriority="0" w:semiHidden="0" w:name="Date"/>
+    <w:lsdException w:unhideWhenUsed="0" w:uiPriority="0" w:semiHidden="0" w:name="Body Text First Indent"/>
+    <w:lsdException w:unhideWhenUsed="0" w:uiPriority="0" w:semiHidden="0" w:name="Body Text First Indent 2"/>
+    <w:lsdException w:uiPriority="99" w:name="Note Heading"/>
+    <w:lsdException w:unhideWhenUsed="0" w:uiPriority="0" w:semiHidden="0" w:name="Body Text 2"/>
+    <w:lsdException w:unhideWhenUsed="0" w:uiPriority="0" w:semiHidden="0" w:name="Body Text 3"/>
+    <w:lsdException w:unhideWhenUsed="0" w:uiPriority="0" w:semiHidden="0" w:name="Body Text Indent 2"/>
+    <w:lsdException w:unhideWhenUsed="0" w:uiPriority="0" w:semiHidden="0" w:name="Body Text Indent 3"/>
+    <w:lsdException w:unhideWhenUsed="0" w:uiPriority="0" w:semiHidden="0" w:name="Block Text"/>
+    <w:lsdException w:unhideWhenUsed="0" w:uiPriority="0" w:semiHidden="0" w:name="Hyperlink"/>
+    <w:lsdException w:unhideWhenUsed="0" w:uiPriority="0" w:semiHidden="0" w:name="FollowedHyperlink"/>
+    <w:lsdException w:qFormat="1" w:unhideWhenUsed="0" w:uiPriority="0" w:semiHidden="0" w:name="Strong"/>
+    <w:lsdException w:qFormat="1" w:unhideWhenUsed="0" w:uiPriority="0" w:semiHidden="0" w:name="Emphasis"/>
+    <w:lsdException w:unhideWhenUsed="0" w:uiPriority="0" w:semiHidden="0" w:name="Document Map"/>
+    <w:lsdException w:unhideWhenUsed="0" w:uiPriority="0" w:semiHidden="0" w:name="Plain Text"/>
+    <w:lsdException w:unhideWhenUsed="0" w:uiPriority="0" w:semiHidden="0" w:name="E-mail Signature"/>
+    <w:lsdException w:qFormat="1" w:unhideWhenUsed="0" w:uiPriority="0" w:semiHidden="0" w:name="Normal (Web)"/>
+    <w:lsdException w:unhideWhenUsed="0" w:uiPriority="0" w:semiHidden="0" w:name="HTML Acronym"/>
+    <w:lsdException w:unhideWhenUsed="0" w:uiPriority="0" w:semiHidden="0" w:name="HTML Address"/>
+    <w:lsdException w:unhideWhenUsed="0" w:uiPriority="0" w:semiHidden="0" w:name="HTML Cite"/>
+    <w:lsdException w:unhideWhenUsed="0" w:uiPriority="0" w:semiHidden="0" w:name="HTML Code"/>
+    <w:lsdException w:unhideWhenUsed="0" w:uiPriority="0" w:semiHidden="0" w:name="HTML Definition"/>
+    <w:lsdException w:unhideWhenUsed="0" w:uiPriority="0" w:semiHidden="0" w:name="HTML Keyboard"/>
+    <w:lsdException w:unhideWhenUsed="0" w:uiPriority="0" w:semiHidden="0" w:name="HTML Preformatted"/>
+    <w:lsdException w:unhideWhenUsed="0" w:uiPriority="0" w:semiHidden="0" w:name="HTML Sample"/>
+    <w:lsdException w:unhideWhenUsed="0" w:uiPriority="0" w:semiHidden="0" w:name="HTML Typewriter"/>
+    <w:lsdException w:unhideWhenUsed="0" w:uiPriority="0" w:semiHidden="0" w:name="HTML Variable"/>
+    <w:lsdException w:qFormat="1" w:unhideWhenUsed="0" w:uiPriority="0" w:name="Normal Table"/>
+    <w:lsdException w:unhideWhenUsed="0" w:uiPriority="0" w:semiHidden="0" w:name="annotation subject"/>
+    <w:lsdException w:unhideWhenUsed="0" w:uiPriority="0" w:semiHidden="0" w:name="Table Simple 1"/>
+    <w:lsdException w:unhideWhenUsed="0" w:uiPriority="0" w:semiHidden="0" w:name="Table Simple 2"/>
+    <w:lsdException w:unhideWhenUsed="0" w:uiPriority="0" w:semiHidden="0" w:name="Table Simple 3"/>
+    <w:lsdException w:unhideWhenUsed="0" w:uiPriority="0" w:semiHidden="0" w:name="Table Classic 1"/>
+    <w:lsdException w:unhideWhenUsed="0" w:uiPriority="0" w:semiHidden="0" w:name="Table Classic 2"/>
+    <w:lsdException w:unhideWhenUsed="0" w:uiPriority="0" w:semiHidden="0" w:name="Table Classic 3"/>
+    <w:lsdException w:unhideWhenUsed="0" w:uiPriority="0" w:semiHidden="0" w:name="Table Classic 4"/>
+    <w:lsdException w:unhideWhenUsed="0" w:uiPriority="0" w:semiHidden="0" w:name="Table Colorful 1"/>
+    <w:lsdException w:unhideWhenUsed="0" w:uiPriority="0" w:semiHidden="0" w:name="Table Colorful 2"/>
+    <w:lsdException w:unhideWhenUsed="0" w:uiPriority="0" w:semiHidden="0" w:name="Table Colorful 3"/>
+    <w:lsdException w:unhideWhenUsed="0" w:uiPriority="0" w:semiHidden="0" w:name="Table Columns 1"/>
+    <w:lsdException w:unhideWhenUsed="0" w:uiPriority="0" w:semiHidden="0" w:name="Table Columns 2"/>
+    <w:lsdException w:unhideWhenUsed="0" w:uiPriority="0" w:semiHidden="0" w:name="Table Columns 3"/>
+    <w:lsdException w:unhideWhenUsed="0" w:uiPriority="0" w:semiHidden="0" w:name="Table Columns 4"/>
+    <w:lsdException w:unhideWhenUsed="0" w:uiPriority="0" w:semiHidden="0" w:name="Table Columns 5"/>
+    <w:lsdException w:unhideWhenUsed="0" w:uiPriority="0" w:semiHidden="0" w:name="Table Grid 1"/>
+    <w:lsdException w:unhideWhenUsed="0" w:uiPriority="0" w:semiHidden="0" w:name="Table Grid 2"/>
+    <w:lsdException w:unhideWhenUsed="0" w:uiPriority="0" w:semiHidden="0" w:name="Table Grid 3"/>
+    <w:lsdException w:unhideWhenUsed="0" w:uiPriority="0" w:semiHidden="0" w:name="Table Grid 4"/>
+    <w:lsdException w:unhideWhenUsed="0" w:uiPriority="0" w:semiHidden="0" w:name="Table Grid 5"/>
+    <w:lsdException w:unhideWhenUsed="0" w:uiPriority="0" w:semiHidden="0" w:name="Table Grid 6"/>
+    <w:lsdException w:unhideWhenUsed="0" w:uiPriority="0" w:semiHidden="0" w:name="Table Grid 7"/>
+    <w:lsdException w:unhideWhenUsed="0" w:uiPriority="0" w:semiHidden="0" w:name="Table Grid 8"/>
+    <w:lsdException w:unhideWhenUsed="0" w:uiPriority="0" w:semiHidden="0" w:name="Table List 1"/>
+    <w:lsdException w:unhideWhenUsed="0" w:uiPriority="0" w:semiHidden="0" w:name="Table List 2"/>
+    <w:lsdException w:unhideWhenUsed="0" w:uiPriority="0" w:semiHidden="0" w:name="Table List 3"/>
+    <w:lsdException w:unhideWhenUsed="0" w:uiPriority="0" w:semiHidden="0" w:name="Table List 4"/>
+    <w:lsdException w:unhideWhenUsed="0" w:uiPriority="0" w:semiHidden="0" w:name="Table List 5"/>
+    <w:lsdException w:unhideWhenUsed="0" w:uiPriority="0" w:semiHidden="0" w:name="Table List 6"/>
+    <w:lsdException w:unhideWhenUsed="0" w:uiPriority="0" w:semiHidden="0" w:name="Table List 7"/>
+    <w:lsdException w:unhideWhenUsed="0" w:uiPriority="0" w:semiHidden="0" w:name="Table List 8"/>
+    <w:lsdException w:unhideWhenUsed="0" w:uiPriority="0" w:semiHidden="0" w:name="Table 3D effects 1"/>
+    <w:lsdException w:unhideWhenUsed="0" w:uiPriority="0" w:semiHidden="0" w:name="Table 3D effects 2"/>
+    <w:lsdException w:unhideWhenUsed="0" w:uiPriority="0" w:semiHidden="0" w:name="Table 3D effects 3"/>
+    <w:lsdException w:unhideWhenUsed="0" w:uiPriority="0" w:semiHidden="0" w:name="Table Contemporary"/>
+    <w:lsdException w:unhideWhenUsed="0" w:uiPriority="0" w:semiHidden="0" w:name="Table Elegant"/>
+    <w:lsdException w:unhideWhenUsed="0" w:uiPriority="0" w:semiHidden="0" w:name="Table Professional"/>
+    <w:lsdException w:unhideWhenUsed="0" w:uiPriority="0" w:semiHidden="0" w:name="Table Subtle 1"/>
+    <w:lsdException w:unhideWhenUsed="0" w:uiPriority="0" w:semiHidden="0" w:name="Table Subtle 2"/>
+    <w:lsdException w:unhideWhenUsed="0" w:uiPriority="0" w:semiHidden="0" w:name="Table Web 1"/>
+    <w:lsdException w:unhideWhenUsed="0" w:uiPriority="0" w:semiHidden="0" w:name="Table Web 2"/>
+    <w:lsdException w:unhideWhenUsed="0" w:uiPriority="0" w:semiHidden="0" w:name="Table Web 3"/>
+    <w:lsdException w:unhideWhenUsed="0" w:uiPriority="0" w:semiHidden="0" w:name="Balloon Text"/>
+    <w:lsdException w:qFormat="1" w:unhideWhenUsed="0" w:uiPriority="0" w:semiHidden="0" w:name="Table Grid"/>
+    <w:lsdException w:unhideWhenUsed="0" w:uiPriority="0" w:semiHidden="0" w:name="Table Theme"/>
+    <w:lsdException w:unhideWhenUsed="0" w:uiPriority="60" w:semiHidden="0" w:name="Light Shading"/>
+    <w:lsdException w:unhideWhenUsed="0" w:uiPriority="61" w:semiHidden="0" w:name="Light List"/>
+    <w:lsdException w:unhideWhenUsed="0" w:uiPriority="62" w:semiHidden="0" w:name="Light Grid"/>
+    <w:lsdException w:unhideWhenUsed="0" w:uiPriority="63" w:semiHidden="0" w:name="Medium Shading 1"/>
+    <w:lsdException w:unhideWhenUsed="0" w:uiPriority="64" w:semiHidden="0" w:name="Medium Shading 2"/>
+    <w:lsdException w:unhideWhenUsed="0" w:uiPriority="65" w:semiHidden="0" w:name="Medium List 1"/>
+    <w:lsdException w:unhideWhenUsed="0" w:uiPriority="66" w:semiHidden="0" w:name="Medium List 2"/>
+    <w:lsdException w:unhideWhenUsed="0" w:uiPriority="67" w:semiHidden="0" w:name="Medium Grid 1"/>
+    <w:lsdException w:unhideWhenUsed="0" w:uiPriority="68" w:semiHidden="0" w:name="Medium Grid 2"/>
+    <w:lsdException w:unhideWhenUsed="0" w:uiPriority="69" w:semiHidden="0" w:name="Medium Grid 3"/>
+    <w:lsdException w:unhideWhenUsed="0" w:uiPriority="70" w:semiHidden="0" w:name="Dark List"/>
+    <w:lsdException w:unhideWhenUsed="0" w:uiPriority="71" w:semiHidden="0" w:name="Colorful Shading"/>
+    <w:lsdException w:unhideWhenUsed="0" w:uiPriority="72" w:semiHidden="0" w:name="Colorful List"/>
+    <w:lsdException w:unhideWhenUsed="0" w:uiPriority="73" w:semiHidden="0" w:name="Colorful Grid"/>
+    <w:lsdException w:unhideWhenUsed="0" w:uiPriority="60" w:semiHidden="0" w:name="Light Shading Accent 1"/>
+    <w:lsdException w:unhideWhenUsed="0" w:uiPriority="61" w:semiHidden="0" w:name="Light List Accent 1"/>
+    <w:lsdException w:unhideWhenUsed="0" w:uiPriority="62" w:semiHidden="0" w:name="Light Grid Accent 1"/>
+    <w:lsdException w:unhideWhenUsed="0" w:uiPriority="63" w:semiHidden="0" w:name="Medium Shading 1 Accent 1"/>
+    <w:lsdException w:unhideWhenUsed="0" w:uiPriority="64" w:semiHidden="0" w:name="Medium Shading 2 Accent 1"/>
+    <w:lsdException w:unhideWhenUsed="0" w:uiPriority="65" w:semiHidden="0" w:name="Medium List 1 Accent 1"/>
+    <w:lsdException w:unhideWhenUsed="0" w:uiPriority="66" w:semiHidden="0" w:name="Medium List 2 Accent 1"/>
+    <w:lsdException w:unhideWhenUsed="0" w:uiPriority="67" w:semiHidden="0" w:name="Medium Grid 1 Accent 1"/>
+    <w:lsdException w:unhideWhenUsed="0" w:uiPriority="68" w:semiHidden="0" w:name="Medium Grid 2 Accent 1"/>
+    <w:lsdException w:unhideWhenUsed="0" w:uiPriority="69" w:semiHidden="0" w:name="Medium Grid 3 Accent 1"/>
+    <w:lsdException w:unhideWhenUsed="0" w:uiPriority="70" w:semiHidden="0" w:name="Dark List Accent 1"/>
+    <w:lsdException w:unhideWhenUsed="0" w:uiPriority="71" w:semiHidden="0" w:name="Colorful Shading Accent 1"/>
+    <w:lsdException w:unhideWhenUsed="0" w:uiPriority="72" w:semiHidden="0" w:name="Colorful List Accent 1"/>
+    <w:lsdException w:unhideWhenUsed="0" w:uiPriority="73" w:semiHidden="0" w:name="Colorful Grid Accent 1"/>
+    <w:lsdException w:unhideWhenUsed="0" w:uiPriority="60" w:semiHidden="0" w:name="Light Shading Accent 2"/>
+    <w:lsdException w:unhideWhenUsed="0" w:uiPriority="61" w:semiHidden="0" w:name="Light List Accent 2"/>
+    <w:lsdException w:unhideWhenUsed="0" w:uiPriority="62" w:semiHidden="0" w:name="Light Grid Accent 2"/>
+    <w:lsdException w:unhideWhenUsed="0" w:uiPriority="63" w:semiHidden="0" w:name="Medium Shading 1 Accent 2"/>
+    <w:lsdException w:unhideWhenUsed="0" w:uiPriority="64" w:semiHidden="0" w:name="Medium Shading 2 Accent 2"/>
+    <w:lsdException w:unhideWhenUsed="0" w:uiPriority="65" w:semiHidden="0" w:name="Medium List 1 Accent 2"/>
+    <w:lsdException w:unhideWhenUsed="0" w:uiPriority="66" w:semiHidden="0" w:name="Medium List 2 Accent 2"/>
+    <w:lsdException w:unhideWhenUsed="0" w:uiPriority="67" w:semiHidden="0" w:name="Medium Grid 1 Accent 2"/>
+    <w:lsdException w:unhideWhenUsed="0" w:uiPriority="68" w:semiHidden="0" w:name="Medium Grid 2 Accent 2"/>
+    <w:lsdException w:unhideWhenUsed="0" w:uiPriority="69" w:semiHidden="0" w:name="Medium Grid 3 Accent 2"/>
+    <w:lsdException w:unhideWhenUsed="0" w:uiPriority="70" w:semiHidden="0" w:name="Dark List Accent 2"/>
+    <w:lsdException w:unhideWhenUsed="0" w:uiPriority="71" w:semiHidden="0" w:name="Colorful Shading Accent 2"/>
+    <w:lsdException w:unhideWhenUsed="0" w:uiPriority="72" w:semiHidden="0" w:name="Colorful List Accent 2"/>
+    <w:lsdException w:unhideWhenUsed="0" w:uiPriority="73" w:semiHidden="0" w:name="Colorful Grid Accent 2"/>
+    <w:lsdException w:unhideWhenUsed="0" w:uiPriority="60" w:semiHidden="0" w:name="Light Shading Accent 3"/>
+    <w:lsdException w:unhideWhenUsed="0" w:uiPriority="61" w:semiHidden="0" w:name="Light List Accent 3"/>
+    <w:lsdException w:unhideWhenUsed="0" w:uiPriority="62" w:semiHidden="0" w:name="Light Grid Accent 3"/>
+    <w:lsdException w:unhideWhenUsed="0" w:uiPriority="63" w:semiHidden="0" w:name="Medium Shading 1 Accent 3"/>
+    <w:lsdException w:unhideWhenUsed="0" w:uiPriority="64" w:semiHidden="0" w:name="Medium Shading 2 Accent 3"/>
+    <w:lsdException w:unhideWhenUsed="0" w:uiPriority="65" w:semiHidden="0" w:name="Medium List 1 Accent 3"/>
+    <w:lsdException w:unhideWhenUsed="0" w:uiPriority="66" w:semiHidden="0" w:name="Medium List 2 Accent 3"/>
+    <w:lsdException w:unhideWhenUsed="0" w:uiPriority="67" w:semiHidden="0" w:name="Medium Grid 1 Accent 3"/>
+    <w:lsdException w:unhideWhenUsed="0" w:uiPriority="68" w:semiHidden="0" w:name="Medium Grid 2 Accent 3"/>
+    <w:lsdException w:unhideWhenUsed="0" w:uiPriority="69" w:semiHidden="0" w:name="Medium Grid 3 Accent 3"/>
+    <w:lsdException w:unhideWhenUsed="0" w:uiPriority="70" w:semiHidden="0" w:name="Dark List Accent 3"/>
+    <w:lsdException w:unhideWhenUsed="0" w:uiPriority="71" w:semiHidden="0" w:name="Colorful Shading Accent 3"/>
+    <w:lsdException w:unhideWhenUsed="0" w:uiPriority="72" w:semiHidden="0" w:name="Colorful List Accent 3"/>
+    <w:lsdException w:unhideWhenUsed="0" w:uiPriority="73" w:semiHidden="0" w:name="Colorful Grid Accent 3"/>
+    <w:lsdException w:unhideWhenUsed="0" w:uiPriority="60" w:semiHidden="0" w:name="Light Shading Accent 4"/>
+    <w:lsdException w:unhideWhenUsed="0" w:uiPriority="61" w:semiHidden="0" w:name="Light List Accent 4"/>
+    <w:lsdException w:unhideWhenUsed="0" w:uiPriority="62" w:semiHidden="0" w:name="Light Grid Accent 4"/>
+    <w:lsdException w:unhideWhenUsed="0" w:uiPriority="63" w:semiHidden="0" w:name="Medium Shading 1 Accent 4"/>
+    <w:lsdException w:unhideWhenUsed="0" w:uiPriority="64" w:semiHidden="0" w:name="Medium Shading 2 Accent 4"/>
+    <w:lsdException w:unhideWhenUsed="0" w:uiPriority="65" w:semiHidden="0" w:name="Medium List 1 Accent 4"/>
+    <w:lsdException w:unhideWhenUsed="0" w:uiPriority="66" w:semiHidden="0" w:name="Medium List 2 Accent 4"/>
+    <w:lsdException w:unhideWhenUsed="0" w:uiPriority="67" w:semiHidden="0" w:name="Medium Grid 1 Accent 4"/>
+    <w:lsdException w:unhideWhenUsed="0" w:uiPriority="68" w:semiHidden="0" w:name="Medium Grid 2 Accent 4"/>
+    <w:lsdException w:unhideWhenUsed="0" w:uiPriority="69" w:semiHidden="0" w:name="Medium Grid 3 Accent 4"/>
+    <w:lsdException w:unhideWhenUsed="0" w:uiPriority="70" w:semiHidden="0" w:name="Dark List Accent 4"/>
+    <w:lsdException w:unhideWhenUsed="0" w:uiPriority="71" w:semiHidden="0" w:name="Colorful Shading Accent 4"/>
+    <w:lsdException w:unhideWhenUsed="0" w:uiPriority="72" w:semiHidden="0" w:name="Colorful List Accent 4"/>
+    <w:lsdException w:unhideWhenUsed="0" w:uiPriority="73" w:semiHidden="0" w:name="Colorful Grid Accent 4"/>
+    <w:lsdException w:unhideWhenUsed="0" w:uiPriority="60" w:semiHidden="0" w:name="Light Shading Accent 5"/>
+    <w:lsdException w:unhideWhenUsed="0" w:uiPriority="61" w:semiHidden="0" w:name="Light List Accent 5"/>
+    <w:lsdException w:unhideWhenUsed="0" w:uiPriority="62" w:semiHidden="0" w:name="Light Grid Accent 5"/>
+    <w:lsdException w:unhideWhenUsed="0" w:uiPriority="63" w:semiHidden="0" w:name="Medium Shading 1 Accent 5"/>
+    <w:lsdException w:unhideWhenUsed="0" w:uiPriority="64" w:semiHidden="0" w:name="Medium Shading 2 Accent 5"/>
+    <w:lsdException w:unhideWhenUsed="0" w:uiPriority="65" w:semiHidden="0" w:name="Medium List 1 Accent 5"/>
+    <w:lsdException w:unhideWhenUsed="0" w:uiPriority="66" w:semiHidden="0" w:name="Medium List 2 Accent 5"/>
+    <w:lsdException w:unhideWhenUsed="0" w:uiPriority="67" w:semiHidden="0" w:name="Medium Grid 1 Accent 5"/>
+    <w:lsdException w:unhideWhenUsed="0" w:uiPriority="68" w:semiHidden="0" w:name="Medium Grid 2 Accent 5"/>
+    <w:lsdException w:unhideWhenUsed="0" w:uiPriority="69" w:semiHidden="0" w:name="Medium Grid 3 Accent 5"/>
+    <w:lsdException w:unhideWhenUsed="0" w:uiPriority="70" w:semiHidden="0" w:name="Dark List Accent 5"/>
+    <w:lsdException w:unhideWhenUsed="0" w:uiPriority="71" w:semiHidden="0" w:name="Colorful Shading Accent 5"/>
+    <w:lsdException w:unhideWhenUsed="0" w:uiPriority="72" w:semiHidden="0" w:name="Colorful List Accent 5"/>
+    <w:lsdException w:unhideWhenUsed="0" w:uiPriority="73" w:semiHidden="0" w:name="Colorful Grid Accent 5"/>
+    <w:lsdException w:unhideWhenUsed="0" w:uiPriority="60" w:semiHidden="0" w:name="Light Shading Accent 6"/>
+    <w:lsdException w:unhideWhenUsed="0" w:uiPriority="61" w:semiHidden="0" w:name="Light List Accent 6"/>
+    <w:lsdException w:unhideWhenUsed="0" w:uiPriority="62" w:semiHidden="0" w:name="Light Grid Accent 6"/>
+    <w:lsdException w:unhideWhenUsed="0" w:uiPriority="63" w:semiHidden="0" w:name="Medium Shading 1 Accent 6"/>
+    <w:lsdException w:unhideWhenUsed="0" w:uiPriority="64" w:semiHidden="0" w:name="Medium Shading 2 Accent 6"/>
+    <w:lsdException w:unhideWhenUsed="0" w:uiPriority="65" w:semiHidden="0" w:name="Medium List 1 Accent 6"/>
+    <w:lsdException w:unhideWhenUsed="0" w:uiPriority="66" w:semiHidden="0" w:name="Medium List 2 Accent 6"/>
+    <w:lsdException w:unhideWhenUsed="0" w:uiPriority="67" w:semiHidden="0" w:name="Medium Grid 1 Accent 6"/>
+    <w:lsdException w:unhideWhenUsed="0" w:uiPriority="68" w:semiHidden="0" w:name="Medium Grid 2 Accent 6"/>
+    <w:lsdException w:unhideWhenUsed="0" w:uiPriority="69" w:semiHidden="0" w:name="Medium Grid 3 Accent 6"/>
+    <w:lsdException w:unhideWhenUsed="0" w:uiPriority="70" w:semiHidden="0" w:name="Dark List Accent 6"/>
+    <w:lsdException w:unhideWhenUsed="0" w:uiPriority="71" w:semiHidden="0" w:name="Colorful Shading Accent 6"/>
+    <w:lsdException w:unhideWhenUsed="0" w:uiPriority="72" w:semiHidden="0" w:name="Colorful List Accent 6"/>
+    <w:lsdException w:unhideWhenUsed="0" w:uiPriority="73" w:semiHidden="0" w:name="Colorful Grid Accent 6"/>
   </w:latentStyles>
-  <w:style w:type="paragraph" w:default="1" w:styleId="Normal">
+  <w:style w:type="paragraph" w:default="1" w:styleId="1">
     <w:name w:val="Normal"/>
     <w:qFormat/>
+    <w:uiPriority w:val="0"/>
     <w:pPr>
       <w:kinsoku w:val="0"/>
       <w:autoSpaceDE w:val="0"/>
@@ -5302,7 +5953,7 @@
       <w:textAlignment w:val="baseline"/>
     </w:pPr>
     <w:rPr>
-      <w:rFonts w:ascii="Arial" w:eastAsia="宋体" w:hAnsi="Arial" w:cs="Arial"/>
+      <w:rFonts w:ascii="Arial" w:hAnsi="Arial" w:eastAsia="宋体" w:cs="Arial"/>
       <w:snapToGrid w:val="0"/>
       <w:color w:val="000000"/>
       <w:kern w:val="0"/>
@@ -5311,11 +5962,12 @@
       <w:lang w:val="en-US" w:eastAsia="en-US" w:bidi="ar-SA"/>
     </w:rPr>
   </w:style>
-  <w:style w:type="paragraph" w:styleId="Heading1">
+  <w:style w:type="paragraph" w:styleId="2">
     <w:name w:val="heading 1"/>
-    <w:basedOn w:val="Normal"/>
-    <w:next w:val="Normal"/>
+    <w:basedOn w:val="1"/>
+    <w:next w:val="1"/>
     <w:qFormat/>
+    <w:uiPriority w:val="0"/>
     <w:pPr>
       <w:keepNext/>
       <w:keepLines/>
@@ -5333,12 +5985,13 @@
       <w:sz w:val="44"/>
     </w:rPr>
   </w:style>
-  <w:style w:type="paragraph" w:styleId="Heading2">
+  <w:style w:type="paragraph" w:styleId="3">
     <w:name w:val="heading 2"/>
-    <w:basedOn w:val="Normal"/>
-    <w:next w:val="Normal"/>
+    <w:basedOn w:val="1"/>
+    <w:next w:val="1"/>
     <w:unhideWhenUsed/>
     <w:qFormat/>
+    <w:uiPriority w:val="0"/>
     <w:pPr>
       <w:keepNext/>
       <w:keepLines/>
@@ -5351,18 +6004,19 @@
       <w:outlineLvl w:val="1"/>
     </w:pPr>
     <w:rPr>
-      <w:rFonts w:ascii="Arial" w:eastAsia="黑体" w:hAnsi="Arial"/>
+      <w:rFonts w:ascii="Arial" w:hAnsi="Arial" w:eastAsia="黑体"/>
       <w:b/>
       <w:sz w:val="32"/>
     </w:rPr>
   </w:style>
-  <w:style w:type="paragraph" w:styleId="Heading3">
+  <w:style w:type="paragraph" w:styleId="4">
     <w:name w:val="heading 3"/>
-    <w:basedOn w:val="Normal"/>
-    <w:next w:val="Normal"/>
+    <w:basedOn w:val="1"/>
+    <w:next w:val="1"/>
     <w:semiHidden/>
     <w:unhideWhenUsed/>
     <w:qFormat/>
+    <w:uiPriority w:val="0"/>
     <w:pPr>
       <w:keepNext/>
       <w:keepLines/>
@@ -5379,12 +6033,13 @@
       <w:sz w:val="32"/>
     </w:rPr>
   </w:style>
-  <w:style w:type="paragraph" w:styleId="Heading4">
+  <w:style w:type="paragraph" w:styleId="5">
     <w:name w:val="heading 4"/>
-    <w:basedOn w:val="Normal"/>
-    <w:next w:val="Normal"/>
+    <w:basedOn w:val="1"/>
+    <w:next w:val="1"/>
     <w:unhideWhenUsed/>
     <w:qFormat/>
+    <w:uiPriority w:val="0"/>
     <w:pPr>
       <w:keepNext/>
       <w:keepLines/>
@@ -5397,18 +6052,19 @@
       <w:outlineLvl w:val="3"/>
     </w:pPr>
     <w:rPr>
-      <w:rFonts w:ascii="Arial" w:eastAsia="黑体" w:hAnsi="Arial"/>
+      <w:rFonts w:ascii="Arial" w:hAnsi="Arial" w:eastAsia="黑体"/>
       <w:b/>
       <w:sz w:val="28"/>
     </w:rPr>
   </w:style>
-  <w:style w:type="paragraph" w:styleId="Heading5">
+  <w:style w:type="paragraph" w:styleId="6">
     <w:name w:val="heading 5"/>
-    <w:basedOn w:val="Normal"/>
-    <w:next w:val="Normal"/>
+    <w:basedOn w:val="1"/>
+    <w:next w:val="1"/>
     <w:semiHidden/>
     <w:unhideWhenUsed/>
     <w:qFormat/>
+    <w:uiPriority w:val="0"/>
     <w:pPr>
       <w:keepNext/>
       <w:keepLines/>
@@ -5425,13 +6081,14 @@
       <w:sz w:val="28"/>
     </w:rPr>
   </w:style>
-  <w:style w:type="paragraph" w:styleId="Heading6">
+  <w:style w:type="paragraph" w:styleId="7">
     <w:name w:val="heading 6"/>
-    <w:basedOn w:val="Normal"/>
-    <w:next w:val="Normal"/>
+    <w:basedOn w:val="1"/>
+    <w:next w:val="1"/>
     <w:semiHidden/>
     <w:unhideWhenUsed/>
     <w:qFormat/>
+    <w:uiPriority w:val="0"/>
     <w:pPr>
       <w:keepNext/>
       <w:keepLines/>
@@ -5444,18 +6101,19 @@
       <w:outlineLvl w:val="5"/>
     </w:pPr>
     <w:rPr>
-      <w:rFonts w:ascii="Arial" w:eastAsia="黑体" w:hAnsi="Arial"/>
+      <w:rFonts w:ascii="Arial" w:hAnsi="Arial" w:eastAsia="黑体"/>
       <w:b/>
       <w:sz w:val="24"/>
     </w:rPr>
   </w:style>
-  <w:style w:type="paragraph" w:styleId="Heading7">
+  <w:style w:type="paragraph" w:styleId="8">
     <w:name w:val="heading 7"/>
-    <w:basedOn w:val="Normal"/>
-    <w:next w:val="Normal"/>
+    <w:basedOn w:val="1"/>
+    <w:next w:val="1"/>
     <w:semiHidden/>
     <w:unhideWhenUsed/>
     <w:qFormat/>
+    <w:uiPriority w:val="0"/>
     <w:pPr>
       <w:keepNext/>
       <w:keepLines/>
@@ -5472,13 +6130,14 @@
       <w:sz w:val="24"/>
     </w:rPr>
   </w:style>
-  <w:style w:type="paragraph" w:styleId="Heading8">
+  <w:style w:type="paragraph" w:styleId="9">
     <w:name w:val="heading 8"/>
-    <w:basedOn w:val="Normal"/>
-    <w:next w:val="Normal"/>
+    <w:basedOn w:val="1"/>
+    <w:next w:val="1"/>
     <w:semiHidden/>
     <w:unhideWhenUsed/>
     <w:qFormat/>
+    <w:uiPriority w:val="0"/>
     <w:pPr>
       <w:keepNext/>
       <w:keepLines/>
@@ -5491,17 +6150,18 @@
       <w:outlineLvl w:val="7"/>
     </w:pPr>
     <w:rPr>
-      <w:rFonts w:ascii="Arial" w:eastAsia="黑体" w:hAnsi="Arial"/>
+      <w:rFonts w:ascii="Arial" w:hAnsi="Arial" w:eastAsia="黑体"/>
       <w:sz w:val="24"/>
     </w:rPr>
   </w:style>
-  <w:style w:type="paragraph" w:styleId="Heading9">
+  <w:style w:type="paragraph" w:styleId="10">
     <w:name w:val="heading 9"/>
-    <w:basedOn w:val="Normal"/>
-    <w:next w:val="Normal"/>
+    <w:basedOn w:val="1"/>
+    <w:next w:val="1"/>
     <w:semiHidden/>
     <w:unhideWhenUsed/>
     <w:qFormat/>
+    <w:uiPriority w:val="0"/>
     <w:pPr>
       <w:keepNext/>
       <w:keepLines/>
@@ -5514,19 +6174,21 @@
       <w:outlineLvl w:val="8"/>
     </w:pPr>
     <w:rPr>
-      <w:rFonts w:ascii="Arial" w:eastAsia="黑体" w:hAnsi="Arial"/>
+      <w:rFonts w:ascii="Arial" w:hAnsi="Arial" w:eastAsia="黑体"/>
       <w:sz w:val="21"/>
     </w:rPr>
   </w:style>
-  <w:style w:type="character" w:default="1" w:styleId="DefaultParagraphFont">
+  <w:style w:type="character" w:default="1" w:styleId="22">
     <w:name w:val="Default Paragraph Font"/>
     <w:semiHidden/>
     <w:qFormat/>
+    <w:uiPriority w:val="0"/>
   </w:style>
-  <w:style w:type="table" w:default="1" w:styleId="TableNormal">
+  <w:style w:type="table" w:default="1" w:styleId="20">
     <w:name w:val="Normal Table"/>
     <w:semiHidden/>
     <w:qFormat/>
+    <w:uiPriority w:val="0"/>
     <w:tblPr>
       <w:tblCellMar>
         <w:top w:w="0" w:type="dxa"/>
@@ -5536,39 +6198,43 @@
       </w:tblCellMar>
     </w:tblPr>
   </w:style>
-  <w:style w:type="paragraph" w:styleId="CommentText">
+  <w:style w:type="paragraph" w:styleId="11">
     <w:name w:val="annotation text"/>
-    <w:basedOn w:val="Normal"/>
+    <w:basedOn w:val="1"/>
     <w:qFormat/>
+    <w:uiPriority w:val="0"/>
     <w:pPr>
       <w:jc w:val="left"/>
     </w:pPr>
   </w:style>
-  <w:style w:type="paragraph" w:styleId="BodyText">
+  <w:style w:type="paragraph" w:styleId="12">
     <w:name w:val="Body Text"/>
-    <w:basedOn w:val="Normal"/>
+    <w:basedOn w:val="1"/>
     <w:semiHidden/>
     <w:qFormat/>
+    <w:uiPriority w:val="0"/>
     <w:rPr>
-      <w:rFonts w:ascii="Arial" w:eastAsia="Arial" w:hAnsi="Arial" w:cs="Arial"/>
+      <w:rFonts w:ascii="Arial" w:hAnsi="Arial" w:eastAsia="Arial" w:cs="Arial"/>
       <w:sz w:val="21"/>
       <w:szCs w:val="21"/>
       <w:lang w:val="en-US" w:eastAsia="en-US" w:bidi="ar-SA"/>
     </w:rPr>
   </w:style>
-  <w:style w:type="paragraph" w:styleId="TOC3">
+  <w:style w:type="paragraph" w:styleId="13">
     <w:name w:val="toc 3"/>
-    <w:basedOn w:val="Normal"/>
-    <w:next w:val="Normal"/>
+    <w:basedOn w:val="1"/>
+    <w:next w:val="1"/>
     <w:qFormat/>
+    <w:uiPriority w:val="0"/>
     <w:pPr>
       <w:ind w:left="840" w:leftChars="400"/>
     </w:pPr>
   </w:style>
-  <w:style w:type="paragraph" w:styleId="Footer">
+  <w:style w:type="paragraph" w:styleId="14">
     <w:name w:val="footer"/>
-    <w:basedOn w:val="Normal"/>
+    <w:basedOn w:val="1"/>
     <w:qFormat/>
+    <w:uiPriority w:val="0"/>
     <w:pPr>
       <w:tabs>
         <w:tab w:val="center" w:pos="4153"/>
@@ -5581,16 +6247,17 @@
       <w:sz w:val="18"/>
     </w:rPr>
   </w:style>
-  <w:style w:type="paragraph" w:styleId="Header">
+  <w:style w:type="paragraph" w:styleId="15">
     <w:name w:val="header"/>
-    <w:basedOn w:val="Normal"/>
+    <w:basedOn w:val="1"/>
     <w:qFormat/>
+    <w:uiPriority w:val="0"/>
     <w:pPr>
       <w:pBdr>
-        <w:top w:val="nil"/>
-        <w:left w:val="nil"/>
-        <w:bottom w:val="nil"/>
-        <w:right w:val="nil"/>
+        <w:top w:val="none" w:color="auto" w:sz="0" w:space="0"/>
+        <w:left w:val="none" w:color="auto" w:sz="0" w:space="0"/>
+        <w:bottom w:val="none" w:color="auto" w:sz="0" w:space="0"/>
+        <w:right w:val="none" w:color="auto" w:sz="0" w:space="0"/>
       </w:pBdr>
       <w:tabs>
         <w:tab w:val="center" w:pos="4153"/>
@@ -5605,37 +6272,41 @@
       <w:sz w:val="18"/>
     </w:rPr>
   </w:style>
-  <w:style w:type="paragraph" w:styleId="TOC1">
+  <w:style w:type="paragraph" w:styleId="16">
     <w:name w:val="toc 1"/>
-    <w:basedOn w:val="Normal"/>
-    <w:next w:val="Normal"/>
+    <w:basedOn w:val="1"/>
+    <w:next w:val="1"/>
     <w:qFormat/>
+    <w:uiPriority w:val="0"/>
     <w:rPr>
-      <w:rFonts w:ascii="Arial" w:eastAsia="Microsoft JhengHei" w:hAnsi="Arial"/>
+      <w:rFonts w:ascii="Arial" w:hAnsi="Arial" w:eastAsia="Microsoft JhengHei"/>
       <w:sz w:val="24"/>
     </w:rPr>
   </w:style>
-  <w:style w:type="paragraph" w:styleId="TOC2">
+  <w:style w:type="paragraph" w:styleId="17">
     <w:name w:val="toc 2"/>
-    <w:basedOn w:val="Normal"/>
-    <w:next w:val="Normal"/>
+    <w:basedOn w:val="1"/>
+    <w:next w:val="1"/>
     <w:qFormat/>
+    <w:uiPriority w:val="0"/>
     <w:pPr>
       <w:ind w:left="420" w:leftChars="200"/>
     </w:pPr>
   </w:style>
-  <w:style w:type="paragraph" w:styleId="NormalWeb">
+  <w:style w:type="paragraph" w:styleId="18">
     <w:name w:val="Normal (Web)"/>
-    <w:basedOn w:val="Normal"/>
+    <w:basedOn w:val="1"/>
     <w:qFormat/>
+    <w:uiPriority w:val="0"/>
     <w:rPr>
       <w:sz w:val="24"/>
     </w:rPr>
   </w:style>
-  <w:style w:type="paragraph" w:styleId="Title">
+  <w:style w:type="paragraph" w:styleId="19">
     <w:name w:val="Title"/>
-    <w:basedOn w:val="Normal"/>
+    <w:basedOn w:val="1"/>
     <w:qFormat/>
+    <w:uiPriority w:val="0"/>
     <w:pPr>
       <w:spacing w:before="240" w:beforeLines="0" w:beforeAutospacing="0" w:after="60" w:afterLines="0" w:afterAutospacing="0"/>
       <w:jc w:val="center"/>
@@ -5647,68 +6318,73 @@
       <w:sz w:val="32"/>
     </w:rPr>
   </w:style>
-  <w:style w:type="table" w:styleId="TableGrid">
+  <w:style w:type="table" w:styleId="21">
     <w:name w:val="Table Grid"/>
-    <w:basedOn w:val="TableNormal"/>
+    <w:basedOn w:val="20"/>
     <w:qFormat/>
+    <w:uiPriority w:val="0"/>
     <w:pPr>
       <w:widowControl w:val="0"/>
       <w:jc w:val="both"/>
     </w:pPr>
     <w:tblPr>
       <w:tblBorders>
-        <w:top w:val="single" w:sz="4" w:space="0" w:color="auto"/>
-        <w:left w:val="single" w:sz="4" w:space="0" w:color="auto"/>
-        <w:bottom w:val="single" w:sz="4" w:space="0" w:color="auto"/>
-        <w:right w:val="single" w:sz="4" w:space="0" w:color="auto"/>
-        <w:insideH w:val="single" w:sz="4" w:space="0" w:color="auto"/>
-        <w:insideV w:val="single" w:sz="4" w:space="0" w:color="auto"/>
+        <w:top w:val="single" w:color="auto" w:sz="4" w:space="0"/>
+        <w:left w:val="single" w:color="auto" w:sz="4" w:space="0"/>
+        <w:bottom w:val="single" w:color="auto" w:sz="4" w:space="0"/>
+        <w:right w:val="single" w:color="auto" w:sz="4" w:space="0"/>
+        <w:insideH w:val="single" w:color="auto" w:sz="4" w:space="0"/>
+        <w:insideV w:val="single" w:color="auto" w:sz="4" w:space="0"/>
       </w:tblBorders>
     </w:tblPr>
   </w:style>
-  <w:style w:type="character" w:styleId="Strong">
+  <w:style w:type="character" w:styleId="23">
     <w:name w:val="Strong"/>
-    <w:basedOn w:val="DefaultParagraphFont"/>
+    <w:basedOn w:val="22"/>
     <w:qFormat/>
+    <w:uiPriority w:val="0"/>
     <w:rPr>
       <w:b/>
     </w:rPr>
   </w:style>
-  <w:style w:type="paragraph" w:customStyle="1" w:styleId="a">
+  <w:style w:type="paragraph" w:customStyle="1" w:styleId="24">
     <w:name w:val="柴_公司名"/>
-    <w:basedOn w:val="Title"/>
+    <w:basedOn w:val="19"/>
     <w:qFormat/>
+    <w:uiPriority w:val="0"/>
     <w:pPr>
       <w:spacing w:after="600" w:afterLines="600"/>
     </w:pPr>
     <w:rPr>
-      <w:rFonts w:ascii="宋体" w:eastAsia="宋体" w:hAnsi="宋体" w:cs="宋体" w:hint="eastAsia"/>
+      <w:rFonts w:hint="eastAsia" w:ascii="宋体" w:hAnsi="宋体" w:eastAsia="宋体" w:cs="宋体"/>
       <w:bCs/>
       <w:spacing w:val="-6"/>
       <w:sz w:val="52"/>
       <w:szCs w:val="52"/>
     </w:rPr>
   </w:style>
-  <w:style w:type="paragraph" w:customStyle="1" w:styleId="a0">
+  <w:style w:type="paragraph" w:customStyle="1" w:styleId="25">
     <w:name w:val="柴_文档名"/>
-    <w:basedOn w:val="Title"/>
+    <w:basedOn w:val="19"/>
     <w:qFormat/>
+    <w:uiPriority w:val="0"/>
     <w:pPr>
       <w:spacing w:after="900" w:afterLines="900"/>
     </w:pPr>
     <w:rPr>
-      <w:rFonts w:ascii="黑体" w:eastAsia="黑体" w:hAnsi="黑体" w:cs="黑体"/>
+      <w:rFonts w:ascii="黑体" w:hAnsi="黑体" w:eastAsia="黑体" w:cs="黑体"/>
       <w:bCs/>
       <w:spacing w:val="-7"/>
       <w:sz w:val="52"/>
       <w:szCs w:val="52"/>
     </w:rPr>
   </w:style>
-  <w:style w:type="table" w:customStyle="1" w:styleId="TableNormal0">
+  <w:style w:type="table" w:customStyle="1" w:styleId="26">
     <w:name w:val="Table Normal_0"/>
     <w:semiHidden/>
     <w:unhideWhenUsed/>
     <w:qFormat/>
+    <w:uiPriority w:val="0"/>
     <w:tblPr>
       <w:tblCellMar>
         <w:top w:w="0" w:type="dxa"/>
@@ -5718,81 +6394,87 @@
       </w:tblCellMar>
     </w:tblPr>
   </w:style>
-  <w:style w:type="paragraph" w:customStyle="1" w:styleId="TableText">
+  <w:style w:type="paragraph" w:customStyle="1" w:styleId="27">
     <w:name w:val="Table Text"/>
-    <w:basedOn w:val="Normal"/>
+    <w:basedOn w:val="1"/>
     <w:semiHidden/>
     <w:qFormat/>
+    <w:uiPriority w:val="0"/>
     <w:rPr>
-      <w:rFonts w:ascii="宋体" w:eastAsia="宋体" w:hAnsi="宋体" w:cs="宋体"/>
+      <w:rFonts w:ascii="宋体" w:hAnsi="宋体" w:eastAsia="宋体" w:cs="宋体"/>
       <w:sz w:val="21"/>
       <w:szCs w:val="21"/>
       <w:lang w:val="en-US" w:eastAsia="en-US" w:bidi="ar-SA"/>
     </w:rPr>
   </w:style>
-  <w:style w:type="paragraph" w:customStyle="1" w:styleId="1">
+  <w:style w:type="paragraph" w:customStyle="1" w:styleId="28">
     <w:name w:val="柴_标题1"/>
-    <w:basedOn w:val="Heading1"/>
-    <w:next w:val="a1"/>
-    <w:link w:val="1Char"/>
+    <w:basedOn w:val="2"/>
+    <w:next w:val="29"/>
+    <w:link w:val="38"/>
     <w:qFormat/>
+    <w:uiPriority w:val="0"/>
     <w:pPr>
       <w:spacing w:before="100" w:after="90" w:line="360" w:lineRule="auto"/>
     </w:pPr>
     <w:rPr>
-      <w:rFonts w:ascii="Arial" w:eastAsia="宋体" w:hAnsi="Arial"/>
+      <w:rFonts w:ascii="Arial" w:hAnsi="Arial" w:eastAsia="宋体"/>
       <w:sz w:val="32"/>
     </w:rPr>
   </w:style>
-  <w:style w:type="paragraph" w:customStyle="1" w:styleId="a1">
+  <w:style w:type="paragraph" w:customStyle="1" w:styleId="29">
     <w:name w:val="柴_正文"/>
-    <w:basedOn w:val="BodyText"/>
-    <w:link w:val="Char"/>
+    <w:basedOn w:val="12"/>
+    <w:link w:val="42"/>
     <w:qFormat/>
+    <w:uiPriority w:val="0"/>
     <w:pPr>
       <w:spacing w:line="360" w:lineRule="auto"/>
       <w:ind w:firstLine="470" w:firstLineChars="200"/>
     </w:pPr>
     <w:rPr>
-      <w:rFonts w:ascii="Arial" w:eastAsia="宋体" w:hAnsi="Arial"/>
+      <w:rFonts w:ascii="Arial" w:hAnsi="Arial" w:eastAsia="宋体"/>
       <w:sz w:val="24"/>
       <w:lang w:eastAsia="zh-CN"/>
     </w:rPr>
   </w:style>
-  <w:style w:type="paragraph" w:customStyle="1" w:styleId="2">
+  <w:style w:type="paragraph" w:customStyle="1" w:styleId="30">
     <w:name w:val="柴_标题2"/>
-    <w:basedOn w:val="Heading2"/>
-    <w:next w:val="a1"/>
+    <w:basedOn w:val="3"/>
+    <w:next w:val="29"/>
     <w:qFormat/>
+    <w:uiPriority w:val="0"/>
     <w:pPr>
       <w:spacing w:line="360" w:lineRule="auto"/>
     </w:pPr>
     <w:rPr>
-      <w:rFonts w:ascii="Arial" w:eastAsia="宋体" w:hAnsi="Arial"/>
+      <w:rFonts w:ascii="Arial" w:hAnsi="Arial" w:eastAsia="宋体"/>
       <w:sz w:val="28"/>
     </w:rPr>
   </w:style>
-  <w:style w:type="paragraph" w:customStyle="1" w:styleId="3">
+  <w:style w:type="paragraph" w:customStyle="1" w:styleId="31">
     <w:name w:val="柴_标题3"/>
-    <w:basedOn w:val="Heading3"/>
-    <w:next w:val="a1"/>
+    <w:basedOn w:val="4"/>
+    <w:next w:val="29"/>
     <w:qFormat/>
+    <w:uiPriority w:val="0"/>
     <w:pPr>
       <w:spacing w:line="360" w:lineRule="auto"/>
       <w:ind w:left="0" w:firstLine="472" w:firstLineChars="200"/>
     </w:pPr>
     <w:rPr>
-      <w:rFonts w:ascii="宋体" w:eastAsia="宋体" w:hAnsi="宋体" w:cs="宋体"/>
+      <w:rFonts w:ascii="宋体" w:hAnsi="宋体" w:eastAsia="宋体" w:cs="宋体"/>
       <w:spacing w:val="-2"/>
       <w:sz w:val="24"/>
       <w:szCs w:val="24"/>
     </w:rPr>
   </w:style>
-  <w:style w:type="paragraph" w:customStyle="1" w:styleId="a2">
+  <w:style w:type="paragraph" w:customStyle="1" w:styleId="32">
     <w:name w:val="柴_目录"/>
-    <w:basedOn w:val="Normal"/>
-    <w:next w:val="BodyText"/>
+    <w:basedOn w:val="1"/>
+    <w:next w:val="12"/>
     <w:qFormat/>
+    <w:uiPriority w:val="0"/>
     <w:pPr>
       <w:tabs>
         <w:tab w:val="right" w:leader="dot" w:pos="8442"/>
@@ -5800,59 +6482,64 @@
       <w:ind w:left="0" w:leftChars="0"/>
     </w:pPr>
     <w:rPr>
-      <w:rFonts w:ascii="Arial" w:eastAsia="Microsoft JhengHei" w:hAnsi="Arial"/>
+      <w:rFonts w:ascii="Arial" w:hAnsi="Arial" w:eastAsia="Microsoft JhengHei"/>
       <w:sz w:val="24"/>
     </w:rPr>
   </w:style>
-  <w:style w:type="paragraph" w:customStyle="1" w:styleId="WPSOffice1">
+  <w:style w:type="paragraph" w:customStyle="1" w:styleId="33">
     <w:name w:val="WPSOffice手动目录 1"/>
     <w:qFormat/>
+    <w:uiPriority w:val="0"/>
     <w:pPr>
       <w:ind w:leftChars="0"/>
     </w:pPr>
     <w:rPr>
-      <w:rFonts w:ascii="Times New Roman" w:eastAsia="宋体" w:hAnsi="Times New Roman" w:cs="Times New Roman"/>
+      <w:rFonts w:ascii="Times New Roman" w:hAnsi="Times New Roman" w:eastAsia="宋体" w:cs="Times New Roman"/>
       <w:sz w:val="20"/>
       <w:szCs w:val="20"/>
     </w:rPr>
   </w:style>
-  <w:style w:type="paragraph" w:customStyle="1" w:styleId="WPSOffice2">
+  <w:style w:type="paragraph" w:customStyle="1" w:styleId="34">
     <w:name w:val="WPSOffice手动目录 2"/>
     <w:qFormat/>
+    <w:uiPriority w:val="0"/>
     <w:pPr>
       <w:ind w:leftChars="200"/>
     </w:pPr>
     <w:rPr>
-      <w:rFonts w:ascii="Times New Roman" w:eastAsia="宋体" w:hAnsi="Times New Roman" w:cs="Times New Roman"/>
+      <w:rFonts w:ascii="Times New Roman" w:hAnsi="Times New Roman" w:eastAsia="宋体" w:cs="Times New Roman"/>
       <w:sz w:val="20"/>
       <w:szCs w:val="20"/>
     </w:rPr>
   </w:style>
-  <w:style w:type="paragraph" w:customStyle="1" w:styleId="WPSOffice3">
+  <w:style w:type="paragraph" w:customStyle="1" w:styleId="35">
     <w:name w:val="WPSOffice手动目录 3"/>
     <w:qFormat/>
+    <w:uiPriority w:val="0"/>
     <w:pPr>
       <w:ind w:leftChars="400"/>
     </w:pPr>
     <w:rPr>
-      <w:rFonts w:ascii="Times New Roman" w:eastAsia="宋体" w:hAnsi="Times New Roman" w:cs="Times New Roman"/>
+      <w:rFonts w:ascii="Times New Roman" w:hAnsi="Times New Roman" w:eastAsia="宋体" w:cs="Times New Roman"/>
       <w:sz w:val="20"/>
       <w:szCs w:val="20"/>
     </w:rPr>
   </w:style>
-  <w:style w:type="paragraph" w:customStyle="1" w:styleId="Compact">
+  <w:style w:type="paragraph" w:customStyle="1" w:styleId="36">
     <w:name w:val="Compact"/>
-    <w:basedOn w:val="BodyText"/>
+    <w:basedOn w:val="12"/>
     <w:qFormat/>
+    <w:uiPriority w:val="0"/>
     <w:pPr>
       <w:spacing w:before="36" w:after="36"/>
     </w:pPr>
   </w:style>
-  <w:style w:type="table" w:customStyle="1" w:styleId="Table">
+  <w:style w:type="table" w:customStyle="1" w:styleId="37">
     <w:name w:val="Table"/>
     <w:semiHidden/>
     <w:unhideWhenUsed/>
     <w:qFormat/>
+    <w:uiPriority w:val="0"/>
     <w:tblPr>
       <w:tblCellMar>
         <w:top w:w="0" w:type="dxa"/>
@@ -5864,26 +6551,28 @@
     <w:tblStylePr w:type="firstRow">
       <w:tcPr>
         <w:tcBorders>
-          <w:bottom w:val="single" w:sz="0" w:space="0" w:color="auto"/>
+          <w:bottom w:val="single" w:color="auto" w:sz="0" w:space="0"/>
         </w:tcBorders>
         <w:vAlign w:val="bottom"/>
       </w:tcPr>
     </w:tblStylePr>
   </w:style>
-  <w:style w:type="character" w:customStyle="1" w:styleId="1Char">
+  <w:style w:type="character" w:customStyle="1" w:styleId="38">
     <w:name w:val="柴_标题1 Char"/>
-    <w:link w:val="1"/>
+    <w:link w:val="28"/>
     <w:qFormat/>
+    <w:uiPriority w:val="0"/>
     <w:rPr>
-      <w:rFonts w:ascii="Arial" w:eastAsia="宋体" w:hAnsi="Arial"/>
+      <w:rFonts w:ascii="Arial" w:hAnsi="Arial" w:eastAsia="宋体"/>
       <w:sz w:val="32"/>
     </w:rPr>
   </w:style>
-  <w:style w:type="table" w:customStyle="1" w:styleId="TableNormal1">
+  <w:style w:type="table" w:customStyle="1" w:styleId="39">
     <w:name w:val="Table Normal_1"/>
     <w:semiHidden/>
     <w:unhideWhenUsed/>
     <w:qFormat/>
+    <w:uiPriority w:val="0"/>
     <w:tblPr>
       <w:tblCellMar>
         <w:top w:w="0" w:type="dxa"/>
@@ -5893,10 +6582,11 @@
       </w:tblCellMar>
     </w:tblPr>
   </w:style>
-  <w:style w:type="paragraph" w:customStyle="1" w:styleId="a3">
+  <w:style w:type="paragraph" w:customStyle="1" w:styleId="40">
     <w:name w:val="柴_正文_无缩进"/>
-    <w:basedOn w:val="Normal"/>
+    <w:basedOn w:val="1"/>
     <w:qFormat/>
+    <w:uiPriority w:val="0"/>
     <w:pPr>
       <w:ind w:firstLine="0" w:firstLineChars="0"/>
     </w:pPr>
@@ -5906,29 +6596,31 @@
       <w:lang w:eastAsia="zh-CN"/>
     </w:rPr>
   </w:style>
-  <w:style w:type="paragraph" w:customStyle="1" w:styleId="4">
+  <w:style w:type="paragraph" w:customStyle="1" w:styleId="41">
     <w:name w:val="柴_标题4"/>
-    <w:basedOn w:val="Heading4"/>
-    <w:next w:val="Normal"/>
+    <w:basedOn w:val="5"/>
+    <w:next w:val="1"/>
     <w:qFormat/>
+    <w:uiPriority w:val="0"/>
     <w:pPr>
       <w:widowControl w:val="0"/>
       <w:spacing w:before="160" w:line="360" w:lineRule="auto"/>
-      <w:ind w:left="981" w:hanging="862" w:leftChars="300"/>
+      <w:ind w:left="981" w:leftChars="300" w:hanging="862"/>
     </w:pPr>
     <w:rPr>
-      <w:rFonts w:ascii="Calibri" w:eastAsia="宋体" w:hAnsi="Calibri" w:cs="宋体" w:hint="eastAsia"/>
+      <w:rFonts w:hint="eastAsia" w:ascii="Calibri" w:hAnsi="Calibri" w:eastAsia="宋体" w:cs="宋体"/>
       <w:sz w:val="24"/>
       <w:szCs w:val="24"/>
       <w:lang w:eastAsia="zh-CN" w:bidi="zh-CN"/>
     </w:rPr>
   </w:style>
-  <w:style w:type="character" w:customStyle="1" w:styleId="Char">
+  <w:style w:type="character" w:customStyle="1" w:styleId="42">
     <w:name w:val="柴_正文 Char"/>
-    <w:link w:val="a1"/>
+    <w:link w:val="29"/>
     <w:qFormat/>
+    <w:uiPriority w:val="0"/>
     <w:rPr>
-      <w:rFonts w:ascii="Arial" w:eastAsia="宋体" w:hAnsi="Arial"/>
+      <w:rFonts w:ascii="Arial" w:hAnsi="Arial" w:eastAsia="宋体"/>
       <w:sz w:val="24"/>
       <w:lang w:eastAsia="zh-CN"/>
     </w:rPr>
